--- a/4-质量管理/流程制度规范类文件/HFSJ-ITSS-0404-运维服务质量管理制度.docx
+++ b/4-质量管理/流程制度规范类文件/HFSJ-ITSS-0404-运维服务质量管理制度.docx
@@ -1,11 +1,10 @@
 
 <file path=word/document.xml><?xml version="1.0" encoding="utf-8"?>
-<w:document xmlns:wpc="http://schemas.microsoft.com/office/word/2010/wordprocessingCanvas" xmlns:mc="http://schemas.openxmlformats.org/markup-compatibility/2006" xmlns:o="urn:schemas-microsoft-com:office:office" xmlns:r="http://schemas.openxmlformats.org/officeDocument/2006/relationships" xmlns:m="http://schemas.openxmlformats.org/officeDocument/2006/math" xmlns:v="urn:schemas-microsoft-com:vml" xmlns:wp14="http://schemas.microsoft.com/office/word/2010/wordprocessingDrawing" xmlns:wp="http://schemas.openxmlformats.org/drawingml/2006/wordprocessingDrawing" xmlns:w10="urn:schemas-microsoft-com:office:word" xmlns:w="http://schemas.openxmlformats.org/wordprocessingml/2006/main" xmlns:w14="http://schemas.microsoft.com/office/word/2010/wordml" xmlns:w15="http://schemas.microsoft.com/office/word/2012/wordml" xmlns:wne="http://schemas.microsoft.com/office/word/2006/wordml" xmlns:wpg="http://schemas.microsoft.com/office/word/2010/wordprocessingGroup" xmlns:wpi="http://schemas.microsoft.com/office/word/2010/wordprocessingInk" xmlns:wps="http://schemas.microsoft.com/office/word/2010/wordprocessingShape" mc:Ignorable="w14 w15 wp14">
-  <!-- Generated by Aspose.Words for .NET 13.3.0.1 -->
+<w:document xmlns:wpc="http://schemas.microsoft.com/office/word/2010/wordprocessingCanvas" xmlns:mc="http://schemas.openxmlformats.org/markup-compatibility/2006" xmlns:o="urn:schemas-microsoft-com:office:office" xmlns:r="http://schemas.openxmlformats.org/officeDocument/2006/relationships" xmlns:m="http://schemas.openxmlformats.org/officeDocument/2006/math" xmlns:v="urn:schemas-microsoft-com:vml" xmlns:wp14="http://schemas.microsoft.com/office/word/2010/wordprocessingDrawing" xmlns:wp="http://schemas.openxmlformats.org/drawingml/2006/wordprocessingDrawing" xmlns:w="http://schemas.openxmlformats.org/wordprocessingml/2006/main" xmlns:w14="http://schemas.microsoft.com/office/word/2010/wordml" xmlns:w10="urn:schemas-microsoft-com:office:word" xmlns:w15="http://schemas.microsoft.com/office/word/2012/wordml" xmlns:wpg="http://schemas.microsoft.com/office/word/2010/wordprocessingGroup" xmlns:wpi="http://schemas.microsoft.com/office/word/2010/wordprocessingInk" xmlns:wne="http://schemas.microsoft.com/office/word/2006/wordml" xmlns:wps="http://schemas.microsoft.com/office/word/2010/wordprocessingShape" xmlns:wpsCustomData="http://www.wps.cn/officeDocument/2013/wpsCustomData" mc:Ignorable="w14 w15 wp14">
   <w:body>
     <w:p>
       <w:pPr>
-        <w:pStyle w:val="a0"/>
+        <w:pStyle w:val="27"/>
         <w:keepLines w:val="0"/>
         <w:pageBreakBefore w:val="0"/>
         <w:widowControl w:val="0"/>
@@ -37,7 +36,7 @@
     </w:p>
     <w:p>
       <w:pPr>
-        <w:pStyle w:val="a1"/>
+        <w:pStyle w:val="28"/>
         <w:keepLines w:val="0"/>
         <w:pageBreakBefore w:val="0"/>
         <w:widowControl w:val="0"/>
@@ -67,17 +66,18 @@
     </w:p>
     <w:tbl>
       <w:tblPr>
-        <w:tblStyle w:val="TableGrid"/>
+        <w:tblStyle w:val="23"/>
         <w:tblW w:w="8522" w:type="dxa"/>
         <w:jc w:val="center"/>
         <w:tblBorders>
-          <w:top w:val="nil"/>
-          <w:left w:val="nil"/>
-          <w:bottom w:val="nil"/>
-          <w:right w:val="nil"/>
-          <w:insideH w:val="nil"/>
-          <w:insideV w:val="nil"/>
+          <w:top w:val="none" w:color="auto" w:sz="0" w:space="0"/>
+          <w:left w:val="none" w:color="auto" w:sz="0" w:space="0"/>
+          <w:bottom w:val="none" w:color="auto" w:sz="0" w:space="0"/>
+          <w:right w:val="none" w:color="auto" w:sz="0" w:space="0"/>
+          <w:insideH w:val="none" w:color="auto" w:sz="0" w:space="0"/>
+          <w:insideV w:val="none" w:color="auto" w:sz="0" w:space="0"/>
         </w:tblBorders>
+        <w:tblLayout w:type="autofit"/>
         <w:tblCellMar>
           <w:top w:w="0" w:type="dxa"/>
           <w:left w:w="108" w:type="dxa"/>
@@ -93,15 +93,13 @@
       </w:tblGrid>
       <w:tr>
         <w:tblPrEx>
-          <w:tblW w:w="8522" w:type="dxa"/>
-          <w:jc w:val="center"/>
           <w:tblBorders>
-            <w:top w:val="nil"/>
-            <w:left w:val="nil"/>
-            <w:bottom w:val="nil"/>
-            <w:right w:val="nil"/>
-            <w:insideH w:val="nil"/>
-            <w:insideV w:val="nil"/>
+            <w:top w:val="none" w:color="auto" w:sz="0" w:space="0"/>
+            <w:left w:val="none" w:color="auto" w:sz="0" w:space="0"/>
+            <w:bottom w:val="none" w:color="auto" w:sz="0" w:space="0"/>
+            <w:right w:val="none" w:color="auto" w:sz="0" w:space="0"/>
+            <w:insideH w:val="none" w:color="auto" w:sz="0" w:space="0"/>
+            <w:insideV w:val="none" w:color="auto" w:sz="0" w:space="0"/>
           </w:tblBorders>
           <w:tblCellMar>
             <w:top w:w="0" w:type="dxa"/>
@@ -111,7 +109,7 @@
           </w:tblCellMar>
         </w:tblPrEx>
         <w:trPr>
-          <w:trHeight w:val="0"/>
+          <w:trHeight w:val="0" w:hRule="atLeast"/>
           <w:tblHeader/>
           <w:jc w:val="center"/>
         </w:trPr>
@@ -119,8 +117,8 @@
           <w:tcPr>
             <w:tcW w:w="1824" w:type="dxa"/>
             <w:tcBorders>
-              <w:top w:val="single" w:sz="4" w:space="0" w:color="auto"/>
-              <w:left w:val="single" w:sz="4" w:space="0" w:color="auto"/>
+              <w:top w:val="single" w:color="auto" w:sz="4" w:space="0"/>
+              <w:left w:val="single" w:color="auto" w:sz="4" w:space="0"/>
               <w:bottom w:val="nil"/>
               <w:right w:val="nil"/>
             </w:tcBorders>
@@ -165,8 +163,8 @@
           <w:tcPr>
             <w:tcW w:w="3090" w:type="dxa"/>
             <w:tcBorders>
-              <w:top w:val="single" w:sz="4" w:space="0" w:color="auto"/>
-              <w:left w:val="single" w:sz="4" w:space="0" w:color="auto"/>
+              <w:top w:val="single" w:color="auto" w:sz="4" w:space="0"/>
+              <w:left w:val="single" w:color="auto" w:sz="4" w:space="0"/>
               <w:bottom w:val="nil"/>
               <w:right w:val="nil"/>
             </w:tcBorders>
@@ -210,8 +208,8 @@
           <w:tcPr>
             <w:tcW w:w="1824" w:type="dxa"/>
             <w:tcBorders>
-              <w:top w:val="single" w:sz="4" w:space="0" w:color="auto"/>
-              <w:left w:val="single" w:sz="4" w:space="0" w:color="auto"/>
+              <w:top w:val="single" w:color="auto" w:sz="4" w:space="0"/>
+              <w:left w:val="single" w:color="auto" w:sz="4" w:space="0"/>
               <w:bottom w:val="nil"/>
               <w:right w:val="nil"/>
             </w:tcBorders>
@@ -256,10 +254,10 @@
           <w:tcPr>
             <w:tcW w:w="1784" w:type="dxa"/>
             <w:tcBorders>
-              <w:top w:val="single" w:sz="4" w:space="0" w:color="auto"/>
-              <w:left w:val="single" w:sz="4" w:space="0" w:color="auto"/>
+              <w:top w:val="single" w:color="auto" w:sz="4" w:space="0"/>
+              <w:left w:val="single" w:color="auto" w:sz="4" w:space="0"/>
               <w:bottom w:val="nil"/>
-              <w:right w:val="single" w:sz="4" w:space="0" w:color="auto"/>
+              <w:right w:val="single" w:color="auto" w:sz="4" w:space="0"/>
             </w:tcBorders>
             <w:tcMar>
               <w:top w:w="-1" w:type="dxa"/>
@@ -300,8 +298,14 @@
       </w:tr>
       <w:tr>
         <w:tblPrEx>
-          <w:tblW w:w="8522" w:type="dxa"/>
-          <w:jc w:val="center"/>
+          <w:tblBorders>
+            <w:top w:val="none" w:color="auto" w:sz="0" w:space="0"/>
+            <w:left w:val="none" w:color="auto" w:sz="0" w:space="0"/>
+            <w:bottom w:val="none" w:color="auto" w:sz="0" w:space="0"/>
+            <w:right w:val="none" w:color="auto" w:sz="0" w:space="0"/>
+            <w:insideH w:val="none" w:color="auto" w:sz="0" w:space="0"/>
+            <w:insideV w:val="none" w:color="auto" w:sz="0" w:space="0"/>
+          </w:tblBorders>
           <w:tblCellMar>
             <w:top w:w="0" w:type="dxa"/>
             <w:left w:w="108" w:type="dxa"/>
@@ -310,7 +314,7 @@
           </w:tblCellMar>
         </w:tblPrEx>
         <w:trPr>
-          <w:trHeight w:val="0"/>
+          <w:trHeight w:val="0" w:hRule="atLeast"/>
           <w:tblHeader/>
           <w:jc w:val="center"/>
         </w:trPr>
@@ -318,8 +322,8 @@
           <w:tcPr>
             <w:tcW w:w="1824" w:type="dxa"/>
             <w:tcBorders>
-              <w:top w:val="single" w:sz="4" w:space="0" w:color="auto"/>
-              <w:left w:val="single" w:sz="4" w:space="0" w:color="auto"/>
+              <w:top w:val="single" w:color="auto" w:sz="4" w:space="0"/>
+              <w:left w:val="single" w:color="auto" w:sz="4" w:space="0"/>
               <w:bottom w:val="nil"/>
               <w:right w:val="nil"/>
             </w:tcBorders>
@@ -364,8 +368,8 @@
           <w:tcPr>
             <w:tcW w:w="3090" w:type="dxa"/>
             <w:tcBorders>
-              <w:top w:val="single" w:sz="4" w:space="0" w:color="auto"/>
-              <w:left w:val="single" w:sz="4" w:space="0" w:color="auto"/>
+              <w:top w:val="single" w:color="auto" w:sz="4" w:space="0"/>
+              <w:left w:val="single" w:color="auto" w:sz="4" w:space="0"/>
               <w:bottom w:val="nil"/>
               <w:right w:val="nil"/>
             </w:tcBorders>
@@ -398,7 +402,7 @@
             </w:pPr>
             <w:r>
               <w:rPr>
-                <w:rFonts w:ascii="Segoe UI" w:eastAsia="Segoe UI" w:hAnsi="Segoe UI" w:cs="Segoe UI"/>
+                <w:rFonts w:ascii="Segoe UI" w:hAnsi="Segoe UI" w:eastAsia="Segoe UI" w:cs="Segoe UI"/>
                 <w:i w:val="0"/>
                 <w:iCs w:val="0"/>
                 <w:caps w:val="0"/>
@@ -416,8 +420,8 @@
           <w:tcPr>
             <w:tcW w:w="1824" w:type="dxa"/>
             <w:tcBorders>
-              <w:top w:val="single" w:sz="4" w:space="0" w:color="auto"/>
-              <w:left w:val="single" w:sz="4" w:space="0" w:color="auto"/>
+              <w:top w:val="single" w:color="auto" w:sz="4" w:space="0"/>
+              <w:left w:val="single" w:color="auto" w:sz="4" w:space="0"/>
               <w:bottom w:val="nil"/>
               <w:right w:val="nil"/>
             </w:tcBorders>
@@ -462,10 +466,10 @@
           <w:tcPr>
             <w:tcW w:w="1784" w:type="dxa"/>
             <w:tcBorders>
-              <w:top w:val="single" w:sz="4" w:space="0" w:color="auto"/>
-              <w:left w:val="single" w:sz="4" w:space="0" w:color="auto"/>
+              <w:top w:val="single" w:color="auto" w:sz="4" w:space="0"/>
+              <w:left w:val="single" w:color="auto" w:sz="4" w:space="0"/>
               <w:bottom w:val="nil"/>
-              <w:right w:val="single" w:sz="4" w:space="0" w:color="auto"/>
+              <w:right w:val="single" w:color="auto" w:sz="4" w:space="0"/>
             </w:tcBorders>
             <w:tcMar>
               <w:top w:w="-1" w:type="dxa"/>
@@ -506,8 +510,14 @@
       </w:tr>
       <w:tr>
         <w:tblPrEx>
-          <w:tblW w:w="8522" w:type="dxa"/>
-          <w:jc w:val="center"/>
+          <w:tblBorders>
+            <w:top w:val="none" w:color="auto" w:sz="0" w:space="0"/>
+            <w:left w:val="none" w:color="auto" w:sz="0" w:space="0"/>
+            <w:bottom w:val="none" w:color="auto" w:sz="0" w:space="0"/>
+            <w:right w:val="none" w:color="auto" w:sz="0" w:space="0"/>
+            <w:insideH w:val="none" w:color="auto" w:sz="0" w:space="0"/>
+            <w:insideV w:val="none" w:color="auto" w:sz="0" w:space="0"/>
+          </w:tblBorders>
           <w:tblCellMar>
             <w:top w:w="0" w:type="dxa"/>
             <w:left w:w="108" w:type="dxa"/>
@@ -516,7 +526,7 @@
           </w:tblCellMar>
         </w:tblPrEx>
         <w:trPr>
-          <w:trHeight w:val="0"/>
+          <w:trHeight w:val="0" w:hRule="atLeast"/>
           <w:tblHeader/>
           <w:jc w:val="center"/>
         </w:trPr>
@@ -524,8 +534,8 @@
           <w:tcPr>
             <w:tcW w:w="1824" w:type="dxa"/>
             <w:tcBorders>
-              <w:top w:val="single" w:sz="4" w:space="0" w:color="auto"/>
-              <w:left w:val="single" w:sz="4" w:space="0" w:color="auto"/>
+              <w:top w:val="single" w:color="auto" w:sz="4" w:space="0"/>
+              <w:left w:val="single" w:color="auto" w:sz="4" w:space="0"/>
               <w:bottom w:val="nil"/>
               <w:right w:val="nil"/>
             </w:tcBorders>
@@ -570,8 +580,8 @@
           <w:tcPr>
             <w:tcW w:w="3090" w:type="dxa"/>
             <w:tcBorders>
-              <w:top w:val="single" w:sz="4" w:space="0" w:color="auto"/>
-              <w:left w:val="single" w:sz="4" w:space="0" w:color="auto"/>
+              <w:top w:val="single" w:color="auto" w:sz="4" w:space="0"/>
+              <w:left w:val="single" w:color="auto" w:sz="4" w:space="0"/>
               <w:bottom w:val="nil"/>
               <w:right w:val="nil"/>
             </w:tcBorders>
@@ -615,8 +625,8 @@
           <w:tcPr>
             <w:tcW w:w="1824" w:type="dxa"/>
             <w:tcBorders>
-              <w:top w:val="single" w:sz="4" w:space="0" w:color="auto"/>
-              <w:left w:val="single" w:sz="4" w:space="0" w:color="auto"/>
+              <w:top w:val="single" w:color="auto" w:sz="4" w:space="0"/>
+              <w:left w:val="single" w:color="auto" w:sz="4" w:space="0"/>
               <w:bottom w:val="nil"/>
               <w:right w:val="nil"/>
             </w:tcBorders>
@@ -661,10 +671,10 @@
           <w:tcPr>
             <w:tcW w:w="1784" w:type="dxa"/>
             <w:tcBorders>
-              <w:top w:val="single" w:sz="4" w:space="0" w:color="auto"/>
-              <w:left w:val="single" w:sz="4" w:space="0" w:color="auto"/>
+              <w:top w:val="single" w:color="auto" w:sz="4" w:space="0"/>
+              <w:left w:val="single" w:color="auto" w:sz="4" w:space="0"/>
               <w:bottom w:val="nil"/>
-              <w:right w:val="single" w:sz="4" w:space="0" w:color="auto"/>
+              <w:right w:val="single" w:color="auto" w:sz="4" w:space="0"/>
             </w:tcBorders>
             <w:tcMar>
               <w:top w:w="-1" w:type="dxa"/>
@@ -705,8 +715,14 @@
       </w:tr>
       <w:tr>
         <w:tblPrEx>
-          <w:tblW w:w="8522" w:type="dxa"/>
-          <w:jc w:val="center"/>
+          <w:tblBorders>
+            <w:top w:val="none" w:color="auto" w:sz="0" w:space="0"/>
+            <w:left w:val="none" w:color="auto" w:sz="0" w:space="0"/>
+            <w:bottom w:val="none" w:color="auto" w:sz="0" w:space="0"/>
+            <w:right w:val="none" w:color="auto" w:sz="0" w:space="0"/>
+            <w:insideH w:val="none" w:color="auto" w:sz="0" w:space="0"/>
+            <w:insideV w:val="none" w:color="auto" w:sz="0" w:space="0"/>
+          </w:tblBorders>
           <w:tblCellMar>
             <w:top w:w="0" w:type="dxa"/>
             <w:left w:w="108" w:type="dxa"/>
@@ -715,7 +731,7 @@
           </w:tblCellMar>
         </w:tblPrEx>
         <w:trPr>
-          <w:trHeight w:val="0"/>
+          <w:trHeight w:val="0" w:hRule="atLeast"/>
           <w:tblHeader/>
           <w:jc w:val="center"/>
         </w:trPr>
@@ -723,8 +739,8 @@
           <w:tcPr>
             <w:tcW w:w="1824" w:type="dxa"/>
             <w:tcBorders>
-              <w:top w:val="single" w:sz="4" w:space="0" w:color="auto"/>
-              <w:left w:val="single" w:sz="4" w:space="0" w:color="auto"/>
+              <w:top w:val="single" w:color="auto" w:sz="4" w:space="0"/>
+              <w:left w:val="single" w:color="auto" w:sz="4" w:space="0"/>
               <w:bottom w:val="nil"/>
               <w:right w:val="nil"/>
             </w:tcBorders>
@@ -769,8 +785,8 @@
           <w:tcPr>
             <w:tcW w:w="3090" w:type="dxa"/>
             <w:tcBorders>
-              <w:top w:val="single" w:sz="4" w:space="0" w:color="auto"/>
-              <w:left w:val="single" w:sz="4" w:space="0" w:color="auto"/>
+              <w:top w:val="single" w:color="auto" w:sz="4" w:space="0"/>
+              <w:left w:val="single" w:color="auto" w:sz="4" w:space="0"/>
               <w:bottom w:val="nil"/>
               <w:right w:val="nil"/>
             </w:tcBorders>
@@ -814,8 +830,8 @@
           <w:tcPr>
             <w:tcW w:w="1824" w:type="dxa"/>
             <w:tcBorders>
-              <w:top w:val="single" w:sz="4" w:space="0" w:color="auto"/>
-              <w:left w:val="single" w:sz="4" w:space="0" w:color="auto"/>
+              <w:top w:val="single" w:color="auto" w:sz="4" w:space="0"/>
+              <w:left w:val="single" w:color="auto" w:sz="4" w:space="0"/>
               <w:bottom w:val="nil"/>
               <w:right w:val="nil"/>
             </w:tcBorders>
@@ -860,10 +876,10 @@
           <w:tcPr>
             <w:tcW w:w="1784" w:type="dxa"/>
             <w:tcBorders>
-              <w:top w:val="single" w:sz="4" w:space="0" w:color="auto"/>
-              <w:left w:val="single" w:sz="4" w:space="0" w:color="auto"/>
+              <w:top w:val="single" w:color="auto" w:sz="4" w:space="0"/>
+              <w:left w:val="single" w:color="auto" w:sz="4" w:space="0"/>
               <w:bottom w:val="nil"/>
-              <w:right w:val="single" w:sz="4" w:space="0" w:color="auto"/>
+              <w:right w:val="single" w:color="auto" w:sz="4" w:space="0"/>
             </w:tcBorders>
             <w:tcMar>
               <w:top w:w="-1" w:type="dxa"/>
@@ -904,8 +920,14 @@
       </w:tr>
       <w:tr>
         <w:tblPrEx>
-          <w:tblW w:w="8522" w:type="dxa"/>
-          <w:jc w:val="center"/>
+          <w:tblBorders>
+            <w:top w:val="none" w:color="auto" w:sz="0" w:space="0"/>
+            <w:left w:val="none" w:color="auto" w:sz="0" w:space="0"/>
+            <w:bottom w:val="none" w:color="auto" w:sz="0" w:space="0"/>
+            <w:right w:val="none" w:color="auto" w:sz="0" w:space="0"/>
+            <w:insideH w:val="none" w:color="auto" w:sz="0" w:space="0"/>
+            <w:insideV w:val="none" w:color="auto" w:sz="0" w:space="0"/>
+          </w:tblBorders>
           <w:tblCellMar>
             <w:top w:w="0" w:type="dxa"/>
             <w:left w:w="108" w:type="dxa"/>
@@ -914,7 +936,7 @@
           </w:tblCellMar>
         </w:tblPrEx>
         <w:trPr>
-          <w:trHeight w:val="0"/>
+          <w:trHeight w:val="0" w:hRule="atLeast"/>
           <w:tblHeader/>
           <w:jc w:val="center"/>
         </w:trPr>
@@ -922,9 +944,9 @@
           <w:tcPr>
             <w:tcW w:w="1824" w:type="dxa"/>
             <w:tcBorders>
-              <w:top w:val="single" w:sz="4" w:space="0" w:color="auto"/>
-              <w:left w:val="single" w:sz="4" w:space="0" w:color="auto"/>
-              <w:bottom w:val="single" w:sz="4" w:space="0" w:color="auto"/>
+              <w:top w:val="single" w:color="auto" w:sz="4" w:space="0"/>
+              <w:left w:val="single" w:color="auto" w:sz="4" w:space="0"/>
+              <w:bottom w:val="single" w:color="auto" w:sz="4" w:space="0"/>
               <w:right w:val="nil"/>
             </w:tcBorders>
             <w:shd w:val="clear" w:color="auto" w:fill="AEAAAA" w:themeFill="background2" w:themeFillShade="BF"/>
@@ -968,9 +990,9 @@
           <w:tcPr>
             <w:tcW w:w="3090" w:type="dxa"/>
             <w:tcBorders>
-              <w:top w:val="single" w:sz="4" w:space="0" w:color="auto"/>
-              <w:left w:val="single" w:sz="4" w:space="0" w:color="auto"/>
-              <w:bottom w:val="single" w:sz="4" w:space="0" w:color="auto"/>
+              <w:top w:val="single" w:color="auto" w:sz="4" w:space="0"/>
+              <w:left w:val="single" w:color="auto" w:sz="4" w:space="0"/>
+              <w:bottom w:val="single" w:color="auto" w:sz="4" w:space="0"/>
               <w:right w:val="nil"/>
             </w:tcBorders>
             <w:tcMar>
@@ -1013,9 +1035,9 @@
           <w:tcPr>
             <w:tcW w:w="1824" w:type="dxa"/>
             <w:tcBorders>
-              <w:top w:val="single" w:sz="4" w:space="0" w:color="auto"/>
-              <w:left w:val="single" w:sz="4" w:space="0" w:color="auto"/>
-              <w:bottom w:val="single" w:sz="4" w:space="0" w:color="auto"/>
+              <w:top w:val="single" w:color="auto" w:sz="4" w:space="0"/>
+              <w:left w:val="single" w:color="auto" w:sz="4" w:space="0"/>
+              <w:bottom w:val="single" w:color="auto" w:sz="4" w:space="0"/>
               <w:right w:val="nil"/>
             </w:tcBorders>
             <w:shd w:val="clear" w:color="auto" w:fill="AEAAAA" w:themeFill="background2" w:themeFillShade="BF"/>
@@ -1059,10 +1081,10 @@
           <w:tcPr>
             <w:tcW w:w="1784" w:type="dxa"/>
             <w:tcBorders>
-              <w:top w:val="single" w:sz="4" w:space="0" w:color="auto"/>
-              <w:left w:val="single" w:sz="4" w:space="0" w:color="auto"/>
-              <w:bottom w:val="single" w:sz="4" w:space="0" w:color="auto"/>
-              <w:right w:val="single" w:sz="4" w:space="0" w:color="auto"/>
+              <w:top w:val="single" w:color="auto" w:sz="4" w:space="0"/>
+              <w:left w:val="single" w:color="auto" w:sz="4" w:space="0"/>
+              <w:bottom w:val="single" w:color="auto" w:sz="4" w:space="0"/>
+              <w:right w:val="single" w:color="auto" w:sz="4" w:space="0"/>
             </w:tcBorders>
             <w:tcMar>
               <w:top w:w="-1" w:type="dxa"/>
@@ -1132,7 +1154,7 @@
     </w:p>
     <w:p>
       <w:pPr>
-        <w:pStyle w:val="a2"/>
+        <w:pStyle w:val="32"/>
         <w:keepLines w:val="0"/>
         <w:pageBreakBefore w:val="0"/>
         <w:widowControl w:val="0"/>
@@ -1166,17 +1188,18 @@
     </w:p>
     <w:tbl>
       <w:tblPr>
-        <w:tblStyle w:val="TableGrid"/>
+        <w:tblStyle w:val="23"/>
         <w:tblW w:w="8519" w:type="dxa"/>
         <w:jc w:val="center"/>
         <w:tblBorders>
-          <w:top w:val="nil"/>
-          <w:left w:val="nil"/>
-          <w:bottom w:val="nil"/>
-          <w:right w:val="nil"/>
-          <w:insideH w:val="nil"/>
-          <w:insideV w:val="nil"/>
+          <w:top w:val="none" w:color="auto" w:sz="0" w:space="0"/>
+          <w:left w:val="none" w:color="auto" w:sz="0" w:space="0"/>
+          <w:bottom w:val="none" w:color="auto" w:sz="0" w:space="0"/>
+          <w:right w:val="none" w:color="auto" w:sz="0" w:space="0"/>
+          <w:insideH w:val="none" w:color="auto" w:sz="0" w:space="0"/>
+          <w:insideV w:val="none" w:color="auto" w:sz="0" w:space="0"/>
         </w:tblBorders>
+        <w:tblLayout w:type="autofit"/>
         <w:tblCellMar>
           <w:top w:w="0" w:type="dxa"/>
           <w:left w:w="108" w:type="dxa"/>
@@ -1193,15 +1216,13 @@
       </w:tblGrid>
       <w:tr>
         <w:tblPrEx>
-          <w:tblW w:w="8519" w:type="dxa"/>
-          <w:jc w:val="center"/>
           <w:tblBorders>
-            <w:top w:val="nil"/>
-            <w:left w:val="nil"/>
-            <w:bottom w:val="nil"/>
-            <w:right w:val="nil"/>
-            <w:insideH w:val="nil"/>
-            <w:insideV w:val="nil"/>
+            <w:top w:val="none" w:color="auto" w:sz="0" w:space="0"/>
+            <w:left w:val="none" w:color="auto" w:sz="0" w:space="0"/>
+            <w:bottom w:val="none" w:color="auto" w:sz="0" w:space="0"/>
+            <w:right w:val="none" w:color="auto" w:sz="0" w:space="0"/>
+            <w:insideH w:val="none" w:color="auto" w:sz="0" w:space="0"/>
+            <w:insideV w:val="none" w:color="auto" w:sz="0" w:space="0"/>
           </w:tblBorders>
           <w:tblCellMar>
             <w:top w:w="0" w:type="dxa"/>
@@ -1211,7 +1232,7 @@
           </w:tblCellMar>
         </w:tblPrEx>
         <w:trPr>
-          <w:trHeight w:val="0"/>
+          <w:trHeight w:val="0" w:hRule="atLeast"/>
           <w:tblHeader/>
           <w:jc w:val="center"/>
         </w:trPr>
@@ -1219,8 +1240,8 @@
           <w:tcPr>
             <w:tcW w:w="0" w:type="auto"/>
             <w:tcBorders>
-              <w:top w:val="single" w:sz="12" w:space="0" w:color="auto"/>
-              <w:left w:val="single" w:sz="12" w:space="0" w:color="auto"/>
+              <w:top w:val="single" w:color="auto" w:sz="12" w:space="0"/>
+              <w:left w:val="single" w:color="auto" w:sz="12" w:space="0"/>
               <w:bottom w:val="nil"/>
               <w:right w:val="nil"/>
             </w:tcBorders>
@@ -1247,12 +1268,12 @@
               <w:adjustRightInd w:val="0"/>
               <w:snapToGrid w:val="0"/>
               <w:spacing w:line="240" w:lineRule="auto"/>
-              <w:ind w:left="0" w:right="0" w:firstLine="0" w:leftChars="0" w:rightChars="0" w:firstLineChars="0"/>
+              <w:ind w:left="0" w:leftChars="0" w:right="0" w:rightChars="0" w:firstLine="0" w:firstLineChars="0"/>
               <w:jc w:val="center"/>
               <w:textAlignment w:val="baseline"/>
               <w:rPr>
-                <w:rStyle w:val="Strong"/>
-                <w:rFonts w:ascii="微软雅黑" w:eastAsia="微软雅黑" w:hAnsi="微软雅黑" w:cs="微软雅黑" w:hint="default"/>
+                <w:rStyle w:val="25"/>
+                <w:rFonts w:hint="default" w:ascii="微软雅黑" w:hAnsi="微软雅黑" w:eastAsia="微软雅黑" w:cs="微软雅黑"/>
                 <w:b/>
                 <w:bCs/>
                 <w:i w:val="0"/>
@@ -1270,8 +1291,8 @@
             </w:pPr>
             <w:r>
               <w:rPr>
-                <w:rStyle w:val="Strong"/>
-                <w:rFonts w:ascii="微软雅黑" w:eastAsia="微软雅黑" w:hAnsi="微软雅黑" w:cs="微软雅黑" w:hint="eastAsia"/>
+                <w:rStyle w:val="25"/>
+                <w:rFonts w:hint="eastAsia" w:ascii="微软雅黑" w:hAnsi="微软雅黑" w:eastAsia="微软雅黑" w:cs="微软雅黑"/>
                 <w:b/>
                 <w:bCs/>
                 <w:i w:val="0"/>
@@ -1294,8 +1315,8 @@
           <w:tcPr>
             <w:tcW w:w="0" w:type="auto"/>
             <w:tcBorders>
-              <w:top w:val="single" w:sz="12" w:space="0" w:color="auto"/>
-              <w:left w:val="single" w:sz="4" w:space="0" w:color="auto"/>
+              <w:top w:val="single" w:color="auto" w:sz="12" w:space="0"/>
+              <w:left w:val="single" w:color="auto" w:sz="4" w:space="0"/>
               <w:bottom w:val="nil"/>
               <w:right w:val="nil"/>
             </w:tcBorders>
@@ -1322,12 +1343,12 @@
               <w:adjustRightInd w:val="0"/>
               <w:snapToGrid w:val="0"/>
               <w:spacing w:line="240" w:lineRule="auto"/>
-              <w:ind w:left="0" w:right="0" w:firstLine="0" w:leftChars="0" w:rightChars="0" w:firstLineChars="0"/>
+              <w:ind w:left="0" w:leftChars="0" w:right="0" w:rightChars="0" w:firstLine="0" w:firstLineChars="0"/>
               <w:jc w:val="center"/>
               <w:textAlignment w:val="baseline"/>
               <w:rPr>
-                <w:rStyle w:val="Strong"/>
-                <w:rFonts w:ascii="微软雅黑" w:eastAsia="微软雅黑" w:hAnsi="微软雅黑" w:cs="微软雅黑" w:hint="default"/>
+                <w:rStyle w:val="25"/>
+                <w:rFonts w:hint="default" w:ascii="微软雅黑" w:hAnsi="微软雅黑" w:eastAsia="微软雅黑" w:cs="微软雅黑"/>
                 <w:b/>
                 <w:bCs/>
                 <w:i w:val="0"/>
@@ -1345,8 +1366,8 @@
             </w:pPr>
             <w:r>
               <w:rPr>
-                <w:rStyle w:val="Strong"/>
-                <w:rFonts w:ascii="微软雅黑" w:eastAsia="微软雅黑" w:hAnsi="微软雅黑" w:cs="微软雅黑" w:hint="eastAsia"/>
+                <w:rStyle w:val="25"/>
+                <w:rFonts w:hint="eastAsia" w:ascii="微软雅黑" w:hAnsi="微软雅黑" w:eastAsia="微软雅黑" w:cs="微软雅黑"/>
                 <w:b/>
                 <w:bCs/>
                 <w:i w:val="0"/>
@@ -1369,8 +1390,8 @@
           <w:tcPr>
             <w:tcW w:w="0" w:type="auto"/>
             <w:tcBorders>
-              <w:top w:val="single" w:sz="12" w:space="0" w:color="auto"/>
-              <w:left w:val="single" w:sz="4" w:space="0" w:color="auto"/>
+              <w:top w:val="single" w:color="auto" w:sz="12" w:space="0"/>
+              <w:left w:val="single" w:color="auto" w:sz="4" w:space="0"/>
               <w:bottom w:val="nil"/>
               <w:right w:val="nil"/>
             </w:tcBorders>
@@ -1397,12 +1418,12 @@
               <w:adjustRightInd w:val="0"/>
               <w:snapToGrid w:val="0"/>
               <w:spacing w:line="240" w:lineRule="auto"/>
-              <w:ind w:left="0" w:right="0" w:firstLine="0" w:leftChars="0" w:rightChars="0" w:firstLineChars="0"/>
+              <w:ind w:left="0" w:leftChars="0" w:right="0" w:rightChars="0" w:firstLine="0" w:firstLineChars="0"/>
               <w:jc w:val="center"/>
               <w:textAlignment w:val="baseline"/>
               <w:rPr>
-                <w:rStyle w:val="Strong"/>
-                <w:rFonts w:ascii="微软雅黑" w:eastAsia="微软雅黑" w:hAnsi="微软雅黑" w:cs="微软雅黑" w:hint="default"/>
+                <w:rStyle w:val="25"/>
+                <w:rFonts w:hint="default" w:ascii="微软雅黑" w:hAnsi="微软雅黑" w:eastAsia="微软雅黑" w:cs="微软雅黑"/>
                 <w:b/>
                 <w:bCs/>
                 <w:i w:val="0"/>
@@ -1420,8 +1441,8 @@
             </w:pPr>
             <w:r>
               <w:rPr>
-                <w:rStyle w:val="Strong"/>
-                <w:rFonts w:ascii="微软雅黑" w:eastAsia="微软雅黑" w:hAnsi="微软雅黑" w:cs="微软雅黑" w:hint="eastAsia"/>
+                <w:rStyle w:val="25"/>
+                <w:rFonts w:hint="eastAsia" w:ascii="微软雅黑" w:hAnsi="微软雅黑" w:eastAsia="微软雅黑" w:cs="微软雅黑"/>
                 <w:b/>
                 <w:bCs/>
                 <w:i w:val="0"/>
@@ -1444,8 +1465,8 @@
           <w:tcPr>
             <w:tcW w:w="0" w:type="auto"/>
             <w:tcBorders>
-              <w:top w:val="single" w:sz="12" w:space="0" w:color="auto"/>
-              <w:left w:val="single" w:sz="4" w:space="0" w:color="auto"/>
+              <w:top w:val="single" w:color="auto" w:sz="12" w:space="0"/>
+              <w:left w:val="single" w:color="auto" w:sz="4" w:space="0"/>
               <w:bottom w:val="nil"/>
               <w:right w:val="nil"/>
             </w:tcBorders>
@@ -1472,12 +1493,12 @@
               <w:adjustRightInd w:val="0"/>
               <w:snapToGrid w:val="0"/>
               <w:spacing w:line="240" w:lineRule="auto"/>
-              <w:ind w:left="0" w:right="0" w:firstLine="0" w:leftChars="0" w:rightChars="0" w:firstLineChars="0"/>
+              <w:ind w:left="0" w:leftChars="0" w:right="0" w:rightChars="0" w:firstLine="0" w:firstLineChars="0"/>
               <w:jc w:val="center"/>
               <w:textAlignment w:val="baseline"/>
               <w:rPr>
-                <w:rStyle w:val="Strong"/>
-                <w:rFonts w:ascii="微软雅黑" w:eastAsia="微软雅黑" w:hAnsi="微软雅黑" w:cs="微软雅黑" w:hint="default"/>
+                <w:rStyle w:val="25"/>
+                <w:rFonts w:hint="default" w:ascii="微软雅黑" w:hAnsi="微软雅黑" w:eastAsia="微软雅黑" w:cs="微软雅黑"/>
                 <w:b/>
                 <w:bCs/>
                 <w:i w:val="0"/>
@@ -1495,8 +1516,8 @@
             </w:pPr>
             <w:r>
               <w:rPr>
-                <w:rStyle w:val="Strong"/>
-                <w:rFonts w:ascii="微软雅黑" w:eastAsia="微软雅黑" w:hAnsi="微软雅黑" w:cs="微软雅黑" w:hint="eastAsia"/>
+                <w:rStyle w:val="25"/>
+                <w:rFonts w:hint="eastAsia" w:ascii="微软雅黑" w:hAnsi="微软雅黑" w:eastAsia="微软雅黑" w:cs="微软雅黑"/>
                 <w:b/>
                 <w:bCs/>
                 <w:i w:val="0"/>
@@ -1519,10 +1540,10 @@
           <w:tcPr>
             <w:tcW w:w="1205" w:type="dxa"/>
             <w:tcBorders>
-              <w:top w:val="single" w:sz="12" w:space="0" w:color="auto"/>
-              <w:left w:val="single" w:sz="4" w:space="0" w:color="auto"/>
+              <w:top w:val="single" w:color="auto" w:sz="12" w:space="0"/>
+              <w:left w:val="single" w:color="auto" w:sz="4" w:space="0"/>
               <w:bottom w:val="nil"/>
-              <w:right w:val="single" w:sz="12" w:space="0" w:color="auto"/>
+              <w:right w:val="single" w:color="auto" w:sz="12" w:space="0"/>
             </w:tcBorders>
             <w:tcMar>
               <w:top w:w="-1" w:type="dxa"/>
@@ -1547,12 +1568,12 @@
               <w:adjustRightInd w:val="0"/>
               <w:snapToGrid w:val="0"/>
               <w:spacing w:line="240" w:lineRule="auto"/>
-              <w:ind w:left="0" w:right="0" w:firstLine="0" w:leftChars="0" w:rightChars="0" w:firstLineChars="0"/>
+              <w:ind w:left="0" w:leftChars="0" w:right="0" w:rightChars="0" w:firstLine="0" w:firstLineChars="0"/>
               <w:jc w:val="center"/>
               <w:textAlignment w:val="baseline"/>
               <w:rPr>
-                <w:rStyle w:val="Strong"/>
-                <w:rFonts w:ascii="微软雅黑" w:eastAsia="微软雅黑" w:hAnsi="微软雅黑" w:cs="微软雅黑" w:hint="default"/>
+                <w:rStyle w:val="25"/>
+                <w:rFonts w:hint="default" w:ascii="微软雅黑" w:hAnsi="微软雅黑" w:eastAsia="微软雅黑" w:cs="微软雅黑"/>
                 <w:b/>
                 <w:bCs/>
                 <w:i w:val="0"/>
@@ -1570,8 +1591,8 @@
             </w:pPr>
             <w:r>
               <w:rPr>
-                <w:rStyle w:val="Strong"/>
-                <w:rFonts w:ascii="微软雅黑" w:eastAsia="微软雅黑" w:hAnsi="微软雅黑" w:cs="微软雅黑" w:hint="eastAsia"/>
+                <w:rStyle w:val="25"/>
+                <w:rFonts w:hint="eastAsia" w:ascii="微软雅黑" w:hAnsi="微软雅黑" w:eastAsia="微软雅黑" w:cs="微软雅黑"/>
                 <w:b/>
                 <w:bCs/>
                 <w:i w:val="0"/>
@@ -1593,8 +1614,14 @@
       </w:tr>
       <w:tr>
         <w:tblPrEx>
-          <w:tblW w:w="8519" w:type="dxa"/>
-          <w:jc w:val="center"/>
+          <w:tblBorders>
+            <w:top w:val="none" w:color="auto" w:sz="0" w:space="0"/>
+            <w:left w:val="none" w:color="auto" w:sz="0" w:space="0"/>
+            <w:bottom w:val="none" w:color="auto" w:sz="0" w:space="0"/>
+            <w:right w:val="none" w:color="auto" w:sz="0" w:space="0"/>
+            <w:insideH w:val="none" w:color="auto" w:sz="0" w:space="0"/>
+            <w:insideV w:val="none" w:color="auto" w:sz="0" w:space="0"/>
+          </w:tblBorders>
           <w:tblCellMar>
             <w:top w:w="0" w:type="dxa"/>
             <w:left w:w="108" w:type="dxa"/>
@@ -1603,15 +1630,15 @@
           </w:tblCellMar>
         </w:tblPrEx>
         <w:trPr>
-          <w:trHeight w:val="0"/>
+          <w:trHeight w:val="0" w:hRule="atLeast"/>
           <w:jc w:val="center"/>
         </w:trPr>
         <w:tc>
           <w:tcPr>
             <w:tcW w:w="0" w:type="auto"/>
             <w:tcBorders>
-              <w:top w:val="single" w:sz="4" w:space="0" w:color="auto"/>
-              <w:left w:val="single" w:sz="12" w:space="0" w:color="auto"/>
+              <w:top w:val="single" w:color="auto" w:sz="4" w:space="0"/>
+              <w:left w:val="single" w:color="auto" w:sz="12" w:space="0"/>
               <w:bottom w:val="nil"/>
               <w:right w:val="nil"/>
             </w:tcBorders>
@@ -1638,12 +1665,12 @@
               <w:adjustRightInd w:val="0"/>
               <w:snapToGrid w:val="0"/>
               <w:spacing w:line="240" w:lineRule="auto"/>
-              <w:ind w:left="0" w:right="0" w:firstLine="0" w:leftChars="0" w:rightChars="0" w:firstLineChars="0"/>
+              <w:ind w:left="0" w:leftChars="0" w:right="0" w:rightChars="0" w:firstLine="0" w:firstLineChars="0"/>
               <w:jc w:val="center"/>
               <w:textAlignment w:val="baseline"/>
               <w:rPr>
-                <w:rStyle w:val="Strong"/>
-                <w:rFonts w:ascii="微软雅黑" w:eastAsia="微软雅黑" w:hAnsi="微软雅黑" w:cs="微软雅黑" w:hint="default"/>
+                <w:rStyle w:val="25"/>
+                <w:rFonts w:hint="default" w:ascii="微软雅黑" w:hAnsi="微软雅黑" w:eastAsia="微软雅黑" w:cs="微软雅黑"/>
                 <w:b w:val="0"/>
                 <w:bCs/>
                 <w:i w:val="0"/>
@@ -1661,8 +1688,8 @@
             </w:pPr>
             <w:r>
               <w:rPr>
-                <w:rStyle w:val="Strong"/>
-                <w:rFonts w:ascii="微软雅黑" w:eastAsia="微软雅黑" w:hAnsi="微软雅黑" w:cs="微软雅黑" w:hint="eastAsia"/>
+                <w:rStyle w:val="25"/>
+                <w:rFonts w:hint="eastAsia" w:ascii="微软雅黑" w:hAnsi="微软雅黑" w:eastAsia="微软雅黑" w:cs="微软雅黑"/>
                 <w:b w:val="0"/>
                 <w:bCs/>
                 <w:i w:val="0"/>
@@ -1680,8 +1707,8 @@
             </w:r>
             <w:r>
               <w:rPr>
-                <w:rStyle w:val="Strong"/>
-                <w:rFonts w:ascii="微软雅黑" w:eastAsia="微软雅黑" w:hAnsi="微软雅黑" w:cs="微软雅黑" w:hint="eastAsia"/>
+                <w:rStyle w:val="25"/>
+                <w:rFonts w:hint="eastAsia" w:ascii="微软雅黑" w:hAnsi="微软雅黑" w:eastAsia="微软雅黑" w:cs="微软雅黑"/>
                 <w:b w:val="0"/>
                 <w:bCs/>
                 <w:i w:val="0"/>
@@ -1704,8 +1731,8 @@
           <w:tcPr>
             <w:tcW w:w="0" w:type="auto"/>
             <w:tcBorders>
-              <w:top w:val="single" w:sz="4" w:space="0" w:color="auto"/>
-              <w:left w:val="single" w:sz="4" w:space="0" w:color="auto"/>
+              <w:top w:val="single" w:color="auto" w:sz="4" w:space="0"/>
+              <w:left w:val="single" w:color="auto" w:sz="4" w:space="0"/>
               <w:bottom w:val="nil"/>
               <w:right w:val="nil"/>
             </w:tcBorders>
@@ -1732,12 +1759,12 @@
               <w:adjustRightInd w:val="0"/>
               <w:snapToGrid w:val="0"/>
               <w:spacing w:line="240" w:lineRule="auto"/>
-              <w:ind w:left="0" w:right="0" w:firstLine="0" w:leftChars="0" w:rightChars="0" w:firstLineChars="0"/>
+              <w:ind w:left="0" w:leftChars="0" w:right="0" w:rightChars="0" w:firstLine="0" w:firstLineChars="0"/>
               <w:jc w:val="center"/>
               <w:textAlignment w:val="baseline"/>
               <w:rPr>
-                <w:rStyle w:val="Strong"/>
-                <w:rFonts w:ascii="微软雅黑" w:eastAsia="微软雅黑" w:hAnsi="微软雅黑" w:cs="微软雅黑" w:hint="default"/>
+                <w:rStyle w:val="25"/>
+                <w:rFonts w:hint="default" w:ascii="微软雅黑" w:hAnsi="微软雅黑" w:eastAsia="微软雅黑" w:cs="微软雅黑"/>
                 <w:b w:val="0"/>
                 <w:bCs/>
                 <w:i w:val="0"/>
@@ -1755,8 +1782,8 @@
             </w:pPr>
             <w:r>
               <w:rPr>
-                <w:rStyle w:val="Strong"/>
-                <w:rFonts w:ascii="微软雅黑" w:eastAsia="微软雅黑" w:hAnsi="微软雅黑" w:cs="微软雅黑" w:hint="eastAsia"/>
+                <w:rStyle w:val="25"/>
+                <w:rFonts w:hint="eastAsia" w:ascii="微软雅黑" w:hAnsi="微软雅黑" w:eastAsia="微软雅黑" w:cs="微软雅黑"/>
                 <w:b w:val="0"/>
                 <w:bCs/>
                 <w:i w:val="0"/>
@@ -1779,8 +1806,8 @@
           <w:tcPr>
             <w:tcW w:w="0" w:type="auto"/>
             <w:tcBorders>
-              <w:top w:val="single" w:sz="4" w:space="0" w:color="auto"/>
-              <w:left w:val="single" w:sz="4" w:space="0" w:color="auto"/>
+              <w:top w:val="single" w:color="auto" w:sz="4" w:space="0"/>
+              <w:left w:val="single" w:color="auto" w:sz="4" w:space="0"/>
               <w:bottom w:val="nil"/>
               <w:right w:val="nil"/>
             </w:tcBorders>
@@ -1807,12 +1834,12 @@
               <w:adjustRightInd w:val="0"/>
               <w:snapToGrid w:val="0"/>
               <w:spacing w:line="240" w:lineRule="auto"/>
-              <w:ind w:left="0" w:right="0" w:firstLine="0" w:leftChars="0" w:rightChars="0" w:firstLineChars="0"/>
+              <w:ind w:left="0" w:leftChars="0" w:right="0" w:rightChars="0" w:firstLine="0" w:firstLineChars="0"/>
               <w:jc w:val="center"/>
               <w:textAlignment w:val="baseline"/>
               <w:rPr>
-                <w:rStyle w:val="Strong"/>
-                <w:rFonts w:ascii="微软雅黑" w:eastAsia="微软雅黑" w:hAnsi="微软雅黑" w:cs="微软雅黑" w:hint="default"/>
+                <w:rStyle w:val="25"/>
+                <w:rFonts w:hint="default" w:ascii="微软雅黑" w:hAnsi="微软雅黑" w:eastAsia="微软雅黑" w:cs="微软雅黑"/>
                 <w:b w:val="0"/>
                 <w:bCs/>
                 <w:i w:val="0"/>
@@ -1830,8 +1857,8 @@
             </w:pPr>
             <w:r>
               <w:rPr>
-                <w:rStyle w:val="Strong"/>
-                <w:rFonts w:ascii="微软雅黑" w:eastAsia="微软雅黑" w:hAnsi="微软雅黑" w:cs="微软雅黑" w:hint="eastAsia"/>
+                <w:rStyle w:val="25"/>
+                <w:rFonts w:hint="eastAsia" w:ascii="微软雅黑" w:hAnsi="微软雅黑" w:eastAsia="微软雅黑" w:cs="微软雅黑"/>
                 <w:b w:val="0"/>
                 <w:bCs/>
                 <w:i w:val="0"/>
@@ -1854,8 +1881,8 @@
           <w:tcPr>
             <w:tcW w:w="0" w:type="auto"/>
             <w:tcBorders>
-              <w:top w:val="single" w:sz="4" w:space="0" w:color="auto"/>
-              <w:left w:val="single" w:sz="4" w:space="0" w:color="auto"/>
+              <w:top w:val="single" w:color="auto" w:sz="4" w:space="0"/>
+              <w:left w:val="single" w:color="auto" w:sz="4" w:space="0"/>
               <w:bottom w:val="nil"/>
               <w:right w:val="nil"/>
             </w:tcBorders>
@@ -1882,12 +1909,12 @@
               <w:adjustRightInd w:val="0"/>
               <w:snapToGrid w:val="0"/>
               <w:spacing w:line="240" w:lineRule="auto"/>
-              <w:ind w:left="0" w:right="0" w:firstLine="0" w:leftChars="0" w:rightChars="0" w:firstLineChars="0"/>
+              <w:ind w:left="0" w:leftChars="0" w:right="0" w:rightChars="0" w:firstLine="0" w:firstLineChars="0"/>
               <w:jc w:val="center"/>
               <w:textAlignment w:val="baseline"/>
               <w:rPr>
-                <w:rStyle w:val="Strong"/>
-                <w:rFonts w:ascii="微软雅黑" w:eastAsia="微软雅黑" w:hAnsi="微软雅黑" w:cs="微软雅黑" w:hint="default"/>
+                <w:rStyle w:val="25"/>
+                <w:rFonts w:hint="default" w:ascii="微软雅黑" w:hAnsi="微软雅黑" w:eastAsia="微软雅黑" w:cs="微软雅黑"/>
                 <w:b w:val="0"/>
                 <w:bCs/>
                 <w:i w:val="0"/>
@@ -1905,8 +1932,8 @@
             </w:pPr>
             <w:r>
               <w:rPr>
-                <w:rStyle w:val="Strong"/>
-                <w:rFonts w:ascii="微软雅黑" w:eastAsia="微软雅黑" w:hAnsi="微软雅黑" w:cs="微软雅黑" w:hint="eastAsia"/>
+                <w:rStyle w:val="25"/>
+                <w:rFonts w:hint="eastAsia" w:ascii="微软雅黑" w:hAnsi="微软雅黑" w:eastAsia="微软雅黑" w:cs="微软雅黑"/>
                 <w:b w:val="0"/>
                 <w:bCs/>
                 <w:i w:val="0"/>
@@ -1929,10 +1956,10 @@
           <w:tcPr>
             <w:tcW w:w="1205" w:type="dxa"/>
             <w:tcBorders>
-              <w:top w:val="single" w:sz="4" w:space="0" w:color="auto"/>
-              <w:left w:val="single" w:sz="4" w:space="0" w:color="auto"/>
+              <w:top w:val="single" w:color="auto" w:sz="4" w:space="0"/>
+              <w:left w:val="single" w:color="auto" w:sz="4" w:space="0"/>
               <w:bottom w:val="nil"/>
-              <w:right w:val="single" w:sz="12" w:space="0" w:color="auto"/>
+              <w:right w:val="single" w:color="auto" w:sz="12" w:space="0"/>
             </w:tcBorders>
             <w:tcMar>
               <w:top w:w="-1" w:type="dxa"/>
@@ -1957,12 +1984,12 @@
               <w:adjustRightInd w:val="0"/>
               <w:snapToGrid w:val="0"/>
               <w:spacing w:line="240" w:lineRule="auto"/>
-              <w:ind w:left="0" w:right="0" w:firstLine="0" w:leftChars="0" w:rightChars="0" w:firstLineChars="0"/>
+              <w:ind w:left="0" w:leftChars="0" w:right="0" w:rightChars="0" w:firstLine="0" w:firstLineChars="0"/>
               <w:jc w:val="center"/>
               <w:textAlignment w:val="baseline"/>
               <w:rPr>
-                <w:rStyle w:val="Strong"/>
-                <w:rFonts w:ascii="微软雅黑" w:eastAsia="微软雅黑" w:hAnsi="微软雅黑" w:cs="微软雅黑" w:hint="default"/>
+                <w:rStyle w:val="25"/>
+                <w:rFonts w:hint="default" w:ascii="微软雅黑" w:hAnsi="微软雅黑" w:eastAsia="微软雅黑" w:cs="微软雅黑"/>
                 <w:b w:val="0"/>
                 <w:bCs/>
                 <w:i w:val="0"/>
@@ -1983,8 +2010,14 @@
       </w:tr>
       <w:tr>
         <w:tblPrEx>
-          <w:tblW w:w="8519" w:type="dxa"/>
-          <w:jc w:val="center"/>
+          <w:tblBorders>
+            <w:top w:val="none" w:color="auto" w:sz="0" w:space="0"/>
+            <w:left w:val="none" w:color="auto" w:sz="0" w:space="0"/>
+            <w:bottom w:val="none" w:color="auto" w:sz="0" w:space="0"/>
+            <w:right w:val="none" w:color="auto" w:sz="0" w:space="0"/>
+            <w:insideH w:val="none" w:color="auto" w:sz="0" w:space="0"/>
+            <w:insideV w:val="none" w:color="auto" w:sz="0" w:space="0"/>
+          </w:tblBorders>
           <w:tblCellMar>
             <w:top w:w="0" w:type="dxa"/>
             <w:left w:w="108" w:type="dxa"/>
@@ -1993,15 +2026,15 @@
           </w:tblCellMar>
         </w:tblPrEx>
         <w:trPr>
-          <w:trHeight w:val="0"/>
+          <w:trHeight w:val="0" w:hRule="atLeast"/>
           <w:jc w:val="center"/>
         </w:trPr>
         <w:tc>
           <w:tcPr>
             <w:tcW w:w="0" w:type="auto"/>
             <w:tcBorders>
-              <w:top w:val="single" w:sz="4" w:space="0" w:color="auto"/>
-              <w:left w:val="single" w:sz="12" w:space="0" w:color="auto"/>
+              <w:top w:val="single" w:color="auto" w:sz="4" w:space="0"/>
+              <w:left w:val="single" w:color="auto" w:sz="12" w:space="0"/>
               <w:bottom w:val="nil"/>
               <w:right w:val="nil"/>
             </w:tcBorders>
@@ -2028,12 +2061,12 @@
               <w:adjustRightInd w:val="0"/>
               <w:snapToGrid w:val="0"/>
               <w:spacing w:line="240" w:lineRule="auto"/>
-              <w:ind w:left="0" w:right="0" w:firstLine="0" w:leftChars="0" w:rightChars="0" w:firstLineChars="0"/>
+              <w:ind w:left="0" w:leftChars="0" w:right="0" w:rightChars="0" w:firstLine="0" w:firstLineChars="0"/>
               <w:jc w:val="center"/>
               <w:textAlignment w:val="baseline"/>
               <w:rPr>
-                <w:rStyle w:val="Strong"/>
-                <w:rFonts w:ascii="微软雅黑" w:eastAsia="微软雅黑" w:hAnsi="微软雅黑" w:cs="微软雅黑" w:hint="default"/>
+                <w:rStyle w:val="25"/>
+                <w:rFonts w:hint="default" w:ascii="微软雅黑" w:hAnsi="微软雅黑" w:eastAsia="微软雅黑" w:cs="微软雅黑"/>
                 <w:b w:val="0"/>
                 <w:bCs/>
                 <w:i w:val="0"/>
@@ -2055,8 +2088,8 @@
           <w:tcPr>
             <w:tcW w:w="0" w:type="auto"/>
             <w:tcBorders>
-              <w:top w:val="single" w:sz="4" w:space="0" w:color="auto"/>
-              <w:left w:val="single" w:sz="4" w:space="0" w:color="auto"/>
+              <w:top w:val="single" w:color="auto" w:sz="4" w:space="0"/>
+              <w:left w:val="single" w:color="auto" w:sz="4" w:space="0"/>
               <w:bottom w:val="nil"/>
               <w:right w:val="nil"/>
             </w:tcBorders>
@@ -2083,12 +2116,12 @@
               <w:adjustRightInd w:val="0"/>
               <w:snapToGrid w:val="0"/>
               <w:spacing w:line="240" w:lineRule="auto"/>
-              <w:ind w:left="0" w:right="0" w:firstLine="0" w:leftChars="0" w:rightChars="0" w:firstLineChars="0"/>
+              <w:ind w:left="0" w:leftChars="0" w:right="0" w:rightChars="0" w:firstLine="0" w:firstLineChars="0"/>
               <w:jc w:val="center"/>
               <w:textAlignment w:val="baseline"/>
               <w:rPr>
-                <w:rStyle w:val="Strong"/>
-                <w:rFonts w:ascii="微软雅黑" w:eastAsia="微软雅黑" w:hAnsi="微软雅黑" w:cs="微软雅黑" w:hint="default"/>
+                <w:rStyle w:val="25"/>
+                <w:rFonts w:hint="default" w:ascii="微软雅黑" w:hAnsi="微软雅黑" w:eastAsia="微软雅黑" w:cs="微软雅黑"/>
                 <w:b w:val="0"/>
                 <w:bCs/>
                 <w:i w:val="0"/>
@@ -2110,8 +2143,8 @@
           <w:tcPr>
             <w:tcW w:w="0" w:type="auto"/>
             <w:tcBorders>
-              <w:top w:val="single" w:sz="4" w:space="0" w:color="auto"/>
-              <w:left w:val="single" w:sz="4" w:space="0" w:color="auto"/>
+              <w:top w:val="single" w:color="auto" w:sz="4" w:space="0"/>
+              <w:left w:val="single" w:color="auto" w:sz="4" w:space="0"/>
               <w:bottom w:val="nil"/>
               <w:right w:val="nil"/>
             </w:tcBorders>
@@ -2138,12 +2171,12 @@
               <w:adjustRightInd w:val="0"/>
               <w:snapToGrid w:val="0"/>
               <w:spacing w:line="240" w:lineRule="auto"/>
-              <w:ind w:left="0" w:right="0" w:firstLine="0" w:leftChars="0" w:rightChars="0" w:firstLineChars="0"/>
+              <w:ind w:left="0" w:leftChars="0" w:right="0" w:rightChars="0" w:firstLine="0" w:firstLineChars="0"/>
               <w:jc w:val="center"/>
               <w:textAlignment w:val="baseline"/>
               <w:rPr>
-                <w:rStyle w:val="Strong"/>
-                <w:rFonts w:ascii="微软雅黑" w:eastAsia="微软雅黑" w:hAnsi="微软雅黑" w:cs="微软雅黑" w:hint="default"/>
+                <w:rStyle w:val="25"/>
+                <w:rFonts w:hint="default" w:ascii="微软雅黑" w:hAnsi="微软雅黑" w:eastAsia="微软雅黑" w:cs="微软雅黑"/>
                 <w:b w:val="0"/>
                 <w:bCs/>
                 <w:i w:val="0"/>
@@ -2165,8 +2198,8 @@
           <w:tcPr>
             <w:tcW w:w="0" w:type="auto"/>
             <w:tcBorders>
-              <w:top w:val="single" w:sz="4" w:space="0" w:color="auto"/>
-              <w:left w:val="single" w:sz="4" w:space="0" w:color="auto"/>
+              <w:top w:val="single" w:color="auto" w:sz="4" w:space="0"/>
+              <w:left w:val="single" w:color="auto" w:sz="4" w:space="0"/>
               <w:bottom w:val="nil"/>
               <w:right w:val="nil"/>
             </w:tcBorders>
@@ -2193,12 +2226,12 @@
               <w:adjustRightInd w:val="0"/>
               <w:snapToGrid w:val="0"/>
               <w:spacing w:line="240" w:lineRule="auto"/>
-              <w:ind w:left="0" w:right="0" w:firstLine="0" w:leftChars="0" w:rightChars="0" w:firstLineChars="0"/>
+              <w:ind w:left="0" w:leftChars="0" w:right="0" w:rightChars="0" w:firstLine="0" w:firstLineChars="0"/>
               <w:jc w:val="center"/>
               <w:textAlignment w:val="baseline"/>
               <w:rPr>
-                <w:rStyle w:val="Strong"/>
-                <w:rFonts w:ascii="微软雅黑" w:eastAsia="微软雅黑" w:hAnsi="微软雅黑" w:cs="微软雅黑" w:hint="default"/>
+                <w:rStyle w:val="25"/>
+                <w:rFonts w:hint="default" w:ascii="微软雅黑" w:hAnsi="微软雅黑" w:eastAsia="微软雅黑" w:cs="微软雅黑"/>
                 <w:b w:val="0"/>
                 <w:bCs/>
                 <w:i w:val="0"/>
@@ -2220,10 +2253,10 @@
           <w:tcPr>
             <w:tcW w:w="1205" w:type="dxa"/>
             <w:tcBorders>
-              <w:top w:val="single" w:sz="4" w:space="0" w:color="auto"/>
-              <w:left w:val="single" w:sz="4" w:space="0" w:color="auto"/>
+              <w:top w:val="single" w:color="auto" w:sz="4" w:space="0"/>
+              <w:left w:val="single" w:color="auto" w:sz="4" w:space="0"/>
               <w:bottom w:val="nil"/>
-              <w:right w:val="single" w:sz="12" w:space="0" w:color="auto"/>
+              <w:right w:val="single" w:color="auto" w:sz="12" w:space="0"/>
             </w:tcBorders>
             <w:tcMar>
               <w:top w:w="-1" w:type="dxa"/>
@@ -2248,12 +2281,12 @@
               <w:adjustRightInd w:val="0"/>
               <w:snapToGrid w:val="0"/>
               <w:spacing w:line="240" w:lineRule="auto"/>
-              <w:ind w:left="0" w:right="0" w:firstLine="0" w:leftChars="0" w:rightChars="0" w:firstLineChars="0"/>
+              <w:ind w:left="0" w:leftChars="0" w:right="0" w:rightChars="0" w:firstLine="0" w:firstLineChars="0"/>
               <w:jc w:val="center"/>
               <w:textAlignment w:val="baseline"/>
               <w:rPr>
-                <w:rStyle w:val="Strong"/>
-                <w:rFonts w:ascii="微软雅黑" w:eastAsia="微软雅黑" w:hAnsi="微软雅黑" w:cs="微软雅黑" w:hint="default"/>
+                <w:rStyle w:val="25"/>
+                <w:rFonts w:hint="default" w:ascii="微软雅黑" w:hAnsi="微软雅黑" w:eastAsia="微软雅黑" w:cs="微软雅黑"/>
                 <w:b w:val="0"/>
                 <w:bCs/>
                 <w:i w:val="0"/>
@@ -2274,8 +2307,14 @@
       </w:tr>
       <w:tr>
         <w:tblPrEx>
-          <w:tblW w:w="8519" w:type="dxa"/>
-          <w:jc w:val="center"/>
+          <w:tblBorders>
+            <w:top w:val="none" w:color="auto" w:sz="0" w:space="0"/>
+            <w:left w:val="none" w:color="auto" w:sz="0" w:space="0"/>
+            <w:bottom w:val="none" w:color="auto" w:sz="0" w:space="0"/>
+            <w:right w:val="none" w:color="auto" w:sz="0" w:space="0"/>
+            <w:insideH w:val="none" w:color="auto" w:sz="0" w:space="0"/>
+            <w:insideV w:val="none" w:color="auto" w:sz="0" w:space="0"/>
+          </w:tblBorders>
           <w:tblCellMar>
             <w:top w:w="0" w:type="dxa"/>
             <w:left w:w="108" w:type="dxa"/>
@@ -2284,15 +2323,15 @@
           </w:tblCellMar>
         </w:tblPrEx>
         <w:trPr>
-          <w:trHeight w:val="0"/>
+          <w:trHeight w:val="0" w:hRule="atLeast"/>
           <w:jc w:val="center"/>
         </w:trPr>
         <w:tc>
           <w:tcPr>
             <w:tcW w:w="0" w:type="auto"/>
             <w:tcBorders>
-              <w:top w:val="single" w:sz="4" w:space="0" w:color="auto"/>
-              <w:left w:val="single" w:sz="12" w:space="0" w:color="auto"/>
+              <w:top w:val="single" w:color="auto" w:sz="4" w:space="0"/>
+              <w:left w:val="single" w:color="auto" w:sz="12" w:space="0"/>
               <w:bottom w:val="nil"/>
               <w:right w:val="nil"/>
             </w:tcBorders>
@@ -2319,12 +2358,12 @@
               <w:adjustRightInd w:val="0"/>
               <w:snapToGrid w:val="0"/>
               <w:spacing w:line="240" w:lineRule="auto"/>
-              <w:ind w:left="0" w:right="0" w:firstLine="0" w:leftChars="0" w:rightChars="0" w:firstLineChars="0"/>
+              <w:ind w:left="0" w:leftChars="0" w:right="0" w:rightChars="0" w:firstLine="0" w:firstLineChars="0"/>
               <w:jc w:val="center"/>
               <w:textAlignment w:val="baseline"/>
               <w:rPr>
-                <w:rStyle w:val="Strong"/>
-                <w:rFonts w:ascii="微软雅黑" w:eastAsia="微软雅黑" w:hAnsi="微软雅黑" w:cs="微软雅黑" w:hint="default"/>
+                <w:rStyle w:val="25"/>
+                <w:rFonts w:hint="default" w:ascii="微软雅黑" w:hAnsi="微软雅黑" w:eastAsia="微软雅黑" w:cs="微软雅黑"/>
                 <w:b w:val="0"/>
                 <w:bCs/>
                 <w:i w:val="0"/>
@@ -2346,8 +2385,8 @@
           <w:tcPr>
             <w:tcW w:w="0" w:type="auto"/>
             <w:tcBorders>
-              <w:top w:val="single" w:sz="4" w:space="0" w:color="auto"/>
-              <w:left w:val="single" w:sz="4" w:space="0" w:color="auto"/>
+              <w:top w:val="single" w:color="auto" w:sz="4" w:space="0"/>
+              <w:left w:val="single" w:color="auto" w:sz="4" w:space="0"/>
               <w:bottom w:val="nil"/>
               <w:right w:val="nil"/>
             </w:tcBorders>
@@ -2374,12 +2413,12 @@
               <w:adjustRightInd w:val="0"/>
               <w:snapToGrid w:val="0"/>
               <w:spacing w:line="240" w:lineRule="auto"/>
-              <w:ind w:left="0" w:right="0" w:firstLine="0" w:leftChars="0" w:rightChars="0" w:firstLineChars="0"/>
+              <w:ind w:left="0" w:leftChars="0" w:right="0" w:rightChars="0" w:firstLine="0" w:firstLineChars="0"/>
               <w:jc w:val="center"/>
               <w:textAlignment w:val="baseline"/>
               <w:rPr>
-                <w:rStyle w:val="Strong"/>
-                <w:rFonts w:ascii="微软雅黑" w:eastAsia="微软雅黑" w:hAnsi="微软雅黑" w:cs="微软雅黑" w:hint="default"/>
+                <w:rStyle w:val="25"/>
+                <w:rFonts w:hint="default" w:ascii="微软雅黑" w:hAnsi="微软雅黑" w:eastAsia="微软雅黑" w:cs="微软雅黑"/>
                 <w:b w:val="0"/>
                 <w:bCs/>
                 <w:i w:val="0"/>
@@ -2401,8 +2440,8 @@
           <w:tcPr>
             <w:tcW w:w="0" w:type="auto"/>
             <w:tcBorders>
-              <w:top w:val="single" w:sz="4" w:space="0" w:color="auto"/>
-              <w:left w:val="single" w:sz="4" w:space="0" w:color="auto"/>
+              <w:top w:val="single" w:color="auto" w:sz="4" w:space="0"/>
+              <w:left w:val="single" w:color="auto" w:sz="4" w:space="0"/>
               <w:bottom w:val="nil"/>
               <w:right w:val="nil"/>
             </w:tcBorders>
@@ -2429,12 +2468,12 @@
               <w:adjustRightInd w:val="0"/>
               <w:snapToGrid w:val="0"/>
               <w:spacing w:line="240" w:lineRule="auto"/>
-              <w:ind w:left="0" w:right="0" w:firstLine="0" w:leftChars="0" w:rightChars="0" w:firstLineChars="0"/>
+              <w:ind w:left="0" w:leftChars="0" w:right="0" w:rightChars="0" w:firstLine="0" w:firstLineChars="0"/>
               <w:jc w:val="center"/>
               <w:textAlignment w:val="baseline"/>
               <w:rPr>
-                <w:rStyle w:val="Strong"/>
-                <w:rFonts w:ascii="微软雅黑" w:eastAsia="微软雅黑" w:hAnsi="微软雅黑" w:cs="微软雅黑" w:hint="default"/>
+                <w:rStyle w:val="25"/>
+                <w:rFonts w:hint="default" w:ascii="微软雅黑" w:hAnsi="微软雅黑" w:eastAsia="微软雅黑" w:cs="微软雅黑"/>
                 <w:b w:val="0"/>
                 <w:bCs/>
                 <w:i w:val="0"/>
@@ -2456,8 +2495,8 @@
           <w:tcPr>
             <w:tcW w:w="0" w:type="auto"/>
             <w:tcBorders>
-              <w:top w:val="single" w:sz="4" w:space="0" w:color="auto"/>
-              <w:left w:val="single" w:sz="4" w:space="0" w:color="auto"/>
+              <w:top w:val="single" w:color="auto" w:sz="4" w:space="0"/>
+              <w:left w:val="single" w:color="auto" w:sz="4" w:space="0"/>
               <w:bottom w:val="nil"/>
               <w:right w:val="nil"/>
             </w:tcBorders>
@@ -2484,12 +2523,12 @@
               <w:adjustRightInd w:val="0"/>
               <w:snapToGrid w:val="0"/>
               <w:spacing w:line="240" w:lineRule="auto"/>
-              <w:ind w:left="0" w:right="0" w:firstLine="0" w:leftChars="0" w:rightChars="0" w:firstLineChars="0"/>
+              <w:ind w:left="0" w:leftChars="0" w:right="0" w:rightChars="0" w:firstLine="0" w:firstLineChars="0"/>
               <w:jc w:val="center"/>
               <w:textAlignment w:val="baseline"/>
               <w:rPr>
-                <w:rStyle w:val="Strong"/>
-                <w:rFonts w:ascii="微软雅黑" w:eastAsia="微软雅黑" w:hAnsi="微软雅黑" w:cs="微软雅黑" w:hint="default"/>
+                <w:rStyle w:val="25"/>
+                <w:rFonts w:hint="default" w:ascii="微软雅黑" w:hAnsi="微软雅黑" w:eastAsia="微软雅黑" w:cs="微软雅黑"/>
                 <w:b w:val="0"/>
                 <w:bCs/>
                 <w:i w:val="0"/>
@@ -2511,10 +2550,10 @@
           <w:tcPr>
             <w:tcW w:w="1205" w:type="dxa"/>
             <w:tcBorders>
-              <w:top w:val="single" w:sz="4" w:space="0" w:color="auto"/>
-              <w:left w:val="single" w:sz="4" w:space="0" w:color="auto"/>
+              <w:top w:val="single" w:color="auto" w:sz="4" w:space="0"/>
+              <w:left w:val="single" w:color="auto" w:sz="4" w:space="0"/>
               <w:bottom w:val="nil"/>
-              <w:right w:val="single" w:sz="12" w:space="0" w:color="auto"/>
+              <w:right w:val="single" w:color="auto" w:sz="12" w:space="0"/>
             </w:tcBorders>
             <w:tcMar>
               <w:top w:w="-1" w:type="dxa"/>
@@ -2539,12 +2578,12 @@
               <w:adjustRightInd w:val="0"/>
               <w:snapToGrid w:val="0"/>
               <w:spacing w:line="240" w:lineRule="auto"/>
-              <w:ind w:left="0" w:right="0" w:firstLine="0" w:leftChars="0" w:rightChars="0" w:firstLineChars="0"/>
+              <w:ind w:left="0" w:leftChars="0" w:right="0" w:rightChars="0" w:firstLine="0" w:firstLineChars="0"/>
               <w:jc w:val="center"/>
               <w:textAlignment w:val="baseline"/>
               <w:rPr>
-                <w:rStyle w:val="Strong"/>
-                <w:rFonts w:ascii="微软雅黑" w:eastAsia="微软雅黑" w:hAnsi="微软雅黑" w:cs="微软雅黑" w:hint="default"/>
+                <w:rStyle w:val="25"/>
+                <w:rFonts w:hint="default" w:ascii="微软雅黑" w:hAnsi="微软雅黑" w:eastAsia="微软雅黑" w:cs="微软雅黑"/>
                 <w:b w:val="0"/>
                 <w:bCs/>
                 <w:i w:val="0"/>
@@ -2565,8 +2604,14 @@
       </w:tr>
       <w:tr>
         <w:tblPrEx>
-          <w:tblW w:w="8519" w:type="dxa"/>
-          <w:jc w:val="center"/>
+          <w:tblBorders>
+            <w:top w:val="none" w:color="auto" w:sz="0" w:space="0"/>
+            <w:left w:val="none" w:color="auto" w:sz="0" w:space="0"/>
+            <w:bottom w:val="none" w:color="auto" w:sz="0" w:space="0"/>
+            <w:right w:val="none" w:color="auto" w:sz="0" w:space="0"/>
+            <w:insideH w:val="none" w:color="auto" w:sz="0" w:space="0"/>
+            <w:insideV w:val="none" w:color="auto" w:sz="0" w:space="0"/>
+          </w:tblBorders>
           <w:tblCellMar>
             <w:top w:w="0" w:type="dxa"/>
             <w:left w:w="108" w:type="dxa"/>
@@ -2575,16 +2620,16 @@
           </w:tblCellMar>
         </w:tblPrEx>
         <w:trPr>
-          <w:trHeight w:val="0"/>
+          <w:trHeight w:val="0" w:hRule="atLeast"/>
           <w:jc w:val="center"/>
         </w:trPr>
         <w:tc>
           <w:tcPr>
             <w:tcW w:w="1621" w:type="dxa"/>
             <w:tcBorders>
-              <w:top w:val="single" w:sz="4" w:space="0" w:color="auto"/>
-              <w:left w:val="single" w:sz="12" w:space="0" w:color="auto"/>
-              <w:bottom w:val="single" w:sz="12" w:space="0" w:color="auto"/>
+              <w:top w:val="single" w:color="auto" w:sz="4" w:space="0"/>
+              <w:left w:val="single" w:color="auto" w:sz="12" w:space="0"/>
+              <w:bottom w:val="single" w:color="auto" w:sz="12" w:space="0"/>
               <w:right w:val="nil"/>
             </w:tcBorders>
             <w:tcMar>
@@ -2610,12 +2655,12 @@
               <w:adjustRightInd w:val="0"/>
               <w:snapToGrid w:val="0"/>
               <w:spacing w:line="240" w:lineRule="auto"/>
-              <w:ind w:left="0" w:right="0" w:firstLine="0" w:leftChars="0" w:rightChars="0" w:firstLineChars="0"/>
+              <w:ind w:left="0" w:leftChars="0" w:right="0" w:rightChars="0" w:firstLine="0" w:firstLineChars="0"/>
               <w:jc w:val="center"/>
               <w:textAlignment w:val="baseline"/>
               <w:rPr>
-                <w:rStyle w:val="Strong"/>
-                <w:rFonts w:ascii="微软雅黑" w:eastAsia="微软雅黑" w:hAnsi="微软雅黑" w:cs="微软雅黑" w:hint="default"/>
+                <w:rStyle w:val="25"/>
+                <w:rFonts w:hint="default" w:ascii="微软雅黑" w:hAnsi="微软雅黑" w:eastAsia="微软雅黑" w:cs="微软雅黑"/>
                 <w:b w:val="0"/>
                 <w:bCs/>
                 <w:i w:val="0"/>
@@ -2637,9 +2682,9 @@
           <w:tcPr>
             <w:tcW w:w="2036" w:type="dxa"/>
             <w:tcBorders>
-              <w:top w:val="single" w:sz="4" w:space="0" w:color="auto"/>
-              <w:left w:val="single" w:sz="4" w:space="0" w:color="auto"/>
-              <w:bottom w:val="single" w:sz="12" w:space="0" w:color="auto"/>
+              <w:top w:val="single" w:color="auto" w:sz="4" w:space="0"/>
+              <w:left w:val="single" w:color="auto" w:sz="4" w:space="0"/>
+              <w:bottom w:val="single" w:color="auto" w:sz="12" w:space="0"/>
               <w:right w:val="nil"/>
             </w:tcBorders>
             <w:tcMar>
@@ -2665,12 +2710,12 @@
               <w:adjustRightInd w:val="0"/>
               <w:snapToGrid w:val="0"/>
               <w:spacing w:line="240" w:lineRule="auto"/>
-              <w:ind w:left="0" w:right="0" w:firstLine="0" w:leftChars="0" w:rightChars="0" w:firstLineChars="0"/>
+              <w:ind w:left="0" w:leftChars="0" w:right="0" w:rightChars="0" w:firstLine="0" w:firstLineChars="0"/>
               <w:jc w:val="center"/>
               <w:textAlignment w:val="baseline"/>
               <w:rPr>
-                <w:rStyle w:val="Strong"/>
-                <w:rFonts w:ascii="微软雅黑" w:eastAsia="微软雅黑" w:hAnsi="微软雅黑" w:cs="微软雅黑" w:hint="default"/>
+                <w:rStyle w:val="25"/>
+                <w:rFonts w:hint="default" w:ascii="微软雅黑" w:hAnsi="微软雅黑" w:eastAsia="微软雅黑" w:cs="微软雅黑"/>
                 <w:b w:val="0"/>
                 <w:bCs/>
                 <w:i w:val="0"/>
@@ -2692,9 +2737,9 @@
           <w:tcPr>
             <w:tcW w:w="1621" w:type="dxa"/>
             <w:tcBorders>
-              <w:top w:val="single" w:sz="4" w:space="0" w:color="auto"/>
-              <w:left w:val="single" w:sz="4" w:space="0" w:color="auto"/>
-              <w:bottom w:val="single" w:sz="12" w:space="0" w:color="auto"/>
+              <w:top w:val="single" w:color="auto" w:sz="4" w:space="0"/>
+              <w:left w:val="single" w:color="auto" w:sz="4" w:space="0"/>
+              <w:bottom w:val="single" w:color="auto" w:sz="12" w:space="0"/>
               <w:right w:val="nil"/>
             </w:tcBorders>
             <w:tcMar>
@@ -2720,12 +2765,12 @@
               <w:adjustRightInd w:val="0"/>
               <w:snapToGrid w:val="0"/>
               <w:spacing w:line="240" w:lineRule="auto"/>
-              <w:ind w:left="0" w:right="0" w:firstLine="0" w:leftChars="0" w:rightChars="0" w:firstLineChars="0"/>
+              <w:ind w:left="0" w:leftChars="0" w:right="0" w:rightChars="0" w:firstLine="0" w:firstLineChars="0"/>
               <w:jc w:val="center"/>
               <w:textAlignment w:val="baseline"/>
               <w:rPr>
-                <w:rStyle w:val="Strong"/>
-                <w:rFonts w:ascii="微软雅黑" w:eastAsia="微软雅黑" w:hAnsi="微软雅黑" w:cs="微软雅黑" w:hint="default"/>
+                <w:rStyle w:val="25"/>
+                <w:rFonts w:hint="default" w:ascii="微软雅黑" w:hAnsi="微软雅黑" w:eastAsia="微软雅黑" w:cs="微软雅黑"/>
                 <w:b w:val="0"/>
                 <w:bCs/>
                 <w:i w:val="0"/>
@@ -2747,9 +2792,9 @@
           <w:tcPr>
             <w:tcW w:w="2036" w:type="dxa"/>
             <w:tcBorders>
-              <w:top w:val="single" w:sz="4" w:space="0" w:color="auto"/>
-              <w:left w:val="single" w:sz="4" w:space="0" w:color="auto"/>
-              <w:bottom w:val="single" w:sz="12" w:space="0" w:color="auto"/>
+              <w:top w:val="single" w:color="auto" w:sz="4" w:space="0"/>
+              <w:left w:val="single" w:color="auto" w:sz="4" w:space="0"/>
+              <w:bottom w:val="single" w:color="auto" w:sz="12" w:space="0"/>
               <w:right w:val="nil"/>
             </w:tcBorders>
             <w:tcMar>
@@ -2775,12 +2820,12 @@
               <w:adjustRightInd w:val="0"/>
               <w:snapToGrid w:val="0"/>
               <w:spacing w:line="240" w:lineRule="auto"/>
-              <w:ind w:left="0" w:right="0" w:firstLine="0" w:leftChars="0" w:rightChars="0" w:firstLineChars="0"/>
+              <w:ind w:left="0" w:leftChars="0" w:right="0" w:rightChars="0" w:firstLine="0" w:firstLineChars="0"/>
               <w:jc w:val="center"/>
               <w:textAlignment w:val="baseline"/>
               <w:rPr>
-                <w:rStyle w:val="Strong"/>
-                <w:rFonts w:ascii="微软雅黑" w:eastAsia="微软雅黑" w:hAnsi="微软雅黑" w:cs="微软雅黑" w:hint="default"/>
+                <w:rStyle w:val="25"/>
+                <w:rFonts w:hint="default" w:ascii="微软雅黑" w:hAnsi="微软雅黑" w:eastAsia="微软雅黑" w:cs="微软雅黑"/>
                 <w:b w:val="0"/>
                 <w:bCs/>
                 <w:i w:val="0"/>
@@ -2802,10 +2847,10 @@
           <w:tcPr>
             <w:tcW w:w="1205" w:type="dxa"/>
             <w:tcBorders>
-              <w:top w:val="single" w:sz="4" w:space="0" w:color="auto"/>
-              <w:left w:val="single" w:sz="4" w:space="0" w:color="auto"/>
-              <w:bottom w:val="single" w:sz="12" w:space="0" w:color="auto"/>
-              <w:right w:val="single" w:sz="12" w:space="0" w:color="auto"/>
+              <w:top w:val="single" w:color="auto" w:sz="4" w:space="0"/>
+              <w:left w:val="single" w:color="auto" w:sz="4" w:space="0"/>
+              <w:bottom w:val="single" w:color="auto" w:sz="12" w:space="0"/>
+              <w:right w:val="single" w:color="auto" w:sz="12" w:space="0"/>
             </w:tcBorders>
             <w:tcMar>
               <w:top w:w="-1" w:type="dxa"/>
@@ -2830,12 +2875,12 @@
               <w:adjustRightInd w:val="0"/>
               <w:snapToGrid w:val="0"/>
               <w:spacing w:line="240" w:lineRule="auto"/>
-              <w:ind w:left="0" w:right="0" w:firstLine="0" w:leftChars="0" w:rightChars="0" w:firstLineChars="0"/>
+              <w:ind w:left="0" w:leftChars="0" w:right="0" w:rightChars="0" w:firstLine="0" w:firstLineChars="0"/>
               <w:jc w:val="center"/>
               <w:textAlignment w:val="baseline"/>
               <w:rPr>
-                <w:rStyle w:val="Strong"/>
-                <w:rFonts w:ascii="微软雅黑" w:eastAsia="微软雅黑" w:hAnsi="微软雅黑" w:cs="微软雅黑" w:hint="default"/>
+                <w:rStyle w:val="25"/>
+                <w:rFonts w:hint="default" w:ascii="微软雅黑" w:hAnsi="微软雅黑" w:eastAsia="微软雅黑" w:cs="微软雅黑"/>
                 <w:b w:val="0"/>
                 <w:bCs/>
                 <w:i w:val="0"/>
@@ -2873,8 +2918,8 @@
       </w:pPr>
       <w:r>
         <w:rPr>
-          <w:rStyle w:val="Strong"/>
-          <w:rFonts w:ascii="微软雅黑" w:eastAsia="微软雅黑" w:hAnsi="微软雅黑" w:cs="微软雅黑" w:hint="default"/>
+          <w:rStyle w:val="25"/>
+          <w:rFonts w:hint="default" w:ascii="微软雅黑" w:hAnsi="微软雅黑" w:eastAsia="微软雅黑" w:cs="微软雅黑"/>
           <w:b w:val="0"/>
           <w:bCs/>
           <w:i w:val="0"/>
@@ -2894,7 +2939,7 @@
     <w:sdt>
       <w:sdtPr>
         <w:rPr>
-          <w:rFonts w:ascii="宋体" w:eastAsia="宋体" w:hAnsi="宋体" w:cs="Arial"/>
+          <w:rFonts w:ascii="宋体" w:hAnsi="宋体" w:eastAsia="宋体" w:cs="Arial"/>
           <w:snapToGrid w:val="0"/>
           <w:color w:val="000000"/>
           <w:kern w:val="0"/>
@@ -2910,7 +2955,7 @@
       </w:sdtPr>
       <w:sdtEndPr>
         <w:rPr>
-          <w:rFonts w:ascii="宋体" w:eastAsia="宋体" w:hAnsi="宋体" w:cs="Arial" w:hint="default"/>
+          <w:rFonts w:hint="default" w:ascii="宋体" w:hAnsi="宋体" w:eastAsia="宋体" w:cs="Arial"/>
           <w:snapToGrid w:val="0"/>
           <w:color w:val="000000"/>
           <w:kern w:val="0"/>
@@ -2923,12 +2968,12 @@
         <w:p>
           <w:pPr>
             <w:spacing w:before="0" w:beforeLines="0" w:after="0" w:afterLines="0" w:line="240" w:lineRule="auto"/>
-            <w:ind w:left="0" w:right="0" w:firstLine="0" w:leftChars="0" w:rightChars="0" w:firstLineChars="0"/>
+            <w:ind w:left="0" w:leftChars="0" w:right="0" w:rightChars="0" w:firstLine="0" w:firstLineChars="0"/>
             <w:jc w:val="center"/>
           </w:pPr>
           <w:r>
             <w:rPr>
-              <w:rFonts w:ascii="宋体" w:eastAsia="宋体" w:hAnsi="宋体"/>
+              <w:rFonts w:ascii="宋体" w:hAnsi="宋体" w:eastAsia="宋体"/>
               <w:sz w:val="21"/>
             </w:rPr>
             <w:t>目录</w:t>
@@ -2936,7 +2981,7 @@
         </w:p>
         <w:p>
           <w:pPr>
-            <w:pStyle w:val="TOC1"/>
+            <w:pStyle w:val="16"/>
             <w:tabs>
               <w:tab w:val="right" w:leader="dot" w:pos="8306"/>
             </w:tabs>
@@ -2974,7 +3019,7 @@
               <w:rFonts w:hint="default"/>
               <w:lang w:val="en-US" w:eastAsia="zh-CN"/>
             </w:rPr>
-            <w:instrText xml:space="preserve"> HYPERLINK \l _Toc25692 </w:instrText>
+            <w:instrText xml:space="preserve"> HYPERLINK \l _Toc17165 </w:instrText>
           </w:r>
           <w:r>
             <w:rPr>
@@ -2997,7 +3042,7 @@
             <w:fldChar w:fldCharType="begin"/>
           </w:r>
           <w:r>
-            <w:instrText xml:space="preserve"> PAGEREF _Toc25692 \h </w:instrText>
+            <w:instrText xml:space="preserve"> PAGEREF _Toc17165 \h </w:instrText>
           </w:r>
           <w:r>
             <w:fldChar w:fldCharType="separate"/>
@@ -3018,7 +3063,7 @@
         </w:p>
         <w:p>
           <w:pPr>
-            <w:pStyle w:val="TOC1"/>
+            <w:pStyle w:val="16"/>
             <w:tabs>
               <w:tab w:val="right" w:leader="dot" w:pos="8306"/>
             </w:tabs>
@@ -3035,7 +3080,7 @@
               <w:rFonts w:hint="default"/>
               <w:lang w:val="en-US" w:eastAsia="zh-CN"/>
             </w:rPr>
-            <w:instrText xml:space="preserve"> HYPERLINK \l _Toc24644 </w:instrText>
+            <w:instrText xml:space="preserve"> HYPERLINK \l _Toc23036 </w:instrText>
           </w:r>
           <w:r>
             <w:rPr>
@@ -3058,7 +3103,7 @@
             <w:fldChar w:fldCharType="begin"/>
           </w:r>
           <w:r>
-            <w:instrText xml:space="preserve"> PAGEREF _Toc24644 \h </w:instrText>
+            <w:instrText xml:space="preserve"> PAGEREF _Toc23036 \h </w:instrText>
           </w:r>
           <w:r>
             <w:fldChar w:fldCharType="separate"/>
@@ -3079,7 +3124,7 @@
         </w:p>
         <w:p>
           <w:pPr>
-            <w:pStyle w:val="TOC1"/>
+            <w:pStyle w:val="16"/>
             <w:tabs>
               <w:tab w:val="right" w:leader="dot" w:pos="8306"/>
             </w:tabs>
@@ -3096,7 +3141,7 @@
               <w:rFonts w:hint="default"/>
               <w:lang w:val="en-US" w:eastAsia="zh-CN"/>
             </w:rPr>
-            <w:instrText xml:space="preserve"> HYPERLINK \l _Toc5735 </w:instrText>
+            <w:instrText xml:space="preserve"> HYPERLINK \l _Toc15480 </w:instrText>
           </w:r>
           <w:r>
             <w:rPr>
@@ -3119,7 +3164,7 @@
             <w:fldChar w:fldCharType="begin"/>
           </w:r>
           <w:r>
-            <w:instrText xml:space="preserve"> PAGEREF _Toc5735 \h </w:instrText>
+            <w:instrText xml:space="preserve"> PAGEREF _Toc15480 \h </w:instrText>
           </w:r>
           <w:r>
             <w:fldChar w:fldCharType="separate"/>
@@ -3140,7 +3185,7 @@
         </w:p>
         <w:p>
           <w:pPr>
-            <w:pStyle w:val="TOC2"/>
+            <w:pStyle w:val="18"/>
             <w:tabs>
               <w:tab w:val="right" w:leader="dot" w:pos="8306"/>
             </w:tabs>
@@ -3157,7 +3202,7 @@
               <w:rFonts w:hint="default"/>
               <w:lang w:val="en-US" w:eastAsia="zh-CN"/>
             </w:rPr>
-            <w:instrText xml:space="preserve"> HYPERLINK \l _Toc8155 </w:instrText>
+            <w:instrText xml:space="preserve"> HYPERLINK \l _Toc30233 </w:instrText>
           </w:r>
           <w:r>
             <w:rPr>
@@ -3180,7 +3225,7 @@
             <w:fldChar w:fldCharType="begin"/>
           </w:r>
           <w:r>
-            <w:instrText xml:space="preserve"> PAGEREF _Toc8155 \h </w:instrText>
+            <w:instrText xml:space="preserve"> PAGEREF _Toc30233 \h </w:instrText>
           </w:r>
           <w:r>
             <w:fldChar w:fldCharType="separate"/>
@@ -3201,7 +3246,7 @@
         </w:p>
         <w:p>
           <w:pPr>
-            <w:pStyle w:val="TOC2"/>
+            <w:pStyle w:val="18"/>
             <w:tabs>
               <w:tab w:val="right" w:leader="dot" w:pos="8306"/>
             </w:tabs>
@@ -3218,7 +3263,7 @@
               <w:rFonts w:hint="default"/>
               <w:lang w:val="en-US" w:eastAsia="zh-CN"/>
             </w:rPr>
-            <w:instrText xml:space="preserve"> HYPERLINK \l _Toc17304 </w:instrText>
+            <w:instrText xml:space="preserve"> HYPERLINK \l _Toc24873 </w:instrText>
           </w:r>
           <w:r>
             <w:rPr>
@@ -3232,7 +3277,7 @@
               <w:rFonts w:hint="default"/>
               <w:lang w:val="en-US" w:eastAsia="zh-CN"/>
             </w:rPr>
-            <w:t>3.2. 产品产品质量部</w:t>
+            <w:t>3.2. 产品质量部</w:t>
           </w:r>
           <w:r>
             <w:tab/>
@@ -3241,7 +3286,7 @@
             <w:fldChar w:fldCharType="begin"/>
           </w:r>
           <w:r>
-            <w:instrText xml:space="preserve"> PAGEREF _Toc17304 \h </w:instrText>
+            <w:instrText xml:space="preserve"> PAGEREF _Toc24873 \h </w:instrText>
           </w:r>
           <w:r>
             <w:fldChar w:fldCharType="separate"/>
@@ -3262,7 +3307,7 @@
         </w:p>
         <w:p>
           <w:pPr>
-            <w:pStyle w:val="TOC2"/>
+            <w:pStyle w:val="18"/>
             <w:tabs>
               <w:tab w:val="right" w:leader="dot" w:pos="8306"/>
             </w:tabs>
@@ -3279,7 +3324,7 @@
               <w:rFonts w:hint="default"/>
               <w:lang w:val="en-US" w:eastAsia="zh-CN"/>
             </w:rPr>
-            <w:instrText xml:space="preserve"> HYPERLINK \l _Toc3335 </w:instrText>
+            <w:instrText xml:space="preserve"> HYPERLINK \l _Toc26261 </w:instrText>
           </w:r>
           <w:r>
             <w:rPr>
@@ -3302,13 +3347,13 @@
             <w:fldChar w:fldCharType="begin"/>
           </w:r>
           <w:r>
-            <w:instrText xml:space="preserve"> PAGEREF _Toc3335 \h </w:instrText>
+            <w:instrText xml:space="preserve"> PAGEREF _Toc26261 \h </w:instrText>
           </w:r>
           <w:r>
             <w:fldChar w:fldCharType="separate"/>
           </w:r>
           <w:r>
-            <w:t>4</w:t>
+            <w:t>5</w:t>
           </w:r>
           <w:r>
             <w:fldChar w:fldCharType="end"/>
@@ -3323,7 +3368,7 @@
         </w:p>
         <w:p>
           <w:pPr>
-            <w:pStyle w:val="TOC2"/>
+            <w:pStyle w:val="18"/>
             <w:tabs>
               <w:tab w:val="right" w:leader="dot" w:pos="8306"/>
             </w:tabs>
@@ -3340,7 +3385,7 @@
               <w:rFonts w:hint="default"/>
               <w:lang w:val="en-US" w:eastAsia="zh-CN"/>
             </w:rPr>
-            <w:instrText xml:space="preserve"> HYPERLINK \l _Toc29685 </w:instrText>
+            <w:instrText xml:space="preserve"> HYPERLINK \l _Toc5928 </w:instrText>
           </w:r>
           <w:r>
             <w:rPr>
@@ -3363,7 +3408,7 @@
             <w:fldChar w:fldCharType="begin"/>
           </w:r>
           <w:r>
-            <w:instrText xml:space="preserve"> PAGEREF _Toc29685 \h </w:instrText>
+            <w:instrText xml:space="preserve"> PAGEREF _Toc5928 \h </w:instrText>
           </w:r>
           <w:r>
             <w:fldChar w:fldCharType="separate"/>
@@ -3384,7 +3429,7 @@
         </w:p>
         <w:p>
           <w:pPr>
-            <w:pStyle w:val="TOC2"/>
+            <w:pStyle w:val="18"/>
             <w:tabs>
               <w:tab w:val="right" w:leader="dot" w:pos="8306"/>
             </w:tabs>
@@ -3401,7 +3446,7 @@
               <w:rFonts w:hint="default"/>
               <w:lang w:val="en-US" w:eastAsia="zh-CN"/>
             </w:rPr>
-            <w:instrText xml:space="preserve"> HYPERLINK \l _Toc4583 </w:instrText>
+            <w:instrText xml:space="preserve"> HYPERLINK \l _Toc17626 </w:instrText>
           </w:r>
           <w:r>
             <w:rPr>
@@ -3424,7 +3469,7 @@
             <w:fldChar w:fldCharType="begin"/>
           </w:r>
           <w:r>
-            <w:instrText xml:space="preserve"> PAGEREF _Toc4583 \h </w:instrText>
+            <w:instrText xml:space="preserve"> PAGEREF _Toc17626 \h </w:instrText>
           </w:r>
           <w:r>
             <w:fldChar w:fldCharType="separate"/>
@@ -3445,7 +3490,7 @@
         </w:p>
         <w:p>
           <w:pPr>
-            <w:pStyle w:val="TOC2"/>
+            <w:pStyle w:val="18"/>
             <w:tabs>
               <w:tab w:val="right" w:leader="dot" w:pos="8306"/>
             </w:tabs>
@@ -3462,7 +3507,7 @@
               <w:rFonts w:hint="default"/>
               <w:lang w:val="en-US" w:eastAsia="zh-CN"/>
             </w:rPr>
-            <w:instrText xml:space="preserve"> HYPERLINK \l _Toc10897 </w:instrText>
+            <w:instrText xml:space="preserve"> HYPERLINK \l _Toc14265 </w:instrText>
           </w:r>
           <w:r>
             <w:rPr>
@@ -3485,7 +3530,7 @@
             <w:fldChar w:fldCharType="begin"/>
           </w:r>
           <w:r>
-            <w:instrText xml:space="preserve"> PAGEREF _Toc10897 \h </w:instrText>
+            <w:instrText xml:space="preserve"> PAGEREF _Toc14265 \h </w:instrText>
           </w:r>
           <w:r>
             <w:fldChar w:fldCharType="separate"/>
@@ -3506,7 +3551,7 @@
         </w:p>
         <w:p>
           <w:pPr>
-            <w:pStyle w:val="TOC2"/>
+            <w:pStyle w:val="18"/>
             <w:tabs>
               <w:tab w:val="right" w:leader="dot" w:pos="8306"/>
             </w:tabs>
@@ -3523,7 +3568,7 @@
               <w:rFonts w:hint="default"/>
               <w:lang w:val="en-US" w:eastAsia="zh-CN"/>
             </w:rPr>
-            <w:instrText xml:space="preserve"> HYPERLINK \l _Toc2309 </w:instrText>
+            <w:instrText xml:space="preserve"> HYPERLINK \l _Toc31913 </w:instrText>
           </w:r>
           <w:r>
             <w:rPr>
@@ -3546,7 +3591,7 @@
             <w:fldChar w:fldCharType="begin"/>
           </w:r>
           <w:r>
-            <w:instrText xml:space="preserve"> PAGEREF _Toc2309 \h </w:instrText>
+            <w:instrText xml:space="preserve"> PAGEREF _Toc31913 \h </w:instrText>
           </w:r>
           <w:r>
             <w:fldChar w:fldCharType="separate"/>
@@ -3567,7 +3612,7 @@
         </w:p>
         <w:p>
           <w:pPr>
-            <w:pStyle w:val="TOC1"/>
+            <w:pStyle w:val="16"/>
             <w:tabs>
               <w:tab w:val="right" w:leader="dot" w:pos="8306"/>
             </w:tabs>
@@ -3584,7 +3629,7 @@
               <w:rFonts w:hint="default"/>
               <w:lang w:val="en-US" w:eastAsia="zh-CN"/>
             </w:rPr>
-            <w:instrText xml:space="preserve"> HYPERLINK \l _Toc13441 </w:instrText>
+            <w:instrText xml:space="preserve"> HYPERLINK \l _Toc24797 </w:instrText>
           </w:r>
           <w:r>
             <w:rPr>
@@ -3607,13 +3652,13 @@
             <w:fldChar w:fldCharType="begin"/>
           </w:r>
           <w:r>
-            <w:instrText xml:space="preserve"> PAGEREF _Toc13441 \h </w:instrText>
+            <w:instrText xml:space="preserve"> PAGEREF _Toc24797 \h </w:instrText>
           </w:r>
           <w:r>
             <w:fldChar w:fldCharType="separate"/>
           </w:r>
           <w:r>
-            <w:t>5</w:t>
+            <w:t>6</w:t>
           </w:r>
           <w:r>
             <w:fldChar w:fldCharType="end"/>
@@ -3628,7 +3673,7 @@
         </w:p>
         <w:p>
           <w:pPr>
-            <w:pStyle w:val="TOC1"/>
+            <w:pStyle w:val="16"/>
             <w:tabs>
               <w:tab w:val="right" w:leader="dot" w:pos="8306"/>
             </w:tabs>
@@ -3645,7 +3690,7 @@
               <w:rFonts w:hint="default"/>
               <w:lang w:val="en-US" w:eastAsia="zh-CN"/>
             </w:rPr>
-            <w:instrText xml:space="preserve"> HYPERLINK \l _Toc23793 </w:instrText>
+            <w:instrText xml:space="preserve"> HYPERLINK \l _Toc14378 </w:instrText>
           </w:r>
           <w:r>
             <w:rPr>
@@ -3668,7 +3713,7 @@
             <w:fldChar w:fldCharType="begin"/>
           </w:r>
           <w:r>
-            <w:instrText xml:space="preserve"> PAGEREF _Toc23793 \h </w:instrText>
+            <w:instrText xml:space="preserve"> PAGEREF _Toc14378 \h </w:instrText>
           </w:r>
           <w:r>
             <w:fldChar w:fldCharType="separate"/>
@@ -3689,7 +3734,7 @@
         </w:p>
         <w:p>
           <w:pPr>
-            <w:pStyle w:val="TOC2"/>
+            <w:pStyle w:val="18"/>
             <w:tabs>
               <w:tab w:val="right" w:leader="dot" w:pos="8306"/>
             </w:tabs>
@@ -3706,7 +3751,7 @@
               <w:rFonts w:hint="default"/>
               <w:lang w:val="en-US" w:eastAsia="zh-CN"/>
             </w:rPr>
-            <w:instrText xml:space="preserve"> HYPERLINK \l _Toc9379 </w:instrText>
+            <w:instrText xml:space="preserve"> HYPERLINK \l _Toc4026 </w:instrText>
           </w:r>
           <w:r>
             <w:rPr>
@@ -3729,7 +3774,7 @@
             <w:fldChar w:fldCharType="begin"/>
           </w:r>
           <w:r>
-            <w:instrText xml:space="preserve"> PAGEREF _Toc9379 \h </w:instrText>
+            <w:instrText xml:space="preserve"> PAGEREF _Toc4026 \h </w:instrText>
           </w:r>
           <w:r>
             <w:fldChar w:fldCharType="separate"/>
@@ -3750,7 +3795,7 @@
         </w:p>
         <w:p>
           <w:pPr>
-            <w:pStyle w:val="TOC3"/>
+            <w:pStyle w:val="13"/>
             <w:tabs>
               <w:tab w:val="right" w:leader="dot" w:pos="8306"/>
             </w:tabs>
@@ -3767,7 +3812,7 @@
               <w:rFonts w:hint="default"/>
               <w:lang w:val="en-US" w:eastAsia="zh-CN"/>
             </w:rPr>
-            <w:instrText xml:space="preserve"> HYPERLINK \l _Toc1399 </w:instrText>
+            <w:instrText xml:space="preserve"> HYPERLINK \l _Toc29975 </w:instrText>
           </w:r>
           <w:r>
             <w:rPr>
@@ -3790,7 +3835,7 @@
             <w:fldChar w:fldCharType="begin"/>
           </w:r>
           <w:r>
-            <w:instrText xml:space="preserve"> PAGEREF _Toc1399 \h </w:instrText>
+            <w:instrText xml:space="preserve"> PAGEREF _Toc29975 \h </w:instrText>
           </w:r>
           <w:r>
             <w:fldChar w:fldCharType="separate"/>
@@ -3811,7 +3856,7 @@
         </w:p>
         <w:p>
           <w:pPr>
-            <w:pStyle w:val="TOC3"/>
+            <w:pStyle w:val="13"/>
             <w:tabs>
               <w:tab w:val="right" w:leader="dot" w:pos="8306"/>
             </w:tabs>
@@ -3828,7 +3873,7 @@
               <w:rFonts w:hint="default"/>
               <w:lang w:val="en-US" w:eastAsia="zh-CN"/>
             </w:rPr>
-            <w:instrText xml:space="preserve"> HYPERLINK \l _Toc2669 </w:instrText>
+            <w:instrText xml:space="preserve"> HYPERLINK \l _Toc13192 </w:instrText>
           </w:r>
           <w:r>
             <w:rPr>
@@ -3851,7 +3896,7 @@
             <w:fldChar w:fldCharType="begin"/>
           </w:r>
           <w:r>
-            <w:instrText xml:space="preserve"> PAGEREF _Toc2669 \h </w:instrText>
+            <w:instrText xml:space="preserve"> PAGEREF _Toc13192 \h </w:instrText>
           </w:r>
           <w:r>
             <w:fldChar w:fldCharType="separate"/>
@@ -3872,7 +3917,7 @@
         </w:p>
         <w:p>
           <w:pPr>
-            <w:pStyle w:val="TOC2"/>
+            <w:pStyle w:val="18"/>
             <w:tabs>
               <w:tab w:val="right" w:leader="dot" w:pos="8306"/>
             </w:tabs>
@@ -3889,7 +3934,7 @@
               <w:rFonts w:hint="default"/>
               <w:lang w:val="en-US" w:eastAsia="zh-CN"/>
             </w:rPr>
-            <w:instrText xml:space="preserve"> HYPERLINK \l _Toc22439 </w:instrText>
+            <w:instrText xml:space="preserve"> HYPERLINK \l _Toc21640 </w:instrText>
           </w:r>
           <w:r>
             <w:rPr>
@@ -3912,7 +3957,7 @@
             <w:fldChar w:fldCharType="begin"/>
           </w:r>
           <w:r>
-            <w:instrText xml:space="preserve"> PAGEREF _Toc22439 \h </w:instrText>
+            <w:instrText xml:space="preserve"> PAGEREF _Toc21640 \h </w:instrText>
           </w:r>
           <w:r>
             <w:fldChar w:fldCharType="separate"/>
@@ -3933,7 +3978,7 @@
         </w:p>
         <w:p>
           <w:pPr>
-            <w:pStyle w:val="TOC2"/>
+            <w:pStyle w:val="18"/>
             <w:tabs>
               <w:tab w:val="right" w:leader="dot" w:pos="8306"/>
             </w:tabs>
@@ -3950,7 +3995,7 @@
               <w:rFonts w:hint="default"/>
               <w:lang w:val="en-US" w:eastAsia="zh-CN"/>
             </w:rPr>
-            <w:instrText xml:space="preserve"> HYPERLINK \l _Toc9306 </w:instrText>
+            <w:instrText xml:space="preserve"> HYPERLINK \l _Toc9404 </w:instrText>
           </w:r>
           <w:r>
             <w:rPr>
@@ -3973,7 +4018,7 @@
             <w:fldChar w:fldCharType="begin"/>
           </w:r>
           <w:r>
-            <w:instrText xml:space="preserve"> PAGEREF _Toc9306 \h </w:instrText>
+            <w:instrText xml:space="preserve"> PAGEREF _Toc9404 \h </w:instrText>
           </w:r>
           <w:r>
             <w:fldChar w:fldCharType="separate"/>
@@ -3994,7 +4039,7 @@
         </w:p>
         <w:p>
           <w:pPr>
-            <w:pStyle w:val="TOC2"/>
+            <w:pStyle w:val="18"/>
             <w:tabs>
               <w:tab w:val="right" w:leader="dot" w:pos="8306"/>
             </w:tabs>
@@ -4011,7 +4056,7 @@
               <w:rFonts w:hint="default"/>
               <w:lang w:val="en-US" w:eastAsia="zh-CN"/>
             </w:rPr>
-            <w:instrText xml:space="preserve"> HYPERLINK \l _Toc1806 </w:instrText>
+            <w:instrText xml:space="preserve"> HYPERLINK \l _Toc502 </w:instrText>
           </w:r>
           <w:r>
             <w:rPr>
@@ -4034,13 +4079,13 @@
             <w:fldChar w:fldCharType="begin"/>
           </w:r>
           <w:r>
-            <w:instrText xml:space="preserve"> PAGEREF _Toc1806 \h </w:instrText>
+            <w:instrText xml:space="preserve"> PAGEREF _Toc502 \h </w:instrText>
           </w:r>
           <w:r>
             <w:fldChar w:fldCharType="separate"/>
           </w:r>
           <w:r>
-            <w:t>7</w:t>
+            <w:t>8</w:t>
           </w:r>
           <w:r>
             <w:fldChar w:fldCharType="end"/>
@@ -4055,7 +4100,7 @@
         </w:p>
         <w:p>
           <w:pPr>
-            <w:pStyle w:val="TOC2"/>
+            <w:pStyle w:val="18"/>
             <w:tabs>
               <w:tab w:val="right" w:leader="dot" w:pos="8306"/>
             </w:tabs>
@@ -4072,7 +4117,7 @@
               <w:rFonts w:hint="default"/>
               <w:lang w:val="en-US" w:eastAsia="zh-CN"/>
             </w:rPr>
-            <w:instrText xml:space="preserve"> HYPERLINK \l _Toc4793 </w:instrText>
+            <w:instrText xml:space="preserve"> HYPERLINK \l _Toc2677 </w:instrText>
           </w:r>
           <w:r>
             <w:rPr>
@@ -4095,7 +4140,7 @@
             <w:fldChar w:fldCharType="begin"/>
           </w:r>
           <w:r>
-            <w:instrText xml:space="preserve"> PAGEREF _Toc4793 \h </w:instrText>
+            <w:instrText xml:space="preserve"> PAGEREF _Toc2677 \h </w:instrText>
           </w:r>
           <w:r>
             <w:fldChar w:fldCharType="separate"/>
@@ -4116,7 +4161,7 @@
         </w:p>
         <w:p>
           <w:pPr>
-            <w:pStyle w:val="TOC2"/>
+            <w:pStyle w:val="18"/>
             <w:tabs>
               <w:tab w:val="right" w:leader="dot" w:pos="8306"/>
             </w:tabs>
@@ -4133,7 +4178,7 @@
               <w:rFonts w:hint="default"/>
               <w:lang w:val="en-US" w:eastAsia="zh-CN"/>
             </w:rPr>
-            <w:instrText xml:space="preserve"> HYPERLINK \l _Toc27091 </w:instrText>
+            <w:instrText xml:space="preserve"> HYPERLINK \l _Toc13157 </w:instrText>
           </w:r>
           <w:r>
             <w:rPr>
@@ -4156,13 +4201,13 @@
             <w:fldChar w:fldCharType="begin"/>
           </w:r>
           <w:r>
-            <w:instrText xml:space="preserve"> PAGEREF _Toc27091 \h </w:instrText>
+            <w:instrText xml:space="preserve"> PAGEREF _Toc13157 \h </w:instrText>
           </w:r>
           <w:r>
             <w:fldChar w:fldCharType="separate"/>
           </w:r>
           <w:r>
-            <w:t>8</w:t>
+            <w:t>9</w:t>
           </w:r>
           <w:r>
             <w:fldChar w:fldCharType="end"/>
@@ -4177,7 +4222,7 @@
         </w:p>
         <w:p>
           <w:pPr>
-            <w:pStyle w:val="TOC2"/>
+            <w:pStyle w:val="18"/>
             <w:tabs>
               <w:tab w:val="right" w:leader="dot" w:pos="8306"/>
             </w:tabs>
@@ -4194,7 +4239,7 @@
               <w:rFonts w:hint="default"/>
               <w:lang w:val="en-US" w:eastAsia="zh-CN"/>
             </w:rPr>
-            <w:instrText xml:space="preserve"> HYPERLINK \l _Toc30178 </w:instrText>
+            <w:instrText xml:space="preserve"> HYPERLINK \l _Toc18561 </w:instrText>
           </w:r>
           <w:r>
             <w:rPr>
@@ -4217,13 +4262,13 @@
             <w:fldChar w:fldCharType="begin"/>
           </w:r>
           <w:r>
-            <w:instrText xml:space="preserve"> PAGEREF _Toc30178 \h </w:instrText>
+            <w:instrText xml:space="preserve"> PAGEREF _Toc18561 \h </w:instrText>
           </w:r>
           <w:r>
             <w:fldChar w:fldCharType="separate"/>
           </w:r>
           <w:r>
-            <w:t>8</w:t>
+            <w:t>9</w:t>
           </w:r>
           <w:r>
             <w:fldChar w:fldCharType="end"/>
@@ -4238,7 +4283,7 @@
         </w:p>
         <w:p>
           <w:pPr>
-            <w:pStyle w:val="TOC2"/>
+            <w:pStyle w:val="18"/>
             <w:tabs>
               <w:tab w:val="right" w:leader="dot" w:pos="8306"/>
             </w:tabs>
@@ -4255,7 +4300,7 @@
               <w:rFonts w:hint="default"/>
               <w:lang w:val="en-US" w:eastAsia="zh-CN"/>
             </w:rPr>
-            <w:instrText xml:space="preserve"> HYPERLINK \l _Toc24209 </w:instrText>
+            <w:instrText xml:space="preserve"> HYPERLINK \l _Toc5081 </w:instrText>
           </w:r>
           <w:r>
             <w:rPr>
@@ -4278,7 +4323,7 @@
             <w:fldChar w:fldCharType="begin"/>
           </w:r>
           <w:r>
-            <w:instrText xml:space="preserve"> PAGEREF _Toc24209 \h </w:instrText>
+            <w:instrText xml:space="preserve"> PAGEREF _Toc5081 \h </w:instrText>
           </w:r>
           <w:r>
             <w:fldChar w:fldCharType="separate"/>
@@ -4299,7 +4344,7 @@
         </w:p>
         <w:p>
           <w:pPr>
-            <w:pStyle w:val="TOC1"/>
+            <w:pStyle w:val="16"/>
             <w:tabs>
               <w:tab w:val="right" w:leader="dot" w:pos="8306"/>
             </w:tabs>
@@ -4316,7 +4361,7 @@
               <w:rFonts w:hint="default"/>
               <w:lang w:val="en-US" w:eastAsia="zh-CN"/>
             </w:rPr>
-            <w:instrText xml:space="preserve"> HYPERLINK \l _Toc31516 </w:instrText>
+            <w:instrText xml:space="preserve"> HYPERLINK \l _Toc8827 </w:instrText>
           </w:r>
           <w:r>
             <w:rPr>
@@ -4346,13 +4391,13 @@
             <w:fldChar w:fldCharType="begin"/>
           </w:r>
           <w:r>
-            <w:instrText xml:space="preserve"> PAGEREF _Toc31516 \h </w:instrText>
+            <w:instrText xml:space="preserve"> PAGEREF _Toc8827 \h </w:instrText>
           </w:r>
           <w:r>
             <w:fldChar w:fldCharType="separate"/>
           </w:r>
           <w:r>
-            <w:t>9</w:t>
+            <w:t>10</w:t>
           </w:r>
           <w:r>
             <w:fldChar w:fldCharType="end"/>
@@ -4367,7 +4412,7 @@
         </w:p>
         <w:p>
           <w:pPr>
-            <w:pStyle w:val="TOC1"/>
+            <w:pStyle w:val="16"/>
             <w:tabs>
               <w:tab w:val="right" w:leader="dot" w:pos="8306"/>
             </w:tabs>
@@ -4384,7 +4429,7 @@
               <w:rFonts w:hint="default"/>
               <w:lang w:val="en-US" w:eastAsia="zh-CN"/>
             </w:rPr>
-            <w:instrText xml:space="preserve"> HYPERLINK \l _Toc27172 </w:instrText>
+            <w:instrText xml:space="preserve"> HYPERLINK \l _Toc12933 </w:instrText>
           </w:r>
           <w:r>
             <w:rPr>
@@ -4414,13 +4459,13 @@
             <w:fldChar w:fldCharType="begin"/>
           </w:r>
           <w:r>
-            <w:instrText xml:space="preserve"> PAGEREF _Toc27172 \h </w:instrText>
+            <w:instrText xml:space="preserve"> PAGEREF _Toc12933 \h </w:instrText>
           </w:r>
           <w:r>
             <w:fldChar w:fldCharType="separate"/>
           </w:r>
           <w:r>
-            <w:t>9</w:t>
+            <w:t>10</w:t>
           </w:r>
           <w:r>
             <w:fldChar w:fldCharType="end"/>
@@ -4435,7 +4480,7 @@
         </w:p>
         <w:p>
           <w:pPr>
-            <w:pStyle w:val="a2"/>
+            <w:pStyle w:val="32"/>
             <w:bidi w:val="0"/>
             <w:rPr>
               <w:rFonts w:hint="default"/>
@@ -4456,7 +4501,7 @@
       <w:pPr>
         <w:jc w:val="center"/>
         <w:rPr>
-          <w:rFonts w:eastAsia="宋体" w:hint="eastAsia"/>
+          <w:rFonts w:hint="eastAsia" w:eastAsia="宋体"/>
           <w:lang w:val="en-US" w:eastAsia="zh-CN"/>
         </w:rPr>
       </w:pPr>
@@ -4470,16 +4515,18 @@
     </w:p>
     <w:p>
       <w:pPr>
-        <w:pStyle w:val="TableofFigures"/>
+        <w:pStyle w:val="17"/>
         <w:tabs>
           <w:tab w:val="right" w:leader="dot" w:pos="8306"/>
         </w:tabs>
       </w:pPr>
+      <w:bookmarkStart w:id="52" w:name="_GoBack"/>
+      <w:bookmarkEnd w:id="52"/>
       <w:r>
         <w:fldChar w:fldCharType="begin"/>
       </w:r>
       <w:r>
-        <w:instrText>TOC \h \c "表"</w:instrText>
+        <w:instrText xml:space="preserve">TOC \h \c "表"</w:instrText>
       </w:r>
       <w:r>
         <w:fldChar w:fldCharType="separate"/>
@@ -4488,7 +4535,7 @@
         <w:fldChar w:fldCharType="begin"/>
       </w:r>
       <w:r>
-        <w:instrText xml:space="preserve"> HYPERLINK \l _Toc17593 </w:instrText>
+        <w:instrText xml:space="preserve"> HYPERLINK \l _Toc17800 </w:instrText>
       </w:r>
       <w:r>
         <w:fldChar w:fldCharType="separate"/>
@@ -4531,13 +4578,13 @@
         <w:fldChar w:fldCharType="begin"/>
       </w:r>
       <w:r>
-        <w:instrText xml:space="preserve"> PAGEREF _Toc17593 \h </w:instrText>
+        <w:instrText xml:space="preserve"> PAGEREF _Toc17800 \h </w:instrText>
       </w:r>
       <w:r>
         <w:fldChar w:fldCharType="separate"/>
       </w:r>
       <w:r>
-        <w:t>9</w:t>
+        <w:t>10</w:t>
       </w:r>
       <w:r>
         <w:fldChar w:fldCharType="end"/>
@@ -4548,7 +4595,7 @@
     </w:p>
     <w:p>
       <w:pPr>
-        <w:pStyle w:val="TableofFigures"/>
+        <w:pStyle w:val="17"/>
         <w:tabs>
           <w:tab w:val="right" w:leader="dot" w:pos="8306"/>
         </w:tabs>
@@ -4557,7 +4604,7 @@
         <w:fldChar w:fldCharType="begin"/>
       </w:r>
       <w:r>
-        <w:instrText xml:space="preserve"> HYPERLINK \l _Toc15160 </w:instrText>
+        <w:instrText xml:space="preserve"> HYPERLINK \l _Toc28824 </w:instrText>
       </w:r>
       <w:r>
         <w:fldChar w:fldCharType="separate"/>
@@ -4600,13 +4647,13 @@
         <w:fldChar w:fldCharType="begin"/>
       </w:r>
       <w:r>
-        <w:instrText xml:space="preserve"> PAGEREF _Toc15160 \h </w:instrText>
+        <w:instrText xml:space="preserve"> PAGEREF _Toc28824 \h </w:instrText>
       </w:r>
       <w:r>
         <w:fldChar w:fldCharType="separate"/>
       </w:r>
       <w:r>
-        <w:t>9</w:t>
+        <w:t>10</w:t>
       </w:r>
       <w:r>
         <w:fldChar w:fldCharType="end"/>
@@ -4617,8 +4664,8 @@
     </w:p>
     <w:p>
       <w:pPr>
-        <w:pStyle w:val="a2"/>
-        <w:ind w:left="0" w:firstLine="0" w:leftChars="0" w:firstLineChars="0"/>
+        <w:pStyle w:val="32"/>
+        <w:ind w:left="0" w:leftChars="0" w:firstLine="0" w:firstLineChars="0"/>
         <w:rPr>
           <w:rFonts w:hint="default"/>
           <w:lang w:val="en-US" w:eastAsia="zh-CN"/>
@@ -4630,7 +4677,7 @@
     </w:p>
     <w:p>
       <w:pPr>
-        <w:pStyle w:val="1"/>
+        <w:pStyle w:val="31"/>
         <w:bidi w:val="0"/>
         <w:rPr>
           <w:rFonts w:hint="default"/>
@@ -4645,7 +4692,7 @@
         <w:br w:type="page"/>
       </w:r>
       <w:bookmarkStart w:id="1" w:name="_Toc7950"/>
-      <w:bookmarkStart w:id="2" w:name="_Toc25692"/>
+      <w:bookmarkStart w:id="2" w:name="_Toc17165"/>
       <w:r>
         <w:rPr>
           <w:rFonts w:hint="default"/>
@@ -4658,7 +4705,7 @@
     </w:p>
     <w:p>
       <w:pPr>
-        <w:pStyle w:val="a2"/>
+        <w:pStyle w:val="32"/>
         <w:bidi w:val="0"/>
         <w:rPr>
           <w:rFonts w:hint="default"/>
@@ -4675,7 +4722,7 @@
     </w:p>
     <w:p>
       <w:pPr>
-        <w:pStyle w:val="1"/>
+        <w:pStyle w:val="31"/>
         <w:bidi w:val="0"/>
         <w:rPr>
           <w:rFonts w:hint="default"/>
@@ -4683,7 +4730,7 @@
         </w:rPr>
       </w:pPr>
       <w:bookmarkStart w:id="3" w:name="_Toc12707"/>
-      <w:bookmarkStart w:id="4" w:name="_Toc24644"/>
+      <w:bookmarkStart w:id="4" w:name="_Toc23036"/>
       <w:r>
         <w:rPr>
           <w:rFonts w:hint="default"/>
@@ -4696,24 +4743,24 @@
     </w:p>
     <w:p>
       <w:pPr>
-        <w:pStyle w:val="a2"/>
-        <w:bidi w:val="0"/>
-        <w:rPr>
-          <w:rFonts w:hint="default"/>
-          <w:lang w:val="en-US" w:eastAsia="zh-CN"/>
-        </w:rPr>
-      </w:pPr>
-      <w:r>
-        <w:rPr>
-          <w:rFonts w:hint="default"/>
-          <w:lang w:val="en-US" w:eastAsia="zh-CN"/>
-        </w:rPr>
-        <w:t>本制度适用于运维服务实施全生命周期的检查与审计，覆盖运维服务相关的所有部门：运维部、研发部、产品产品质量部、综合部、采购部、应急管理部。</w:t>
-      </w:r>
-    </w:p>
-    <w:p>
-      <w:pPr>
-        <w:pStyle w:val="1"/>
+        <w:pStyle w:val="32"/>
+        <w:bidi w:val="0"/>
+        <w:rPr>
+          <w:rFonts w:hint="default"/>
+          <w:lang w:val="en-US" w:eastAsia="zh-CN"/>
+        </w:rPr>
+      </w:pPr>
+      <w:r>
+        <w:rPr>
+          <w:rFonts w:hint="default"/>
+          <w:lang w:val="en-US" w:eastAsia="zh-CN"/>
+        </w:rPr>
+        <w:t>本制度适用于运维服务实施全生命周期的检查与审计，覆盖运维服务相关的所有部门：运维部、研发部、产品质量部、综合部、采购部、应急管理部。</w:t>
+      </w:r>
+    </w:p>
+    <w:p>
+      <w:pPr>
+        <w:pStyle w:val="31"/>
         <w:bidi w:val="0"/>
         <w:rPr>
           <w:rFonts w:hint="default"/>
@@ -4721,7 +4768,7 @@
         </w:rPr>
       </w:pPr>
       <w:bookmarkStart w:id="5" w:name="_Toc74"/>
-      <w:bookmarkStart w:id="6" w:name="_Toc5735"/>
+      <w:bookmarkStart w:id="6" w:name="_Toc15480"/>
       <w:r>
         <w:rPr>
           <w:rFonts w:hint="default"/>
@@ -4734,7 +4781,7 @@
     </w:p>
     <w:p>
       <w:pPr>
-        <w:pStyle w:val="2"/>
+        <w:pStyle w:val="33"/>
         <w:bidi w:val="0"/>
         <w:rPr>
           <w:rFonts w:hint="default"/>
@@ -4742,7 +4789,7 @@
         </w:rPr>
       </w:pPr>
       <w:bookmarkStart w:id="7" w:name="_Toc8465"/>
-      <w:bookmarkStart w:id="8" w:name="_Toc8155"/>
+      <w:bookmarkStart w:id="8" w:name="_Toc30233"/>
       <w:r>
         <w:rPr>
           <w:rFonts w:hint="default"/>
@@ -4755,7 +4802,7 @@
     </w:p>
     <w:p>
       <w:pPr>
-        <w:pStyle w:val="a4"/>
+        <w:pStyle w:val="42"/>
         <w:bidi w:val="0"/>
         <w:rPr>
           <w:rFonts w:hint="default"/>
@@ -4772,7 +4819,7 @@
     </w:p>
     <w:p>
       <w:pPr>
-        <w:pStyle w:val="a4"/>
+        <w:pStyle w:val="42"/>
         <w:bidi w:val="0"/>
         <w:rPr>
           <w:rFonts w:hint="default"/>
@@ -4789,7 +4836,7 @@
     </w:p>
     <w:p>
       <w:pPr>
-        <w:pStyle w:val="a4"/>
+        <w:pStyle w:val="42"/>
         <w:bidi w:val="0"/>
         <w:rPr>
           <w:rFonts w:hint="default"/>
@@ -4806,7 +4853,7 @@
     </w:p>
     <w:p>
       <w:pPr>
-        <w:pStyle w:val="a4"/>
+        <w:pStyle w:val="42"/>
         <w:bidi w:val="0"/>
         <w:rPr>
           <w:rFonts w:hint="default"/>
@@ -4823,7 +4870,7 @@
     </w:p>
     <w:p>
       <w:pPr>
-        <w:pStyle w:val="a4"/>
+        <w:pStyle w:val="42"/>
         <w:bidi w:val="0"/>
         <w:rPr>
           <w:rFonts w:hint="default"/>
@@ -4840,7 +4887,7 @@
     </w:p>
     <w:p>
       <w:pPr>
-        <w:pStyle w:val="a4"/>
+        <w:pStyle w:val="42"/>
         <w:bidi w:val="0"/>
         <w:rPr>
           <w:rFonts w:hint="default"/>
@@ -4857,28 +4904,28 @@
     </w:p>
     <w:p>
       <w:pPr>
-        <w:pStyle w:val="2"/>
-        <w:bidi w:val="0"/>
-        <w:rPr>
-          <w:rFonts w:hint="default"/>
-          <w:lang w:val="en-US" w:eastAsia="zh-CN"/>
-        </w:rPr>
-      </w:pPr>
-      <w:bookmarkStart w:id="9" w:name="_Toc17304"/>
-      <w:bookmarkStart w:id="10" w:name="_Toc30909"/>
-      <w:r>
-        <w:rPr>
-          <w:rFonts w:hint="default"/>
-          <w:lang w:val="en-US" w:eastAsia="zh-CN"/>
-        </w:rPr>
-        <w:t>产品产品质量部</w:t>
+        <w:pStyle w:val="33"/>
+        <w:bidi w:val="0"/>
+        <w:rPr>
+          <w:rFonts w:hint="default"/>
+          <w:lang w:val="en-US" w:eastAsia="zh-CN"/>
+        </w:rPr>
+      </w:pPr>
+      <w:bookmarkStart w:id="9" w:name="_Toc30909"/>
+      <w:bookmarkStart w:id="10" w:name="_Toc24873"/>
+      <w:r>
+        <w:rPr>
+          <w:rFonts w:hint="default"/>
+          <w:lang w:val="en-US" w:eastAsia="zh-CN"/>
+        </w:rPr>
+        <w:t>产品质量部</w:t>
       </w:r>
       <w:bookmarkEnd w:id="9"/>
       <w:bookmarkEnd w:id="10"/>
     </w:p>
     <w:p>
       <w:pPr>
-        <w:pStyle w:val="a4"/>
+        <w:pStyle w:val="42"/>
         <w:bidi w:val="0"/>
         <w:rPr>
           <w:rFonts w:hint="default"/>
@@ -4895,7 +4942,7 @@
     </w:p>
     <w:p>
       <w:pPr>
-        <w:pStyle w:val="a4"/>
+        <w:pStyle w:val="42"/>
         <w:bidi w:val="0"/>
         <w:rPr>
           <w:rFonts w:hint="default"/>
@@ -4912,7 +4959,7 @@
     </w:p>
     <w:p>
       <w:pPr>
-        <w:pStyle w:val="a4"/>
+        <w:pStyle w:val="42"/>
         <w:bidi w:val="0"/>
         <w:rPr>
           <w:rFonts w:hint="default"/>
@@ -4929,7 +4976,7 @@
     </w:p>
     <w:p>
       <w:pPr>
-        <w:pStyle w:val="a4"/>
+        <w:pStyle w:val="42"/>
         <w:bidi w:val="0"/>
         <w:rPr>
           <w:rFonts w:hint="default"/>
@@ -4946,7 +4993,7 @@
     </w:p>
     <w:p>
       <w:pPr>
-        <w:pStyle w:val="a4"/>
+        <w:pStyle w:val="42"/>
         <w:bidi w:val="0"/>
         <w:rPr>
           <w:rFonts w:hint="default"/>
@@ -4963,7 +5010,7 @@
     </w:p>
     <w:p>
       <w:pPr>
-        <w:pStyle w:val="a4"/>
+        <w:pStyle w:val="42"/>
         <w:bidi w:val="0"/>
         <w:rPr>
           <w:rFonts w:hint="default"/>
@@ -4980,7 +5027,7 @@
     </w:p>
     <w:p>
       <w:pPr>
-        <w:pStyle w:val="a4"/>
+        <w:pStyle w:val="42"/>
         <w:bidi w:val="0"/>
         <w:rPr>
           <w:rFonts w:hint="default"/>
@@ -4997,7 +5044,7 @@
     </w:p>
     <w:p>
       <w:pPr>
-        <w:pStyle w:val="a4"/>
+        <w:pStyle w:val="42"/>
         <w:bidi w:val="0"/>
         <w:rPr>
           <w:rFonts w:hint="default"/>
@@ -5014,7 +5061,7 @@
     </w:p>
     <w:p>
       <w:pPr>
-        <w:pStyle w:val="a4"/>
+        <w:pStyle w:val="42"/>
         <w:bidi w:val="0"/>
         <w:rPr>
           <w:rFonts w:hint="default"/>
@@ -5031,7 +5078,7 @@
     </w:p>
     <w:p>
       <w:pPr>
-        <w:pStyle w:val="2"/>
+        <w:pStyle w:val="33"/>
         <w:bidi w:val="0"/>
         <w:rPr>
           <w:rFonts w:hint="default"/>
@@ -5039,7 +5086,7 @@
         </w:rPr>
       </w:pPr>
       <w:bookmarkStart w:id="11" w:name="_Toc25381"/>
-      <w:bookmarkStart w:id="12" w:name="_Toc3335"/>
+      <w:bookmarkStart w:id="12" w:name="_Toc26261"/>
       <w:r>
         <w:rPr>
           <w:rFonts w:hint="default"/>
@@ -5052,7 +5099,7 @@
     </w:p>
     <w:p>
       <w:pPr>
-        <w:pStyle w:val="a4"/>
+        <w:pStyle w:val="42"/>
         <w:bidi w:val="0"/>
         <w:rPr>
           <w:rFonts w:hint="default"/>
@@ -5069,7 +5116,7 @@
     </w:p>
     <w:p>
       <w:pPr>
-        <w:pStyle w:val="a4"/>
+        <w:pStyle w:val="42"/>
         <w:bidi w:val="0"/>
         <w:rPr>
           <w:rFonts w:hint="default"/>
@@ -5086,7 +5133,7 @@
     </w:p>
     <w:p>
       <w:pPr>
-        <w:pStyle w:val="a4"/>
+        <w:pStyle w:val="42"/>
         <w:bidi w:val="0"/>
         <w:rPr>
           <w:rFonts w:hint="default"/>
@@ -5103,7 +5150,7 @@
     </w:p>
     <w:p>
       <w:pPr>
-        <w:pStyle w:val="a4"/>
+        <w:pStyle w:val="42"/>
         <w:bidi w:val="0"/>
         <w:rPr>
           <w:rFonts w:hint="default"/>
@@ -5120,7 +5167,7 @@
     </w:p>
     <w:p>
       <w:pPr>
-        <w:pStyle w:val="a4"/>
+        <w:pStyle w:val="42"/>
         <w:bidi w:val="0"/>
         <w:rPr>
           <w:rFonts w:hint="default"/>
@@ -5137,7 +5184,7 @@
     </w:p>
     <w:p>
       <w:pPr>
-        <w:pStyle w:val="a4"/>
+        <w:pStyle w:val="42"/>
         <w:bidi w:val="0"/>
         <w:rPr>
           <w:rFonts w:hint="default"/>
@@ -5154,7 +5201,7 @@
     </w:p>
     <w:p>
       <w:pPr>
-        <w:pStyle w:val="a4"/>
+        <w:pStyle w:val="42"/>
         <w:bidi w:val="0"/>
         <w:rPr>
           <w:rFonts w:hint="default"/>
@@ -5171,15 +5218,15 @@
     </w:p>
     <w:p>
       <w:pPr>
-        <w:pStyle w:val="2"/>
-        <w:bidi w:val="0"/>
-        <w:rPr>
-          <w:rFonts w:hint="default"/>
-          <w:lang w:val="en-US" w:eastAsia="zh-CN"/>
-        </w:rPr>
-      </w:pPr>
-      <w:bookmarkStart w:id="13" w:name="_Toc29685"/>
-      <w:bookmarkStart w:id="14" w:name="_Toc12631"/>
+        <w:pStyle w:val="33"/>
+        <w:bidi w:val="0"/>
+        <w:rPr>
+          <w:rFonts w:hint="default"/>
+          <w:lang w:val="en-US" w:eastAsia="zh-CN"/>
+        </w:rPr>
+      </w:pPr>
+      <w:bookmarkStart w:id="13" w:name="_Toc12631"/>
+      <w:bookmarkStart w:id="14" w:name="_Toc5928"/>
       <w:r>
         <w:rPr>
           <w:rFonts w:hint="default"/>
@@ -5192,24 +5239,24 @@
     </w:p>
     <w:p>
       <w:pPr>
-        <w:pStyle w:val="a4"/>
-        <w:bidi w:val="0"/>
-        <w:rPr>
-          <w:rFonts w:hint="default"/>
-          <w:lang w:val="en-US" w:eastAsia="zh-CN"/>
-        </w:rPr>
-      </w:pPr>
-      <w:r>
-        <w:rPr>
-          <w:rFonts w:hint="default"/>
-          <w:lang w:val="en-US" w:eastAsia="zh-CN"/>
-        </w:rPr>
-        <w:t>配合产品产品质量部进行技术相关的质量检查。</w:t>
-      </w:r>
-    </w:p>
-    <w:p>
-      <w:pPr>
-        <w:pStyle w:val="a4"/>
+        <w:pStyle w:val="42"/>
+        <w:bidi w:val="0"/>
+        <w:rPr>
+          <w:rFonts w:hint="default"/>
+          <w:lang w:val="en-US" w:eastAsia="zh-CN"/>
+        </w:rPr>
+      </w:pPr>
+      <w:r>
+        <w:rPr>
+          <w:rFonts w:hint="default"/>
+          <w:lang w:val="en-US" w:eastAsia="zh-CN"/>
+        </w:rPr>
+        <w:t>配合产品质量部进行技术相关的质量检查。</w:t>
+      </w:r>
+    </w:p>
+    <w:p>
+      <w:pPr>
+        <w:pStyle w:val="42"/>
         <w:bidi w:val="0"/>
         <w:rPr>
           <w:rFonts w:hint="default"/>
@@ -5226,7 +5273,7 @@
     </w:p>
     <w:p>
       <w:pPr>
-        <w:pStyle w:val="a4"/>
+        <w:pStyle w:val="42"/>
         <w:bidi w:val="0"/>
         <w:rPr>
           <w:rFonts w:hint="default"/>
@@ -5243,7 +5290,7 @@
     </w:p>
     <w:p>
       <w:pPr>
-        <w:pStyle w:val="a4"/>
+        <w:pStyle w:val="42"/>
         <w:bidi w:val="0"/>
         <w:rPr>
           <w:rFonts w:hint="default"/>
@@ -5274,7 +5321,7 @@
     </w:p>
     <w:p>
       <w:pPr>
-        <w:pStyle w:val="2"/>
+        <w:pStyle w:val="33"/>
         <w:bidi w:val="0"/>
         <w:rPr>
           <w:rFonts w:hint="default"/>
@@ -5282,7 +5329,7 @@
         </w:rPr>
       </w:pPr>
       <w:bookmarkStart w:id="15" w:name="_Toc14707"/>
-      <w:bookmarkStart w:id="16" w:name="_Toc4583"/>
+      <w:bookmarkStart w:id="16" w:name="_Toc17626"/>
       <w:r>
         <w:rPr>
           <w:rFonts w:hint="default"/>
@@ -5295,24 +5342,24 @@
     </w:p>
     <w:p>
       <w:pPr>
-        <w:pStyle w:val="a4"/>
-        <w:bidi w:val="0"/>
-        <w:rPr>
-          <w:rFonts w:hint="default"/>
-          <w:lang w:val="en-US" w:eastAsia="zh-CN"/>
-        </w:rPr>
-      </w:pPr>
-      <w:r>
-        <w:rPr>
-          <w:rFonts w:hint="default"/>
-          <w:lang w:val="en-US" w:eastAsia="zh-CN"/>
-        </w:rPr>
-        <w:t>配合产品产品质量部进行人员相关的质量培训工作。</w:t>
-      </w:r>
-    </w:p>
-    <w:p>
-      <w:pPr>
-        <w:pStyle w:val="a4"/>
+        <w:pStyle w:val="42"/>
+        <w:bidi w:val="0"/>
+        <w:rPr>
+          <w:rFonts w:hint="default"/>
+          <w:lang w:val="en-US" w:eastAsia="zh-CN"/>
+        </w:rPr>
+      </w:pPr>
+      <w:r>
+        <w:rPr>
+          <w:rFonts w:hint="default"/>
+          <w:lang w:val="en-US" w:eastAsia="zh-CN"/>
+        </w:rPr>
+        <w:t>配合产品质量部进行人员相关的质量培训工作。</w:t>
+      </w:r>
+    </w:p>
+    <w:p>
+      <w:pPr>
+        <w:pStyle w:val="42"/>
         <w:bidi w:val="0"/>
         <w:rPr>
           <w:rFonts w:hint="default"/>
@@ -5329,7 +5376,7 @@
     </w:p>
     <w:p>
       <w:pPr>
-        <w:pStyle w:val="a4"/>
+        <w:pStyle w:val="42"/>
         <w:bidi w:val="0"/>
         <w:rPr>
           <w:rFonts w:hint="default"/>
@@ -5346,15 +5393,15 @@
     </w:p>
     <w:p>
       <w:pPr>
-        <w:pStyle w:val="2"/>
-        <w:bidi w:val="0"/>
-        <w:rPr>
-          <w:rFonts w:hint="default"/>
-          <w:lang w:val="en-US" w:eastAsia="zh-CN"/>
-        </w:rPr>
-      </w:pPr>
-      <w:bookmarkStart w:id="17" w:name="_Toc10897"/>
-      <w:bookmarkStart w:id="18" w:name="_Toc14393"/>
+        <w:pStyle w:val="33"/>
+        <w:bidi w:val="0"/>
+        <w:rPr>
+          <w:rFonts w:hint="default"/>
+          <w:lang w:val="en-US" w:eastAsia="zh-CN"/>
+        </w:rPr>
+      </w:pPr>
+      <w:bookmarkStart w:id="17" w:name="_Toc14393"/>
+      <w:bookmarkStart w:id="18" w:name="_Toc14265"/>
       <w:r>
         <w:rPr>
           <w:rFonts w:hint="default"/>
@@ -5367,24 +5414,24 @@
     </w:p>
     <w:p>
       <w:pPr>
-        <w:pStyle w:val="a4"/>
-        <w:bidi w:val="0"/>
-        <w:rPr>
-          <w:rFonts w:hint="default"/>
-          <w:lang w:val="en-US" w:eastAsia="zh-CN"/>
-        </w:rPr>
-      </w:pPr>
-      <w:r>
-        <w:rPr>
-          <w:rFonts w:hint="default"/>
-          <w:lang w:val="en-US" w:eastAsia="zh-CN"/>
-        </w:rPr>
-        <w:t>配合产品产品质量部进行供应商相关的质量管理工作。</w:t>
-      </w:r>
-    </w:p>
-    <w:p>
-      <w:pPr>
-        <w:pStyle w:val="a4"/>
+        <w:pStyle w:val="42"/>
+        <w:bidi w:val="0"/>
+        <w:rPr>
+          <w:rFonts w:hint="default"/>
+          <w:lang w:val="en-US" w:eastAsia="zh-CN"/>
+        </w:rPr>
+      </w:pPr>
+      <w:r>
+        <w:rPr>
+          <w:rFonts w:hint="default"/>
+          <w:lang w:val="en-US" w:eastAsia="zh-CN"/>
+        </w:rPr>
+        <w:t>配合产品质量部进行供应商相关的质量管理工作。</w:t>
+      </w:r>
+    </w:p>
+    <w:p>
+      <w:pPr>
+        <w:pStyle w:val="42"/>
         <w:bidi w:val="0"/>
         <w:rPr>
           <w:rFonts w:hint="default"/>
@@ -5401,7 +5448,7 @@
     </w:p>
     <w:p>
       <w:pPr>
-        <w:pStyle w:val="2"/>
+        <w:pStyle w:val="33"/>
         <w:bidi w:val="0"/>
         <w:rPr>
           <w:rFonts w:hint="default"/>
@@ -5409,7 +5456,7 @@
         </w:rPr>
       </w:pPr>
       <w:bookmarkStart w:id="19" w:name="_Toc26889"/>
-      <w:bookmarkStart w:id="20" w:name="_Toc2309"/>
+      <w:bookmarkStart w:id="20" w:name="_Toc31913"/>
       <w:r>
         <w:rPr>
           <w:rFonts w:hint="default"/>
@@ -5422,24 +5469,24 @@
     </w:p>
     <w:p>
       <w:pPr>
-        <w:pStyle w:val="a4"/>
-        <w:bidi w:val="0"/>
-        <w:rPr>
-          <w:rFonts w:hint="default"/>
-          <w:lang w:val="en-US" w:eastAsia="zh-CN"/>
-        </w:rPr>
-      </w:pPr>
-      <w:r>
-        <w:rPr>
-          <w:rFonts w:hint="default"/>
-          <w:lang w:val="en-US" w:eastAsia="zh-CN"/>
-        </w:rPr>
-        <w:t>配合产品产品质量部进行应急相关的质量检查。</w:t>
-      </w:r>
-    </w:p>
-    <w:p>
-      <w:pPr>
-        <w:pStyle w:val="a4"/>
+        <w:pStyle w:val="42"/>
+        <w:bidi w:val="0"/>
+        <w:rPr>
+          <w:rFonts w:hint="default"/>
+          <w:lang w:val="en-US" w:eastAsia="zh-CN"/>
+        </w:rPr>
+      </w:pPr>
+      <w:r>
+        <w:rPr>
+          <w:rFonts w:hint="default"/>
+          <w:lang w:val="en-US" w:eastAsia="zh-CN"/>
+        </w:rPr>
+        <w:t>配合产品质量部进行应急相关的质量检查。</w:t>
+      </w:r>
+    </w:p>
+    <w:p>
+      <w:pPr>
+        <w:pStyle w:val="42"/>
         <w:bidi w:val="0"/>
         <w:rPr>
           <w:rFonts w:hint="default"/>
@@ -5456,15 +5503,15 @@
     </w:p>
     <w:p>
       <w:pPr>
-        <w:pStyle w:val="1"/>
-        <w:bidi w:val="0"/>
-        <w:rPr>
-          <w:rFonts w:hint="default"/>
-          <w:lang w:val="en-US" w:eastAsia="zh-CN"/>
-        </w:rPr>
-      </w:pPr>
-      <w:bookmarkStart w:id="21" w:name="_Toc13441"/>
-      <w:bookmarkStart w:id="22" w:name="_Toc14306"/>
+        <w:pStyle w:val="31"/>
+        <w:bidi w:val="0"/>
+        <w:rPr>
+          <w:rFonts w:hint="default"/>
+          <w:lang w:val="en-US" w:eastAsia="zh-CN"/>
+        </w:rPr>
+      </w:pPr>
+      <w:bookmarkStart w:id="21" w:name="_Toc14306"/>
+      <w:bookmarkStart w:id="22" w:name="_Toc24797"/>
       <w:r>
         <w:rPr>
           <w:rFonts w:hint="default"/>
@@ -5477,7 +5524,7 @@
     </w:p>
     <w:p>
       <w:pPr>
-        <w:pStyle w:val="a2"/>
+        <w:pStyle w:val="32"/>
         <w:bidi w:val="0"/>
         <w:rPr>
           <w:rFonts w:hint="default"/>
@@ -5494,7 +5541,7 @@
     </w:p>
     <w:p>
       <w:pPr>
-        <w:pStyle w:val="a2"/>
+        <w:pStyle w:val="32"/>
         <w:bidi w:val="0"/>
         <w:rPr>
           <w:rFonts w:hint="default"/>
@@ -5511,7 +5558,7 @@
     </w:p>
     <w:p>
       <w:pPr>
-        <w:pStyle w:val="1"/>
+        <w:pStyle w:val="31"/>
         <w:bidi w:val="0"/>
         <w:rPr>
           <w:rFonts w:hint="default"/>
@@ -5519,7 +5566,7 @@
         </w:rPr>
       </w:pPr>
       <w:bookmarkStart w:id="23" w:name="_Toc11628"/>
-      <w:bookmarkStart w:id="24" w:name="_Toc23793"/>
+      <w:bookmarkStart w:id="24" w:name="_Toc14378"/>
       <w:r>
         <w:rPr>
           <w:rFonts w:hint="default"/>
@@ -5532,7 +5579,7 @@
     </w:p>
     <w:p>
       <w:pPr>
-        <w:pStyle w:val="2"/>
+        <w:pStyle w:val="33"/>
         <w:bidi w:val="0"/>
         <w:rPr>
           <w:rFonts w:hint="default"/>
@@ -5540,7 +5587,7 @@
         </w:rPr>
       </w:pPr>
       <w:bookmarkStart w:id="25" w:name="_Toc21691"/>
-      <w:bookmarkStart w:id="26" w:name="_Toc9379"/>
+      <w:bookmarkStart w:id="26" w:name="_Toc4026"/>
       <w:r>
         <w:rPr>
           <w:rFonts w:hint="default"/>
@@ -5553,7 +5600,7 @@
     </w:p>
     <w:p>
       <w:pPr>
-        <w:pStyle w:val="3"/>
+        <w:pStyle w:val="34"/>
         <w:bidi w:val="0"/>
         <w:rPr>
           <w:rFonts w:hint="default"/>
@@ -5561,7 +5608,7 @@
         </w:rPr>
       </w:pPr>
       <w:bookmarkStart w:id="27" w:name="_Toc31859"/>
-      <w:bookmarkStart w:id="28" w:name="_Toc1399"/>
+      <w:bookmarkStart w:id="28" w:name="_Toc29975"/>
       <w:r>
         <w:rPr>
           <w:rFonts w:hint="default"/>
@@ -5574,19 +5621,19 @@
     </w:p>
     <w:p>
       <w:pPr>
-        <w:pStyle w:val="a2"/>
-        <w:bidi w:val="0"/>
-        <w:rPr>
-          <w:rFonts w:hint="default"/>
-          <w:lang w:val="en-US" w:eastAsia="zh-CN"/>
-        </w:rPr>
-      </w:pPr>
-      <w:r>
-        <w:rPr>
-          <w:rFonts w:hint="default"/>
-          <w:lang w:val="en-US" w:eastAsia="zh-CN"/>
-        </w:rPr>
-        <w:t>产品产品质量部每年</w:t>
+        <w:pStyle w:val="32"/>
+        <w:bidi w:val="0"/>
+        <w:rPr>
+          <w:rFonts w:hint="default"/>
+          <w:lang w:val="en-US" w:eastAsia="zh-CN"/>
+        </w:rPr>
+      </w:pPr>
+      <w:r>
+        <w:rPr>
+          <w:rFonts w:hint="default"/>
+          <w:lang w:val="en-US" w:eastAsia="zh-CN"/>
+        </w:rPr>
+        <w:t>产品质量部每年</w:t>
       </w:r>
       <w:r>
         <w:rPr>
@@ -5605,7 +5652,7 @@
     </w:p>
     <w:p>
       <w:pPr>
-        <w:pStyle w:val="a2"/>
+        <w:pStyle w:val="32"/>
         <w:bidi w:val="0"/>
         <w:rPr>
           <w:rFonts w:hint="default"/>
@@ -5622,13 +5669,13 @@
     </w:p>
     <w:p>
       <w:pPr>
-        <w:pStyle w:val="a2"/>
+        <w:pStyle w:val="32"/>
         <w:numPr>
           <w:ilvl w:val="0"/>
           <w:numId w:val="2"/>
         </w:numPr>
         <w:bidi w:val="0"/>
-        <w:ind w:left="425" w:hanging="425" w:leftChars="0" w:firstLineChars="0"/>
+        <w:ind w:left="425" w:leftChars="0" w:hanging="425" w:firstLineChars="0"/>
         <w:rPr>
           <w:rFonts w:hint="default"/>
           <w:lang w:val="en-US" w:eastAsia="zh-CN"/>
@@ -5644,13 +5691,13 @@
     </w:p>
     <w:p>
       <w:pPr>
-        <w:pStyle w:val="a2"/>
+        <w:pStyle w:val="32"/>
         <w:numPr>
           <w:ilvl w:val="0"/>
           <w:numId w:val="2"/>
         </w:numPr>
         <w:bidi w:val="0"/>
-        <w:ind w:left="425" w:hanging="425" w:leftChars="0" w:firstLineChars="0"/>
+        <w:ind w:left="425" w:leftChars="0" w:hanging="425" w:firstLineChars="0"/>
         <w:rPr>
           <w:rFonts w:hint="default"/>
           <w:lang w:val="en-US" w:eastAsia="zh-CN"/>
@@ -5666,13 +5713,13 @@
     </w:p>
     <w:p>
       <w:pPr>
-        <w:pStyle w:val="a2"/>
+        <w:pStyle w:val="32"/>
         <w:numPr>
           <w:ilvl w:val="0"/>
           <w:numId w:val="2"/>
         </w:numPr>
         <w:bidi w:val="0"/>
-        <w:ind w:left="425" w:hanging="425" w:leftChars="0" w:firstLineChars="0"/>
+        <w:ind w:left="425" w:leftChars="0" w:hanging="425" w:firstLineChars="0"/>
         <w:rPr>
           <w:rFonts w:hint="default"/>
           <w:lang w:val="en-US" w:eastAsia="zh-CN"/>
@@ -5688,35 +5735,35 @@
     </w:p>
     <w:p>
       <w:pPr>
-        <w:pStyle w:val="a2"/>
+        <w:pStyle w:val="32"/>
         <w:numPr>
           <w:ilvl w:val="0"/>
           <w:numId w:val="2"/>
         </w:numPr>
         <w:bidi w:val="0"/>
-        <w:ind w:left="425" w:hanging="425" w:leftChars="0" w:firstLineChars="0"/>
-        <w:rPr>
-          <w:rFonts w:hint="default"/>
-          <w:lang w:val="en-US" w:eastAsia="zh-CN"/>
-        </w:rPr>
-      </w:pPr>
-      <w:r>
-        <w:rPr>
-          <w:rFonts w:hint="default"/>
-          <w:lang w:val="en-US" w:eastAsia="zh-CN"/>
-        </w:rPr>
-        <w:t>确定产品产品质量部如何对服务过程和服务的符合性进行验证</w:t>
-      </w:r>
-    </w:p>
-    <w:p>
-      <w:pPr>
-        <w:pStyle w:val="a2"/>
+        <w:ind w:left="425" w:leftChars="0" w:hanging="425" w:firstLineChars="0"/>
+        <w:rPr>
+          <w:rFonts w:hint="default"/>
+          <w:lang w:val="en-US" w:eastAsia="zh-CN"/>
+        </w:rPr>
+      </w:pPr>
+      <w:r>
+        <w:rPr>
+          <w:rFonts w:hint="default"/>
+          <w:lang w:val="en-US" w:eastAsia="zh-CN"/>
+        </w:rPr>
+        <w:t>确定产品质量部如何对服务过程和服务的符合性进行验证</w:t>
+      </w:r>
+    </w:p>
+    <w:p>
+      <w:pPr>
+        <w:pStyle w:val="32"/>
         <w:numPr>
           <w:ilvl w:val="0"/>
           <w:numId w:val="2"/>
         </w:numPr>
         <w:bidi w:val="0"/>
-        <w:ind w:left="425" w:hanging="425" w:leftChars="0" w:firstLineChars="0"/>
+        <w:ind w:left="425" w:leftChars="0" w:hanging="425" w:firstLineChars="0"/>
         <w:rPr>
           <w:rFonts w:hint="default"/>
           <w:lang w:val="en-US" w:eastAsia="zh-CN"/>
@@ -5732,13 +5779,13 @@
     </w:p>
     <w:p>
       <w:pPr>
-        <w:pStyle w:val="a2"/>
+        <w:pStyle w:val="32"/>
         <w:numPr>
           <w:ilvl w:val="0"/>
           <w:numId w:val="2"/>
         </w:numPr>
         <w:bidi w:val="0"/>
-        <w:ind w:left="425" w:hanging="425" w:leftChars="0" w:firstLineChars="0"/>
+        <w:ind w:left="425" w:leftChars="0" w:hanging="425" w:firstLineChars="0"/>
         <w:rPr>
           <w:rFonts w:hint="default"/>
           <w:lang w:val="en-US" w:eastAsia="zh-CN"/>
@@ -5754,13 +5801,13 @@
     </w:p>
     <w:p>
       <w:pPr>
-        <w:pStyle w:val="a2"/>
+        <w:pStyle w:val="32"/>
         <w:numPr>
           <w:ilvl w:val="0"/>
           <w:numId w:val="2"/>
         </w:numPr>
         <w:bidi w:val="0"/>
-        <w:ind w:left="425" w:hanging="425" w:leftChars="0" w:firstLineChars="0"/>
+        <w:ind w:left="425" w:leftChars="0" w:hanging="425" w:firstLineChars="0"/>
         <w:rPr>
           <w:rFonts w:hint="default"/>
           <w:lang w:val="en-US" w:eastAsia="zh-CN"/>
@@ -5776,7 +5823,7 @@
     </w:p>
     <w:p>
       <w:pPr>
-        <w:pStyle w:val="3"/>
+        <w:pStyle w:val="34"/>
         <w:bidi w:val="0"/>
         <w:rPr>
           <w:rFonts w:hint="default"/>
@@ -5784,7 +5831,7 @@
         </w:rPr>
       </w:pPr>
       <w:bookmarkStart w:id="29" w:name="_Toc19472"/>
-      <w:bookmarkStart w:id="30" w:name="_Toc2669"/>
+      <w:bookmarkStart w:id="30" w:name="_Toc13192"/>
       <w:r>
         <w:rPr>
           <w:rFonts w:hint="default"/>
@@ -5797,7 +5844,7 @@
     </w:p>
     <w:p>
       <w:pPr>
-        <w:pStyle w:val="a2"/>
+        <w:pStyle w:val="32"/>
         <w:bidi w:val="0"/>
         <w:rPr>
           <w:rFonts w:hint="default"/>
@@ -5814,7 +5861,7 @@
     </w:p>
     <w:p>
       <w:pPr>
-        <w:pStyle w:val="2"/>
+        <w:pStyle w:val="33"/>
         <w:bidi w:val="0"/>
         <w:rPr>
           <w:rFonts w:hint="default"/>
@@ -5822,7 +5869,7 @@
         </w:rPr>
       </w:pPr>
       <w:bookmarkStart w:id="31" w:name="_Toc27103"/>
-      <w:bookmarkStart w:id="32" w:name="_Toc22439"/>
+      <w:bookmarkStart w:id="32" w:name="_Toc21640"/>
       <w:r>
         <w:rPr>
           <w:rFonts w:hint="default"/>
@@ -5835,7 +5882,7 @@
     </w:p>
     <w:p>
       <w:pPr>
-        <w:pStyle w:val="a2"/>
+        <w:pStyle w:val="32"/>
         <w:bidi w:val="0"/>
         <w:rPr>
           <w:rFonts w:hint="default"/>
@@ -5852,13 +5899,13 @@
     </w:p>
     <w:p>
       <w:pPr>
-        <w:pStyle w:val="a2"/>
+        <w:pStyle w:val="32"/>
         <w:numPr>
           <w:ilvl w:val="0"/>
           <w:numId w:val="3"/>
         </w:numPr>
         <w:bidi w:val="0"/>
-        <w:ind w:left="425" w:hanging="425" w:leftChars="0" w:firstLineChars="0"/>
+        <w:ind w:left="425" w:leftChars="0" w:hanging="425" w:firstLineChars="0"/>
         <w:rPr>
           <w:rFonts w:hint="default"/>
           <w:lang w:val="en-US" w:eastAsia="zh-CN"/>
@@ -5874,30 +5921,30 @@
     </w:p>
     <w:p>
       <w:pPr>
-        <w:pStyle w:val="a2"/>
-        <w:bidi w:val="0"/>
-        <w:rPr>
-          <w:rFonts w:hint="default"/>
-          <w:lang w:val="en-US" w:eastAsia="zh-CN"/>
-        </w:rPr>
-      </w:pPr>
-      <w:r>
-        <w:rPr>
-          <w:rFonts w:hint="default"/>
-          <w:lang w:val="en-US" w:eastAsia="zh-CN"/>
-        </w:rPr>
-        <w:t>产品产品质量部每季度对组织级的运维服务质量进行审计，主要对运维服务内容和服务过程进行检查，内容包括：</w:t>
-      </w:r>
-    </w:p>
-    <w:p>
-      <w:pPr>
-        <w:pStyle w:val="a2"/>
+        <w:pStyle w:val="32"/>
+        <w:bidi w:val="0"/>
+        <w:rPr>
+          <w:rFonts w:hint="default"/>
+          <w:lang w:val="en-US" w:eastAsia="zh-CN"/>
+        </w:rPr>
+      </w:pPr>
+      <w:r>
+        <w:rPr>
+          <w:rFonts w:hint="default"/>
+          <w:lang w:val="en-US" w:eastAsia="zh-CN"/>
+        </w:rPr>
+        <w:t>产品质量部每季度对组织级的运维服务质量进行审计，主要对运维服务内容和服务过程进行检查，内容包括：</w:t>
+      </w:r>
+    </w:p>
+    <w:p>
+      <w:pPr>
+        <w:pStyle w:val="32"/>
         <w:numPr>
           <w:ilvl w:val="0"/>
           <w:numId w:val="4"/>
         </w:numPr>
         <w:bidi w:val="0"/>
-        <w:ind w:left="845" w:hanging="425" w:leftChars="0" w:firstLineChars="0"/>
+        <w:ind w:left="845" w:leftChars="0" w:hanging="425" w:firstLineChars="0"/>
         <w:rPr>
           <w:rFonts w:hint="default"/>
           <w:lang w:val="en-US" w:eastAsia="zh-CN"/>
@@ -5913,13 +5960,13 @@
     </w:p>
     <w:p>
       <w:pPr>
-        <w:pStyle w:val="a2"/>
+        <w:pStyle w:val="32"/>
         <w:numPr>
           <w:ilvl w:val="0"/>
           <w:numId w:val="4"/>
         </w:numPr>
         <w:bidi w:val="0"/>
-        <w:ind w:left="845" w:hanging="425" w:leftChars="0" w:firstLineChars="0"/>
+        <w:ind w:left="845" w:leftChars="0" w:hanging="425" w:firstLineChars="0"/>
         <w:rPr>
           <w:rFonts w:hint="default"/>
           <w:lang w:val="en-US" w:eastAsia="zh-CN"/>
@@ -5935,13 +5982,13 @@
     </w:p>
     <w:p>
       <w:pPr>
-        <w:pStyle w:val="a2"/>
+        <w:pStyle w:val="32"/>
         <w:numPr>
           <w:ilvl w:val="0"/>
           <w:numId w:val="4"/>
         </w:numPr>
         <w:bidi w:val="0"/>
-        <w:ind w:left="845" w:hanging="425" w:leftChars="0" w:firstLineChars="0"/>
+        <w:ind w:left="845" w:leftChars="0" w:hanging="425" w:firstLineChars="0"/>
         <w:rPr>
           <w:rFonts w:hint="default"/>
           <w:lang w:val="en-US" w:eastAsia="zh-CN"/>
@@ -5957,13 +6004,13 @@
     </w:p>
     <w:p>
       <w:pPr>
-        <w:pStyle w:val="a2"/>
+        <w:pStyle w:val="32"/>
         <w:numPr>
           <w:ilvl w:val="0"/>
           <w:numId w:val="4"/>
         </w:numPr>
         <w:bidi w:val="0"/>
-        <w:ind w:left="845" w:hanging="425" w:leftChars="0" w:firstLineChars="0"/>
+        <w:ind w:left="845" w:leftChars="0" w:hanging="425" w:firstLineChars="0"/>
         <w:rPr>
           <w:rFonts w:hint="default"/>
           <w:lang w:val="en-US" w:eastAsia="zh-CN"/>
@@ -5979,13 +6026,13 @@
     </w:p>
     <w:p>
       <w:pPr>
-        <w:pStyle w:val="a2"/>
+        <w:pStyle w:val="32"/>
         <w:numPr>
           <w:ilvl w:val="0"/>
           <w:numId w:val="3"/>
         </w:numPr>
         <w:bidi w:val="0"/>
-        <w:ind w:left="425" w:hanging="425" w:leftChars="0" w:firstLineChars="0"/>
+        <w:ind w:left="425" w:leftChars="0" w:hanging="425" w:firstLineChars="0"/>
         <w:rPr>
           <w:rFonts w:hint="default"/>
           <w:lang w:val="en-US" w:eastAsia="zh-CN"/>
@@ -6001,30 +6048,30 @@
     </w:p>
     <w:p>
       <w:pPr>
-        <w:pStyle w:val="a2"/>
-        <w:bidi w:val="0"/>
-        <w:rPr>
-          <w:rFonts w:hint="default"/>
-          <w:lang w:val="en-US" w:eastAsia="zh-CN"/>
-        </w:rPr>
-      </w:pPr>
-      <w:r>
-        <w:rPr>
-          <w:rFonts w:hint="default"/>
-          <w:lang w:val="en-US" w:eastAsia="zh-CN"/>
-        </w:rPr>
-        <w:t>产品产品质量部依据质量管理计划和质量检查表，定期对项目活动和工作产品进行检查，内容包括：</w:t>
-      </w:r>
-    </w:p>
-    <w:p>
-      <w:pPr>
-        <w:pStyle w:val="a2"/>
+        <w:pStyle w:val="32"/>
+        <w:bidi w:val="0"/>
+        <w:rPr>
+          <w:rFonts w:hint="default"/>
+          <w:lang w:val="en-US" w:eastAsia="zh-CN"/>
+        </w:rPr>
+      </w:pPr>
+      <w:r>
+        <w:rPr>
+          <w:rFonts w:hint="default"/>
+          <w:lang w:val="en-US" w:eastAsia="zh-CN"/>
+        </w:rPr>
+        <w:t>产品质量部依据质量管理计划和质量检查表，定期对项目活动和工作产品进行检查，内容包括：</w:t>
+      </w:r>
+    </w:p>
+    <w:p>
+      <w:pPr>
+        <w:pStyle w:val="32"/>
         <w:numPr>
           <w:ilvl w:val="0"/>
           <w:numId w:val="5"/>
         </w:numPr>
         <w:bidi w:val="0"/>
-        <w:ind w:left="845" w:hanging="425" w:leftChars="0" w:firstLineChars="0"/>
+        <w:ind w:left="845" w:leftChars="0" w:hanging="425" w:firstLineChars="0"/>
         <w:rPr>
           <w:rFonts w:hint="default"/>
           <w:lang w:val="en-US" w:eastAsia="zh-CN"/>
@@ -6040,13 +6087,13 @@
     </w:p>
     <w:p>
       <w:pPr>
-        <w:pStyle w:val="a2"/>
+        <w:pStyle w:val="32"/>
         <w:numPr>
           <w:ilvl w:val="0"/>
           <w:numId w:val="5"/>
         </w:numPr>
         <w:bidi w:val="0"/>
-        <w:ind w:left="845" w:hanging="425" w:leftChars="0" w:firstLineChars="0"/>
+        <w:ind w:left="845" w:leftChars="0" w:hanging="425" w:firstLineChars="0"/>
         <w:rPr>
           <w:rFonts w:hint="default"/>
           <w:lang w:val="en-US" w:eastAsia="zh-CN"/>
@@ -6062,13 +6109,13 @@
     </w:p>
     <w:p>
       <w:pPr>
-        <w:pStyle w:val="a2"/>
+        <w:pStyle w:val="32"/>
         <w:numPr>
           <w:ilvl w:val="0"/>
           <w:numId w:val="5"/>
         </w:numPr>
         <w:bidi w:val="0"/>
-        <w:ind w:left="845" w:hanging="425" w:leftChars="0" w:firstLineChars="0"/>
+        <w:ind w:left="845" w:leftChars="0" w:hanging="425" w:firstLineChars="0"/>
         <w:rPr>
           <w:rFonts w:hint="default"/>
           <w:lang w:val="en-US" w:eastAsia="zh-CN"/>
@@ -6084,13 +6131,13 @@
     </w:p>
     <w:p>
       <w:pPr>
-        <w:pStyle w:val="a2"/>
+        <w:pStyle w:val="32"/>
         <w:numPr>
           <w:ilvl w:val="0"/>
           <w:numId w:val="5"/>
         </w:numPr>
         <w:bidi w:val="0"/>
-        <w:ind w:left="845" w:hanging="425" w:leftChars="0" w:firstLineChars="0"/>
+        <w:ind w:left="845" w:leftChars="0" w:hanging="425" w:firstLineChars="0"/>
         <w:rPr>
           <w:rFonts w:hint="default"/>
           <w:lang w:val="en-US" w:eastAsia="zh-CN"/>
@@ -6106,7 +6153,7 @@
     </w:p>
     <w:p>
       <w:pPr>
-        <w:pStyle w:val="a2"/>
+        <w:pStyle w:val="32"/>
         <w:bidi w:val="0"/>
         <w:rPr>
           <w:rFonts w:hint="default"/>
@@ -6123,15 +6170,15 @@
     </w:p>
     <w:p>
       <w:pPr>
-        <w:pStyle w:val="2"/>
-        <w:bidi w:val="0"/>
-        <w:rPr>
-          <w:rFonts w:hint="default"/>
-          <w:lang w:val="en-US" w:eastAsia="zh-CN"/>
-        </w:rPr>
-      </w:pPr>
-      <w:bookmarkStart w:id="33" w:name="_Toc9306"/>
-      <w:bookmarkStart w:id="34" w:name="_Toc1970"/>
+        <w:pStyle w:val="33"/>
+        <w:bidi w:val="0"/>
+        <w:rPr>
+          <w:rFonts w:hint="default"/>
+          <w:lang w:val="en-US" w:eastAsia="zh-CN"/>
+        </w:rPr>
+      </w:pPr>
+      <w:bookmarkStart w:id="33" w:name="_Toc1970"/>
+      <w:bookmarkStart w:id="34" w:name="_Toc9404"/>
       <w:r>
         <w:rPr>
           <w:rFonts w:hint="default"/>
@@ -6144,24 +6191,24 @@
     </w:p>
     <w:p>
       <w:pPr>
-        <w:pStyle w:val="a2"/>
-        <w:bidi w:val="0"/>
-        <w:rPr>
-          <w:rFonts w:hint="default"/>
-          <w:lang w:val="en-US" w:eastAsia="zh-CN"/>
-        </w:rPr>
-      </w:pPr>
-      <w:r>
-        <w:rPr>
-          <w:rFonts w:hint="default"/>
-          <w:lang w:val="en-US" w:eastAsia="zh-CN"/>
-        </w:rPr>
-        <w:t>客户满意度调查工作由运维部、产品产品质量部共同完成：</w:t>
-      </w:r>
-    </w:p>
-    <w:p>
-      <w:pPr>
-        <w:pStyle w:val="a2"/>
+        <w:pStyle w:val="32"/>
+        <w:bidi w:val="0"/>
+        <w:rPr>
+          <w:rFonts w:hint="default"/>
+          <w:lang w:val="en-US" w:eastAsia="zh-CN"/>
+        </w:rPr>
+      </w:pPr>
+      <w:r>
+        <w:rPr>
+          <w:rFonts w:hint="default"/>
+          <w:lang w:val="en-US" w:eastAsia="zh-CN"/>
+        </w:rPr>
+        <w:t>客户满意度调查工作由运维部、产品质量部共同完成：</w:t>
+      </w:r>
+    </w:p>
+    <w:p>
+      <w:pPr>
+        <w:pStyle w:val="32"/>
         <w:bidi w:val="0"/>
         <w:rPr>
           <w:rFonts w:hint="default"/>
@@ -6178,19 +6225,19 @@
     </w:p>
     <w:p>
       <w:pPr>
-        <w:pStyle w:val="a2"/>
-        <w:bidi w:val="0"/>
-        <w:rPr>
-          <w:rFonts w:hint="default"/>
-          <w:lang w:val="en-US" w:eastAsia="zh-CN"/>
-        </w:rPr>
-      </w:pPr>
-      <w:r>
-        <w:rPr>
-          <w:rFonts w:hint="default"/>
-          <w:lang w:val="en-US" w:eastAsia="zh-CN"/>
-        </w:rPr>
-        <w:t>组织级客户满意度调查：由产品产品质量部负责，每年</w:t>
+        <w:pStyle w:val="32"/>
+        <w:bidi w:val="0"/>
+        <w:rPr>
+          <w:rFonts w:hint="default"/>
+          <w:lang w:val="en-US" w:eastAsia="zh-CN"/>
+        </w:rPr>
+      </w:pPr>
+      <w:r>
+        <w:rPr>
+          <w:rFonts w:hint="default"/>
+          <w:lang w:val="en-US" w:eastAsia="zh-CN"/>
+        </w:rPr>
+        <w:t>组织级客户满意度调查：由产品质量部负责，每年</w:t>
       </w:r>
       <w:r>
         <w:rPr>
@@ -6209,7 +6256,7 @@
     </w:p>
     <w:p>
       <w:pPr>
-        <w:pStyle w:val="a2"/>
+        <w:pStyle w:val="32"/>
         <w:bidi w:val="0"/>
         <w:rPr>
           <w:rFonts w:hint="default"/>
@@ -6226,7 +6273,7 @@
     </w:p>
     <w:p>
       <w:pPr>
-        <w:pStyle w:val="a2"/>
+        <w:pStyle w:val="32"/>
         <w:bidi w:val="0"/>
         <w:rPr>
           <w:rFonts w:hint="default"/>
@@ -6243,15 +6290,15 @@
     </w:p>
     <w:p>
       <w:pPr>
-        <w:pStyle w:val="2"/>
-        <w:bidi w:val="0"/>
-        <w:rPr>
-          <w:rFonts w:hint="default"/>
-          <w:lang w:val="en-US" w:eastAsia="zh-CN"/>
-        </w:rPr>
-      </w:pPr>
-      <w:bookmarkStart w:id="35" w:name="_Toc1806"/>
-      <w:bookmarkStart w:id="36" w:name="_Toc12522"/>
+        <w:pStyle w:val="33"/>
+        <w:bidi w:val="0"/>
+        <w:rPr>
+          <w:rFonts w:hint="default"/>
+          <w:lang w:val="en-US" w:eastAsia="zh-CN"/>
+        </w:rPr>
+      </w:pPr>
+      <w:bookmarkStart w:id="35" w:name="_Toc12522"/>
+      <w:bookmarkStart w:id="36" w:name="_Toc502"/>
       <w:r>
         <w:rPr>
           <w:rFonts w:hint="default"/>
@@ -6264,19 +6311,19 @@
     </w:p>
     <w:p>
       <w:pPr>
-        <w:pStyle w:val="a2"/>
-        <w:bidi w:val="0"/>
-        <w:rPr>
-          <w:rFonts w:hint="default"/>
-          <w:lang w:val="en-US" w:eastAsia="zh-CN"/>
-        </w:rPr>
-      </w:pPr>
-      <w:r>
-        <w:rPr>
-          <w:rFonts w:hint="default"/>
-          <w:lang w:val="en-US" w:eastAsia="zh-CN"/>
-        </w:rPr>
-        <w:t>产品产品质量部每年</w:t>
+        <w:pStyle w:val="32"/>
+        <w:bidi w:val="0"/>
+        <w:rPr>
+          <w:rFonts w:hint="default"/>
+          <w:lang w:val="en-US" w:eastAsia="zh-CN"/>
+        </w:rPr>
+      </w:pPr>
+      <w:r>
+        <w:rPr>
+          <w:rFonts w:hint="default"/>
+          <w:lang w:val="en-US" w:eastAsia="zh-CN"/>
+        </w:rPr>
+        <w:t>产品质量部每年</w:t>
       </w:r>
       <w:r>
         <w:rPr>
@@ -6295,7 +6342,7 @@
     </w:p>
     <w:p>
       <w:pPr>
-        <w:pStyle w:val="a2"/>
+        <w:pStyle w:val="32"/>
         <w:bidi w:val="0"/>
         <w:rPr>
           <w:rFonts w:hint="default"/>
@@ -6312,7 +6359,7 @@
     </w:p>
     <w:p>
       <w:pPr>
-        <w:pStyle w:val="a2"/>
+        <w:pStyle w:val="32"/>
         <w:bidi w:val="0"/>
         <w:rPr>
           <w:rFonts w:hint="default"/>
@@ -6329,7 +6376,7 @@
     </w:p>
     <w:p>
       <w:pPr>
-        <w:pStyle w:val="a2"/>
+        <w:pStyle w:val="32"/>
         <w:bidi w:val="0"/>
         <w:rPr>
           <w:rFonts w:hint="default"/>
@@ -6346,7 +6393,7 @@
     </w:p>
     <w:p>
       <w:pPr>
-        <w:pStyle w:val="2"/>
+        <w:pStyle w:val="33"/>
         <w:bidi w:val="0"/>
         <w:rPr>
           <w:rFonts w:hint="default"/>
@@ -6354,7 +6401,7 @@
         </w:rPr>
       </w:pPr>
       <w:bookmarkStart w:id="37" w:name="_Toc13276"/>
-      <w:bookmarkStart w:id="38" w:name="_Toc4793"/>
+      <w:bookmarkStart w:id="38" w:name="_Toc2677"/>
       <w:r>
         <w:rPr>
           <w:rFonts w:hint="default"/>
@@ -6367,30 +6414,30 @@
     </w:p>
     <w:p>
       <w:pPr>
-        <w:pStyle w:val="a2"/>
-        <w:bidi w:val="0"/>
-        <w:rPr>
-          <w:rFonts w:hint="default"/>
-          <w:lang w:val="en-US" w:eastAsia="zh-CN"/>
-        </w:rPr>
-      </w:pPr>
-      <w:r>
-        <w:rPr>
-          <w:rFonts w:hint="default"/>
-          <w:lang w:val="en-US" w:eastAsia="zh-CN"/>
-        </w:rPr>
-        <w:t>针对以下来源发现的未达标项，产品产品质量部应及时组织相关人员对问题进行根本原因分析，并制定纠正措施：</w:t>
-      </w:r>
-    </w:p>
-    <w:p>
-      <w:pPr>
-        <w:pStyle w:val="a2"/>
+        <w:pStyle w:val="32"/>
+        <w:bidi w:val="0"/>
+        <w:rPr>
+          <w:rFonts w:hint="default"/>
+          <w:lang w:val="en-US" w:eastAsia="zh-CN"/>
+        </w:rPr>
+      </w:pPr>
+      <w:r>
+        <w:rPr>
+          <w:rFonts w:hint="default"/>
+          <w:lang w:val="en-US" w:eastAsia="zh-CN"/>
+        </w:rPr>
+        <w:t>针对以下来源发现的未达标项，产品质量部应及时组织相关人员对问题进行根本原因分析，并制定纠正措施：</w:t>
+      </w:r>
+    </w:p>
+    <w:p>
+      <w:pPr>
+        <w:pStyle w:val="32"/>
         <w:numPr>
           <w:ilvl w:val="0"/>
           <w:numId w:val="6"/>
         </w:numPr>
         <w:bidi w:val="0"/>
-        <w:ind w:left="425" w:hanging="425" w:leftChars="0" w:firstLineChars="0"/>
+        <w:ind w:left="425" w:leftChars="0" w:hanging="425" w:firstLineChars="0"/>
         <w:rPr>
           <w:rFonts w:hint="default"/>
           <w:lang w:val="en-US" w:eastAsia="zh-CN"/>
@@ -6406,13 +6453,13 @@
     </w:p>
     <w:p>
       <w:pPr>
-        <w:pStyle w:val="a2"/>
+        <w:pStyle w:val="32"/>
         <w:numPr>
           <w:ilvl w:val="0"/>
           <w:numId w:val="6"/>
         </w:numPr>
         <w:bidi w:val="0"/>
-        <w:ind w:left="425" w:hanging="425" w:leftChars="0" w:firstLineChars="0"/>
+        <w:ind w:left="425" w:leftChars="0" w:hanging="425" w:firstLineChars="0"/>
         <w:rPr>
           <w:rFonts w:hint="default"/>
           <w:lang w:val="en-US" w:eastAsia="zh-CN"/>
@@ -6428,13 +6475,13 @@
     </w:p>
     <w:p>
       <w:pPr>
-        <w:pStyle w:val="a2"/>
+        <w:pStyle w:val="32"/>
         <w:numPr>
           <w:ilvl w:val="0"/>
           <w:numId w:val="6"/>
         </w:numPr>
         <w:bidi w:val="0"/>
-        <w:ind w:left="425" w:hanging="425" w:leftChars="0" w:firstLineChars="0"/>
+        <w:ind w:left="425" w:leftChars="0" w:hanging="425" w:firstLineChars="0"/>
         <w:rPr>
           <w:rFonts w:hint="default"/>
           <w:lang w:val="en-US" w:eastAsia="zh-CN"/>
@@ -6450,13 +6497,13 @@
     </w:p>
     <w:p>
       <w:pPr>
-        <w:pStyle w:val="a2"/>
+        <w:pStyle w:val="32"/>
         <w:numPr>
           <w:ilvl w:val="0"/>
           <w:numId w:val="6"/>
         </w:numPr>
         <w:bidi w:val="0"/>
-        <w:ind w:left="425" w:hanging="425" w:leftChars="0" w:firstLineChars="0"/>
+        <w:ind w:left="425" w:leftChars="0" w:hanging="425" w:firstLineChars="0"/>
         <w:rPr>
           <w:rFonts w:hint="default"/>
           <w:lang w:val="en-US" w:eastAsia="zh-CN"/>
@@ -6472,13 +6519,13 @@
     </w:p>
     <w:p>
       <w:pPr>
-        <w:pStyle w:val="a2"/>
+        <w:pStyle w:val="32"/>
         <w:numPr>
           <w:ilvl w:val="0"/>
           <w:numId w:val="6"/>
         </w:numPr>
         <w:bidi w:val="0"/>
-        <w:ind w:left="425" w:hanging="425" w:leftChars="0" w:firstLineChars="0"/>
+        <w:ind w:left="425" w:leftChars="0" w:hanging="425" w:firstLineChars="0"/>
         <w:rPr>
           <w:rFonts w:hint="default"/>
           <w:lang w:val="en-US" w:eastAsia="zh-CN"/>
@@ -6494,7 +6541,7 @@
     </w:p>
     <w:p>
       <w:pPr>
-        <w:pStyle w:val="a2"/>
+        <w:pStyle w:val="32"/>
         <w:bidi w:val="0"/>
         <w:rPr>
           <w:rFonts w:hint="default"/>
@@ -6511,13 +6558,13 @@
     </w:p>
     <w:p>
       <w:pPr>
-        <w:pStyle w:val="a2"/>
+        <w:pStyle w:val="32"/>
         <w:numPr>
           <w:ilvl w:val="0"/>
           <w:numId w:val="7"/>
         </w:numPr>
         <w:bidi w:val="0"/>
-        <w:ind w:left="425" w:hanging="425" w:leftChars="0" w:firstLineChars="0"/>
+        <w:ind w:left="425" w:leftChars="0" w:hanging="425" w:firstLineChars="0"/>
         <w:rPr>
           <w:rFonts w:hint="default"/>
           <w:lang w:val="en-US" w:eastAsia="zh-CN"/>
@@ -6533,13 +6580,13 @@
     </w:p>
     <w:p>
       <w:pPr>
-        <w:pStyle w:val="a2"/>
+        <w:pStyle w:val="32"/>
         <w:numPr>
           <w:ilvl w:val="0"/>
           <w:numId w:val="7"/>
         </w:numPr>
         <w:bidi w:val="0"/>
-        <w:ind w:left="425" w:hanging="425" w:leftChars="0" w:firstLineChars="0"/>
+        <w:ind w:left="425" w:leftChars="0" w:hanging="425" w:firstLineChars="0"/>
         <w:rPr>
           <w:rFonts w:hint="default"/>
           <w:lang w:val="en-US" w:eastAsia="zh-CN"/>
@@ -6555,13 +6602,13 @@
     </w:p>
     <w:p>
       <w:pPr>
-        <w:pStyle w:val="a2"/>
+        <w:pStyle w:val="32"/>
         <w:numPr>
           <w:ilvl w:val="0"/>
           <w:numId w:val="7"/>
         </w:numPr>
         <w:bidi w:val="0"/>
-        <w:ind w:left="425" w:hanging="425" w:leftChars="0" w:firstLineChars="0"/>
+        <w:ind w:left="425" w:leftChars="0" w:hanging="425" w:firstLineChars="0"/>
         <w:rPr>
           <w:rFonts w:hint="default"/>
           <w:lang w:val="en-US" w:eastAsia="zh-CN"/>
@@ -6577,13 +6624,13 @@
     </w:p>
     <w:p>
       <w:pPr>
-        <w:pStyle w:val="a2"/>
+        <w:pStyle w:val="32"/>
         <w:numPr>
           <w:ilvl w:val="0"/>
           <w:numId w:val="7"/>
         </w:numPr>
         <w:bidi w:val="0"/>
-        <w:ind w:left="425" w:hanging="425" w:leftChars="0" w:firstLineChars="0"/>
+        <w:ind w:left="425" w:leftChars="0" w:hanging="425" w:firstLineChars="0"/>
         <w:rPr>
           <w:rFonts w:hint="default"/>
           <w:lang w:val="en-US" w:eastAsia="zh-CN"/>
@@ -6599,13 +6646,13 @@
     </w:p>
     <w:p>
       <w:pPr>
-        <w:pStyle w:val="a2"/>
+        <w:pStyle w:val="32"/>
         <w:numPr>
           <w:ilvl w:val="0"/>
           <w:numId w:val="7"/>
         </w:numPr>
         <w:bidi w:val="0"/>
-        <w:ind w:left="425" w:hanging="425" w:leftChars="0" w:firstLineChars="0"/>
+        <w:ind w:left="425" w:leftChars="0" w:hanging="425" w:firstLineChars="0"/>
         <w:rPr>
           <w:rFonts w:hint="default"/>
           <w:lang w:val="en-US" w:eastAsia="zh-CN"/>
@@ -6621,13 +6668,13 @@
     </w:p>
     <w:p>
       <w:pPr>
-        <w:pStyle w:val="a2"/>
+        <w:pStyle w:val="32"/>
         <w:numPr>
           <w:ilvl w:val="0"/>
           <w:numId w:val="7"/>
         </w:numPr>
         <w:bidi w:val="0"/>
-        <w:ind w:left="425" w:hanging="425" w:leftChars="0" w:firstLineChars="0"/>
+        <w:ind w:left="425" w:leftChars="0" w:hanging="425" w:firstLineChars="0"/>
         <w:rPr>
           <w:rFonts w:hint="default"/>
           <w:lang w:val="en-US" w:eastAsia="zh-CN"/>
@@ -6643,24 +6690,24 @@
     </w:p>
     <w:p>
       <w:pPr>
-        <w:pStyle w:val="a2"/>
-        <w:bidi w:val="0"/>
-        <w:rPr>
-          <w:rFonts w:hint="default"/>
-          <w:lang w:val="en-US" w:eastAsia="zh-CN"/>
-        </w:rPr>
-      </w:pPr>
-      <w:r>
-        <w:rPr>
-          <w:rFonts w:hint="default"/>
-          <w:lang w:val="en-US" w:eastAsia="zh-CN"/>
-        </w:rPr>
-        <w:t>产品产品质量部需对改进项进行跟踪记录，直至关闭为止。</w:t>
-      </w:r>
-    </w:p>
-    <w:p>
-      <w:pPr>
-        <w:pStyle w:val="a2"/>
+        <w:pStyle w:val="32"/>
+        <w:bidi w:val="0"/>
+        <w:rPr>
+          <w:rFonts w:hint="default"/>
+          <w:lang w:val="en-US" w:eastAsia="zh-CN"/>
+        </w:rPr>
+      </w:pPr>
+      <w:r>
+        <w:rPr>
+          <w:rFonts w:hint="default"/>
+          <w:lang w:val="en-US" w:eastAsia="zh-CN"/>
+        </w:rPr>
+        <w:t>产品质量部需对改进项进行跟踪记录，直至关闭为止。</w:t>
+      </w:r>
+    </w:p>
+    <w:p>
+      <w:pPr>
+        <w:pStyle w:val="32"/>
         <w:bidi w:val="0"/>
         <w:rPr>
           <w:rFonts w:hint="default"/>
@@ -6677,15 +6724,15 @@
     </w:p>
     <w:p>
       <w:pPr>
-        <w:pStyle w:val="2"/>
-        <w:bidi w:val="0"/>
-        <w:rPr>
-          <w:rFonts w:hint="default"/>
-          <w:lang w:val="en-US" w:eastAsia="zh-CN"/>
-        </w:rPr>
-      </w:pPr>
-      <w:bookmarkStart w:id="39" w:name="_Toc27091"/>
-      <w:bookmarkStart w:id="40" w:name="_Toc23335"/>
+        <w:pStyle w:val="33"/>
+        <w:bidi w:val="0"/>
+        <w:rPr>
+          <w:rFonts w:hint="default"/>
+          <w:lang w:val="en-US" w:eastAsia="zh-CN"/>
+        </w:rPr>
+      </w:pPr>
+      <w:bookmarkStart w:id="39" w:name="_Toc23335"/>
+      <w:bookmarkStart w:id="40" w:name="_Toc13157"/>
       <w:r>
         <w:rPr>
           <w:rFonts w:hint="default"/>
@@ -6698,24 +6745,24 @@
     </w:p>
     <w:p>
       <w:pPr>
-        <w:pStyle w:val="a2"/>
-        <w:bidi w:val="0"/>
-        <w:rPr>
-          <w:rFonts w:hint="default"/>
-          <w:lang w:val="en-US" w:eastAsia="zh-CN"/>
-        </w:rPr>
-      </w:pPr>
-      <w:r>
-        <w:rPr>
-          <w:rFonts w:hint="default"/>
-          <w:lang w:val="en-US" w:eastAsia="zh-CN"/>
-        </w:rPr>
-        <w:t>产品产品质量部定期安排质量相关内容培训，增强运维服务相关人员的质量意识：</w:t>
-      </w:r>
-    </w:p>
-    <w:p>
-      <w:pPr>
-        <w:pStyle w:val="a2"/>
+        <w:pStyle w:val="32"/>
+        <w:bidi w:val="0"/>
+        <w:rPr>
+          <w:rFonts w:hint="default"/>
+          <w:lang w:val="en-US" w:eastAsia="zh-CN"/>
+        </w:rPr>
+      </w:pPr>
+      <w:r>
+        <w:rPr>
+          <w:rFonts w:hint="default"/>
+          <w:lang w:val="en-US" w:eastAsia="zh-CN"/>
+        </w:rPr>
+        <w:t>产品质量部定期安排质量相关内容培训，增强运维服务相关人员的质量意识：</w:t>
+      </w:r>
+    </w:p>
+    <w:p>
+      <w:pPr>
+        <w:pStyle w:val="32"/>
         <w:bidi w:val="0"/>
         <w:rPr>
           <w:rFonts w:hint="default"/>
@@ -6732,7 +6779,7 @@
     </w:p>
     <w:p>
       <w:pPr>
-        <w:pStyle w:val="a2"/>
+        <w:pStyle w:val="32"/>
         <w:bidi w:val="0"/>
         <w:rPr>
           <w:rFonts w:hint="default"/>
@@ -6749,7 +6796,7 @@
     </w:p>
     <w:p>
       <w:pPr>
-        <w:pStyle w:val="a2"/>
+        <w:pStyle w:val="32"/>
         <w:bidi w:val="0"/>
         <w:rPr>
           <w:rFonts w:hint="default"/>
@@ -6766,7 +6813,7 @@
     </w:p>
     <w:p>
       <w:pPr>
-        <w:pStyle w:val="a2"/>
+        <w:pStyle w:val="32"/>
         <w:bidi w:val="0"/>
         <w:rPr>
           <w:rFonts w:hint="default"/>
@@ -6783,7 +6830,7 @@
     </w:p>
     <w:p>
       <w:pPr>
-        <w:pStyle w:val="a2"/>
+        <w:pStyle w:val="32"/>
         <w:bidi w:val="0"/>
         <w:rPr>
           <w:rFonts w:hint="default"/>
@@ -6800,7 +6847,7 @@
     </w:p>
     <w:p>
       <w:pPr>
-        <w:pStyle w:val="2"/>
+        <w:pStyle w:val="33"/>
         <w:bidi w:val="0"/>
         <w:rPr>
           <w:rFonts w:hint="default"/>
@@ -6808,7 +6855,7 @@
         </w:rPr>
       </w:pPr>
       <w:bookmarkStart w:id="41" w:name="_Toc4370"/>
-      <w:bookmarkStart w:id="42" w:name="_Toc30178"/>
+      <w:bookmarkStart w:id="42" w:name="_Toc18561"/>
       <w:r>
         <w:rPr>
           <w:rFonts w:hint="default"/>
@@ -6821,187 +6868,178 @@
     </w:p>
     <w:p>
       <w:pPr>
-        <w:pStyle w:val="a2"/>
-        <w:bidi w:val="0"/>
-        <w:rPr>
-          <w:rFonts w:hint="default"/>
-          <w:lang w:val="en-US" w:eastAsia="zh-CN"/>
-        </w:rPr>
-      </w:pPr>
-      <w:r>
-        <w:rPr>
-          <w:rFonts w:hint="default"/>
-          <w:lang w:val="en-US" w:eastAsia="zh-CN"/>
-        </w:rPr>
-        <w:t>运维服务项目进行新</w:t>
-      </w:r>
-      <w:bookmarkStart w:id="43" w:name="_GoBack"/>
+        <w:pStyle w:val="32"/>
+        <w:bidi w:val="0"/>
+        <w:rPr>
+          <w:rFonts w:hint="default"/>
+          <w:lang w:val="en-US" w:eastAsia="zh-CN"/>
+        </w:rPr>
+      </w:pPr>
+      <w:r>
+        <w:rPr>
+          <w:rFonts w:hint="default"/>
+          <w:lang w:val="en-US" w:eastAsia="zh-CN"/>
+        </w:rPr>
+        <w:t>运维服务项目进行新的运维周期或者结束前，应进行项目总结和项目验收：</w:t>
+      </w:r>
+    </w:p>
+    <w:p>
+      <w:pPr>
+        <w:pStyle w:val="32"/>
+        <w:bidi w:val="0"/>
+        <w:rPr>
+          <w:rFonts w:hint="default"/>
+          <w:lang w:val="en-US" w:eastAsia="zh-CN"/>
+        </w:rPr>
+      </w:pPr>
+      <w:r>
+        <w:rPr>
+          <w:rFonts w:hint="default"/>
+          <w:lang w:val="en-US" w:eastAsia="zh-CN"/>
+        </w:rPr>
+        <w:t>验收内容：对照合同要求和SLA协议，检查服务交付成果的完整性和符合性</w:t>
+      </w:r>
+    </w:p>
+    <w:p>
+      <w:pPr>
+        <w:pStyle w:val="32"/>
+        <w:bidi w:val="0"/>
+        <w:rPr>
+          <w:rFonts w:hint="default"/>
+          <w:lang w:val="en-US" w:eastAsia="zh-CN"/>
+        </w:rPr>
+      </w:pPr>
+      <w:r>
+        <w:rPr>
+          <w:rFonts w:hint="default"/>
+          <w:lang w:val="en-US" w:eastAsia="zh-CN"/>
+        </w:rPr>
+        <w:t>验收流程：由运维部项目经理组织，产品质量部参与监督，客户确认</w:t>
+      </w:r>
+    </w:p>
+    <w:p>
+      <w:pPr>
+        <w:pStyle w:val="32"/>
+        <w:bidi w:val="0"/>
+        <w:rPr>
+          <w:rFonts w:hint="default"/>
+          <w:lang w:val="en-US" w:eastAsia="zh-CN"/>
+        </w:rPr>
+      </w:pPr>
+      <w:r>
+        <w:rPr>
+          <w:rFonts w:hint="default"/>
+          <w:lang w:val="en-US" w:eastAsia="zh-CN"/>
+        </w:rPr>
+        <w:t>验收文档：形成《项目验收报告》，记录验收结论和客户反馈</w:t>
+      </w:r>
+    </w:p>
+    <w:p>
+      <w:pPr>
+        <w:pStyle w:val="32"/>
+        <w:bidi w:val="0"/>
+        <w:rPr>
+          <w:rFonts w:hint="default"/>
+          <w:lang w:val="en-US" w:eastAsia="zh-CN"/>
+        </w:rPr>
+      </w:pPr>
+      <w:r>
+        <w:rPr>
+          <w:rFonts w:hint="default"/>
+          <w:lang w:val="en-US" w:eastAsia="zh-CN"/>
+        </w:rPr>
+        <w:t>经验总结：对需要改进的服务提出改进意见，为提高公司整体运维水平提供经验和借鉴</w:t>
+      </w:r>
+    </w:p>
+    <w:p>
+      <w:pPr>
+        <w:pStyle w:val="32"/>
+        <w:bidi w:val="0"/>
+        <w:rPr>
+          <w:rFonts w:hint="default"/>
+          <w:lang w:val="en-US" w:eastAsia="zh-CN"/>
+        </w:rPr>
+      </w:pPr>
+      <w:r>
+        <w:rPr>
+          <w:rFonts w:hint="default"/>
+          <w:lang w:val="en-US" w:eastAsia="zh-CN"/>
+        </w:rPr>
+        <w:t>知识入库：将项目经验和教训纳入</w:t>
+      </w:r>
+      <w:r>
+        <w:rPr>
+          <w:rFonts w:hint="eastAsia"/>
+          <w:lang w:val="en-US" w:eastAsia="zh-CN"/>
+        </w:rPr>
+        <w:t>服务知识</w:t>
+      </w:r>
+      <w:r>
+        <w:rPr>
+          <w:rFonts w:hint="default"/>
+          <w:lang w:val="en-US" w:eastAsia="zh-CN"/>
+        </w:rPr>
+        <w:t>，为后续项目提供参考</w:t>
+      </w:r>
+    </w:p>
+    <w:p>
+      <w:pPr>
+        <w:pStyle w:val="32"/>
+        <w:bidi w:val="0"/>
+        <w:rPr>
+          <w:rFonts w:hint="default"/>
+          <w:lang w:val="en-US" w:eastAsia="zh-CN"/>
+        </w:rPr>
+      </w:pPr>
+      <w:r>
+        <w:rPr>
+          <w:rFonts w:hint="default"/>
+          <w:lang w:val="en-US" w:eastAsia="zh-CN"/>
+        </w:rPr>
+        <w:t>项目结束后应将所有项目文档（包括文件和记录）整理归档，形成《项目服务报告》。</w:t>
+      </w:r>
+    </w:p>
+    <w:p>
+      <w:pPr>
+        <w:pStyle w:val="33"/>
+        <w:bidi w:val="0"/>
+        <w:rPr>
+          <w:rFonts w:hint="default"/>
+          <w:lang w:val="en-US" w:eastAsia="zh-CN"/>
+        </w:rPr>
+      </w:pPr>
+      <w:bookmarkStart w:id="43" w:name="_Toc30556"/>
+      <w:bookmarkStart w:id="44" w:name="_Toc5081"/>
+      <w:r>
+        <w:rPr>
+          <w:rFonts w:hint="default"/>
+          <w:lang w:val="en-US" w:eastAsia="zh-CN"/>
+        </w:rPr>
+        <w:t>质量管理工作汇报及总结</w:t>
+      </w:r>
       <w:bookmarkEnd w:id="43"/>
-      <w:r>
-        <w:rPr>
-          <w:rFonts w:hint="default"/>
-          <w:lang w:val="en-US" w:eastAsia="zh-CN"/>
-        </w:rPr>
-        <w:t>的运维周期或者结束前，应进行项目总结和项目验收：</w:t>
-      </w:r>
-    </w:p>
-    <w:p>
-      <w:pPr>
-        <w:pStyle w:val="a2"/>
-        <w:bidi w:val="0"/>
-        <w:rPr>
-          <w:rFonts w:hint="default"/>
-          <w:lang w:val="en-US" w:eastAsia="zh-CN"/>
-        </w:rPr>
-      </w:pPr>
-      <w:r>
-        <w:rPr>
-          <w:rFonts w:hint="default"/>
-          <w:lang w:val="en-US" w:eastAsia="zh-CN"/>
-        </w:rPr>
-        <w:t>验收内容：对照合同要求和SLA协议，检查服务交付成果的完整性和符合性</w:t>
-      </w:r>
-    </w:p>
-    <w:p>
-      <w:pPr>
-        <w:pStyle w:val="a2"/>
-        <w:bidi w:val="0"/>
-        <w:rPr>
-          <w:rFonts w:hint="default"/>
-          <w:lang w:val="en-US" w:eastAsia="zh-CN"/>
-        </w:rPr>
-      </w:pPr>
-      <w:r>
-        <w:rPr>
-          <w:rFonts w:hint="default"/>
-          <w:lang w:val="en-US" w:eastAsia="zh-CN"/>
-        </w:rPr>
-        <w:t>验收流程：由运维部项目经理组织，产品产品质量部参与监督，客户确认</w:t>
-      </w:r>
-    </w:p>
-    <w:p>
-      <w:pPr>
-        <w:pStyle w:val="a2"/>
-        <w:bidi w:val="0"/>
-        <w:rPr>
-          <w:rFonts w:hint="default"/>
-          <w:lang w:val="en-US" w:eastAsia="zh-CN"/>
-        </w:rPr>
-      </w:pPr>
-      <w:r>
-        <w:rPr>
-          <w:rFonts w:hint="default"/>
-          <w:lang w:val="en-US" w:eastAsia="zh-CN"/>
-        </w:rPr>
-        <w:t>验收文档：形成《项目验收报告》，记录验收结论和客户反馈</w:t>
-      </w:r>
-    </w:p>
-    <w:p>
-      <w:pPr>
-        <w:pStyle w:val="a2"/>
-        <w:bidi w:val="0"/>
-        <w:rPr>
-          <w:rFonts w:hint="default"/>
-          <w:lang w:val="en-US" w:eastAsia="zh-CN"/>
-        </w:rPr>
-      </w:pPr>
-      <w:r>
-        <w:rPr>
-          <w:rFonts w:hint="default"/>
-          <w:lang w:val="en-US" w:eastAsia="zh-CN"/>
-        </w:rPr>
-        <w:t>经验总结：对需要改进的服务提出改进意见，为提高公司整体运维水平提供经验和借鉴</w:t>
-      </w:r>
-    </w:p>
-    <w:p>
-      <w:pPr>
-        <w:pStyle w:val="a2"/>
-        <w:bidi w:val="0"/>
-        <w:rPr>
-          <w:rFonts w:hint="default"/>
-          <w:lang w:val="en-US" w:eastAsia="zh-CN"/>
-        </w:rPr>
-      </w:pPr>
-      <w:r>
-        <w:rPr>
-          <w:rFonts w:hint="default"/>
-          <w:lang w:val="en-US" w:eastAsia="zh-CN"/>
-        </w:rPr>
-        <w:t>知识入库：将项目经验和教训纳入</w:t>
-      </w:r>
-      <w:r>
-        <w:rPr>
-          <w:rFonts w:hint="eastAsia"/>
-          <w:lang w:val="en-US" w:eastAsia="zh-CN"/>
-        </w:rPr>
-        <w:t>服务知识</w:t>
-      </w:r>
-      <w:r>
-        <w:rPr>
-          <w:rFonts w:hint="default"/>
-          <w:lang w:val="en-US" w:eastAsia="zh-CN"/>
-        </w:rPr>
-        <w:t>，为后续项目提供参考</w:t>
-      </w:r>
-    </w:p>
-    <w:p>
-      <w:pPr>
-        <w:pStyle w:val="a2"/>
-        <w:bidi w:val="0"/>
-        <w:rPr>
-          <w:rFonts w:hint="default"/>
-          <w:lang w:val="en-US" w:eastAsia="zh-CN"/>
-        </w:rPr>
-      </w:pPr>
-      <w:r>
-        <w:rPr>
-          <w:rFonts w:hint="default"/>
-          <w:lang w:val="en-US" w:eastAsia="zh-CN"/>
-        </w:rPr>
-        <w:t>项目结束后应将所有项目文档（包括文件和记录）整理归档，形成《项目服务报告》。</w:t>
-      </w:r>
-    </w:p>
-    <w:p>
-      <w:pPr>
-        <w:pStyle w:val="2"/>
-        <w:bidi w:val="0"/>
-        <w:rPr>
-          <w:rFonts w:hint="default"/>
-          <w:lang w:val="en-US" w:eastAsia="zh-CN"/>
-        </w:rPr>
-      </w:pPr>
-      <w:bookmarkStart w:id="44" w:name="_Toc24209"/>
-      <w:bookmarkStart w:id="45" w:name="_Toc30556"/>
-      <w:r>
-        <w:rPr>
-          <w:rFonts w:hint="default"/>
-          <w:lang w:val="en-US" w:eastAsia="zh-CN"/>
-        </w:rPr>
-        <w:t>质量管理工作汇报及总结</w:t>
-      </w:r>
       <w:bookmarkEnd w:id="44"/>
-      <w:bookmarkEnd w:id="45"/>
-    </w:p>
-    <w:p>
-      <w:pPr>
-        <w:pStyle w:val="a2"/>
-        <w:bidi w:val="0"/>
-        <w:rPr>
-          <w:rFonts w:hint="default"/>
-          <w:lang w:val="en-US" w:eastAsia="zh-CN"/>
-        </w:rPr>
-      </w:pPr>
-      <w:r>
-        <w:rPr>
-          <w:rFonts w:hint="default"/>
-          <w:lang w:val="en-US" w:eastAsia="zh-CN"/>
-        </w:rPr>
-        <w:t>产品产品质量部应定期出具质量报告，对发现的问题及问题的发展趋势进行分析总结：</w:t>
-      </w:r>
-    </w:p>
-    <w:p>
-      <w:pPr>
-        <w:pStyle w:val="a2"/>
+    </w:p>
+    <w:p>
+      <w:pPr>
+        <w:pStyle w:val="32"/>
+        <w:bidi w:val="0"/>
+        <w:rPr>
+          <w:rFonts w:hint="default"/>
+          <w:lang w:val="en-US" w:eastAsia="zh-CN"/>
+        </w:rPr>
+      </w:pPr>
+      <w:r>
+        <w:rPr>
+          <w:rFonts w:hint="default"/>
+          <w:lang w:val="en-US" w:eastAsia="zh-CN"/>
+        </w:rPr>
+        <w:t>产品质量部应定期出具质量报告，对发现的问题及问题的发展趋势进行分析总结：</w:t>
+      </w:r>
+    </w:p>
+    <w:p>
+      <w:pPr>
+        <w:pStyle w:val="32"/>
         <w:bidi w:val="0"/>
         <w:rPr>
           <w:rFonts w:hint="default"/>
@@ -7018,7 +7056,7 @@
     </w:p>
     <w:p>
       <w:pPr>
-        <w:pStyle w:val="a2"/>
+        <w:pStyle w:val="32"/>
         <w:bidi w:val="0"/>
         <w:rPr>
           <w:rFonts w:hint="default"/>
@@ -7035,24 +7073,24 @@
     </w:p>
     <w:p>
       <w:pPr>
-        <w:pStyle w:val="a2"/>
-        <w:bidi w:val="0"/>
-        <w:rPr>
-          <w:rFonts w:hint="default"/>
-          <w:lang w:val="en-US" w:eastAsia="zh-CN"/>
-        </w:rPr>
-      </w:pPr>
-      <w:r>
-        <w:rPr>
-          <w:rFonts w:hint="default"/>
-          <w:lang w:val="en-US" w:eastAsia="zh-CN"/>
-        </w:rPr>
-        <w:t>年度质量报告：年度质量管理计划执行完毕后，产品产品质量部应撰写《年度运维服务质量管理报告》，总结全年质量工作，分析趋势，提出下一年度质量改进建议，提交公司领导审批。</w:t>
-      </w:r>
-    </w:p>
-    <w:p>
-      <w:pPr>
-        <w:pStyle w:val="a2"/>
+        <w:pStyle w:val="32"/>
+        <w:bidi w:val="0"/>
+        <w:rPr>
+          <w:rFonts w:hint="default"/>
+          <w:lang w:val="en-US" w:eastAsia="zh-CN"/>
+        </w:rPr>
+      </w:pPr>
+      <w:r>
+        <w:rPr>
+          <w:rFonts w:hint="default"/>
+          <w:lang w:val="en-US" w:eastAsia="zh-CN"/>
+        </w:rPr>
+        <w:t>年度质量报告：年度质量管理计划执行完毕后，产品质量部应撰写《年度运维服务质量管理报告》，总结全年质量工作，分析趋势，提出下一年度质量改进建议，提交公司领导审批。</w:t>
+      </w:r>
+    </w:p>
+    <w:p>
+      <w:pPr>
+        <w:pStyle w:val="32"/>
         <w:bidi w:val="0"/>
         <w:rPr>
           <w:rFonts w:hint="default"/>
@@ -7069,7 +7107,7 @@
     </w:p>
     <w:p>
       <w:pPr>
-        <w:pStyle w:val="1"/>
+        <w:pStyle w:val="31"/>
         <w:keepNext w:val="0"/>
         <w:keepLines w:val="0"/>
         <w:pageBreakBefore w:val="0"/>
@@ -7089,9 +7127,9 @@
           <w:lang w:val="en-US" w:eastAsia="zh-CN"/>
         </w:rPr>
       </w:pPr>
+      <w:bookmarkStart w:id="45" w:name="_Toc996"/>
       <w:bookmarkStart w:id="46" w:name="_Toc18956"/>
-      <w:bookmarkStart w:id="47" w:name="_Toc996"/>
-      <w:bookmarkStart w:id="48" w:name="_Toc31516"/>
+      <w:bookmarkStart w:id="47" w:name="_Toc8827"/>
       <w:r>
         <w:rPr>
           <w:rFonts w:hint="eastAsia"/>
@@ -7099,13 +7137,13 @@
         </w:rPr>
         <w:t>KPI指标</w:t>
       </w:r>
+      <w:bookmarkEnd w:id="45"/>
       <w:bookmarkEnd w:id="46"/>
       <w:bookmarkEnd w:id="47"/>
-      <w:bookmarkEnd w:id="48"/>
-    </w:p>
-    <w:p>
-      <w:pPr>
-        <w:pStyle w:val="a2"/>
+    </w:p>
+    <w:p>
+      <w:pPr>
+        <w:pStyle w:val="32"/>
         <w:rPr>
           <w:rFonts w:hint="default"/>
           <w:lang w:val="en-US" w:eastAsia="zh-CN"/>
@@ -7121,7 +7159,7 @@
     </w:p>
     <w:p>
       <w:pPr>
-        <w:pStyle w:val="a2"/>
+        <w:pStyle w:val="32"/>
         <w:keepNext w:val="0"/>
         <w:keepLines w:val="0"/>
         <w:pageBreakBefore w:val="0"/>
@@ -7171,7 +7209,7 @@
           <w:rFonts w:hint="eastAsia"/>
           <w:lang w:val="en-US" w:eastAsia="zh-CN"/>
         </w:rPr>
-        <w:instrText>"柴_标题1"\n</w:instrText>
+        <w:instrText xml:space="preserve">"柴_标题1"\n</w:instrText>
       </w:r>
       <w:r>
         <w:instrText xml:space="preserve"> \s</w:instrText>
@@ -7188,7 +7226,7 @@
           <w:rFonts w:hint="eastAsia"/>
           <w:lang w:val="en-US" w:eastAsia="zh-CN"/>
         </w:rPr>
-        <w:instrText>* Charformat</w:instrText>
+        <w:instrText xml:space="preserve">* Charformat</w:instrText>
       </w:r>
       <w:r>
         <w:rPr>
@@ -7253,7 +7291,7 @@
         </w:rPr>
         <w:fldChar w:fldCharType="end"/>
       </w:r>
-      <w:bookmarkStart w:id="49" w:name="_Toc17593"/>
+      <w:bookmarkStart w:id="48" w:name="_Toc17800"/>
       <w:r>
         <w:rPr>
           <w:rFonts w:hint="eastAsia"/>
@@ -7261,21 +7299,22 @@
         </w:rPr>
         <w:t xml:space="preserve"> KPI指标表</w:t>
       </w:r>
-      <w:bookmarkEnd w:id="49"/>
+      <w:bookmarkEnd w:id="48"/>
     </w:p>
     <w:tbl>
       <w:tblPr>
-        <w:tblStyle w:val="TableGrid"/>
+        <w:tblStyle w:val="23"/>
         <w:tblW w:w="8519" w:type="dxa"/>
         <w:jc w:val="center"/>
         <w:tblBorders>
-          <w:top w:val="nil"/>
-          <w:left w:val="nil"/>
-          <w:bottom w:val="nil"/>
-          <w:right w:val="nil"/>
-          <w:insideH w:val="nil"/>
-          <w:insideV w:val="nil"/>
+          <w:top w:val="none" w:color="auto" w:sz="0" w:space="0"/>
+          <w:left w:val="none" w:color="auto" w:sz="0" w:space="0"/>
+          <w:bottom w:val="none" w:color="auto" w:sz="0" w:space="0"/>
+          <w:right w:val="none" w:color="auto" w:sz="0" w:space="0"/>
+          <w:insideH w:val="none" w:color="auto" w:sz="0" w:space="0"/>
+          <w:insideV w:val="none" w:color="auto" w:sz="0" w:space="0"/>
         </w:tblBorders>
+        <w:tblLayout w:type="autofit"/>
         <w:tblCellMar>
           <w:top w:w="0" w:type="dxa"/>
           <w:left w:w="108" w:type="dxa"/>
@@ -7291,15 +7330,13 @@
       </w:tblGrid>
       <w:tr>
         <w:tblPrEx>
-          <w:tblW w:w="8519" w:type="dxa"/>
-          <w:jc w:val="center"/>
           <w:tblBorders>
-            <w:top w:val="nil"/>
-            <w:left w:val="nil"/>
-            <w:bottom w:val="nil"/>
-            <w:right w:val="nil"/>
-            <w:insideH w:val="nil"/>
-            <w:insideV w:val="nil"/>
+            <w:top w:val="none" w:color="auto" w:sz="0" w:space="0"/>
+            <w:left w:val="none" w:color="auto" w:sz="0" w:space="0"/>
+            <w:bottom w:val="none" w:color="auto" w:sz="0" w:space="0"/>
+            <w:right w:val="none" w:color="auto" w:sz="0" w:space="0"/>
+            <w:insideH w:val="none" w:color="auto" w:sz="0" w:space="0"/>
+            <w:insideV w:val="none" w:color="auto" w:sz="0" w:space="0"/>
           </w:tblBorders>
           <w:tblCellMar>
             <w:top w:w="0" w:type="dxa"/>
@@ -7309,7 +7346,7 @@
           </w:tblCellMar>
         </w:tblPrEx>
         <w:trPr>
-          <w:trHeight w:val="0"/>
+          <w:trHeight w:val="0" w:hRule="atLeast"/>
           <w:tblHeader/>
           <w:jc w:val="center"/>
         </w:trPr>
@@ -7317,8 +7354,8 @@
           <w:tcPr>
             <w:tcW w:w="0" w:type="auto"/>
             <w:tcBorders>
-              <w:top w:val="single" w:sz="12" w:space="0" w:color="auto"/>
-              <w:left w:val="single" w:sz="12" w:space="0" w:color="auto"/>
+              <w:top w:val="single" w:color="auto" w:sz="12" w:space="0"/>
+              <w:left w:val="single" w:color="auto" w:sz="12" w:space="0"/>
               <w:bottom w:val="nil"/>
               <w:right w:val="nil"/>
             </w:tcBorders>
@@ -7332,11 +7369,11 @@
           </w:tcPr>
           <w:p>
             <w:pPr>
-              <w:pStyle w:val="a2"/>
+              <w:pStyle w:val="32"/>
               <w:widowControl w:val="0"/>
               <w:snapToGrid w:val="0"/>
               <w:spacing w:line="240" w:lineRule="auto"/>
-              <w:ind w:left="0" w:right="0" w:firstLine="0" w:leftChars="0" w:rightChars="0" w:firstLineChars="0"/>
+              <w:ind w:left="0" w:leftChars="0" w:right="0" w:rightChars="0" w:firstLine="0" w:firstLineChars="0"/>
               <w:jc w:val="center"/>
               <w:rPr>
                 <w:rFonts w:hint="default"/>
@@ -7360,8 +7397,8 @@
           <w:tcPr>
             <w:tcW w:w="0" w:type="auto"/>
             <w:tcBorders>
-              <w:top w:val="single" w:sz="12" w:space="0" w:color="auto"/>
-              <w:left w:val="single" w:sz="4" w:space="0" w:color="auto"/>
+              <w:top w:val="single" w:color="auto" w:sz="12" w:space="0"/>
+              <w:left w:val="single" w:color="auto" w:sz="4" w:space="0"/>
               <w:bottom w:val="nil"/>
               <w:right w:val="nil"/>
             </w:tcBorders>
@@ -7375,11 +7412,11 @@
           </w:tcPr>
           <w:p>
             <w:pPr>
-              <w:pStyle w:val="a2"/>
+              <w:pStyle w:val="32"/>
               <w:widowControl w:val="0"/>
               <w:snapToGrid w:val="0"/>
               <w:spacing w:line="240" w:lineRule="auto"/>
-              <w:ind w:left="0" w:right="0" w:firstLine="0" w:leftChars="0" w:rightChars="0" w:firstLineChars="0"/>
+              <w:ind w:left="0" w:leftChars="0" w:right="0" w:rightChars="0" w:firstLine="0" w:firstLineChars="0"/>
               <w:jc w:val="center"/>
               <w:rPr>
                 <w:rFonts w:hint="default"/>
@@ -7403,8 +7440,8 @@
           <w:tcPr>
             <w:tcW w:w="0" w:type="auto"/>
             <w:tcBorders>
-              <w:top w:val="single" w:sz="12" w:space="0" w:color="auto"/>
-              <w:left w:val="single" w:sz="4" w:space="0" w:color="auto"/>
+              <w:top w:val="single" w:color="auto" w:sz="12" w:space="0"/>
+              <w:left w:val="single" w:color="auto" w:sz="4" w:space="0"/>
               <w:bottom w:val="nil"/>
               <w:right w:val="nil"/>
             </w:tcBorders>
@@ -7418,11 +7455,11 @@
           </w:tcPr>
           <w:p>
             <w:pPr>
-              <w:pStyle w:val="a2"/>
+              <w:pStyle w:val="32"/>
               <w:widowControl w:val="0"/>
               <w:snapToGrid w:val="0"/>
               <w:spacing w:line="240" w:lineRule="auto"/>
-              <w:ind w:left="0" w:right="0" w:firstLine="0" w:leftChars="0" w:rightChars="0" w:firstLineChars="0"/>
+              <w:ind w:left="0" w:leftChars="0" w:right="0" w:rightChars="0" w:firstLine="0" w:firstLineChars="0"/>
               <w:jc w:val="center"/>
               <w:rPr>
                 <w:rFonts w:hint="default"/>
@@ -7446,10 +7483,10 @@
           <w:tcPr>
             <w:tcW w:w="1506" w:type="dxa"/>
             <w:tcBorders>
-              <w:top w:val="single" w:sz="12" w:space="0" w:color="auto"/>
-              <w:left w:val="single" w:sz="4" w:space="0" w:color="auto"/>
+              <w:top w:val="single" w:color="auto" w:sz="12" w:space="0"/>
+              <w:left w:val="single" w:color="auto" w:sz="4" w:space="0"/>
               <w:bottom w:val="nil"/>
-              <w:right w:val="single" w:sz="12" w:space="0" w:color="auto"/>
+              <w:right w:val="single" w:color="auto" w:sz="12" w:space="0"/>
             </w:tcBorders>
             <w:tcMar>
               <w:top w:w="-1" w:type="dxa"/>
@@ -7461,11 +7498,11 @@
           </w:tcPr>
           <w:p>
             <w:pPr>
-              <w:pStyle w:val="a2"/>
+              <w:pStyle w:val="32"/>
               <w:widowControl w:val="0"/>
               <w:snapToGrid w:val="0"/>
               <w:spacing w:line="240" w:lineRule="auto"/>
-              <w:ind w:left="0" w:right="0" w:firstLine="0" w:leftChars="0" w:rightChars="0" w:firstLineChars="0"/>
+              <w:ind w:left="0" w:leftChars="0" w:right="0" w:rightChars="0" w:firstLine="0" w:firstLineChars="0"/>
               <w:jc w:val="center"/>
               <w:rPr>
                 <w:rFonts w:hint="default"/>
@@ -7488,8 +7525,14 @@
       </w:tr>
       <w:tr>
         <w:tblPrEx>
-          <w:tblW w:w="8519" w:type="dxa"/>
-          <w:jc w:val="center"/>
+          <w:tblBorders>
+            <w:top w:val="none" w:color="auto" w:sz="0" w:space="0"/>
+            <w:left w:val="none" w:color="auto" w:sz="0" w:space="0"/>
+            <w:bottom w:val="none" w:color="auto" w:sz="0" w:space="0"/>
+            <w:right w:val="none" w:color="auto" w:sz="0" w:space="0"/>
+            <w:insideH w:val="none" w:color="auto" w:sz="0" w:space="0"/>
+            <w:insideV w:val="none" w:color="auto" w:sz="0" w:space="0"/>
+          </w:tblBorders>
           <w:tblCellMar>
             <w:top w:w="0" w:type="dxa"/>
             <w:left w:w="108" w:type="dxa"/>
@@ -7498,15 +7541,15 @@
           </w:tblCellMar>
         </w:tblPrEx>
         <w:trPr>
-          <w:trHeight w:val="0"/>
+          <w:trHeight w:val="0" w:hRule="atLeast"/>
           <w:jc w:val="center"/>
         </w:trPr>
         <w:tc>
           <w:tcPr>
             <w:tcW w:w="0" w:type="auto"/>
             <w:tcBorders>
-              <w:top w:val="single" w:sz="4" w:space="0" w:color="auto"/>
-              <w:left w:val="single" w:sz="12" w:space="0" w:color="auto"/>
+              <w:top w:val="single" w:color="auto" w:sz="4" w:space="0"/>
+              <w:left w:val="single" w:color="auto" w:sz="12" w:space="0"/>
               <w:bottom w:val="nil"/>
               <w:right w:val="nil"/>
             </w:tcBorders>
@@ -7520,11 +7563,11 @@
           </w:tcPr>
           <w:p>
             <w:pPr>
-              <w:pStyle w:val="a2"/>
+              <w:pStyle w:val="32"/>
               <w:widowControl w:val="0"/>
               <w:snapToGrid w:val="0"/>
               <w:spacing w:line="240" w:lineRule="auto"/>
-              <w:ind w:left="0" w:right="0" w:firstLine="0" w:leftChars="0" w:rightChars="0" w:firstLineChars="0"/>
+              <w:ind w:left="0" w:leftChars="0" w:right="0" w:rightChars="0" w:firstLine="0" w:firstLineChars="0"/>
               <w:jc w:val="center"/>
               <w:rPr>
                 <w:rFonts w:hint="default"/>
@@ -7546,8 +7589,8 @@
           <w:tcPr>
             <w:tcW w:w="0" w:type="auto"/>
             <w:tcBorders>
-              <w:top w:val="single" w:sz="4" w:space="0" w:color="auto"/>
-              <w:left w:val="single" w:sz="4" w:space="0" w:color="auto"/>
+              <w:top w:val="single" w:color="auto" w:sz="4" w:space="0"/>
+              <w:left w:val="single" w:color="auto" w:sz="4" w:space="0"/>
               <w:bottom w:val="nil"/>
               <w:right w:val="nil"/>
             </w:tcBorders>
@@ -7561,11 +7604,11 @@
           </w:tcPr>
           <w:p>
             <w:pPr>
-              <w:pStyle w:val="a2"/>
+              <w:pStyle w:val="32"/>
               <w:widowControl w:val="0"/>
               <w:snapToGrid w:val="0"/>
               <w:spacing w:line="240" w:lineRule="auto"/>
-              <w:ind w:left="0" w:right="0" w:firstLine="0" w:leftChars="0" w:rightChars="0" w:firstLineChars="0"/>
+              <w:ind w:left="0" w:leftChars="0" w:right="0" w:rightChars="0" w:firstLine="0" w:firstLineChars="0"/>
               <w:jc w:val="center"/>
               <w:rPr>
                 <w:rFonts w:hint="default"/>
@@ -7587,8 +7630,8 @@
           <w:tcPr>
             <w:tcW w:w="0" w:type="auto"/>
             <w:tcBorders>
-              <w:top w:val="single" w:sz="4" w:space="0" w:color="auto"/>
-              <w:left w:val="single" w:sz="4" w:space="0" w:color="auto"/>
+              <w:top w:val="single" w:color="auto" w:sz="4" w:space="0"/>
+              <w:left w:val="single" w:color="auto" w:sz="4" w:space="0"/>
               <w:bottom w:val="nil"/>
               <w:right w:val="nil"/>
             </w:tcBorders>
@@ -7602,11 +7645,11 @@
           </w:tcPr>
           <w:p>
             <w:pPr>
-              <w:pStyle w:val="a2"/>
+              <w:pStyle w:val="32"/>
               <w:widowControl w:val="0"/>
               <w:snapToGrid w:val="0"/>
               <w:spacing w:line="240" w:lineRule="auto"/>
-              <w:ind w:left="0" w:right="0" w:firstLine="0" w:leftChars="0" w:rightChars="0" w:firstLineChars="0"/>
+              <w:ind w:left="0" w:leftChars="0" w:right="0" w:rightChars="0" w:firstLine="0" w:firstLineChars="0"/>
               <w:jc w:val="center"/>
               <w:rPr>
                 <w:rFonts w:hint="default"/>
@@ -7628,10 +7671,10 @@
           <w:tcPr>
             <w:tcW w:w="1506" w:type="dxa"/>
             <w:tcBorders>
-              <w:top w:val="single" w:sz="4" w:space="0" w:color="auto"/>
-              <w:left w:val="single" w:sz="4" w:space="0" w:color="auto"/>
+              <w:top w:val="single" w:color="auto" w:sz="4" w:space="0"/>
+              <w:left w:val="single" w:color="auto" w:sz="4" w:space="0"/>
               <w:bottom w:val="nil"/>
-              <w:right w:val="single" w:sz="12" w:space="0" w:color="auto"/>
+              <w:right w:val="single" w:color="auto" w:sz="12" w:space="0"/>
             </w:tcBorders>
             <w:tcMar>
               <w:top w:w="-1" w:type="dxa"/>
@@ -7643,11 +7686,11 @@
           </w:tcPr>
           <w:p>
             <w:pPr>
-              <w:pStyle w:val="a2"/>
+              <w:pStyle w:val="32"/>
               <w:widowControl w:val="0"/>
               <w:snapToGrid w:val="0"/>
               <w:spacing w:line="240" w:lineRule="auto"/>
-              <w:ind w:left="0" w:right="0" w:firstLine="0" w:leftChars="0" w:rightChars="0" w:firstLineChars="0"/>
+              <w:ind w:left="0" w:leftChars="0" w:right="0" w:rightChars="0" w:firstLine="0" w:firstLineChars="0"/>
               <w:jc w:val="center"/>
               <w:rPr>
                 <w:rFonts w:hint="default"/>
@@ -7668,8 +7711,14 @@
       </w:tr>
       <w:tr>
         <w:tblPrEx>
-          <w:tblW w:w="8519" w:type="dxa"/>
-          <w:jc w:val="center"/>
+          <w:tblBorders>
+            <w:top w:val="none" w:color="auto" w:sz="0" w:space="0"/>
+            <w:left w:val="none" w:color="auto" w:sz="0" w:space="0"/>
+            <w:bottom w:val="none" w:color="auto" w:sz="0" w:space="0"/>
+            <w:right w:val="none" w:color="auto" w:sz="0" w:space="0"/>
+            <w:insideH w:val="none" w:color="auto" w:sz="0" w:space="0"/>
+            <w:insideV w:val="none" w:color="auto" w:sz="0" w:space="0"/>
+          </w:tblBorders>
           <w:tblCellMar>
             <w:top w:w="0" w:type="dxa"/>
             <w:left w:w="108" w:type="dxa"/>
@@ -7678,16 +7727,16 @@
           </w:tblCellMar>
         </w:tblPrEx>
         <w:trPr>
-          <w:trHeight w:val="0"/>
+          <w:trHeight w:val="0" w:hRule="atLeast"/>
           <w:jc w:val="center"/>
         </w:trPr>
         <w:tc>
           <w:tcPr>
             <w:tcW w:w="1813" w:type="dxa"/>
             <w:tcBorders>
-              <w:top w:val="single" w:sz="4" w:space="0" w:color="auto"/>
-              <w:left w:val="single" w:sz="12" w:space="0" w:color="auto"/>
-              <w:bottom w:val="single" w:sz="4" w:space="0" w:color="auto"/>
+              <w:top w:val="single" w:color="auto" w:sz="4" w:space="0"/>
+              <w:left w:val="single" w:color="auto" w:sz="12" w:space="0"/>
+              <w:bottom w:val="single" w:color="auto" w:sz="4" w:space="0"/>
               <w:right w:val="nil"/>
             </w:tcBorders>
             <w:shd w:val="clear" w:color="auto" w:fill="auto"/>
@@ -7701,14 +7750,14 @@
           </w:tcPr>
           <w:p>
             <w:pPr>
-              <w:pStyle w:val="a2"/>
+              <w:pStyle w:val="32"/>
               <w:widowControl w:val="0"/>
               <w:snapToGrid w:val="0"/>
               <w:spacing w:line="240" w:lineRule="auto"/>
-              <w:ind w:left="0" w:right="0" w:firstLine="0" w:leftChars="0" w:rightChars="0" w:firstLineChars="0"/>
+              <w:ind w:left="0" w:leftChars="0" w:right="0" w:rightChars="0" w:firstLine="0" w:firstLineChars="0"/>
               <w:jc w:val="center"/>
               <w:rPr>
-                <w:rFonts w:ascii="Arial" w:eastAsia="宋体" w:hAnsi="Arial" w:cs="Arial" w:hint="default"/>
+                <w:rFonts w:hint="default" w:ascii="Arial" w:hAnsi="Arial" w:eastAsia="宋体" w:cs="Arial"/>
                 <w:snapToGrid w:val="0"/>
                 <w:color w:val="000000"/>
                 <w:kern w:val="0"/>
@@ -7732,9 +7781,9 @@
           <w:tcPr>
             <w:tcW w:w="3968" w:type="dxa"/>
             <w:tcBorders>
-              <w:top w:val="single" w:sz="4" w:space="0" w:color="auto"/>
-              <w:left w:val="single" w:sz="4" w:space="0" w:color="auto"/>
-              <w:bottom w:val="single" w:sz="4" w:space="0" w:color="auto"/>
+              <w:top w:val="single" w:color="auto" w:sz="4" w:space="0"/>
+              <w:left w:val="single" w:color="auto" w:sz="4" w:space="0"/>
+              <w:bottom w:val="single" w:color="auto" w:sz="4" w:space="0"/>
               <w:right w:val="nil"/>
             </w:tcBorders>
             <w:shd w:val="clear" w:color="auto" w:fill="auto"/>
@@ -7748,14 +7797,14 @@
           </w:tcPr>
           <w:p>
             <w:pPr>
-              <w:pStyle w:val="a2"/>
+              <w:pStyle w:val="32"/>
               <w:widowControl w:val="0"/>
               <w:snapToGrid w:val="0"/>
               <w:spacing w:line="240" w:lineRule="auto"/>
-              <w:ind w:left="0" w:right="0" w:firstLine="0" w:leftChars="0" w:rightChars="0" w:firstLineChars="0"/>
+              <w:ind w:left="0" w:leftChars="0" w:right="0" w:rightChars="0" w:firstLine="0" w:firstLineChars="0"/>
               <w:jc w:val="center"/>
               <w:rPr>
-                <w:rFonts w:ascii="Arial" w:eastAsia="宋体" w:hAnsi="Arial" w:cs="Arial" w:hint="default"/>
+                <w:rFonts w:hint="default" w:ascii="Arial" w:hAnsi="Arial" w:eastAsia="宋体" w:cs="Arial"/>
                 <w:snapToGrid w:val="0"/>
                 <w:color w:val="000000"/>
                 <w:kern w:val="0"/>
@@ -7779,9 +7828,9 @@
           <w:tcPr>
             <w:tcW w:w="1232" w:type="dxa"/>
             <w:tcBorders>
-              <w:top w:val="single" w:sz="4" w:space="0" w:color="auto"/>
-              <w:left w:val="single" w:sz="4" w:space="0" w:color="auto"/>
-              <w:bottom w:val="single" w:sz="4" w:space="0" w:color="auto"/>
+              <w:top w:val="single" w:color="auto" w:sz="4" w:space="0"/>
+              <w:left w:val="single" w:color="auto" w:sz="4" w:space="0"/>
+              <w:bottom w:val="single" w:color="auto" w:sz="4" w:space="0"/>
               <w:right w:val="nil"/>
             </w:tcBorders>
             <w:shd w:val="clear" w:color="auto" w:fill="auto"/>
@@ -7795,14 +7844,14 @@
           </w:tcPr>
           <w:p>
             <w:pPr>
-              <w:pStyle w:val="a2"/>
+              <w:pStyle w:val="32"/>
               <w:widowControl w:val="0"/>
               <w:snapToGrid w:val="0"/>
               <w:spacing w:line="240" w:lineRule="auto"/>
-              <w:ind w:left="0" w:right="0" w:firstLine="0" w:leftChars="0" w:rightChars="0" w:firstLineChars="0"/>
+              <w:ind w:left="0" w:leftChars="0" w:right="0" w:rightChars="0" w:firstLine="0" w:firstLineChars="0"/>
               <w:jc w:val="center"/>
               <w:rPr>
-                <w:rFonts w:ascii="Arial" w:eastAsia="宋体" w:hAnsi="Arial" w:cs="Arial" w:hint="default"/>
+                <w:rFonts w:hint="default" w:ascii="Arial" w:hAnsi="Arial" w:eastAsia="宋体" w:cs="Arial"/>
                 <w:snapToGrid w:val="0"/>
                 <w:color w:val="000000"/>
                 <w:kern w:val="0"/>
@@ -7826,10 +7875,10 @@
           <w:tcPr>
             <w:tcW w:w="1506" w:type="dxa"/>
             <w:tcBorders>
-              <w:top w:val="single" w:sz="4" w:space="0" w:color="auto"/>
-              <w:left w:val="single" w:sz="4" w:space="0" w:color="auto"/>
-              <w:bottom w:val="single" w:sz="4" w:space="0" w:color="auto"/>
-              <w:right w:val="single" w:sz="12" w:space="0" w:color="auto"/>
+              <w:top w:val="single" w:color="auto" w:sz="4" w:space="0"/>
+              <w:left w:val="single" w:color="auto" w:sz="4" w:space="0"/>
+              <w:bottom w:val="single" w:color="auto" w:sz="4" w:space="0"/>
+              <w:right w:val="single" w:color="auto" w:sz="12" w:space="0"/>
             </w:tcBorders>
             <w:shd w:val="clear" w:color="auto" w:fill="auto"/>
             <w:tcMar>
@@ -7842,14 +7891,14 @@
           </w:tcPr>
           <w:p>
             <w:pPr>
-              <w:pStyle w:val="a2"/>
+              <w:pStyle w:val="32"/>
               <w:widowControl w:val="0"/>
               <w:snapToGrid w:val="0"/>
               <w:spacing w:line="240" w:lineRule="auto"/>
-              <w:ind w:left="0" w:right="0" w:firstLine="0" w:leftChars="0" w:rightChars="0" w:firstLineChars="0"/>
+              <w:ind w:left="0" w:leftChars="0" w:right="0" w:rightChars="0" w:firstLine="0" w:firstLineChars="0"/>
               <w:jc w:val="center"/>
               <w:rPr>
-                <w:rFonts w:ascii="Arial" w:eastAsia="宋体" w:hAnsi="Arial" w:cs="Arial" w:hint="default"/>
+                <w:rFonts w:hint="default" w:ascii="Arial" w:hAnsi="Arial" w:eastAsia="宋体" w:cs="Arial"/>
                 <w:snapToGrid w:val="0"/>
                 <w:color w:val="000000"/>
                 <w:kern w:val="0"/>
@@ -7872,8 +7921,14 @@
       </w:tr>
       <w:tr>
         <w:tblPrEx>
-          <w:tblW w:w="8519" w:type="dxa"/>
-          <w:jc w:val="center"/>
+          <w:tblBorders>
+            <w:top w:val="none" w:color="auto" w:sz="0" w:space="0"/>
+            <w:left w:val="none" w:color="auto" w:sz="0" w:space="0"/>
+            <w:bottom w:val="none" w:color="auto" w:sz="0" w:space="0"/>
+            <w:right w:val="none" w:color="auto" w:sz="0" w:space="0"/>
+            <w:insideH w:val="none" w:color="auto" w:sz="0" w:space="0"/>
+            <w:insideV w:val="none" w:color="auto" w:sz="0" w:space="0"/>
+          </w:tblBorders>
           <w:tblCellMar>
             <w:top w:w="0" w:type="dxa"/>
             <w:left w:w="108" w:type="dxa"/>
@@ -7882,16 +7937,16 @@
           </w:tblCellMar>
         </w:tblPrEx>
         <w:trPr>
-          <w:trHeight w:val="0"/>
+          <w:trHeight w:val="0" w:hRule="atLeast"/>
           <w:jc w:val="center"/>
         </w:trPr>
         <w:tc>
           <w:tcPr>
             <w:tcW w:w="1813" w:type="dxa"/>
             <w:tcBorders>
-              <w:top w:val="single" w:sz="4" w:space="0" w:color="auto"/>
-              <w:left w:val="single" w:sz="12" w:space="0" w:color="auto"/>
-              <w:bottom w:val="single" w:sz="4" w:space="0" w:color="auto"/>
+              <w:top w:val="single" w:color="auto" w:sz="4" w:space="0"/>
+              <w:left w:val="single" w:color="auto" w:sz="12" w:space="0"/>
+              <w:bottom w:val="single" w:color="auto" w:sz="4" w:space="0"/>
               <w:right w:val="nil"/>
             </w:tcBorders>
             <w:shd w:val="clear" w:color="auto" w:fill="auto"/>
@@ -7905,14 +7960,14 @@
           </w:tcPr>
           <w:p>
             <w:pPr>
-              <w:pStyle w:val="a2"/>
+              <w:pStyle w:val="32"/>
               <w:widowControl w:val="0"/>
               <w:snapToGrid w:val="0"/>
               <w:spacing w:line="240" w:lineRule="auto"/>
-              <w:ind w:left="0" w:right="0" w:firstLine="0" w:leftChars="0" w:rightChars="0" w:firstLineChars="0"/>
+              <w:ind w:left="0" w:leftChars="0" w:right="0" w:rightChars="0" w:firstLine="0" w:firstLineChars="0"/>
               <w:jc w:val="center"/>
               <w:rPr>
-                <w:rFonts w:ascii="Arial" w:eastAsia="宋体" w:hAnsi="Arial" w:cs="Arial" w:hint="eastAsia"/>
+                <w:rFonts w:hint="eastAsia" w:ascii="Arial" w:hAnsi="Arial" w:eastAsia="宋体" w:cs="Arial"/>
                 <w:snapToGrid w:val="0"/>
                 <w:color w:val="000000"/>
                 <w:kern w:val="0"/>
@@ -7936,9 +7991,9 @@
           <w:tcPr>
             <w:tcW w:w="3968" w:type="dxa"/>
             <w:tcBorders>
-              <w:top w:val="single" w:sz="4" w:space="0" w:color="auto"/>
-              <w:left w:val="single" w:sz="4" w:space="0" w:color="auto"/>
-              <w:bottom w:val="single" w:sz="4" w:space="0" w:color="auto"/>
+              <w:top w:val="single" w:color="auto" w:sz="4" w:space="0"/>
+              <w:left w:val="single" w:color="auto" w:sz="4" w:space="0"/>
+              <w:bottom w:val="single" w:color="auto" w:sz="4" w:space="0"/>
               <w:right w:val="nil"/>
             </w:tcBorders>
             <w:shd w:val="clear" w:color="auto" w:fill="auto"/>
@@ -7952,14 +8007,14 @@
           </w:tcPr>
           <w:p>
             <w:pPr>
-              <w:pStyle w:val="a2"/>
+              <w:pStyle w:val="32"/>
               <w:widowControl w:val="0"/>
               <w:snapToGrid w:val="0"/>
               <w:spacing w:line="240" w:lineRule="auto"/>
-              <w:ind w:left="0" w:right="0" w:firstLine="0" w:leftChars="0" w:rightChars="0" w:firstLineChars="0"/>
+              <w:ind w:left="0" w:leftChars="0" w:right="0" w:rightChars="0" w:firstLine="0" w:firstLineChars="0"/>
               <w:jc w:val="center"/>
               <w:rPr>
-                <w:rFonts w:ascii="Arial" w:eastAsia="宋体" w:hAnsi="Arial" w:cs="Arial" w:hint="eastAsia"/>
+                <w:rFonts w:hint="eastAsia" w:ascii="Arial" w:hAnsi="Arial" w:eastAsia="宋体" w:cs="Arial"/>
                 <w:snapToGrid w:val="0"/>
                 <w:color w:val="000000"/>
                 <w:kern w:val="0"/>
@@ -7983,9 +8038,9 @@
           <w:tcPr>
             <w:tcW w:w="1232" w:type="dxa"/>
             <w:tcBorders>
-              <w:top w:val="single" w:sz="4" w:space="0" w:color="auto"/>
-              <w:left w:val="single" w:sz="4" w:space="0" w:color="auto"/>
-              <w:bottom w:val="single" w:sz="4" w:space="0" w:color="auto"/>
+              <w:top w:val="single" w:color="auto" w:sz="4" w:space="0"/>
+              <w:left w:val="single" w:color="auto" w:sz="4" w:space="0"/>
+              <w:bottom w:val="single" w:color="auto" w:sz="4" w:space="0"/>
               <w:right w:val="nil"/>
             </w:tcBorders>
             <w:shd w:val="clear" w:color="auto" w:fill="auto"/>
@@ -7999,14 +8054,14 @@
           </w:tcPr>
           <w:p>
             <w:pPr>
-              <w:pStyle w:val="a2"/>
+              <w:pStyle w:val="32"/>
               <w:widowControl w:val="0"/>
               <w:snapToGrid w:val="0"/>
               <w:spacing w:line="240" w:lineRule="auto"/>
-              <w:ind w:left="0" w:right="0" w:firstLine="0" w:leftChars="0" w:rightChars="0" w:firstLineChars="0"/>
+              <w:ind w:left="0" w:leftChars="0" w:right="0" w:rightChars="0" w:firstLine="0" w:firstLineChars="0"/>
               <w:jc w:val="center"/>
               <w:rPr>
-                <w:rFonts w:ascii="Arial" w:eastAsia="宋体" w:hAnsi="Arial" w:cs="Arial" w:hint="eastAsia"/>
+                <w:rFonts w:hint="eastAsia" w:ascii="Arial" w:hAnsi="Arial" w:eastAsia="宋体" w:cs="Arial"/>
                 <w:snapToGrid w:val="0"/>
                 <w:color w:val="000000"/>
                 <w:kern w:val="0"/>
@@ -8030,10 +8085,10 @@
           <w:tcPr>
             <w:tcW w:w="1506" w:type="dxa"/>
             <w:tcBorders>
-              <w:top w:val="single" w:sz="4" w:space="0" w:color="auto"/>
-              <w:left w:val="single" w:sz="4" w:space="0" w:color="auto"/>
-              <w:bottom w:val="single" w:sz="4" w:space="0" w:color="auto"/>
-              <w:right w:val="single" w:sz="12" w:space="0" w:color="auto"/>
+              <w:top w:val="single" w:color="auto" w:sz="4" w:space="0"/>
+              <w:left w:val="single" w:color="auto" w:sz="4" w:space="0"/>
+              <w:bottom w:val="single" w:color="auto" w:sz="4" w:space="0"/>
+              <w:right w:val="single" w:color="auto" w:sz="12" w:space="0"/>
             </w:tcBorders>
             <w:shd w:val="clear" w:color="auto" w:fill="auto"/>
             <w:tcMar>
@@ -8046,14 +8101,14 @@
           </w:tcPr>
           <w:p>
             <w:pPr>
-              <w:pStyle w:val="a2"/>
+              <w:pStyle w:val="32"/>
               <w:widowControl w:val="0"/>
               <w:snapToGrid w:val="0"/>
               <w:spacing w:line="240" w:lineRule="auto"/>
-              <w:ind w:left="0" w:right="0" w:firstLine="0" w:leftChars="0" w:rightChars="0" w:firstLineChars="0"/>
+              <w:ind w:left="0" w:leftChars="0" w:right="0" w:rightChars="0" w:firstLine="0" w:firstLineChars="0"/>
               <w:jc w:val="center"/>
               <w:rPr>
-                <w:rFonts w:ascii="Arial" w:eastAsia="宋体" w:hAnsi="Arial" w:cs="Arial" w:hint="eastAsia"/>
+                <w:rFonts w:hint="eastAsia" w:ascii="Arial" w:hAnsi="Arial" w:eastAsia="宋体" w:cs="Arial"/>
                 <w:snapToGrid w:val="0"/>
                 <w:color w:val="000000"/>
                 <w:kern w:val="0"/>
@@ -8076,8 +8131,14 @@
       </w:tr>
       <w:tr>
         <w:tblPrEx>
-          <w:tblW w:w="8519" w:type="dxa"/>
-          <w:jc w:val="center"/>
+          <w:tblBorders>
+            <w:top w:val="none" w:color="auto" w:sz="0" w:space="0"/>
+            <w:left w:val="none" w:color="auto" w:sz="0" w:space="0"/>
+            <w:bottom w:val="none" w:color="auto" w:sz="0" w:space="0"/>
+            <w:right w:val="none" w:color="auto" w:sz="0" w:space="0"/>
+            <w:insideH w:val="none" w:color="auto" w:sz="0" w:space="0"/>
+            <w:insideV w:val="none" w:color="auto" w:sz="0" w:space="0"/>
+          </w:tblBorders>
           <w:tblCellMar>
             <w:top w:w="0" w:type="dxa"/>
             <w:left w:w="108" w:type="dxa"/>
@@ -8086,16 +8147,16 @@
           </w:tblCellMar>
         </w:tblPrEx>
         <w:trPr>
-          <w:trHeight w:val="0"/>
+          <w:trHeight w:val="0" w:hRule="atLeast"/>
           <w:jc w:val="center"/>
         </w:trPr>
         <w:tc>
           <w:tcPr>
             <w:tcW w:w="1813" w:type="dxa"/>
             <w:tcBorders>
-              <w:top w:val="single" w:sz="4" w:space="0" w:color="auto"/>
-              <w:left w:val="single" w:sz="12" w:space="0" w:color="auto"/>
-              <w:bottom w:val="single" w:sz="12" w:space="0" w:color="auto"/>
+              <w:top w:val="single" w:color="auto" w:sz="4" w:space="0"/>
+              <w:left w:val="single" w:color="auto" w:sz="12" w:space="0"/>
+              <w:bottom w:val="single" w:color="auto" w:sz="12" w:space="0"/>
               <w:right w:val="nil"/>
             </w:tcBorders>
             <w:shd w:val="clear" w:color="auto" w:fill="auto"/>
@@ -8109,14 +8170,14 @@
           </w:tcPr>
           <w:p>
             <w:pPr>
-              <w:pStyle w:val="a2"/>
+              <w:pStyle w:val="32"/>
               <w:widowControl w:val="0"/>
               <w:snapToGrid w:val="0"/>
               <w:spacing w:line="240" w:lineRule="auto"/>
-              <w:ind w:left="0" w:right="0" w:firstLine="0" w:leftChars="0" w:rightChars="0" w:firstLineChars="0"/>
+              <w:ind w:left="0" w:leftChars="0" w:right="0" w:rightChars="0" w:firstLine="0" w:firstLineChars="0"/>
               <w:jc w:val="center"/>
               <w:rPr>
-                <w:rFonts w:ascii="Arial" w:eastAsia="宋体" w:hAnsi="Arial" w:cs="Arial" w:hint="eastAsia"/>
+                <w:rFonts w:hint="eastAsia" w:ascii="Arial" w:hAnsi="Arial" w:eastAsia="宋体" w:cs="Arial"/>
                 <w:snapToGrid w:val="0"/>
                 <w:color w:val="000000"/>
                 <w:kern w:val="0"/>
@@ -8140,9 +8201,9 @@
           <w:tcPr>
             <w:tcW w:w="3968" w:type="dxa"/>
             <w:tcBorders>
-              <w:top w:val="single" w:sz="4" w:space="0" w:color="auto"/>
-              <w:left w:val="single" w:sz="4" w:space="0" w:color="auto"/>
-              <w:bottom w:val="single" w:sz="12" w:space="0" w:color="auto"/>
+              <w:top w:val="single" w:color="auto" w:sz="4" w:space="0"/>
+              <w:left w:val="single" w:color="auto" w:sz="4" w:space="0"/>
+              <w:bottom w:val="single" w:color="auto" w:sz="12" w:space="0"/>
               <w:right w:val="nil"/>
             </w:tcBorders>
             <w:shd w:val="clear" w:color="auto" w:fill="auto"/>
@@ -8156,14 +8217,14 @@
           </w:tcPr>
           <w:p>
             <w:pPr>
-              <w:pStyle w:val="a2"/>
+              <w:pStyle w:val="32"/>
               <w:widowControl w:val="0"/>
               <w:snapToGrid w:val="0"/>
               <w:spacing w:line="240" w:lineRule="auto"/>
-              <w:ind w:left="0" w:right="0" w:firstLine="0" w:leftChars="0" w:rightChars="0" w:firstLineChars="0"/>
+              <w:ind w:left="0" w:leftChars="0" w:right="0" w:rightChars="0" w:firstLine="0" w:firstLineChars="0"/>
               <w:jc w:val="center"/>
               <w:rPr>
-                <w:rFonts w:ascii="Arial" w:eastAsia="宋体" w:hAnsi="Arial" w:cs="Arial" w:hint="eastAsia"/>
+                <w:rFonts w:hint="eastAsia" w:ascii="Arial" w:hAnsi="Arial" w:eastAsia="宋体" w:cs="Arial"/>
                 <w:snapToGrid w:val="0"/>
                 <w:color w:val="000000"/>
                 <w:kern w:val="0"/>
@@ -8187,9 +8248,9 @@
           <w:tcPr>
             <w:tcW w:w="1232" w:type="dxa"/>
             <w:tcBorders>
-              <w:top w:val="single" w:sz="4" w:space="0" w:color="auto"/>
-              <w:left w:val="single" w:sz="4" w:space="0" w:color="auto"/>
-              <w:bottom w:val="single" w:sz="12" w:space="0" w:color="auto"/>
+              <w:top w:val="single" w:color="auto" w:sz="4" w:space="0"/>
+              <w:left w:val="single" w:color="auto" w:sz="4" w:space="0"/>
+              <w:bottom w:val="single" w:color="auto" w:sz="12" w:space="0"/>
               <w:right w:val="nil"/>
             </w:tcBorders>
             <w:shd w:val="clear" w:color="auto" w:fill="auto"/>
@@ -8203,14 +8264,14 @@
           </w:tcPr>
           <w:p>
             <w:pPr>
-              <w:pStyle w:val="a2"/>
+              <w:pStyle w:val="32"/>
               <w:widowControl w:val="0"/>
               <w:snapToGrid w:val="0"/>
               <w:spacing w:line="240" w:lineRule="auto"/>
-              <w:ind w:left="0" w:right="0" w:firstLine="0" w:leftChars="0" w:rightChars="0" w:firstLineChars="0"/>
+              <w:ind w:left="0" w:leftChars="0" w:right="0" w:rightChars="0" w:firstLine="0" w:firstLineChars="0"/>
               <w:jc w:val="center"/>
               <w:rPr>
-                <w:rFonts w:ascii="Arial" w:eastAsia="宋体" w:hAnsi="Arial" w:cs="Arial" w:hint="eastAsia"/>
+                <w:rFonts w:hint="eastAsia" w:ascii="Arial" w:hAnsi="Arial" w:eastAsia="宋体" w:cs="Arial"/>
                 <w:snapToGrid w:val="0"/>
                 <w:color w:val="000000"/>
                 <w:kern w:val="0"/>
@@ -8234,10 +8295,10 @@
           <w:tcPr>
             <w:tcW w:w="1506" w:type="dxa"/>
             <w:tcBorders>
-              <w:top w:val="single" w:sz="4" w:space="0" w:color="auto"/>
-              <w:left w:val="single" w:sz="4" w:space="0" w:color="auto"/>
-              <w:bottom w:val="single" w:sz="12" w:space="0" w:color="auto"/>
-              <w:right w:val="single" w:sz="12" w:space="0" w:color="auto"/>
+              <w:top w:val="single" w:color="auto" w:sz="4" w:space="0"/>
+              <w:left w:val="single" w:color="auto" w:sz="4" w:space="0"/>
+              <w:bottom w:val="single" w:color="auto" w:sz="12" w:space="0"/>
+              <w:right w:val="single" w:color="auto" w:sz="12" w:space="0"/>
             </w:tcBorders>
             <w:shd w:val="clear" w:color="auto" w:fill="auto"/>
             <w:tcMar>
@@ -8250,14 +8311,14 @@
           </w:tcPr>
           <w:p>
             <w:pPr>
-              <w:pStyle w:val="a2"/>
+              <w:pStyle w:val="32"/>
               <w:widowControl w:val="0"/>
               <w:snapToGrid w:val="0"/>
               <w:spacing w:line="240" w:lineRule="auto"/>
-              <w:ind w:left="0" w:right="0" w:firstLine="0" w:leftChars="0" w:rightChars="0" w:firstLineChars="0"/>
+              <w:ind w:left="0" w:leftChars="0" w:right="0" w:rightChars="0" w:firstLine="0" w:firstLineChars="0"/>
               <w:jc w:val="center"/>
               <w:rPr>
-                <w:rFonts w:ascii="Arial" w:eastAsia="宋体" w:hAnsi="Arial" w:cs="Arial" w:hint="eastAsia"/>
+                <w:rFonts w:hint="eastAsia" w:ascii="Arial" w:hAnsi="Arial" w:eastAsia="宋体" w:cs="Arial"/>
                 <w:snapToGrid w:val="0"/>
                 <w:color w:val="000000"/>
                 <w:kern w:val="0"/>
@@ -8302,15 +8363,15 @@
     </w:p>
     <w:p>
       <w:pPr>
-        <w:pStyle w:val="1"/>
-        <w:bidi w:val="0"/>
-        <w:rPr>
-          <w:rFonts w:hint="default"/>
-          <w:lang w:val="en-US" w:eastAsia="zh-CN"/>
-        </w:rPr>
-      </w:pPr>
-      <w:bookmarkStart w:id="50" w:name="_Toc10309"/>
-      <w:bookmarkStart w:id="51" w:name="_Toc27172"/>
+        <w:pStyle w:val="31"/>
+        <w:bidi w:val="0"/>
+        <w:rPr>
+          <w:rFonts w:hint="default"/>
+          <w:lang w:val="en-US" w:eastAsia="zh-CN"/>
+        </w:rPr>
+      </w:pPr>
+      <w:bookmarkStart w:id="49" w:name="_Toc10309"/>
+      <w:bookmarkStart w:id="50" w:name="_Toc12933"/>
       <w:r>
         <w:rPr>
           <w:rFonts w:hint="eastAsia"/>
@@ -8318,12 +8379,12 @@
         </w:rPr>
         <w:t>输出的文件和记录</w:t>
       </w:r>
+      <w:bookmarkEnd w:id="49"/>
       <w:bookmarkEnd w:id="50"/>
-      <w:bookmarkEnd w:id="51"/>
-    </w:p>
-    <w:p>
-      <w:pPr>
-        <w:pStyle w:val="a2"/>
+    </w:p>
+    <w:p>
+      <w:pPr>
+        <w:pStyle w:val="32"/>
         <w:rPr>
           <w:rFonts w:hint="eastAsia"/>
           <w:lang w:val="en-US" w:eastAsia="zh-CN"/>
@@ -8339,7 +8400,7 @@
     </w:p>
     <w:p>
       <w:pPr>
-        <w:pStyle w:val="a2"/>
+        <w:pStyle w:val="32"/>
         <w:keepNext w:val="0"/>
         <w:keepLines w:val="0"/>
         <w:pageBreakBefore w:val="0"/>
@@ -8389,7 +8450,7 @@
           <w:rFonts w:hint="eastAsia"/>
           <w:lang w:val="en-US" w:eastAsia="zh-CN"/>
         </w:rPr>
-        <w:instrText>"柴_标题1"\n</w:instrText>
+        <w:instrText xml:space="preserve">"柴_标题1"\n</w:instrText>
       </w:r>
       <w:r>
         <w:instrText xml:space="preserve"> \s</w:instrText>
@@ -8406,7 +8467,7 @@
           <w:rFonts w:hint="eastAsia"/>
           <w:lang w:val="en-US" w:eastAsia="zh-CN"/>
         </w:rPr>
-        <w:instrText>* Charformat</w:instrText>
+        <w:instrText xml:space="preserve">* Charformat</w:instrText>
       </w:r>
       <w:r>
         <w:rPr>
@@ -8471,7 +8532,7 @@
         </w:rPr>
         <w:fldChar w:fldCharType="end"/>
       </w:r>
-      <w:bookmarkStart w:id="52" w:name="_Toc15160"/>
+      <w:bookmarkStart w:id="51" w:name="_Toc28824"/>
       <w:r>
         <w:rPr>
           <w:rFonts w:hint="eastAsia"/>
@@ -8479,22 +8540,23 @@
         </w:rPr>
         <w:t xml:space="preserve"> 输出文件和记录表</w:t>
       </w:r>
-      <w:bookmarkEnd w:id="52"/>
+      <w:bookmarkEnd w:id="51"/>
     </w:p>
     <w:tbl>
       <w:tblPr>
-        <w:tblStyle w:val="TableNormal"/>
+        <w:tblStyle w:val="22"/>
         <w:tblW w:w="8522" w:type="dxa"/>
         <w:jc w:val="center"/>
         <w:tblBorders>
-          <w:top w:val="nil"/>
-          <w:left w:val="nil"/>
-          <w:bottom w:val="nil"/>
-          <w:right w:val="nil"/>
-          <w:insideH w:val="nil"/>
-          <w:insideV w:val="nil"/>
+          <w:top w:val="none" w:color="auto" w:sz="0" w:space="0"/>
+          <w:left w:val="none" w:color="auto" w:sz="0" w:space="0"/>
+          <w:bottom w:val="none" w:color="auto" w:sz="0" w:space="0"/>
+          <w:right w:val="none" w:color="auto" w:sz="0" w:space="0"/>
+          <w:insideH w:val="none" w:color="auto" w:sz="0" w:space="0"/>
+          <w:insideV w:val="none" w:color="auto" w:sz="0" w:space="0"/>
         </w:tblBorders>
         <w:shd w:val="clear" w:color="auto" w:fill="auto"/>
+        <w:tblLayout w:type="autofit"/>
         <w:tblCellMar>
           <w:top w:w="15" w:type="dxa"/>
           <w:left w:w="15" w:type="dxa"/>
@@ -8509,15 +8571,13 @@
       </w:tblGrid>
       <w:tr>
         <w:tblPrEx>
-          <w:tblW w:w="8522" w:type="dxa"/>
-          <w:jc w:val="center"/>
           <w:tblBorders>
-            <w:top w:val="nil"/>
-            <w:left w:val="nil"/>
-            <w:bottom w:val="nil"/>
-            <w:right w:val="nil"/>
-            <w:insideH w:val="nil"/>
-            <w:insideV w:val="nil"/>
+            <w:top w:val="none" w:color="auto" w:sz="0" w:space="0"/>
+            <w:left w:val="none" w:color="auto" w:sz="0" w:space="0"/>
+            <w:bottom w:val="none" w:color="auto" w:sz="0" w:space="0"/>
+            <w:right w:val="none" w:color="auto" w:sz="0" w:space="0"/>
+            <w:insideH w:val="none" w:color="auto" w:sz="0" w:space="0"/>
+            <w:insideV w:val="none" w:color="auto" w:sz="0" w:space="0"/>
           </w:tblBorders>
           <w:shd w:val="clear" w:color="auto" w:fill="auto"/>
           <w:tblCellMar>
@@ -8528,7 +8588,7 @@
           </w:tblCellMar>
         </w:tblPrEx>
         <w:trPr>
-          <w:trHeight w:val="0"/>
+          <w:trHeight w:val="0" w:hRule="atLeast"/>
           <w:tblHeader/>
           <w:jc w:val="center"/>
         </w:trPr>
@@ -8536,8 +8596,8 @@
           <w:tcPr>
             <w:tcW w:w="4522" w:type="dxa"/>
             <w:tcBorders>
-              <w:top w:val="single" w:sz="12" w:space="0" w:color="auto"/>
-              <w:left w:val="single" w:sz="12" w:space="0" w:color="auto"/>
+              <w:top w:val="single" w:color="auto" w:sz="12" w:space="0"/>
+              <w:left w:val="single" w:color="auto" w:sz="12" w:space="0"/>
               <w:bottom w:val="nil"/>
               <w:right w:val="nil"/>
             </w:tcBorders>
@@ -8558,10 +8618,10 @@
               <w:suppressLineNumbers w:val="0"/>
               <w:snapToGrid w:val="0"/>
               <w:spacing w:line="240" w:lineRule="auto"/>
-              <w:ind w:left="0" w:right="0" w:firstLine="0" w:leftChars="0" w:rightChars="0" w:firstLineChars="0"/>
+              <w:ind w:left="0" w:leftChars="0" w:right="0" w:rightChars="0" w:firstLine="0" w:firstLineChars="0"/>
               <w:jc w:val="center"/>
               <w:rPr>
-                <w:rFonts w:ascii="Segoe UI" w:eastAsia="Segoe UI" w:hAnsi="Segoe UI" w:cs="Segoe UI"/>
+                <w:rFonts w:ascii="Segoe UI" w:hAnsi="Segoe UI" w:eastAsia="Segoe UI" w:cs="Segoe UI"/>
                 <w:b/>
                 <w:i w:val="0"/>
                 <w:iCs w:val="0"/>
@@ -8574,7 +8634,7 @@
             </w:pPr>
             <w:r>
               <w:rPr>
-                <w:rFonts w:ascii="Segoe UI" w:eastAsia="Segoe UI" w:hAnsi="Segoe UI" w:cs="Segoe UI" w:hint="default"/>
+                <w:rFonts w:hint="default" w:ascii="Segoe UI" w:hAnsi="Segoe UI" w:eastAsia="Segoe UI" w:cs="Segoe UI"/>
                 <w:b/>
                 <w:i w:val="0"/>
                 <w:iCs w:val="0"/>
@@ -8595,8 +8655,8 @@
           <w:tcPr>
             <w:tcW w:w="2149" w:type="dxa"/>
             <w:tcBorders>
-              <w:top w:val="single" w:sz="12" w:space="0" w:color="auto"/>
-              <w:left w:val="single" w:sz="4" w:space="0" w:color="auto"/>
+              <w:top w:val="single" w:color="auto" w:sz="12" w:space="0"/>
+              <w:left w:val="single" w:color="auto" w:sz="4" w:space="0"/>
               <w:bottom w:val="nil"/>
               <w:right w:val="nil"/>
             </w:tcBorders>
@@ -8617,10 +8677,10 @@
               <w:suppressLineNumbers w:val="0"/>
               <w:snapToGrid w:val="0"/>
               <w:spacing w:line="240" w:lineRule="auto"/>
-              <w:ind w:left="0" w:right="0" w:firstLine="0" w:leftChars="0" w:rightChars="0" w:firstLineChars="0"/>
+              <w:ind w:left="0" w:leftChars="0" w:right="0" w:rightChars="0" w:firstLine="0" w:firstLineChars="0"/>
               <w:jc w:val="center"/>
               <w:rPr>
-                <w:rFonts w:ascii="Segoe UI" w:eastAsia="Segoe UI" w:hAnsi="Segoe UI" w:cs="Segoe UI" w:hint="default"/>
+                <w:rFonts w:hint="default" w:ascii="Segoe UI" w:hAnsi="Segoe UI" w:eastAsia="Segoe UI" w:cs="Segoe UI"/>
                 <w:b/>
                 <w:i w:val="0"/>
                 <w:iCs w:val="0"/>
@@ -8633,7 +8693,7 @@
             </w:pPr>
             <w:r>
               <w:rPr>
-                <w:rFonts w:ascii="Segoe UI" w:eastAsia="Segoe UI" w:hAnsi="Segoe UI" w:cs="Segoe UI" w:hint="default"/>
+                <w:rFonts w:hint="default" w:ascii="Segoe UI" w:hAnsi="Segoe UI" w:eastAsia="Segoe UI" w:cs="Segoe UI"/>
                 <w:b/>
                 <w:i w:val="0"/>
                 <w:iCs w:val="0"/>
@@ -8654,10 +8714,10 @@
           <w:tcPr>
             <w:tcW w:w="1851" w:type="dxa"/>
             <w:tcBorders>
-              <w:top w:val="single" w:sz="12" w:space="0" w:color="auto"/>
-              <w:left w:val="single" w:sz="4" w:space="0" w:color="auto"/>
+              <w:top w:val="single" w:color="auto" w:sz="12" w:space="0"/>
+              <w:left w:val="single" w:color="auto" w:sz="4" w:space="0"/>
               <w:bottom w:val="nil"/>
-              <w:right w:val="single" w:sz="12" w:space="0" w:color="auto"/>
+              <w:right w:val="single" w:color="auto" w:sz="12" w:space="0"/>
             </w:tcBorders>
             <w:shd w:val="clear" w:color="auto" w:fill="auto"/>
             <w:tcMar>
@@ -8676,10 +8736,10 @@
               <w:suppressLineNumbers w:val="0"/>
               <w:snapToGrid w:val="0"/>
               <w:spacing w:line="240" w:lineRule="auto"/>
-              <w:ind w:left="0" w:right="0" w:firstLine="0" w:leftChars="0" w:rightChars="0" w:firstLineChars="0"/>
+              <w:ind w:left="0" w:leftChars="0" w:right="0" w:rightChars="0" w:firstLine="0" w:firstLineChars="0"/>
               <w:jc w:val="center"/>
               <w:rPr>
-                <w:rFonts w:ascii="Segoe UI" w:eastAsia="Segoe UI" w:hAnsi="Segoe UI" w:cs="Segoe UI" w:hint="default"/>
+                <w:rFonts w:hint="default" w:ascii="Segoe UI" w:hAnsi="Segoe UI" w:eastAsia="Segoe UI" w:cs="Segoe UI"/>
                 <w:b/>
                 <w:i w:val="0"/>
                 <w:iCs w:val="0"/>
@@ -8692,7 +8752,7 @@
             </w:pPr>
             <w:r>
               <w:rPr>
-                <w:rFonts w:ascii="Segoe UI" w:eastAsia="Segoe UI" w:hAnsi="Segoe UI" w:cs="Segoe UI" w:hint="default"/>
+                <w:rFonts w:hint="default" w:ascii="Segoe UI" w:hAnsi="Segoe UI" w:eastAsia="Segoe UI" w:cs="Segoe UI"/>
                 <w:b/>
                 <w:i w:val="0"/>
                 <w:iCs w:val="0"/>
@@ -8712,8 +8772,14 @@
       </w:tr>
       <w:tr>
         <w:tblPrEx>
-          <w:tblW w:w="8522" w:type="dxa"/>
-          <w:jc w:val="center"/>
+          <w:tblBorders>
+            <w:top w:val="none" w:color="auto" w:sz="0" w:space="0"/>
+            <w:left w:val="none" w:color="auto" w:sz="0" w:space="0"/>
+            <w:bottom w:val="none" w:color="auto" w:sz="0" w:space="0"/>
+            <w:right w:val="none" w:color="auto" w:sz="0" w:space="0"/>
+            <w:insideH w:val="none" w:color="auto" w:sz="0" w:space="0"/>
+            <w:insideV w:val="none" w:color="auto" w:sz="0" w:space="0"/>
+          </w:tblBorders>
           <w:shd w:val="clear" w:color="auto" w:fill="auto"/>
           <w:tblCellMar>
             <w:top w:w="15" w:type="dxa"/>
@@ -8723,15 +8789,15 @@
           </w:tblCellMar>
         </w:tblPrEx>
         <w:trPr>
-          <w:trHeight w:val="0"/>
+          <w:trHeight w:val="0" w:hRule="atLeast"/>
           <w:jc w:val="center"/>
         </w:trPr>
         <w:tc>
           <w:tcPr>
             <w:tcW w:w="4522" w:type="dxa"/>
             <w:tcBorders>
-              <w:top w:val="single" w:sz="4" w:space="0" w:color="auto"/>
-              <w:left w:val="single" w:sz="12" w:space="0" w:color="auto"/>
+              <w:top w:val="single" w:color="auto" w:sz="4" w:space="0"/>
+              <w:left w:val="single" w:color="auto" w:sz="12" w:space="0"/>
               <w:bottom w:val="nil"/>
               <w:right w:val="nil"/>
             </w:tcBorders>
@@ -8752,10 +8818,10 @@
               <w:suppressLineNumbers w:val="0"/>
               <w:snapToGrid w:val="0"/>
               <w:spacing w:line="240" w:lineRule="auto"/>
-              <w:ind w:left="0" w:right="0" w:firstLine="0" w:leftChars="0" w:rightChars="0" w:firstLineChars="0"/>
+              <w:ind w:left="0" w:leftChars="0" w:right="0" w:rightChars="0" w:firstLine="0" w:firstLineChars="0"/>
               <w:jc w:val="center"/>
               <w:rPr>
-                <w:rFonts w:ascii="Segoe UI" w:eastAsia="Segoe UI" w:hAnsi="Segoe UI" w:cs="Segoe UI" w:hint="default"/>
+                <w:rFonts w:hint="default" w:ascii="Segoe UI" w:hAnsi="Segoe UI" w:eastAsia="Segoe UI" w:cs="Segoe UI"/>
                 <w:i w:val="0"/>
                 <w:iCs w:val="0"/>
                 <w:caps w:val="0"/>
@@ -8767,7 +8833,7 @@
             </w:pPr>
             <w:r>
               <w:rPr>
-                <w:rFonts w:ascii="Segoe UI" w:eastAsia="Segoe UI" w:hAnsi="Segoe UI" w:cs="Segoe UI" w:hint="default"/>
+                <w:rFonts w:hint="default" w:ascii="Segoe UI" w:hAnsi="Segoe UI" w:eastAsia="Segoe UI" w:cs="Segoe UI"/>
                 <w:i w:val="0"/>
                 <w:iCs w:val="0"/>
                 <w:caps w:val="0"/>
@@ -8787,8 +8853,8 @@
           <w:tcPr>
             <w:tcW w:w="2149" w:type="dxa"/>
             <w:tcBorders>
-              <w:top w:val="single" w:sz="4" w:space="0" w:color="auto"/>
-              <w:left w:val="single" w:sz="4" w:space="0" w:color="auto"/>
+              <w:top w:val="single" w:color="auto" w:sz="4" w:space="0"/>
+              <w:left w:val="single" w:color="auto" w:sz="4" w:space="0"/>
               <w:bottom w:val="nil"/>
               <w:right w:val="nil"/>
             </w:tcBorders>
@@ -8809,10 +8875,10 @@
               <w:suppressLineNumbers w:val="0"/>
               <w:snapToGrid w:val="0"/>
               <w:spacing w:line="240" w:lineRule="auto"/>
-              <w:ind w:left="0" w:right="0" w:firstLine="0" w:leftChars="0" w:rightChars="0" w:firstLineChars="0"/>
+              <w:ind w:left="0" w:leftChars="0" w:right="0" w:rightChars="0" w:firstLine="0" w:firstLineChars="0"/>
               <w:jc w:val="left"/>
               <w:rPr>
-                <w:rFonts w:ascii="Segoe UI" w:eastAsia="Segoe UI" w:hAnsi="Segoe UI" w:cs="Segoe UI" w:hint="default"/>
+                <w:rFonts w:hint="default" w:ascii="Segoe UI" w:hAnsi="Segoe UI" w:eastAsia="Segoe UI" w:cs="Segoe UI"/>
                 <w:i w:val="0"/>
                 <w:iCs w:val="0"/>
                 <w:caps w:val="0"/>
@@ -8824,7 +8890,7 @@
             </w:pPr>
             <w:r>
               <w:rPr>
-                <w:rFonts w:ascii="Segoe UI" w:eastAsia="Segoe UI" w:hAnsi="Segoe UI" w:cs="Segoe UI" w:hint="default"/>
+                <w:rFonts w:hint="default" w:ascii="Segoe UI" w:hAnsi="Segoe UI" w:eastAsia="Segoe UI" w:cs="Segoe UI"/>
                 <w:i w:val="0"/>
                 <w:iCs w:val="0"/>
                 <w:caps w:val="0"/>
@@ -8836,7 +8902,7 @@
                 <w:szCs w:val="22"/>
                 <w:lang w:val="en-US" w:eastAsia="zh-CN"/>
               </w:rPr>
-              <w:t>产品产品质量部</w:t>
+              <w:t>产品质量部</w:t>
             </w:r>
           </w:p>
         </w:tc>
@@ -8844,10 +8910,10 @@
           <w:tcPr>
             <w:tcW w:w="1851" w:type="dxa"/>
             <w:tcBorders>
-              <w:top w:val="single" w:sz="4" w:space="0" w:color="auto"/>
-              <w:left w:val="single" w:sz="4" w:space="0" w:color="auto"/>
+              <w:top w:val="single" w:color="auto" w:sz="4" w:space="0"/>
+              <w:left w:val="single" w:color="auto" w:sz="4" w:space="0"/>
               <w:bottom w:val="nil"/>
-              <w:right w:val="single" w:sz="12" w:space="0" w:color="auto"/>
+              <w:right w:val="single" w:color="auto" w:sz="12" w:space="0"/>
             </w:tcBorders>
             <w:shd w:val="clear" w:color="auto" w:fill="auto"/>
             <w:tcMar>
@@ -8866,10 +8932,10 @@
               <w:suppressLineNumbers w:val="0"/>
               <w:snapToGrid w:val="0"/>
               <w:spacing w:line="240" w:lineRule="auto"/>
-              <w:ind w:left="0" w:right="0" w:firstLine="0" w:leftChars="0" w:rightChars="0" w:firstLineChars="0"/>
+              <w:ind w:left="0" w:leftChars="0" w:right="0" w:rightChars="0" w:firstLine="0" w:firstLineChars="0"/>
               <w:jc w:val="left"/>
               <w:rPr>
-                <w:rFonts w:ascii="Segoe UI" w:eastAsia="Segoe UI" w:hAnsi="Segoe UI" w:cs="Segoe UI" w:hint="default"/>
+                <w:rFonts w:hint="default" w:ascii="Segoe UI" w:hAnsi="Segoe UI" w:eastAsia="Segoe UI" w:cs="Segoe UI"/>
                 <w:i w:val="0"/>
                 <w:iCs w:val="0"/>
                 <w:caps w:val="0"/>
@@ -8881,7 +8947,7 @@
             </w:pPr>
             <w:r>
               <w:rPr>
-                <w:rFonts w:ascii="Segoe UI" w:eastAsia="Segoe UI" w:hAnsi="Segoe UI" w:cs="Segoe UI" w:hint="default"/>
+                <w:rFonts w:hint="default" w:ascii="Segoe UI" w:hAnsi="Segoe UI" w:eastAsia="Segoe UI" w:cs="Segoe UI"/>
                 <w:i w:val="0"/>
                 <w:iCs w:val="0"/>
                 <w:caps w:val="0"/>
@@ -8900,8 +8966,14 @@
       </w:tr>
       <w:tr>
         <w:tblPrEx>
-          <w:tblW w:w="8522" w:type="dxa"/>
-          <w:jc w:val="center"/>
+          <w:tblBorders>
+            <w:top w:val="none" w:color="auto" w:sz="0" w:space="0"/>
+            <w:left w:val="none" w:color="auto" w:sz="0" w:space="0"/>
+            <w:bottom w:val="none" w:color="auto" w:sz="0" w:space="0"/>
+            <w:right w:val="none" w:color="auto" w:sz="0" w:space="0"/>
+            <w:insideH w:val="none" w:color="auto" w:sz="0" w:space="0"/>
+            <w:insideV w:val="none" w:color="auto" w:sz="0" w:space="0"/>
+          </w:tblBorders>
           <w:shd w:val="clear" w:color="auto" w:fill="auto"/>
           <w:tblCellMar>
             <w:top w:w="15" w:type="dxa"/>
@@ -8911,15 +8983,15 @@
           </w:tblCellMar>
         </w:tblPrEx>
         <w:trPr>
-          <w:trHeight w:val="0"/>
+          <w:trHeight w:val="0" w:hRule="atLeast"/>
           <w:jc w:val="center"/>
         </w:trPr>
         <w:tc>
           <w:tcPr>
             <w:tcW w:w="4522" w:type="dxa"/>
             <w:tcBorders>
-              <w:top w:val="single" w:sz="4" w:space="0" w:color="auto"/>
-              <w:left w:val="single" w:sz="12" w:space="0" w:color="auto"/>
+              <w:top w:val="single" w:color="auto" w:sz="4" w:space="0"/>
+              <w:left w:val="single" w:color="auto" w:sz="12" w:space="0"/>
               <w:bottom w:val="nil"/>
               <w:right w:val="nil"/>
             </w:tcBorders>
@@ -8940,10 +9012,10 @@
               <w:suppressLineNumbers w:val="0"/>
               <w:snapToGrid w:val="0"/>
               <w:spacing w:line="240" w:lineRule="auto"/>
-              <w:ind w:left="0" w:right="0" w:firstLine="0" w:leftChars="0" w:rightChars="0" w:firstLineChars="0"/>
+              <w:ind w:left="0" w:leftChars="0" w:right="0" w:rightChars="0" w:firstLine="0" w:firstLineChars="0"/>
               <w:jc w:val="center"/>
               <w:rPr>
-                <w:rFonts w:ascii="Segoe UI" w:eastAsia="Segoe UI" w:hAnsi="Segoe UI" w:cs="Segoe UI" w:hint="default"/>
+                <w:rFonts w:hint="default" w:ascii="Segoe UI" w:hAnsi="Segoe UI" w:eastAsia="Segoe UI" w:cs="Segoe UI"/>
                 <w:i w:val="0"/>
                 <w:iCs w:val="0"/>
                 <w:caps w:val="0"/>
@@ -8955,7 +9027,7 @@
             </w:pPr>
             <w:r>
               <w:rPr>
-                <w:rFonts w:ascii="Segoe UI" w:eastAsia="Segoe UI" w:hAnsi="Segoe UI" w:cs="Segoe UI" w:hint="default"/>
+                <w:rFonts w:hint="default" w:ascii="Segoe UI" w:hAnsi="Segoe UI" w:eastAsia="Segoe UI" w:cs="Segoe UI"/>
                 <w:i w:val="0"/>
                 <w:iCs w:val="0"/>
                 <w:caps w:val="0"/>
@@ -8975,8 +9047,8 @@
           <w:tcPr>
             <w:tcW w:w="2149" w:type="dxa"/>
             <w:tcBorders>
-              <w:top w:val="single" w:sz="4" w:space="0" w:color="auto"/>
-              <w:left w:val="single" w:sz="4" w:space="0" w:color="auto"/>
+              <w:top w:val="single" w:color="auto" w:sz="4" w:space="0"/>
+              <w:left w:val="single" w:color="auto" w:sz="4" w:space="0"/>
               <w:bottom w:val="nil"/>
               <w:right w:val="nil"/>
             </w:tcBorders>
@@ -8997,10 +9069,10 @@
               <w:suppressLineNumbers w:val="0"/>
               <w:snapToGrid w:val="0"/>
               <w:spacing w:line="240" w:lineRule="auto"/>
-              <w:ind w:left="0" w:right="0" w:firstLine="0" w:leftChars="0" w:rightChars="0" w:firstLineChars="0"/>
+              <w:ind w:left="0" w:leftChars="0" w:right="0" w:rightChars="0" w:firstLine="0" w:firstLineChars="0"/>
               <w:jc w:val="left"/>
               <w:rPr>
-                <w:rFonts w:ascii="Segoe UI" w:eastAsia="Segoe UI" w:hAnsi="Segoe UI" w:cs="Segoe UI" w:hint="default"/>
+                <w:rFonts w:hint="default" w:ascii="Segoe UI" w:hAnsi="Segoe UI" w:eastAsia="Segoe UI" w:cs="Segoe UI"/>
                 <w:i w:val="0"/>
                 <w:iCs w:val="0"/>
                 <w:caps w:val="0"/>
@@ -9012,7 +9084,7 @@
             </w:pPr>
             <w:r>
               <w:rPr>
-                <w:rFonts w:ascii="Segoe UI" w:eastAsia="Segoe UI" w:hAnsi="Segoe UI" w:cs="Segoe UI" w:hint="default"/>
+                <w:rFonts w:hint="default" w:ascii="Segoe UI" w:hAnsi="Segoe UI" w:eastAsia="Segoe UI" w:cs="Segoe UI"/>
                 <w:i w:val="0"/>
                 <w:iCs w:val="0"/>
                 <w:caps w:val="0"/>
@@ -9024,7 +9096,7 @@
                 <w:szCs w:val="22"/>
                 <w:lang w:val="en-US" w:eastAsia="zh-CN"/>
               </w:rPr>
-              <w:t>产品产品质量部</w:t>
+              <w:t>产品质量部</w:t>
             </w:r>
           </w:p>
         </w:tc>
@@ -9032,10 +9104,10 @@
           <w:tcPr>
             <w:tcW w:w="1851" w:type="dxa"/>
             <w:tcBorders>
-              <w:top w:val="single" w:sz="4" w:space="0" w:color="auto"/>
-              <w:left w:val="single" w:sz="4" w:space="0" w:color="auto"/>
+              <w:top w:val="single" w:color="auto" w:sz="4" w:space="0"/>
+              <w:left w:val="single" w:color="auto" w:sz="4" w:space="0"/>
               <w:bottom w:val="nil"/>
-              <w:right w:val="single" w:sz="12" w:space="0" w:color="auto"/>
+              <w:right w:val="single" w:color="auto" w:sz="12" w:space="0"/>
             </w:tcBorders>
             <w:shd w:val="clear" w:color="auto" w:fill="auto"/>
             <w:tcMar>
@@ -9054,10 +9126,10 @@
               <w:suppressLineNumbers w:val="0"/>
               <w:snapToGrid w:val="0"/>
               <w:spacing w:line="240" w:lineRule="auto"/>
-              <w:ind w:left="0" w:right="0" w:firstLine="0" w:leftChars="0" w:rightChars="0" w:firstLineChars="0"/>
+              <w:ind w:left="0" w:leftChars="0" w:right="0" w:rightChars="0" w:firstLine="0" w:firstLineChars="0"/>
               <w:jc w:val="left"/>
               <w:rPr>
-                <w:rFonts w:ascii="Segoe UI" w:eastAsia="Segoe UI" w:hAnsi="Segoe UI" w:cs="Segoe UI" w:hint="default"/>
+                <w:rFonts w:hint="default" w:ascii="Segoe UI" w:hAnsi="Segoe UI" w:eastAsia="Segoe UI" w:cs="Segoe UI"/>
                 <w:i w:val="0"/>
                 <w:iCs w:val="0"/>
                 <w:caps w:val="0"/>
@@ -9069,7 +9141,7 @@
             </w:pPr>
             <w:r>
               <w:rPr>
-                <w:rFonts w:ascii="Segoe UI" w:eastAsia="Segoe UI" w:hAnsi="Segoe UI" w:cs="Segoe UI" w:hint="default"/>
+                <w:rFonts w:hint="default" w:ascii="Segoe UI" w:hAnsi="Segoe UI" w:eastAsia="Segoe UI" w:cs="Segoe UI"/>
                 <w:i w:val="0"/>
                 <w:iCs w:val="0"/>
                 <w:caps w:val="0"/>
@@ -9088,8 +9160,14 @@
       </w:tr>
       <w:tr>
         <w:tblPrEx>
-          <w:tblW w:w="8522" w:type="dxa"/>
-          <w:jc w:val="center"/>
+          <w:tblBorders>
+            <w:top w:val="none" w:color="auto" w:sz="0" w:space="0"/>
+            <w:left w:val="none" w:color="auto" w:sz="0" w:space="0"/>
+            <w:bottom w:val="none" w:color="auto" w:sz="0" w:space="0"/>
+            <w:right w:val="none" w:color="auto" w:sz="0" w:space="0"/>
+            <w:insideH w:val="none" w:color="auto" w:sz="0" w:space="0"/>
+            <w:insideV w:val="none" w:color="auto" w:sz="0" w:space="0"/>
+          </w:tblBorders>
           <w:shd w:val="clear" w:color="auto" w:fill="auto"/>
           <w:tblCellMar>
             <w:top w:w="15" w:type="dxa"/>
@@ -9099,15 +9177,15 @@
           </w:tblCellMar>
         </w:tblPrEx>
         <w:trPr>
-          <w:trHeight w:val="0"/>
+          <w:trHeight w:val="0" w:hRule="atLeast"/>
           <w:jc w:val="center"/>
         </w:trPr>
         <w:tc>
           <w:tcPr>
             <w:tcW w:w="4522" w:type="dxa"/>
             <w:tcBorders>
-              <w:top w:val="single" w:sz="4" w:space="0" w:color="auto"/>
-              <w:left w:val="single" w:sz="12" w:space="0" w:color="auto"/>
+              <w:top w:val="single" w:color="auto" w:sz="4" w:space="0"/>
+              <w:left w:val="single" w:color="auto" w:sz="12" w:space="0"/>
               <w:bottom w:val="nil"/>
               <w:right w:val="nil"/>
             </w:tcBorders>
@@ -9128,10 +9206,10 @@
               <w:suppressLineNumbers w:val="0"/>
               <w:snapToGrid w:val="0"/>
               <w:spacing w:line="240" w:lineRule="auto"/>
-              <w:ind w:left="0" w:right="0" w:firstLine="0" w:leftChars="0" w:rightChars="0" w:firstLineChars="0"/>
+              <w:ind w:left="0" w:leftChars="0" w:right="0" w:rightChars="0" w:firstLine="0" w:firstLineChars="0"/>
               <w:jc w:val="center"/>
               <w:rPr>
-                <w:rFonts w:ascii="Segoe UI" w:eastAsia="Segoe UI" w:hAnsi="Segoe UI" w:cs="Segoe UI" w:hint="default"/>
+                <w:rFonts w:hint="default" w:ascii="Segoe UI" w:hAnsi="Segoe UI" w:eastAsia="Segoe UI" w:cs="Segoe UI"/>
                 <w:i w:val="0"/>
                 <w:iCs w:val="0"/>
                 <w:caps w:val="0"/>
@@ -9143,7 +9221,7 @@
             </w:pPr>
             <w:r>
               <w:rPr>
-                <w:rFonts w:ascii="Segoe UI" w:eastAsia="Segoe UI" w:hAnsi="Segoe UI" w:cs="Segoe UI" w:hint="default"/>
+                <w:rFonts w:hint="default" w:ascii="Segoe UI" w:hAnsi="Segoe UI" w:eastAsia="Segoe UI" w:cs="Segoe UI"/>
                 <w:i w:val="0"/>
                 <w:iCs w:val="0"/>
                 <w:caps w:val="0"/>
@@ -9163,8 +9241,8 @@
           <w:tcPr>
             <w:tcW w:w="2149" w:type="dxa"/>
             <w:tcBorders>
-              <w:top w:val="single" w:sz="4" w:space="0" w:color="auto"/>
-              <w:left w:val="single" w:sz="4" w:space="0" w:color="auto"/>
+              <w:top w:val="single" w:color="auto" w:sz="4" w:space="0"/>
+              <w:left w:val="single" w:color="auto" w:sz="4" w:space="0"/>
               <w:bottom w:val="nil"/>
               <w:right w:val="nil"/>
             </w:tcBorders>
@@ -9185,10 +9263,10 @@
               <w:suppressLineNumbers w:val="0"/>
               <w:snapToGrid w:val="0"/>
               <w:spacing w:line="240" w:lineRule="auto"/>
-              <w:ind w:left="0" w:right="0" w:firstLine="0" w:leftChars="0" w:rightChars="0" w:firstLineChars="0"/>
+              <w:ind w:left="0" w:leftChars="0" w:right="0" w:rightChars="0" w:firstLine="0" w:firstLineChars="0"/>
               <w:jc w:val="left"/>
               <w:rPr>
-                <w:rFonts w:ascii="Segoe UI" w:eastAsia="Segoe UI" w:hAnsi="Segoe UI" w:cs="Segoe UI" w:hint="default"/>
+                <w:rFonts w:hint="default" w:ascii="Segoe UI" w:hAnsi="Segoe UI" w:eastAsia="Segoe UI" w:cs="Segoe UI"/>
                 <w:i w:val="0"/>
                 <w:iCs w:val="0"/>
                 <w:caps w:val="0"/>
@@ -9200,7 +9278,7 @@
             </w:pPr>
             <w:r>
               <w:rPr>
-                <w:rFonts w:ascii="Segoe UI" w:eastAsia="Segoe UI" w:hAnsi="Segoe UI" w:cs="Segoe UI" w:hint="default"/>
+                <w:rFonts w:hint="default" w:ascii="Segoe UI" w:hAnsi="Segoe UI" w:eastAsia="Segoe UI" w:cs="Segoe UI"/>
                 <w:i w:val="0"/>
                 <w:iCs w:val="0"/>
                 <w:caps w:val="0"/>
@@ -9212,7 +9290,7 @@
                 <w:szCs w:val="22"/>
                 <w:lang w:val="en-US" w:eastAsia="zh-CN"/>
               </w:rPr>
-              <w:t>产品产品质量部</w:t>
+              <w:t>产品质量部</w:t>
             </w:r>
           </w:p>
         </w:tc>
@@ -9220,10 +9298,10 @@
           <w:tcPr>
             <w:tcW w:w="1851" w:type="dxa"/>
             <w:tcBorders>
-              <w:top w:val="single" w:sz="4" w:space="0" w:color="auto"/>
-              <w:left w:val="single" w:sz="4" w:space="0" w:color="auto"/>
+              <w:top w:val="single" w:color="auto" w:sz="4" w:space="0"/>
+              <w:left w:val="single" w:color="auto" w:sz="4" w:space="0"/>
               <w:bottom w:val="nil"/>
-              <w:right w:val="single" w:sz="12" w:space="0" w:color="auto"/>
+              <w:right w:val="single" w:color="auto" w:sz="12" w:space="0"/>
             </w:tcBorders>
             <w:shd w:val="clear" w:color="auto" w:fill="auto"/>
             <w:tcMar>
@@ -9242,10 +9320,10 @@
               <w:suppressLineNumbers w:val="0"/>
               <w:snapToGrid w:val="0"/>
               <w:spacing w:line="240" w:lineRule="auto"/>
-              <w:ind w:left="0" w:right="0" w:firstLine="0" w:leftChars="0" w:rightChars="0" w:firstLineChars="0"/>
+              <w:ind w:left="0" w:leftChars="0" w:right="0" w:rightChars="0" w:firstLine="0" w:firstLineChars="0"/>
               <w:jc w:val="left"/>
               <w:rPr>
-                <w:rFonts w:ascii="Segoe UI" w:eastAsia="Segoe UI" w:hAnsi="Segoe UI" w:cs="Segoe UI" w:hint="default"/>
+                <w:rFonts w:hint="default" w:ascii="Segoe UI" w:hAnsi="Segoe UI" w:eastAsia="Segoe UI" w:cs="Segoe UI"/>
                 <w:i w:val="0"/>
                 <w:iCs w:val="0"/>
                 <w:caps w:val="0"/>
@@ -9257,7 +9335,7 @@
             </w:pPr>
             <w:r>
               <w:rPr>
-                <w:rFonts w:ascii="Segoe UI" w:eastAsia="Segoe UI" w:hAnsi="Segoe UI" w:cs="Segoe UI" w:hint="default"/>
+                <w:rFonts w:hint="default" w:ascii="Segoe UI" w:hAnsi="Segoe UI" w:eastAsia="Segoe UI" w:cs="Segoe UI"/>
                 <w:i w:val="0"/>
                 <w:iCs w:val="0"/>
                 <w:caps w:val="0"/>
@@ -9276,8 +9354,14 @@
       </w:tr>
       <w:tr>
         <w:tblPrEx>
-          <w:tblW w:w="8522" w:type="dxa"/>
-          <w:jc w:val="center"/>
+          <w:tblBorders>
+            <w:top w:val="none" w:color="auto" w:sz="0" w:space="0"/>
+            <w:left w:val="none" w:color="auto" w:sz="0" w:space="0"/>
+            <w:bottom w:val="none" w:color="auto" w:sz="0" w:space="0"/>
+            <w:right w:val="none" w:color="auto" w:sz="0" w:space="0"/>
+            <w:insideH w:val="none" w:color="auto" w:sz="0" w:space="0"/>
+            <w:insideV w:val="none" w:color="auto" w:sz="0" w:space="0"/>
+          </w:tblBorders>
           <w:shd w:val="clear" w:color="auto" w:fill="auto"/>
           <w:tblCellMar>
             <w:top w:w="15" w:type="dxa"/>
@@ -9287,15 +9371,15 @@
           </w:tblCellMar>
         </w:tblPrEx>
         <w:trPr>
-          <w:trHeight w:val="0"/>
+          <w:trHeight w:val="0" w:hRule="atLeast"/>
           <w:jc w:val="center"/>
         </w:trPr>
         <w:tc>
           <w:tcPr>
             <w:tcW w:w="4522" w:type="dxa"/>
             <w:tcBorders>
-              <w:top w:val="single" w:sz="4" w:space="0" w:color="auto"/>
-              <w:left w:val="single" w:sz="12" w:space="0" w:color="auto"/>
+              <w:top w:val="single" w:color="auto" w:sz="4" w:space="0"/>
+              <w:left w:val="single" w:color="auto" w:sz="12" w:space="0"/>
               <w:bottom w:val="nil"/>
               <w:right w:val="nil"/>
             </w:tcBorders>
@@ -9316,10 +9400,10 @@
               <w:suppressLineNumbers w:val="0"/>
               <w:snapToGrid w:val="0"/>
               <w:spacing w:line="240" w:lineRule="auto"/>
-              <w:ind w:left="0" w:right="0" w:firstLine="0" w:leftChars="0" w:rightChars="0" w:firstLineChars="0"/>
+              <w:ind w:left="0" w:leftChars="0" w:right="0" w:rightChars="0" w:firstLine="0" w:firstLineChars="0"/>
               <w:jc w:val="center"/>
               <w:rPr>
-                <w:rFonts w:ascii="Segoe UI" w:eastAsia="Segoe UI" w:hAnsi="Segoe UI" w:cs="Segoe UI" w:hint="default"/>
+                <w:rFonts w:hint="default" w:ascii="Segoe UI" w:hAnsi="Segoe UI" w:eastAsia="Segoe UI" w:cs="Segoe UI"/>
                 <w:i w:val="0"/>
                 <w:iCs w:val="0"/>
                 <w:caps w:val="0"/>
@@ -9331,7 +9415,7 @@
             </w:pPr>
             <w:r>
               <w:rPr>
-                <w:rFonts w:ascii="Segoe UI" w:eastAsia="Segoe UI" w:hAnsi="Segoe UI" w:cs="Segoe UI" w:hint="default"/>
+                <w:rFonts w:hint="default" w:ascii="Segoe UI" w:hAnsi="Segoe UI" w:eastAsia="Segoe UI" w:cs="Segoe UI"/>
                 <w:i w:val="0"/>
                 <w:iCs w:val="0"/>
                 <w:caps w:val="0"/>
@@ -9351,8 +9435,8 @@
           <w:tcPr>
             <w:tcW w:w="2149" w:type="dxa"/>
             <w:tcBorders>
-              <w:top w:val="single" w:sz="4" w:space="0" w:color="auto"/>
-              <w:left w:val="single" w:sz="4" w:space="0" w:color="auto"/>
+              <w:top w:val="single" w:color="auto" w:sz="4" w:space="0"/>
+              <w:left w:val="single" w:color="auto" w:sz="4" w:space="0"/>
               <w:bottom w:val="nil"/>
               <w:right w:val="nil"/>
             </w:tcBorders>
@@ -9373,10 +9457,10 @@
               <w:suppressLineNumbers w:val="0"/>
               <w:snapToGrid w:val="0"/>
               <w:spacing w:line="240" w:lineRule="auto"/>
-              <w:ind w:left="0" w:right="0" w:firstLine="0" w:leftChars="0" w:rightChars="0" w:firstLineChars="0"/>
+              <w:ind w:left="0" w:leftChars="0" w:right="0" w:rightChars="0" w:firstLine="0" w:firstLineChars="0"/>
               <w:jc w:val="left"/>
               <w:rPr>
-                <w:rFonts w:ascii="Segoe UI" w:eastAsia="Segoe UI" w:hAnsi="Segoe UI" w:cs="Segoe UI" w:hint="default"/>
+                <w:rFonts w:hint="default" w:ascii="Segoe UI" w:hAnsi="Segoe UI" w:eastAsia="Segoe UI" w:cs="Segoe UI"/>
                 <w:i w:val="0"/>
                 <w:iCs w:val="0"/>
                 <w:caps w:val="0"/>
@@ -9388,7 +9472,7 @@
             </w:pPr>
             <w:r>
               <w:rPr>
-                <w:rFonts w:ascii="Segoe UI" w:eastAsia="Segoe UI" w:hAnsi="Segoe UI" w:cs="Segoe UI" w:hint="default"/>
+                <w:rFonts w:hint="default" w:ascii="Segoe UI" w:hAnsi="Segoe UI" w:eastAsia="Segoe UI" w:cs="Segoe UI"/>
                 <w:i w:val="0"/>
                 <w:iCs w:val="0"/>
                 <w:caps w:val="0"/>
@@ -9400,7 +9484,7 @@
                 <w:szCs w:val="22"/>
                 <w:lang w:val="en-US" w:eastAsia="zh-CN"/>
               </w:rPr>
-              <w:t>产品产品质量部</w:t>
+              <w:t>产品质量部</w:t>
             </w:r>
           </w:p>
         </w:tc>
@@ -9408,10 +9492,10 @@
           <w:tcPr>
             <w:tcW w:w="1851" w:type="dxa"/>
             <w:tcBorders>
-              <w:top w:val="single" w:sz="4" w:space="0" w:color="auto"/>
-              <w:left w:val="single" w:sz="4" w:space="0" w:color="auto"/>
+              <w:top w:val="single" w:color="auto" w:sz="4" w:space="0"/>
+              <w:left w:val="single" w:color="auto" w:sz="4" w:space="0"/>
               <w:bottom w:val="nil"/>
-              <w:right w:val="single" w:sz="12" w:space="0" w:color="auto"/>
+              <w:right w:val="single" w:color="auto" w:sz="12" w:space="0"/>
             </w:tcBorders>
             <w:shd w:val="clear" w:color="auto" w:fill="auto"/>
             <w:tcMar>
@@ -9430,10 +9514,10 @@
               <w:suppressLineNumbers w:val="0"/>
               <w:snapToGrid w:val="0"/>
               <w:spacing w:line="240" w:lineRule="auto"/>
-              <w:ind w:left="0" w:right="0" w:firstLine="0" w:leftChars="0" w:rightChars="0" w:firstLineChars="0"/>
+              <w:ind w:left="0" w:leftChars="0" w:right="0" w:rightChars="0" w:firstLine="0" w:firstLineChars="0"/>
               <w:jc w:val="left"/>
               <w:rPr>
-                <w:rFonts w:ascii="Segoe UI" w:eastAsia="Segoe UI" w:hAnsi="Segoe UI" w:cs="Segoe UI" w:hint="default"/>
+                <w:rFonts w:hint="default" w:ascii="Segoe UI" w:hAnsi="Segoe UI" w:eastAsia="Segoe UI" w:cs="Segoe UI"/>
                 <w:i w:val="0"/>
                 <w:iCs w:val="0"/>
                 <w:caps w:val="0"/>
@@ -9445,7 +9529,7 @@
             </w:pPr>
             <w:r>
               <w:rPr>
-                <w:rFonts w:ascii="Segoe UI" w:eastAsia="Segoe UI" w:hAnsi="Segoe UI" w:cs="Segoe UI" w:hint="default"/>
+                <w:rFonts w:hint="default" w:ascii="Segoe UI" w:hAnsi="Segoe UI" w:eastAsia="Segoe UI" w:cs="Segoe UI"/>
                 <w:i w:val="0"/>
                 <w:iCs w:val="0"/>
                 <w:caps w:val="0"/>
@@ -9464,8 +9548,14 @@
       </w:tr>
       <w:tr>
         <w:tblPrEx>
-          <w:tblW w:w="8522" w:type="dxa"/>
-          <w:jc w:val="center"/>
+          <w:tblBorders>
+            <w:top w:val="none" w:color="auto" w:sz="0" w:space="0"/>
+            <w:left w:val="none" w:color="auto" w:sz="0" w:space="0"/>
+            <w:bottom w:val="none" w:color="auto" w:sz="0" w:space="0"/>
+            <w:right w:val="none" w:color="auto" w:sz="0" w:space="0"/>
+            <w:insideH w:val="none" w:color="auto" w:sz="0" w:space="0"/>
+            <w:insideV w:val="none" w:color="auto" w:sz="0" w:space="0"/>
+          </w:tblBorders>
           <w:shd w:val="clear" w:color="auto" w:fill="auto"/>
           <w:tblCellMar>
             <w:top w:w="15" w:type="dxa"/>
@@ -9475,15 +9565,15 @@
           </w:tblCellMar>
         </w:tblPrEx>
         <w:trPr>
-          <w:trHeight w:val="0"/>
+          <w:trHeight w:val="0" w:hRule="atLeast"/>
           <w:jc w:val="center"/>
         </w:trPr>
         <w:tc>
           <w:tcPr>
             <w:tcW w:w="4522" w:type="dxa"/>
             <w:tcBorders>
-              <w:top w:val="single" w:sz="4" w:space="0" w:color="auto"/>
-              <w:left w:val="single" w:sz="12" w:space="0" w:color="auto"/>
+              <w:top w:val="single" w:color="auto" w:sz="4" w:space="0"/>
+              <w:left w:val="single" w:color="auto" w:sz="12" w:space="0"/>
               <w:bottom w:val="nil"/>
               <w:right w:val="nil"/>
             </w:tcBorders>
@@ -9504,10 +9594,10 @@
               <w:suppressLineNumbers w:val="0"/>
               <w:snapToGrid w:val="0"/>
               <w:spacing w:line="240" w:lineRule="auto"/>
-              <w:ind w:left="0" w:right="0" w:firstLine="0" w:leftChars="0" w:rightChars="0" w:firstLineChars="0"/>
+              <w:ind w:left="0" w:leftChars="0" w:right="0" w:rightChars="0" w:firstLine="0" w:firstLineChars="0"/>
               <w:jc w:val="center"/>
               <w:rPr>
-                <w:rFonts w:ascii="Segoe UI" w:eastAsia="Segoe UI" w:hAnsi="Segoe UI" w:cs="Segoe UI" w:hint="default"/>
+                <w:rFonts w:hint="default" w:ascii="Segoe UI" w:hAnsi="Segoe UI" w:eastAsia="Segoe UI" w:cs="Segoe UI"/>
                 <w:i w:val="0"/>
                 <w:iCs w:val="0"/>
                 <w:caps w:val="0"/>
@@ -9519,7 +9609,7 @@
             </w:pPr>
             <w:r>
               <w:rPr>
-                <w:rFonts w:ascii="Segoe UI" w:eastAsia="Segoe UI" w:hAnsi="Segoe UI" w:cs="Segoe UI" w:hint="default"/>
+                <w:rFonts w:hint="default" w:ascii="Segoe UI" w:hAnsi="Segoe UI" w:eastAsia="Segoe UI" w:cs="Segoe UI"/>
                 <w:i w:val="0"/>
                 <w:iCs w:val="0"/>
                 <w:caps w:val="0"/>
@@ -9539,8 +9629,8 @@
           <w:tcPr>
             <w:tcW w:w="2149" w:type="dxa"/>
             <w:tcBorders>
-              <w:top w:val="single" w:sz="4" w:space="0" w:color="auto"/>
-              <w:left w:val="single" w:sz="4" w:space="0" w:color="auto"/>
+              <w:top w:val="single" w:color="auto" w:sz="4" w:space="0"/>
+              <w:left w:val="single" w:color="auto" w:sz="4" w:space="0"/>
               <w:bottom w:val="nil"/>
               <w:right w:val="nil"/>
             </w:tcBorders>
@@ -9561,10 +9651,10 @@
               <w:suppressLineNumbers w:val="0"/>
               <w:snapToGrid w:val="0"/>
               <w:spacing w:line="240" w:lineRule="auto"/>
-              <w:ind w:left="0" w:right="0" w:firstLine="0" w:leftChars="0" w:rightChars="0" w:firstLineChars="0"/>
+              <w:ind w:left="0" w:leftChars="0" w:right="0" w:rightChars="0" w:firstLine="0" w:firstLineChars="0"/>
               <w:jc w:val="left"/>
               <w:rPr>
-                <w:rFonts w:ascii="Segoe UI" w:eastAsia="Segoe UI" w:hAnsi="Segoe UI" w:cs="Segoe UI" w:hint="default"/>
+                <w:rFonts w:hint="default" w:ascii="Segoe UI" w:hAnsi="Segoe UI" w:eastAsia="Segoe UI" w:cs="Segoe UI"/>
                 <w:i w:val="0"/>
                 <w:iCs w:val="0"/>
                 <w:caps w:val="0"/>
@@ -9576,7 +9666,7 @@
             </w:pPr>
             <w:r>
               <w:rPr>
-                <w:rFonts w:ascii="Segoe UI" w:eastAsia="Segoe UI" w:hAnsi="Segoe UI" w:cs="Segoe UI" w:hint="default"/>
+                <w:rFonts w:hint="default" w:ascii="Segoe UI" w:hAnsi="Segoe UI" w:eastAsia="Segoe UI" w:cs="Segoe UI"/>
                 <w:i w:val="0"/>
                 <w:iCs w:val="0"/>
                 <w:caps w:val="0"/>
@@ -9596,10 +9686,10 @@
           <w:tcPr>
             <w:tcW w:w="1851" w:type="dxa"/>
             <w:tcBorders>
-              <w:top w:val="single" w:sz="4" w:space="0" w:color="auto"/>
-              <w:left w:val="single" w:sz="4" w:space="0" w:color="auto"/>
+              <w:top w:val="single" w:color="auto" w:sz="4" w:space="0"/>
+              <w:left w:val="single" w:color="auto" w:sz="4" w:space="0"/>
               <w:bottom w:val="nil"/>
-              <w:right w:val="single" w:sz="12" w:space="0" w:color="auto"/>
+              <w:right w:val="single" w:color="auto" w:sz="12" w:space="0"/>
             </w:tcBorders>
             <w:shd w:val="clear" w:color="auto" w:fill="auto"/>
             <w:tcMar>
@@ -9618,10 +9708,10 @@
               <w:suppressLineNumbers w:val="0"/>
               <w:snapToGrid w:val="0"/>
               <w:spacing w:line="240" w:lineRule="auto"/>
-              <w:ind w:left="0" w:right="0" w:firstLine="0" w:leftChars="0" w:rightChars="0" w:firstLineChars="0"/>
+              <w:ind w:left="0" w:leftChars="0" w:right="0" w:rightChars="0" w:firstLine="0" w:firstLineChars="0"/>
               <w:jc w:val="left"/>
               <w:rPr>
-                <w:rFonts w:ascii="Segoe UI" w:eastAsia="Segoe UI" w:hAnsi="Segoe UI" w:cs="Segoe UI" w:hint="default"/>
+                <w:rFonts w:hint="default" w:ascii="Segoe UI" w:hAnsi="Segoe UI" w:eastAsia="Segoe UI" w:cs="Segoe UI"/>
                 <w:i w:val="0"/>
                 <w:iCs w:val="0"/>
                 <w:caps w:val="0"/>
@@ -9633,7 +9723,7 @@
             </w:pPr>
             <w:r>
               <w:rPr>
-                <w:rFonts w:ascii="Segoe UI" w:eastAsia="Segoe UI" w:hAnsi="Segoe UI" w:cs="Segoe UI" w:hint="default"/>
+                <w:rFonts w:hint="default" w:ascii="Segoe UI" w:hAnsi="Segoe UI" w:eastAsia="Segoe UI" w:cs="Segoe UI"/>
                 <w:i w:val="0"/>
                 <w:iCs w:val="0"/>
                 <w:caps w:val="0"/>
@@ -9652,8 +9742,14 @@
       </w:tr>
       <w:tr>
         <w:tblPrEx>
-          <w:tblW w:w="8522" w:type="dxa"/>
-          <w:jc w:val="center"/>
+          <w:tblBorders>
+            <w:top w:val="none" w:color="auto" w:sz="0" w:space="0"/>
+            <w:left w:val="none" w:color="auto" w:sz="0" w:space="0"/>
+            <w:bottom w:val="none" w:color="auto" w:sz="0" w:space="0"/>
+            <w:right w:val="none" w:color="auto" w:sz="0" w:space="0"/>
+            <w:insideH w:val="none" w:color="auto" w:sz="0" w:space="0"/>
+            <w:insideV w:val="none" w:color="auto" w:sz="0" w:space="0"/>
+          </w:tblBorders>
           <w:shd w:val="clear" w:color="auto" w:fill="auto"/>
           <w:tblCellMar>
             <w:top w:w="15" w:type="dxa"/>
@@ -9663,15 +9759,15 @@
           </w:tblCellMar>
         </w:tblPrEx>
         <w:trPr>
-          <w:trHeight w:val="0"/>
+          <w:trHeight w:val="0" w:hRule="atLeast"/>
           <w:jc w:val="center"/>
         </w:trPr>
         <w:tc>
           <w:tcPr>
             <w:tcW w:w="4522" w:type="dxa"/>
             <w:tcBorders>
-              <w:top w:val="single" w:sz="4" w:space="0" w:color="auto"/>
-              <w:left w:val="single" w:sz="12" w:space="0" w:color="auto"/>
+              <w:top w:val="single" w:color="auto" w:sz="4" w:space="0"/>
+              <w:left w:val="single" w:color="auto" w:sz="12" w:space="0"/>
               <w:bottom w:val="nil"/>
               <w:right w:val="nil"/>
             </w:tcBorders>
@@ -9692,10 +9788,10 @@
               <w:suppressLineNumbers w:val="0"/>
               <w:snapToGrid w:val="0"/>
               <w:spacing w:line="240" w:lineRule="auto"/>
-              <w:ind w:left="0" w:right="0" w:firstLine="0" w:leftChars="0" w:rightChars="0" w:firstLineChars="0"/>
+              <w:ind w:left="0" w:leftChars="0" w:right="0" w:rightChars="0" w:firstLine="0" w:firstLineChars="0"/>
               <w:jc w:val="center"/>
               <w:rPr>
-                <w:rFonts w:ascii="Segoe UI" w:eastAsia="Segoe UI" w:hAnsi="Segoe UI" w:cs="Segoe UI" w:hint="default"/>
+                <w:rFonts w:hint="default" w:ascii="Segoe UI" w:hAnsi="Segoe UI" w:eastAsia="Segoe UI" w:cs="Segoe UI"/>
                 <w:i w:val="0"/>
                 <w:iCs w:val="0"/>
                 <w:caps w:val="0"/>
@@ -9707,7 +9803,7 @@
             </w:pPr>
             <w:r>
               <w:rPr>
-                <w:rFonts w:ascii="Segoe UI" w:eastAsia="Segoe UI" w:hAnsi="Segoe UI" w:cs="Segoe UI" w:hint="default"/>
+                <w:rFonts w:hint="default" w:ascii="Segoe UI" w:hAnsi="Segoe UI" w:eastAsia="Segoe UI" w:cs="Segoe UI"/>
                 <w:i w:val="0"/>
                 <w:iCs w:val="0"/>
                 <w:caps w:val="0"/>
@@ -9727,8 +9823,8 @@
           <w:tcPr>
             <w:tcW w:w="2149" w:type="dxa"/>
             <w:tcBorders>
-              <w:top w:val="single" w:sz="4" w:space="0" w:color="auto"/>
-              <w:left w:val="single" w:sz="4" w:space="0" w:color="auto"/>
+              <w:top w:val="single" w:color="auto" w:sz="4" w:space="0"/>
+              <w:left w:val="single" w:color="auto" w:sz="4" w:space="0"/>
               <w:bottom w:val="nil"/>
               <w:right w:val="nil"/>
             </w:tcBorders>
@@ -9749,10 +9845,10 @@
               <w:suppressLineNumbers w:val="0"/>
               <w:snapToGrid w:val="0"/>
               <w:spacing w:line="240" w:lineRule="auto"/>
-              <w:ind w:left="0" w:right="0" w:firstLine="0" w:leftChars="0" w:rightChars="0" w:firstLineChars="0"/>
+              <w:ind w:left="0" w:leftChars="0" w:right="0" w:rightChars="0" w:firstLine="0" w:firstLineChars="0"/>
               <w:jc w:val="left"/>
               <w:rPr>
-                <w:rFonts w:ascii="Segoe UI" w:eastAsia="Segoe UI" w:hAnsi="Segoe UI" w:cs="Segoe UI" w:hint="default"/>
+                <w:rFonts w:hint="default" w:ascii="Segoe UI" w:hAnsi="Segoe UI" w:eastAsia="Segoe UI" w:cs="Segoe UI"/>
                 <w:i w:val="0"/>
                 <w:iCs w:val="0"/>
                 <w:caps w:val="0"/>
@@ -9764,7 +9860,7 @@
             </w:pPr>
             <w:r>
               <w:rPr>
-                <w:rFonts w:ascii="Segoe UI" w:eastAsia="Segoe UI" w:hAnsi="Segoe UI" w:cs="Segoe UI" w:hint="default"/>
+                <w:rFonts w:hint="default" w:ascii="Segoe UI" w:hAnsi="Segoe UI" w:eastAsia="Segoe UI" w:cs="Segoe UI"/>
                 <w:i w:val="0"/>
                 <w:iCs w:val="0"/>
                 <w:caps w:val="0"/>
@@ -9784,10 +9880,10 @@
           <w:tcPr>
             <w:tcW w:w="1851" w:type="dxa"/>
             <w:tcBorders>
-              <w:top w:val="single" w:sz="4" w:space="0" w:color="auto"/>
-              <w:left w:val="single" w:sz="4" w:space="0" w:color="auto"/>
+              <w:top w:val="single" w:color="auto" w:sz="4" w:space="0"/>
+              <w:left w:val="single" w:color="auto" w:sz="4" w:space="0"/>
               <w:bottom w:val="nil"/>
-              <w:right w:val="single" w:sz="12" w:space="0" w:color="auto"/>
+              <w:right w:val="single" w:color="auto" w:sz="12" w:space="0"/>
             </w:tcBorders>
             <w:shd w:val="clear" w:color="auto" w:fill="auto"/>
             <w:tcMar>
@@ -9806,10 +9902,10 @@
               <w:suppressLineNumbers w:val="0"/>
               <w:snapToGrid w:val="0"/>
               <w:spacing w:line="240" w:lineRule="auto"/>
-              <w:ind w:left="0" w:right="0" w:firstLine="0" w:leftChars="0" w:rightChars="0" w:firstLineChars="0"/>
+              <w:ind w:left="0" w:leftChars="0" w:right="0" w:rightChars="0" w:firstLine="0" w:firstLineChars="0"/>
               <w:jc w:val="left"/>
               <w:rPr>
-                <w:rFonts w:ascii="Segoe UI" w:eastAsia="Segoe UI" w:hAnsi="Segoe UI" w:cs="Segoe UI" w:hint="default"/>
+                <w:rFonts w:hint="default" w:ascii="Segoe UI" w:hAnsi="Segoe UI" w:eastAsia="Segoe UI" w:cs="Segoe UI"/>
                 <w:i w:val="0"/>
                 <w:iCs w:val="0"/>
                 <w:caps w:val="0"/>
@@ -9821,7 +9917,7 @@
             </w:pPr>
             <w:r>
               <w:rPr>
-                <w:rFonts w:ascii="Segoe UI" w:eastAsia="Segoe UI" w:hAnsi="Segoe UI" w:cs="Segoe UI" w:hint="default"/>
+                <w:rFonts w:hint="default" w:ascii="Segoe UI" w:hAnsi="Segoe UI" w:eastAsia="Segoe UI" w:cs="Segoe UI"/>
                 <w:i w:val="0"/>
                 <w:iCs w:val="0"/>
                 <w:caps w:val="0"/>
@@ -9840,8 +9936,14 @@
       </w:tr>
       <w:tr>
         <w:tblPrEx>
-          <w:tblW w:w="8522" w:type="dxa"/>
-          <w:jc w:val="center"/>
+          <w:tblBorders>
+            <w:top w:val="none" w:color="auto" w:sz="0" w:space="0"/>
+            <w:left w:val="none" w:color="auto" w:sz="0" w:space="0"/>
+            <w:bottom w:val="none" w:color="auto" w:sz="0" w:space="0"/>
+            <w:right w:val="none" w:color="auto" w:sz="0" w:space="0"/>
+            <w:insideH w:val="none" w:color="auto" w:sz="0" w:space="0"/>
+            <w:insideV w:val="none" w:color="auto" w:sz="0" w:space="0"/>
+          </w:tblBorders>
           <w:shd w:val="clear" w:color="auto" w:fill="auto"/>
           <w:tblCellMar>
             <w:top w:w="15" w:type="dxa"/>
@@ -9851,15 +9953,15 @@
           </w:tblCellMar>
         </w:tblPrEx>
         <w:trPr>
-          <w:trHeight w:val="0"/>
+          <w:trHeight w:val="0" w:hRule="atLeast"/>
           <w:jc w:val="center"/>
         </w:trPr>
         <w:tc>
           <w:tcPr>
             <w:tcW w:w="4522" w:type="dxa"/>
             <w:tcBorders>
-              <w:top w:val="single" w:sz="4" w:space="0" w:color="auto"/>
-              <w:left w:val="single" w:sz="12" w:space="0" w:color="auto"/>
+              <w:top w:val="single" w:color="auto" w:sz="4" w:space="0"/>
+              <w:left w:val="single" w:color="auto" w:sz="12" w:space="0"/>
               <w:bottom w:val="nil"/>
               <w:right w:val="nil"/>
             </w:tcBorders>
@@ -9880,10 +9982,10 @@
               <w:suppressLineNumbers w:val="0"/>
               <w:snapToGrid w:val="0"/>
               <w:spacing w:line="240" w:lineRule="auto"/>
-              <w:ind w:left="0" w:right="0" w:firstLine="0" w:leftChars="0" w:rightChars="0" w:firstLineChars="0"/>
+              <w:ind w:left="0" w:leftChars="0" w:right="0" w:rightChars="0" w:firstLine="0" w:firstLineChars="0"/>
               <w:jc w:val="center"/>
               <w:rPr>
-                <w:rFonts w:ascii="Segoe UI" w:eastAsia="Segoe UI" w:hAnsi="Segoe UI" w:cs="Segoe UI" w:hint="default"/>
+                <w:rFonts w:hint="default" w:ascii="Segoe UI" w:hAnsi="Segoe UI" w:eastAsia="Segoe UI" w:cs="Segoe UI"/>
                 <w:i w:val="0"/>
                 <w:iCs w:val="0"/>
                 <w:caps w:val="0"/>
@@ -9895,7 +9997,7 @@
             </w:pPr>
             <w:r>
               <w:rPr>
-                <w:rFonts w:ascii="Segoe UI" w:eastAsia="Segoe UI" w:hAnsi="Segoe UI" w:cs="Segoe UI" w:hint="default"/>
+                <w:rFonts w:hint="default" w:ascii="Segoe UI" w:hAnsi="Segoe UI" w:eastAsia="Segoe UI" w:cs="Segoe UI"/>
                 <w:i w:val="0"/>
                 <w:iCs w:val="0"/>
                 <w:caps w:val="0"/>
@@ -9915,8 +10017,8 @@
           <w:tcPr>
             <w:tcW w:w="2149" w:type="dxa"/>
             <w:tcBorders>
-              <w:top w:val="single" w:sz="4" w:space="0" w:color="auto"/>
-              <w:left w:val="single" w:sz="4" w:space="0" w:color="auto"/>
+              <w:top w:val="single" w:color="auto" w:sz="4" w:space="0"/>
+              <w:left w:val="single" w:color="auto" w:sz="4" w:space="0"/>
               <w:bottom w:val="nil"/>
               <w:right w:val="nil"/>
             </w:tcBorders>
@@ -9937,10 +10039,10 @@
               <w:suppressLineNumbers w:val="0"/>
               <w:snapToGrid w:val="0"/>
               <w:spacing w:line="240" w:lineRule="auto"/>
-              <w:ind w:left="0" w:right="0" w:firstLine="0" w:leftChars="0" w:rightChars="0" w:firstLineChars="0"/>
+              <w:ind w:left="0" w:leftChars="0" w:right="0" w:rightChars="0" w:firstLine="0" w:firstLineChars="0"/>
               <w:jc w:val="left"/>
               <w:rPr>
-                <w:rFonts w:ascii="Segoe UI" w:eastAsia="Segoe UI" w:hAnsi="Segoe UI" w:cs="Segoe UI" w:hint="default"/>
+                <w:rFonts w:hint="default" w:ascii="Segoe UI" w:hAnsi="Segoe UI" w:eastAsia="Segoe UI" w:cs="Segoe UI"/>
                 <w:i w:val="0"/>
                 <w:iCs w:val="0"/>
                 <w:caps w:val="0"/>
@@ -9952,7 +10054,7 @@
             </w:pPr>
             <w:r>
               <w:rPr>
-                <w:rFonts w:ascii="Segoe UI" w:eastAsia="Segoe UI" w:hAnsi="Segoe UI" w:cs="Segoe UI" w:hint="default"/>
+                <w:rFonts w:hint="default" w:ascii="Segoe UI" w:hAnsi="Segoe UI" w:eastAsia="Segoe UI" w:cs="Segoe UI"/>
                 <w:i w:val="0"/>
                 <w:iCs w:val="0"/>
                 <w:caps w:val="0"/>
@@ -9972,10 +10074,10 @@
           <w:tcPr>
             <w:tcW w:w="1851" w:type="dxa"/>
             <w:tcBorders>
-              <w:top w:val="single" w:sz="4" w:space="0" w:color="auto"/>
-              <w:left w:val="single" w:sz="4" w:space="0" w:color="auto"/>
+              <w:top w:val="single" w:color="auto" w:sz="4" w:space="0"/>
+              <w:left w:val="single" w:color="auto" w:sz="4" w:space="0"/>
               <w:bottom w:val="nil"/>
-              <w:right w:val="single" w:sz="12" w:space="0" w:color="auto"/>
+              <w:right w:val="single" w:color="auto" w:sz="12" w:space="0"/>
             </w:tcBorders>
             <w:shd w:val="clear" w:color="auto" w:fill="auto"/>
             <w:tcMar>
@@ -9994,10 +10096,10 @@
               <w:suppressLineNumbers w:val="0"/>
               <w:snapToGrid w:val="0"/>
               <w:spacing w:line="240" w:lineRule="auto"/>
-              <w:ind w:left="0" w:right="0" w:firstLine="0" w:leftChars="0" w:rightChars="0" w:firstLineChars="0"/>
+              <w:ind w:left="0" w:leftChars="0" w:right="0" w:rightChars="0" w:firstLine="0" w:firstLineChars="0"/>
               <w:jc w:val="left"/>
               <w:rPr>
-                <w:rFonts w:ascii="Segoe UI" w:eastAsia="Segoe UI" w:hAnsi="Segoe UI" w:cs="Segoe UI" w:hint="default"/>
+                <w:rFonts w:hint="default" w:ascii="Segoe UI" w:hAnsi="Segoe UI" w:eastAsia="Segoe UI" w:cs="Segoe UI"/>
                 <w:i w:val="0"/>
                 <w:iCs w:val="0"/>
                 <w:caps w:val="0"/>
@@ -10009,7 +10111,7 @@
             </w:pPr>
             <w:r>
               <w:rPr>
-                <w:rFonts w:ascii="Segoe UI" w:eastAsia="Segoe UI" w:hAnsi="Segoe UI" w:cs="Segoe UI" w:hint="default"/>
+                <w:rFonts w:hint="default" w:ascii="Segoe UI" w:hAnsi="Segoe UI" w:eastAsia="Segoe UI" w:cs="Segoe UI"/>
                 <w:i w:val="0"/>
                 <w:iCs w:val="0"/>
                 <w:caps w:val="0"/>
@@ -10028,8 +10130,14 @@
       </w:tr>
       <w:tr>
         <w:tblPrEx>
-          <w:tblW w:w="8522" w:type="dxa"/>
-          <w:jc w:val="center"/>
+          <w:tblBorders>
+            <w:top w:val="none" w:color="auto" w:sz="0" w:space="0"/>
+            <w:left w:val="none" w:color="auto" w:sz="0" w:space="0"/>
+            <w:bottom w:val="none" w:color="auto" w:sz="0" w:space="0"/>
+            <w:right w:val="none" w:color="auto" w:sz="0" w:space="0"/>
+            <w:insideH w:val="none" w:color="auto" w:sz="0" w:space="0"/>
+            <w:insideV w:val="none" w:color="auto" w:sz="0" w:space="0"/>
+          </w:tblBorders>
           <w:shd w:val="clear" w:color="auto" w:fill="auto"/>
           <w:tblCellMar>
             <w:top w:w="15" w:type="dxa"/>
@@ -10039,15 +10147,15 @@
           </w:tblCellMar>
         </w:tblPrEx>
         <w:trPr>
-          <w:trHeight w:val="0"/>
+          <w:trHeight w:val="0" w:hRule="atLeast"/>
           <w:jc w:val="center"/>
         </w:trPr>
         <w:tc>
           <w:tcPr>
             <w:tcW w:w="4522" w:type="dxa"/>
             <w:tcBorders>
-              <w:top w:val="single" w:sz="4" w:space="0" w:color="auto"/>
-              <w:left w:val="single" w:sz="12" w:space="0" w:color="auto"/>
+              <w:top w:val="single" w:color="auto" w:sz="4" w:space="0"/>
+              <w:left w:val="single" w:color="auto" w:sz="12" w:space="0"/>
               <w:bottom w:val="nil"/>
               <w:right w:val="nil"/>
             </w:tcBorders>
@@ -10068,10 +10176,10 @@
               <w:suppressLineNumbers w:val="0"/>
               <w:snapToGrid w:val="0"/>
               <w:spacing w:line="240" w:lineRule="auto"/>
-              <w:ind w:left="0" w:right="0" w:firstLine="0" w:leftChars="0" w:rightChars="0" w:firstLineChars="0"/>
+              <w:ind w:left="0" w:leftChars="0" w:right="0" w:rightChars="0" w:firstLine="0" w:firstLineChars="0"/>
               <w:jc w:val="center"/>
               <w:rPr>
-                <w:rFonts w:ascii="Segoe UI" w:eastAsia="Segoe UI" w:hAnsi="Segoe UI" w:cs="Segoe UI" w:hint="default"/>
+                <w:rFonts w:hint="default" w:ascii="Segoe UI" w:hAnsi="Segoe UI" w:eastAsia="Segoe UI" w:cs="Segoe UI"/>
                 <w:i w:val="0"/>
                 <w:iCs w:val="0"/>
                 <w:caps w:val="0"/>
@@ -10083,7 +10191,7 @@
             </w:pPr>
             <w:r>
               <w:rPr>
-                <w:rFonts w:ascii="Segoe UI" w:eastAsia="Segoe UI" w:hAnsi="Segoe UI" w:cs="Segoe UI" w:hint="default"/>
+                <w:rFonts w:hint="default" w:ascii="Segoe UI" w:hAnsi="Segoe UI" w:eastAsia="Segoe UI" w:cs="Segoe UI"/>
                 <w:i w:val="0"/>
                 <w:iCs w:val="0"/>
                 <w:caps w:val="0"/>
@@ -10103,8 +10211,8 @@
           <w:tcPr>
             <w:tcW w:w="2149" w:type="dxa"/>
             <w:tcBorders>
-              <w:top w:val="single" w:sz="4" w:space="0" w:color="auto"/>
-              <w:left w:val="single" w:sz="4" w:space="0" w:color="auto"/>
+              <w:top w:val="single" w:color="auto" w:sz="4" w:space="0"/>
+              <w:left w:val="single" w:color="auto" w:sz="4" w:space="0"/>
               <w:bottom w:val="nil"/>
               <w:right w:val="nil"/>
             </w:tcBorders>
@@ -10125,10 +10233,10 @@
               <w:suppressLineNumbers w:val="0"/>
               <w:snapToGrid w:val="0"/>
               <w:spacing w:line="240" w:lineRule="auto"/>
-              <w:ind w:left="0" w:right="0" w:firstLine="0" w:leftChars="0" w:rightChars="0" w:firstLineChars="0"/>
+              <w:ind w:left="0" w:leftChars="0" w:right="0" w:rightChars="0" w:firstLine="0" w:firstLineChars="0"/>
               <w:jc w:val="left"/>
               <w:rPr>
-                <w:rFonts w:ascii="Segoe UI" w:eastAsia="Segoe UI" w:hAnsi="Segoe UI" w:cs="Segoe UI" w:hint="default"/>
+                <w:rFonts w:hint="default" w:ascii="Segoe UI" w:hAnsi="Segoe UI" w:eastAsia="Segoe UI" w:cs="Segoe UI"/>
                 <w:i w:val="0"/>
                 <w:iCs w:val="0"/>
                 <w:caps w:val="0"/>
@@ -10140,7 +10248,7 @@
             </w:pPr>
             <w:r>
               <w:rPr>
-                <w:rFonts w:ascii="Segoe UI" w:eastAsia="Segoe UI" w:hAnsi="Segoe UI" w:cs="Segoe UI" w:hint="default"/>
+                <w:rFonts w:hint="default" w:ascii="Segoe UI" w:hAnsi="Segoe UI" w:eastAsia="Segoe UI" w:cs="Segoe UI"/>
                 <w:i w:val="0"/>
                 <w:iCs w:val="0"/>
                 <w:caps w:val="0"/>
@@ -10152,7 +10260,7 @@
                 <w:szCs w:val="22"/>
                 <w:lang w:val="en-US" w:eastAsia="zh-CN"/>
               </w:rPr>
-              <w:t>产品产品质量部</w:t>
+              <w:t>产品质量部</w:t>
             </w:r>
           </w:p>
         </w:tc>
@@ -10160,10 +10268,10 @@
           <w:tcPr>
             <w:tcW w:w="1851" w:type="dxa"/>
             <w:tcBorders>
-              <w:top w:val="single" w:sz="4" w:space="0" w:color="auto"/>
-              <w:left w:val="single" w:sz="4" w:space="0" w:color="auto"/>
+              <w:top w:val="single" w:color="auto" w:sz="4" w:space="0"/>
+              <w:left w:val="single" w:color="auto" w:sz="4" w:space="0"/>
               <w:bottom w:val="nil"/>
-              <w:right w:val="single" w:sz="12" w:space="0" w:color="auto"/>
+              <w:right w:val="single" w:color="auto" w:sz="12" w:space="0"/>
             </w:tcBorders>
             <w:shd w:val="clear" w:color="auto" w:fill="auto"/>
             <w:tcMar>
@@ -10182,10 +10290,10 @@
               <w:suppressLineNumbers w:val="0"/>
               <w:snapToGrid w:val="0"/>
               <w:spacing w:line="240" w:lineRule="auto"/>
-              <w:ind w:left="0" w:right="0" w:firstLine="0" w:leftChars="0" w:rightChars="0" w:firstLineChars="0"/>
+              <w:ind w:left="0" w:leftChars="0" w:right="0" w:rightChars="0" w:firstLine="0" w:firstLineChars="0"/>
               <w:jc w:val="left"/>
               <w:rPr>
-                <w:rFonts w:ascii="Segoe UI" w:eastAsia="Segoe UI" w:hAnsi="Segoe UI" w:cs="Segoe UI" w:hint="default"/>
+                <w:rFonts w:hint="default" w:ascii="Segoe UI" w:hAnsi="Segoe UI" w:eastAsia="Segoe UI" w:cs="Segoe UI"/>
                 <w:i w:val="0"/>
                 <w:iCs w:val="0"/>
                 <w:caps w:val="0"/>
@@ -10197,7 +10305,7 @@
             </w:pPr>
             <w:r>
               <w:rPr>
-                <w:rFonts w:ascii="Segoe UI" w:eastAsia="Segoe UI" w:hAnsi="Segoe UI" w:cs="Segoe UI" w:hint="default"/>
+                <w:rFonts w:hint="default" w:ascii="Segoe UI" w:hAnsi="Segoe UI" w:eastAsia="Segoe UI" w:cs="Segoe UI"/>
                 <w:i w:val="0"/>
                 <w:iCs w:val="0"/>
                 <w:caps w:val="0"/>
@@ -10216,8 +10324,14 @@
       </w:tr>
       <w:tr>
         <w:tblPrEx>
-          <w:tblW w:w="8522" w:type="dxa"/>
-          <w:jc w:val="center"/>
+          <w:tblBorders>
+            <w:top w:val="none" w:color="auto" w:sz="0" w:space="0"/>
+            <w:left w:val="none" w:color="auto" w:sz="0" w:space="0"/>
+            <w:bottom w:val="none" w:color="auto" w:sz="0" w:space="0"/>
+            <w:right w:val="none" w:color="auto" w:sz="0" w:space="0"/>
+            <w:insideH w:val="none" w:color="auto" w:sz="0" w:space="0"/>
+            <w:insideV w:val="none" w:color="auto" w:sz="0" w:space="0"/>
+          </w:tblBorders>
           <w:shd w:val="clear" w:color="auto" w:fill="auto"/>
           <w:tblCellMar>
             <w:top w:w="15" w:type="dxa"/>
@@ -10227,16 +10341,16 @@
           </w:tblCellMar>
         </w:tblPrEx>
         <w:trPr>
-          <w:trHeight w:val="0"/>
+          <w:trHeight w:val="0" w:hRule="atLeast"/>
           <w:jc w:val="center"/>
         </w:trPr>
         <w:tc>
           <w:tcPr>
             <w:tcW w:w="4522" w:type="dxa"/>
             <w:tcBorders>
-              <w:top w:val="single" w:sz="4" w:space="0" w:color="auto"/>
-              <w:left w:val="single" w:sz="12" w:space="0" w:color="auto"/>
-              <w:bottom w:val="single" w:sz="12" w:space="0" w:color="auto"/>
+              <w:top w:val="single" w:color="auto" w:sz="4" w:space="0"/>
+              <w:left w:val="single" w:color="auto" w:sz="12" w:space="0"/>
+              <w:bottom w:val="single" w:color="auto" w:sz="12" w:space="0"/>
               <w:right w:val="nil"/>
             </w:tcBorders>
             <w:shd w:val="clear" w:color="auto" w:fill="auto"/>
@@ -10256,10 +10370,10 @@
               <w:suppressLineNumbers w:val="0"/>
               <w:snapToGrid w:val="0"/>
               <w:spacing w:line="240" w:lineRule="auto"/>
-              <w:ind w:left="0" w:right="0" w:firstLine="0" w:leftChars="0" w:rightChars="0" w:firstLineChars="0"/>
+              <w:ind w:left="0" w:leftChars="0" w:right="0" w:rightChars="0" w:firstLine="0" w:firstLineChars="0"/>
               <w:jc w:val="center"/>
               <w:rPr>
-                <w:rFonts w:ascii="Segoe UI" w:eastAsia="Segoe UI" w:hAnsi="Segoe UI" w:cs="Segoe UI" w:hint="default"/>
+                <w:rFonts w:hint="default" w:ascii="Segoe UI" w:hAnsi="Segoe UI" w:eastAsia="Segoe UI" w:cs="Segoe UI"/>
                 <w:i w:val="0"/>
                 <w:iCs w:val="0"/>
                 <w:caps w:val="0"/>
@@ -10271,7 +10385,7 @@
             </w:pPr>
             <w:r>
               <w:rPr>
-                <w:rFonts w:ascii="Segoe UI" w:eastAsia="Segoe UI" w:hAnsi="Segoe UI" w:cs="Segoe UI" w:hint="default"/>
+                <w:rFonts w:hint="default" w:ascii="Segoe UI" w:hAnsi="Segoe UI" w:eastAsia="Segoe UI" w:cs="Segoe UI"/>
                 <w:i w:val="0"/>
                 <w:iCs w:val="0"/>
                 <w:caps w:val="0"/>
@@ -10291,9 +10405,9 @@
           <w:tcPr>
             <w:tcW w:w="2149" w:type="dxa"/>
             <w:tcBorders>
-              <w:top w:val="single" w:sz="4" w:space="0" w:color="auto"/>
-              <w:left w:val="single" w:sz="4" w:space="0" w:color="auto"/>
-              <w:bottom w:val="single" w:sz="12" w:space="0" w:color="auto"/>
+              <w:top w:val="single" w:color="auto" w:sz="4" w:space="0"/>
+              <w:left w:val="single" w:color="auto" w:sz="4" w:space="0"/>
+              <w:bottom w:val="single" w:color="auto" w:sz="12" w:space="0"/>
               <w:right w:val="nil"/>
             </w:tcBorders>
             <w:shd w:val="clear" w:color="auto" w:fill="auto"/>
@@ -10313,10 +10427,10 @@
               <w:suppressLineNumbers w:val="0"/>
               <w:snapToGrid w:val="0"/>
               <w:spacing w:line="240" w:lineRule="auto"/>
-              <w:ind w:left="0" w:right="0" w:firstLine="0" w:leftChars="0" w:rightChars="0" w:firstLineChars="0"/>
+              <w:ind w:left="0" w:leftChars="0" w:right="0" w:rightChars="0" w:firstLine="0" w:firstLineChars="0"/>
               <w:jc w:val="left"/>
               <w:rPr>
-                <w:rFonts w:ascii="Segoe UI" w:eastAsia="Segoe UI" w:hAnsi="Segoe UI" w:cs="Segoe UI" w:hint="default"/>
+                <w:rFonts w:hint="default" w:ascii="Segoe UI" w:hAnsi="Segoe UI" w:eastAsia="Segoe UI" w:cs="Segoe UI"/>
                 <w:i w:val="0"/>
                 <w:iCs w:val="0"/>
                 <w:caps w:val="0"/>
@@ -10328,7 +10442,7 @@
             </w:pPr>
             <w:r>
               <w:rPr>
-                <w:rFonts w:ascii="Segoe UI" w:eastAsia="Segoe UI" w:hAnsi="Segoe UI" w:cs="Segoe UI" w:hint="default"/>
+                <w:rFonts w:hint="default" w:ascii="Segoe UI" w:hAnsi="Segoe UI" w:eastAsia="Segoe UI" w:cs="Segoe UI"/>
                 <w:i w:val="0"/>
                 <w:iCs w:val="0"/>
                 <w:caps w:val="0"/>
@@ -10340,7 +10454,7 @@
                 <w:szCs w:val="22"/>
                 <w:lang w:val="en-US" w:eastAsia="zh-CN"/>
               </w:rPr>
-              <w:t>产品产品质量部</w:t>
+              <w:t>产品质量部</w:t>
             </w:r>
           </w:p>
         </w:tc>
@@ -10348,10 +10462,10 @@
           <w:tcPr>
             <w:tcW w:w="1851" w:type="dxa"/>
             <w:tcBorders>
-              <w:top w:val="single" w:sz="4" w:space="0" w:color="auto"/>
-              <w:left w:val="single" w:sz="4" w:space="0" w:color="auto"/>
-              <w:bottom w:val="single" w:sz="12" w:space="0" w:color="auto"/>
-              <w:right w:val="single" w:sz="12" w:space="0" w:color="auto"/>
+              <w:top w:val="single" w:color="auto" w:sz="4" w:space="0"/>
+              <w:left w:val="single" w:color="auto" w:sz="4" w:space="0"/>
+              <w:bottom w:val="single" w:color="auto" w:sz="12" w:space="0"/>
+              <w:right w:val="single" w:color="auto" w:sz="12" w:space="0"/>
             </w:tcBorders>
             <w:shd w:val="clear" w:color="auto" w:fill="auto"/>
             <w:tcMar>
@@ -10370,10 +10484,10 @@
               <w:suppressLineNumbers w:val="0"/>
               <w:snapToGrid w:val="0"/>
               <w:spacing w:line="240" w:lineRule="auto"/>
-              <w:ind w:left="0" w:right="0" w:firstLine="0" w:leftChars="0" w:rightChars="0" w:firstLineChars="0"/>
+              <w:ind w:left="0" w:leftChars="0" w:right="0" w:rightChars="0" w:firstLine="0" w:firstLineChars="0"/>
               <w:jc w:val="left"/>
               <w:rPr>
-                <w:rFonts w:ascii="Segoe UI" w:eastAsia="Segoe UI" w:hAnsi="Segoe UI" w:cs="Segoe UI" w:hint="default"/>
+                <w:rFonts w:hint="default" w:ascii="Segoe UI" w:hAnsi="Segoe UI" w:eastAsia="Segoe UI" w:cs="Segoe UI"/>
                 <w:i w:val="0"/>
                 <w:iCs w:val="0"/>
                 <w:caps w:val="0"/>
@@ -10385,7 +10499,7 @@
             </w:pPr>
             <w:r>
               <w:rPr>
-                <w:rFonts w:ascii="Segoe UI" w:eastAsia="Segoe UI" w:hAnsi="Segoe UI" w:cs="Segoe UI" w:hint="default"/>
+                <w:rFonts w:hint="default" w:ascii="Segoe UI" w:hAnsi="Segoe UI" w:eastAsia="Segoe UI" w:cs="Segoe UI"/>
                 <w:i w:val="0"/>
                 <w:iCs w:val="0"/>
                 <w:caps w:val="0"/>
@@ -10405,7 +10519,7 @@
     </w:tbl>
     <w:p>
       <w:pPr>
-        <w:pStyle w:val="a2"/>
+        <w:pStyle w:val="32"/>
         <w:rPr>
           <w:rFonts w:hint="default"/>
           <w:lang w:val="en-US" w:eastAsia="zh-CN"/>
@@ -10415,23 +10529,73 @@
     <w:sectPr>
       <w:pgSz w:w="11906" w:h="16838"/>
       <w:pgMar w:top="1440" w:right="1800" w:bottom="1440" w:left="1800" w:header="851" w:footer="992" w:gutter="0"/>
-      <w:cols w:num="1" w:space="425"/>
+      <w:cols w:space="425" w:num="1"/>
       <w:docGrid w:type="lines" w:linePitch="312" w:charSpace="0"/>
     </w:sectPr>
   </w:body>
 </w:document>
 </file>
 
+<file path=word/endnotes.xml><?xml version="1.0" encoding="utf-8"?>
+<w:endnotes xmlns:wpc="http://schemas.microsoft.com/office/word/2010/wordprocessingCanvas" xmlns:mc="http://schemas.openxmlformats.org/markup-compatibility/2006" xmlns:o="urn:schemas-microsoft-com:office:office" xmlns:r="http://schemas.openxmlformats.org/officeDocument/2006/relationships" xmlns:m="http://schemas.openxmlformats.org/officeDocument/2006/math" xmlns:v="urn:schemas-microsoft-com:vml" xmlns:wp14="http://schemas.microsoft.com/office/word/2010/wordprocessingDrawing" xmlns:wp="http://schemas.openxmlformats.org/drawingml/2006/wordprocessingDrawing" xmlns:w="http://schemas.openxmlformats.org/wordprocessingml/2006/main" xmlns:w14="http://schemas.microsoft.com/office/word/2010/wordml" xmlns:w15="http://schemas.microsoft.com/office/word/2012/wordml" xmlns:w10="urn:schemas-microsoft-com:office:word" xmlns:wpg="http://schemas.microsoft.com/office/word/2010/wordprocessingGroup" xmlns:wpi="http://schemas.microsoft.com/office/word/2010/wordprocessingInk" xmlns:wne="http://schemas.microsoft.com/office/word/2006/wordml" xmlns:wps="http://schemas.microsoft.com/office/word/2010/wordprocessingShape" xmlns:wpsCustomData="http://www.wps.cn/officeDocument/2013/wpsCustomData" mc:Ignorable="w14 w15 wp14">
+  <w:endnote w:type="separator" w:id="0">
+    <w:p>
+      <w:pPr>
+        <w:spacing w:line="240" w:lineRule="auto"/>
+      </w:pPr>
+      <w:r>
+        <w:separator/>
+      </w:r>
+    </w:p>
+  </w:endnote>
+  <w:endnote w:type="continuationSeparator" w:id="1">
+    <w:p>
+      <w:pPr>
+        <w:spacing w:line="240" w:lineRule="auto"/>
+      </w:pPr>
+      <w:r>
+        <w:continuationSeparator/>
+      </w:r>
+    </w:p>
+  </w:endnote>
+</w:endnotes>
+</file>
+
+<file path=word/footnotes.xml><?xml version="1.0" encoding="utf-8"?>
+<w:footnotes xmlns:wpc="http://schemas.microsoft.com/office/word/2010/wordprocessingCanvas" xmlns:mc="http://schemas.openxmlformats.org/markup-compatibility/2006" xmlns:o="urn:schemas-microsoft-com:office:office" xmlns:r="http://schemas.openxmlformats.org/officeDocument/2006/relationships" xmlns:m="http://schemas.openxmlformats.org/officeDocument/2006/math" xmlns:v="urn:schemas-microsoft-com:vml" xmlns:wp14="http://schemas.microsoft.com/office/word/2010/wordprocessingDrawing" xmlns:wp="http://schemas.openxmlformats.org/drawingml/2006/wordprocessingDrawing" xmlns:w="http://schemas.openxmlformats.org/wordprocessingml/2006/main" xmlns:w14="http://schemas.microsoft.com/office/word/2010/wordml" xmlns:w15="http://schemas.microsoft.com/office/word/2012/wordml" xmlns:w10="urn:schemas-microsoft-com:office:word" xmlns:wpg="http://schemas.microsoft.com/office/word/2010/wordprocessingGroup" xmlns:wpi="http://schemas.microsoft.com/office/word/2010/wordprocessingInk" xmlns:wne="http://schemas.microsoft.com/office/word/2006/wordml" xmlns:wps="http://schemas.microsoft.com/office/word/2010/wordprocessingShape" xmlns:wpsCustomData="http://www.wps.cn/officeDocument/2013/wpsCustomData" mc:Ignorable="w14 w15 wp14">
+  <w:footnote w:type="separator" w:id="0">
+    <w:p>
+      <w:pPr>
+        <w:spacing w:line="360" w:lineRule="auto"/>
+      </w:pPr>
+      <w:r>
+        <w:separator/>
+      </w:r>
+    </w:p>
+  </w:footnote>
+  <w:footnote w:type="continuationSeparator" w:id="1">
+    <w:p>
+      <w:pPr>
+        <w:spacing w:line="360" w:lineRule="auto"/>
+      </w:pPr>
+      <w:r>
+        <w:continuationSeparator/>
+      </w:r>
+    </w:p>
+  </w:footnote>
+</w:footnotes>
+</file>
+
 <file path=word/numbering.xml><?xml version="1.0" encoding="utf-8"?>
-<w:numbering xmlns:wpc="http://schemas.microsoft.com/office/word/2010/wordprocessingCanvas" xmlns:mc="http://schemas.openxmlformats.org/markup-compatibility/2006" xmlns:o="urn:schemas-microsoft-com:office:office" xmlns:r="http://schemas.openxmlformats.org/officeDocument/2006/relationships" xmlns:m="http://schemas.openxmlformats.org/officeDocument/2006/math" xmlns:v="urn:schemas-microsoft-com:vml" xmlns:wp14="http://schemas.microsoft.com/office/word/2010/wordprocessingDrawing" xmlns:wp="http://schemas.openxmlformats.org/drawingml/2006/wordprocessingDrawing" xmlns:w10="urn:schemas-microsoft-com:office:word" xmlns:w="http://schemas.openxmlformats.org/wordprocessingml/2006/main" xmlns:w14="http://schemas.microsoft.com/office/word/2010/wordml" xmlns:w15="http://schemas.microsoft.com/office/word/2012/wordml" xmlns:wne="http://schemas.microsoft.com/office/word/2006/wordml" xmlns:wpg="http://schemas.microsoft.com/office/word/2010/wordprocessingGroup" xmlns:wpi="http://schemas.microsoft.com/office/word/2010/wordprocessingInk" xmlns:wps="http://schemas.microsoft.com/office/word/2010/wordprocessingShape" mc:Ignorable="w14 w15 wp14">
+<w:numbering xmlns:wpc="http://schemas.microsoft.com/office/word/2010/wordprocessingCanvas" xmlns:mc="http://schemas.openxmlformats.org/markup-compatibility/2006" xmlns:o="urn:schemas-microsoft-com:office:office" xmlns:r="http://schemas.openxmlformats.org/officeDocument/2006/relationships" xmlns:m="http://schemas.openxmlformats.org/officeDocument/2006/math" xmlns:v="urn:schemas-microsoft-com:vml" xmlns:wp14="http://schemas.microsoft.com/office/word/2010/wordprocessingDrawing" xmlns:wp="http://schemas.openxmlformats.org/drawingml/2006/wordprocessingDrawing" xmlns:w10="urn:schemas-microsoft-com:office:word" xmlns:w="http://schemas.openxmlformats.org/wordprocessingml/2006/main" xmlns:w14="http://schemas.microsoft.com/office/word/2010/wordml" xmlns:wpg="http://schemas.microsoft.com/office/word/2010/wordprocessingGroup" xmlns:wpi="http://schemas.microsoft.com/office/word/2010/wordprocessingInk" xmlns:wne="http://schemas.microsoft.com/office/word/2006/wordml" xmlns:wps="http://schemas.microsoft.com/office/word/2010/wordprocessingShape" xmlns:wpsCustomData="http://www.wps.cn/officeDocument/2013/wpsCustomData" mc:Ignorable="w14 wp14">
   <w:abstractNum w:abstractNumId="0">
     <w:nsid w:val="8E964DCE"/>
     <w:multiLevelType w:val="multilevel"/>
     <w:tmpl w:val="8E964DCE"/>
-    <w:lvl w:ilvl="0">
+    <w:lvl w:ilvl="0" w:tentative="0">
       <w:start w:val="1"/>
       <w:numFmt w:val="decimal"/>
-      <w:pStyle w:val="Heading1"/>
+      <w:pStyle w:val="2"/>
       <w:lvlText w:val="%1."/>
       <w:lvlJc w:val="left"/>
       <w:pPr>
@@ -10441,10 +10605,10 @@
         <w:rFonts w:hint="default"/>
       </w:rPr>
     </w:lvl>
-    <w:lvl w:ilvl="1">
+    <w:lvl w:ilvl="1" w:tentative="0">
       <w:start w:val="1"/>
       <w:numFmt w:val="decimal"/>
-      <w:pStyle w:val="Heading2"/>
+      <w:pStyle w:val="3"/>
       <w:lvlText w:val="%1.%2."/>
       <w:lvlJc w:val="left"/>
       <w:pPr>
@@ -10454,10 +10618,10 @@
         <w:rFonts w:hint="default"/>
       </w:rPr>
     </w:lvl>
-    <w:lvl w:ilvl="2">
+    <w:lvl w:ilvl="2" w:tentative="0">
       <w:start w:val="1"/>
       <w:numFmt w:val="decimal"/>
-      <w:pStyle w:val="Heading3"/>
+      <w:pStyle w:val="4"/>
       <w:lvlText w:val="%1.%2.%3."/>
       <w:lvlJc w:val="left"/>
       <w:pPr>
@@ -10467,10 +10631,10 @@
         <w:rFonts w:hint="default"/>
       </w:rPr>
     </w:lvl>
-    <w:lvl w:ilvl="3">
+    <w:lvl w:ilvl="3" w:tentative="0">
       <w:start w:val="1"/>
       <w:numFmt w:val="decimal"/>
-      <w:pStyle w:val="Heading4"/>
+      <w:pStyle w:val="5"/>
       <w:lvlText w:val="%1.%2.%3.%4."/>
       <w:lvlJc w:val="left"/>
       <w:pPr>
@@ -10480,10 +10644,10 @@
         <w:rFonts w:hint="default"/>
       </w:rPr>
     </w:lvl>
-    <w:lvl w:ilvl="4">
+    <w:lvl w:ilvl="4" w:tentative="0">
       <w:start w:val="1"/>
       <w:numFmt w:val="decimal"/>
-      <w:pStyle w:val="Heading5"/>
+      <w:pStyle w:val="6"/>
       <w:lvlText w:val="%1.%2.%3.%4.%5."/>
       <w:lvlJc w:val="left"/>
       <w:pPr>
@@ -10493,10 +10657,10 @@
         <w:rFonts w:hint="default"/>
       </w:rPr>
     </w:lvl>
-    <w:lvl w:ilvl="5">
+    <w:lvl w:ilvl="5" w:tentative="0">
       <w:start w:val="1"/>
       <w:numFmt w:val="decimal"/>
-      <w:pStyle w:val="Heading6"/>
+      <w:pStyle w:val="7"/>
       <w:lvlText w:val="%1.%2.%3.%4.%5.%6."/>
       <w:lvlJc w:val="left"/>
       <w:pPr>
@@ -10506,10 +10670,10 @@
         <w:rFonts w:hint="default"/>
       </w:rPr>
     </w:lvl>
-    <w:lvl w:ilvl="6">
+    <w:lvl w:ilvl="6" w:tentative="0">
       <w:start w:val="1"/>
       <w:numFmt w:val="decimal"/>
-      <w:pStyle w:val="Heading7"/>
+      <w:pStyle w:val="8"/>
       <w:lvlText w:val="%1.%2.%3.%4.%5.%6.%7."/>
       <w:lvlJc w:val="left"/>
       <w:pPr>
@@ -10519,10 +10683,10 @@
         <w:rFonts w:hint="default"/>
       </w:rPr>
     </w:lvl>
-    <w:lvl w:ilvl="7">
+    <w:lvl w:ilvl="7" w:tentative="0">
       <w:start w:val="1"/>
       <w:numFmt w:val="decimal"/>
-      <w:pStyle w:val="Heading8"/>
+      <w:pStyle w:val="9"/>
       <w:lvlText w:val="%1.%2.%3.%4.%5.%6.%7.%8."/>
       <w:lvlJc w:val="left"/>
       <w:pPr>
@@ -10532,10 +10696,10 @@
         <w:rFonts w:hint="default"/>
       </w:rPr>
     </w:lvl>
-    <w:lvl w:ilvl="8">
+    <w:lvl w:ilvl="8" w:tentative="0">
       <w:start w:val="1"/>
       <w:numFmt w:val="decimal"/>
-      <w:pStyle w:val="Heading9"/>
+      <w:pStyle w:val="10"/>
       <w:lvlText w:val="%1.%2.%3.%4.%5.%6.%7.%8.%9."/>
       <w:lvlJc w:val="left"/>
       <w:pPr>
@@ -10550,7 +10714,7 @@
     <w:nsid w:val="B1170075"/>
     <w:multiLevelType w:val="singleLevel"/>
     <w:tmpl w:val="B1170075"/>
-    <w:lvl w:ilvl="0">
+    <w:lvl w:ilvl="0" w:tentative="0">
       <w:start w:val="1"/>
       <w:numFmt w:val="decimal"/>
       <w:lvlText w:val="%1."/>
@@ -10567,7 +10731,7 @@
     <w:nsid w:val="B73BE02F"/>
     <w:multiLevelType w:val="singleLevel"/>
     <w:tmpl w:val="B73BE02F"/>
-    <w:lvl w:ilvl="0">
+    <w:lvl w:ilvl="0" w:tentative="0">
       <w:start w:val="1"/>
       <w:numFmt w:val="decimal"/>
       <w:lvlText w:val="%1."/>
@@ -10584,7 +10748,7 @@
     <w:nsid w:val="C47B53CA"/>
     <w:multiLevelType w:val="singleLevel"/>
     <w:tmpl w:val="C47B53CA"/>
-    <w:lvl w:ilvl="0">
+    <w:lvl w:ilvl="0" w:tentative="0">
       <w:start w:val="1"/>
       <w:numFmt w:val="decimal"/>
       <w:lvlText w:val="(%1)"/>
@@ -10604,7 +10768,7 @@
     <w:nsid w:val="CCD78C81"/>
     <w:multiLevelType w:val="singleLevel"/>
     <w:tmpl w:val="CCD78C81"/>
-    <w:lvl w:ilvl="0">
+    <w:lvl w:ilvl="0" w:tentative="0">
       <w:start w:val="1"/>
       <w:numFmt w:val="decimal"/>
       <w:lvlText w:val="(%1)"/>
@@ -10624,7 +10788,7 @@
     <w:nsid w:val="38737786"/>
     <w:multiLevelType w:val="singleLevel"/>
     <w:tmpl w:val="38737786"/>
-    <w:lvl w:ilvl="0">
+    <w:lvl w:ilvl="0" w:tentative="0">
       <w:start w:val="1"/>
       <w:numFmt w:val="decimal"/>
       <w:lvlText w:val="%1."/>
@@ -10641,7 +10805,7 @@
     <w:nsid w:val="56FEF78E"/>
     <w:multiLevelType w:val="singleLevel"/>
     <w:tmpl w:val="56FEF78E"/>
-    <w:lvl w:ilvl="0">
+    <w:lvl w:ilvl="0" w:tentative="0">
       <w:start w:val="1"/>
       <w:numFmt w:val="decimal"/>
       <w:lvlText w:val="%1."/>
@@ -10679,267 +10843,269 @@
 </file>
 
 <file path=word/styles.xml><?xml version="1.0" encoding="utf-8"?>
-<w:styles xmlns:mc="http://schemas.openxmlformats.org/markup-compatibility/2006" xmlns:r="http://schemas.openxmlformats.org/officeDocument/2006/relationships" xmlns:w="http://schemas.openxmlformats.org/wordprocessingml/2006/main" xmlns:w14="http://schemas.microsoft.com/office/word/2010/wordml" xmlns:w15="http://schemas.microsoft.com/office/word/2012/wordml" mc:Ignorable="w14 w15">
+<w:styles xmlns:mc="http://schemas.openxmlformats.org/markup-compatibility/2006" xmlns:o="urn:schemas-microsoft-com:office:office" xmlns:r="http://schemas.openxmlformats.org/officeDocument/2006/relationships" xmlns:m="http://schemas.openxmlformats.org/officeDocument/2006/math" xmlns:v="urn:schemas-microsoft-com:vml" xmlns:w="http://schemas.openxmlformats.org/wordprocessingml/2006/main" xmlns:w14="http://schemas.microsoft.com/office/word/2010/wordml" xmlns:w10="urn:schemas-microsoft-com:office:word" xmlns:sl="http://schemas.openxmlformats.org/schemaLibrary/2006/main" xmlns:wpsCustomData="http://www.wps.cn/officeDocument/2013/wpsCustomData" mc:Ignorable="w14">
   <w:docDefaults>
     <w:rPrDefault>
       <w:rPr>
-        <w:rFonts w:ascii="Times New Roman" w:eastAsia="宋体" w:hAnsi="Times New Roman" w:cs="Times New Roman"/>
+        <w:rFonts w:ascii="Times New Roman" w:hAnsi="Times New Roman" w:eastAsia="宋体" w:cs="Times New Roman"/>
       </w:rPr>
     </w:rPrDefault>
     <w:pPrDefault/>
   </w:docDefaults>
-  <w:latentStyles w:defLockedState="0" w:defUIPriority="99" w:defSemiHidden="1" w:defUnhideWhenUsed="1" w:defQFormat="0" w:count="260">
-    <w:lsdException w:name="Normal" w:semiHidden="0" w:uiPriority="0" w:unhideWhenUsed="0" w:qFormat="1"/>
-    <w:lsdException w:name="heading 1" w:semiHidden="0" w:uiPriority="0" w:unhideWhenUsed="0" w:qFormat="1"/>
-    <w:lsdException w:name="heading 2" w:semiHidden="0" w:uiPriority="0" w:qFormat="1"/>
-    <w:lsdException w:name="heading 3" w:uiPriority="0" w:qFormat="1"/>
-    <w:lsdException w:name="heading 4" w:semiHidden="0" w:uiPriority="0" w:qFormat="1"/>
-    <w:lsdException w:name="heading 5" w:uiPriority="0" w:qFormat="1"/>
-    <w:lsdException w:name="heading 6" w:uiPriority="0" w:qFormat="1"/>
-    <w:lsdException w:name="heading 7" w:uiPriority="0" w:qFormat="1"/>
-    <w:lsdException w:name="heading 8" w:uiPriority="0" w:qFormat="1"/>
-    <w:lsdException w:name="heading 9" w:uiPriority="0" w:qFormat="1"/>
-    <w:lsdException w:name="index 1" w:semiHidden="0" w:uiPriority="0" w:unhideWhenUsed="0"/>
-    <w:lsdException w:name="index 2" w:semiHidden="0" w:uiPriority="0" w:unhideWhenUsed="0"/>
-    <w:lsdException w:name="index 3" w:semiHidden="0" w:uiPriority="0" w:unhideWhenUsed="0"/>
-    <w:lsdException w:name="index 4" w:semiHidden="0" w:uiPriority="0" w:unhideWhenUsed="0"/>
-    <w:lsdException w:name="index 5" w:semiHidden="0" w:uiPriority="0" w:unhideWhenUsed="0"/>
-    <w:lsdException w:name="index 6" w:semiHidden="0" w:uiPriority="0" w:unhideWhenUsed="0"/>
-    <w:lsdException w:name="index 7" w:semiHidden="0" w:uiPriority="0" w:unhideWhenUsed="0"/>
-    <w:lsdException w:name="index 8" w:semiHidden="0" w:uiPriority="0" w:unhideWhenUsed="0"/>
-    <w:lsdException w:name="index 9" w:semiHidden="0" w:uiPriority="0" w:unhideWhenUsed="0"/>
-    <w:lsdException w:name="toc 1" w:semiHidden="0" w:uiPriority="0" w:unhideWhenUsed="0" w:qFormat="1"/>
-    <w:lsdException w:name="toc 2" w:semiHidden="0" w:uiPriority="0" w:unhideWhenUsed="0" w:qFormat="1"/>
-    <w:lsdException w:name="toc 3" w:semiHidden="0" w:uiPriority="0" w:unhideWhenUsed="0" w:qFormat="1"/>
-    <w:lsdException w:name="toc 4" w:semiHidden="0" w:uiPriority="0" w:unhideWhenUsed="0"/>
-    <w:lsdException w:name="toc 5" w:semiHidden="0" w:uiPriority="0" w:unhideWhenUsed="0"/>
-    <w:lsdException w:name="toc 6" w:semiHidden="0" w:uiPriority="0" w:unhideWhenUsed="0"/>
-    <w:lsdException w:name="toc 7" w:semiHidden="0" w:uiPriority="0" w:unhideWhenUsed="0"/>
-    <w:lsdException w:name="toc 8" w:semiHidden="0" w:uiPriority="0" w:unhideWhenUsed="0"/>
-    <w:lsdException w:name="toc 9" w:semiHidden="0" w:uiPriority="0" w:unhideWhenUsed="0"/>
-    <w:lsdException w:name="Normal Indent" w:semiHidden="0" w:uiPriority="0" w:unhideWhenUsed="0"/>
-    <w:lsdException w:name="footnote text" w:semiHidden="0" w:uiPriority="0" w:unhideWhenUsed="0"/>
-    <w:lsdException w:name="annotation text" w:semiHidden="0" w:uiPriority="0" w:unhideWhenUsed="0" w:qFormat="1"/>
-    <w:lsdException w:name="header" w:semiHidden="0" w:uiPriority="0" w:unhideWhenUsed="0" w:qFormat="1"/>
-    <w:lsdException w:name="footer" w:semiHidden="0" w:uiPriority="0" w:unhideWhenUsed="0" w:qFormat="1"/>
-    <w:lsdException w:name="index heading" w:semiHidden="0" w:uiPriority="0" w:unhideWhenUsed="0"/>
-    <w:lsdException w:name="caption" w:uiPriority="0" w:qFormat="1"/>
-    <w:lsdException w:name="table of figures" w:semiHidden="0" w:uiPriority="0" w:unhideWhenUsed="0" w:qFormat="1"/>
-    <w:lsdException w:name="envelope address" w:semiHidden="0" w:uiPriority="0" w:unhideWhenUsed="0"/>
-    <w:lsdException w:name="envelope return" w:semiHidden="0" w:uiPriority="0" w:unhideWhenUsed="0"/>
-    <w:lsdException w:name="footnote reference" w:semiHidden="0" w:uiPriority="0" w:unhideWhenUsed="0"/>
-    <w:lsdException w:name="annotation reference" w:semiHidden="0" w:uiPriority="0" w:unhideWhenUsed="0"/>
-    <w:lsdException w:name="line number" w:semiHidden="0" w:uiPriority="0" w:unhideWhenUsed="0"/>
-    <w:lsdException w:name="page number" w:semiHidden="0" w:uiPriority="0" w:unhideWhenUsed="0"/>
-    <w:lsdException w:name="endnote reference" w:semiHidden="0" w:uiPriority="0" w:unhideWhenUsed="0"/>
-    <w:lsdException w:name="endnote text" w:semiHidden="0" w:uiPriority="0" w:unhideWhenUsed="0"/>
-    <w:lsdException w:name="table of authorities" w:semiHidden="0" w:uiPriority="0" w:unhideWhenUsed="0"/>
-    <w:lsdException w:name="macro" w:semiHidden="0" w:uiPriority="0" w:unhideWhenUsed="0"/>
-    <w:lsdException w:name="toa heading" w:semiHidden="0" w:uiPriority="0" w:unhideWhenUsed="0"/>
-    <w:lsdException w:name="List" w:semiHidden="0" w:uiPriority="0" w:unhideWhenUsed="0"/>
-    <w:lsdException w:name="List Bullet" w:semiHidden="0" w:uiPriority="0" w:unhideWhenUsed="0"/>
-    <w:lsdException w:name="List Number" w:semiHidden="0" w:uiPriority="0" w:unhideWhenUsed="0"/>
-    <w:lsdException w:name="List 2" w:semiHidden="0" w:uiPriority="0" w:unhideWhenUsed="0"/>
-    <w:lsdException w:name="List 3" w:semiHidden="0" w:uiPriority="0" w:unhideWhenUsed="0"/>
-    <w:lsdException w:name="List 4" w:semiHidden="0" w:uiPriority="0" w:unhideWhenUsed="0"/>
-    <w:lsdException w:name="List 5" w:semiHidden="0" w:uiPriority="0" w:unhideWhenUsed="0"/>
-    <w:lsdException w:name="List Bullet 2" w:semiHidden="0" w:uiPriority="0" w:unhideWhenUsed="0"/>
-    <w:lsdException w:name="List Bullet 3" w:semiHidden="0" w:uiPriority="0" w:unhideWhenUsed="0"/>
-    <w:lsdException w:name="List Bullet 4" w:semiHidden="0" w:uiPriority="0" w:unhideWhenUsed="0"/>
-    <w:lsdException w:name="List Bullet 5" w:semiHidden="0" w:uiPriority="0" w:unhideWhenUsed="0"/>
-    <w:lsdException w:name="List Number 2" w:semiHidden="0" w:uiPriority="0" w:unhideWhenUsed="0"/>
-    <w:lsdException w:name="List Number 3" w:semiHidden="0" w:uiPriority="0" w:unhideWhenUsed="0"/>
-    <w:lsdException w:name="List Number 4" w:semiHidden="0" w:uiPriority="0" w:unhideWhenUsed="0"/>
-    <w:lsdException w:name="List Number 5" w:semiHidden="0" w:uiPriority="0" w:unhideWhenUsed="0"/>
-    <w:lsdException w:name="Title" w:semiHidden="0" w:uiPriority="0" w:unhideWhenUsed="0" w:qFormat="1"/>
-    <w:lsdException w:name="Closing" w:semiHidden="0" w:uiPriority="0" w:unhideWhenUsed="0"/>
-    <w:lsdException w:name="Signature" w:semiHidden="0" w:uiPriority="0" w:unhideWhenUsed="0"/>
-    <w:lsdException w:name="Default Paragraph Font" w:uiPriority="0" w:unhideWhenUsed="0" w:qFormat="1"/>
-    <w:lsdException w:name="Body Text" w:uiPriority="0" w:unhideWhenUsed="0" w:qFormat="1"/>
-    <w:lsdException w:name="Body Text Indent" w:semiHidden="0" w:uiPriority="0" w:unhideWhenUsed="0"/>
-    <w:lsdException w:name="List Continue" w:semiHidden="0" w:uiPriority="0" w:unhideWhenUsed="0"/>
-    <w:lsdException w:name="List Continue 2" w:semiHidden="0" w:uiPriority="0" w:unhideWhenUsed="0"/>
-    <w:lsdException w:name="List Continue 3" w:semiHidden="0" w:uiPriority="0" w:unhideWhenUsed="0"/>
-    <w:lsdException w:name="List Continue 4" w:semiHidden="0" w:uiPriority="0" w:unhideWhenUsed="0"/>
-    <w:lsdException w:name="List Continue 5" w:semiHidden="0" w:uiPriority="0" w:unhideWhenUsed="0"/>
-    <w:lsdException w:name="Message Header" w:semiHidden="0" w:uiPriority="0" w:unhideWhenUsed="0"/>
-    <w:lsdException w:name="Subtitle" w:semiHidden="0" w:uiPriority="0" w:unhideWhenUsed="0" w:qFormat="1"/>
-    <w:lsdException w:name="Salutation" w:semiHidden="0" w:uiPriority="0" w:unhideWhenUsed="0"/>
-    <w:lsdException w:name="Date" w:semiHidden="0" w:uiPriority="0" w:unhideWhenUsed="0"/>
-    <w:lsdException w:name="Body Text First Indent" w:semiHidden="0" w:uiPriority="0" w:unhideWhenUsed="0"/>
-    <w:lsdException w:name="Body Text First Indent 2" w:semiHidden="0" w:uiPriority="0" w:unhideWhenUsed="0"/>
-    <w:lsdException w:name="Body Text 2" w:semiHidden="0" w:uiPriority="0" w:unhideWhenUsed="0"/>
-    <w:lsdException w:name="Body Text 3" w:semiHidden="0" w:uiPriority="0" w:unhideWhenUsed="0"/>
-    <w:lsdException w:name="Body Text Indent 2" w:semiHidden="0" w:uiPriority="0" w:unhideWhenUsed="0"/>
-    <w:lsdException w:name="Body Text Indent 3" w:semiHidden="0" w:uiPriority="0" w:unhideWhenUsed="0"/>
-    <w:lsdException w:name="Block Text" w:semiHidden="0" w:uiPriority="0" w:unhideWhenUsed="0"/>
-    <w:lsdException w:name="Hyperlink" w:semiHidden="0" w:uiPriority="0" w:unhideWhenUsed="0"/>
-    <w:lsdException w:name="FollowedHyperlink" w:semiHidden="0" w:uiPriority="0" w:unhideWhenUsed="0"/>
-    <w:lsdException w:name="Strong" w:semiHidden="0" w:uiPriority="0" w:unhideWhenUsed="0" w:qFormat="1"/>
-    <w:lsdException w:name="Emphasis" w:semiHidden="0" w:uiPriority="0" w:unhideWhenUsed="0" w:qFormat="1"/>
-    <w:lsdException w:name="Document Map" w:semiHidden="0" w:uiPriority="0" w:unhideWhenUsed="0"/>
-    <w:lsdException w:name="Plain Text" w:semiHidden="0" w:uiPriority="0" w:unhideWhenUsed="0"/>
-    <w:lsdException w:name="E-mail Signature" w:semiHidden="0" w:uiPriority="0" w:unhideWhenUsed="0"/>
-    <w:lsdException w:name="Normal (Web)" w:semiHidden="0" w:uiPriority="0" w:unhideWhenUsed="0" w:qFormat="1"/>
-    <w:lsdException w:name="HTML Acronym" w:semiHidden="0" w:uiPriority="0" w:unhideWhenUsed="0"/>
-    <w:lsdException w:name="HTML Address" w:semiHidden="0" w:uiPriority="0" w:unhideWhenUsed="0"/>
-    <w:lsdException w:name="HTML Cite" w:semiHidden="0" w:uiPriority="0" w:unhideWhenUsed="0"/>
-    <w:lsdException w:name="HTML Code" w:semiHidden="0" w:uiPriority="0" w:unhideWhenUsed="0"/>
-    <w:lsdException w:name="HTML Definition" w:semiHidden="0" w:uiPriority="0" w:unhideWhenUsed="0"/>
-    <w:lsdException w:name="HTML Keyboard" w:semiHidden="0" w:uiPriority="0" w:unhideWhenUsed="0"/>
-    <w:lsdException w:name="HTML Preformatted" w:semiHidden="0" w:uiPriority="0" w:unhideWhenUsed="0" w:qFormat="1"/>
-    <w:lsdException w:name="HTML Sample" w:semiHidden="0" w:uiPriority="0" w:unhideWhenUsed="0"/>
-    <w:lsdException w:name="HTML Typewriter" w:semiHidden="0" w:uiPriority="0" w:unhideWhenUsed="0"/>
-    <w:lsdException w:name="HTML Variable" w:semiHidden="0" w:uiPriority="0" w:unhideWhenUsed="0"/>
-    <w:lsdException w:name="Normal Table" w:uiPriority="0" w:unhideWhenUsed="0" w:qFormat="1"/>
-    <w:lsdException w:name="annotation subject" w:semiHidden="0" w:uiPriority="0" w:unhideWhenUsed="0"/>
-    <w:lsdException w:name="Table Simple 1" w:semiHidden="0" w:uiPriority="0" w:unhideWhenUsed="0"/>
-    <w:lsdException w:name="Table Simple 2" w:semiHidden="0" w:uiPriority="0" w:unhideWhenUsed="0"/>
-    <w:lsdException w:name="Table Simple 3" w:semiHidden="0" w:uiPriority="0" w:unhideWhenUsed="0"/>
-    <w:lsdException w:name="Table Classic 1" w:semiHidden="0" w:uiPriority="0" w:unhideWhenUsed="0"/>
-    <w:lsdException w:name="Table Classic 2" w:semiHidden="0" w:uiPriority="0" w:unhideWhenUsed="0"/>
-    <w:lsdException w:name="Table Classic 3" w:semiHidden="0" w:uiPriority="0" w:unhideWhenUsed="0"/>
-    <w:lsdException w:name="Table Classic 4" w:semiHidden="0" w:uiPriority="0" w:unhideWhenUsed="0"/>
-    <w:lsdException w:name="Table Colorful 1" w:semiHidden="0" w:uiPriority="0" w:unhideWhenUsed="0"/>
-    <w:lsdException w:name="Table Colorful 2" w:semiHidden="0" w:uiPriority="0" w:unhideWhenUsed="0"/>
-    <w:lsdException w:name="Table Colorful 3" w:semiHidden="0" w:uiPriority="0" w:unhideWhenUsed="0"/>
-    <w:lsdException w:name="Table Columns 1" w:semiHidden="0" w:uiPriority="0" w:unhideWhenUsed="0"/>
-    <w:lsdException w:name="Table Columns 2" w:semiHidden="0" w:uiPriority="0" w:unhideWhenUsed="0"/>
-    <w:lsdException w:name="Table Columns 3" w:semiHidden="0" w:uiPriority="0" w:unhideWhenUsed="0"/>
-    <w:lsdException w:name="Table Columns 4" w:semiHidden="0" w:uiPriority="0" w:unhideWhenUsed="0"/>
-    <w:lsdException w:name="Table Columns 5" w:semiHidden="0" w:uiPriority="0" w:unhideWhenUsed="0"/>
-    <w:lsdException w:name="Table Grid 1" w:semiHidden="0" w:uiPriority="0" w:unhideWhenUsed="0"/>
-    <w:lsdException w:name="Table Grid 2" w:semiHidden="0" w:uiPriority="0" w:unhideWhenUsed="0"/>
-    <w:lsdException w:name="Table Grid 3" w:semiHidden="0" w:uiPriority="0" w:unhideWhenUsed="0"/>
-    <w:lsdException w:name="Table Grid 4" w:semiHidden="0" w:uiPriority="0" w:unhideWhenUsed="0"/>
-    <w:lsdException w:name="Table Grid 5" w:semiHidden="0" w:uiPriority="0" w:unhideWhenUsed="0"/>
-    <w:lsdException w:name="Table Grid 6" w:semiHidden="0" w:uiPriority="0" w:unhideWhenUsed="0"/>
-    <w:lsdException w:name="Table Grid 7" w:semiHidden="0" w:uiPriority="0" w:unhideWhenUsed="0"/>
-    <w:lsdException w:name="Table Grid 8" w:semiHidden="0" w:uiPriority="0" w:unhideWhenUsed="0"/>
-    <w:lsdException w:name="Table List 1" w:semiHidden="0" w:uiPriority="0" w:unhideWhenUsed="0"/>
-    <w:lsdException w:name="Table List 2" w:semiHidden="0" w:uiPriority="0" w:unhideWhenUsed="0"/>
-    <w:lsdException w:name="Table List 3" w:semiHidden="0" w:uiPriority="0" w:unhideWhenUsed="0"/>
-    <w:lsdException w:name="Table List 4" w:semiHidden="0" w:uiPriority="0" w:unhideWhenUsed="0"/>
-    <w:lsdException w:name="Table List 5" w:semiHidden="0" w:uiPriority="0" w:unhideWhenUsed="0"/>
-    <w:lsdException w:name="Table List 6" w:semiHidden="0" w:uiPriority="0" w:unhideWhenUsed="0"/>
-    <w:lsdException w:name="Table List 7" w:semiHidden="0" w:uiPriority="0" w:unhideWhenUsed="0"/>
-    <w:lsdException w:name="Table List 8" w:semiHidden="0" w:uiPriority="0" w:unhideWhenUsed="0"/>
-    <w:lsdException w:name="Table 3D effects 1" w:semiHidden="0" w:uiPriority="0" w:unhideWhenUsed="0"/>
-    <w:lsdException w:name="Table 3D effects 2" w:semiHidden="0" w:uiPriority="0" w:unhideWhenUsed="0"/>
-    <w:lsdException w:name="Table 3D effects 3" w:semiHidden="0" w:uiPriority="0" w:unhideWhenUsed="0"/>
-    <w:lsdException w:name="Table Contemporary" w:semiHidden="0" w:uiPriority="0" w:unhideWhenUsed="0"/>
-    <w:lsdException w:name="Table Elegant" w:semiHidden="0" w:uiPriority="0" w:unhideWhenUsed="0"/>
-    <w:lsdException w:name="Table Professional" w:semiHidden="0" w:uiPriority="0" w:unhideWhenUsed="0"/>
-    <w:lsdException w:name="Table Subtle 1" w:semiHidden="0" w:uiPriority="0" w:unhideWhenUsed="0"/>
-    <w:lsdException w:name="Table Subtle 2" w:semiHidden="0" w:uiPriority="0" w:unhideWhenUsed="0"/>
-    <w:lsdException w:name="Table Web 1" w:semiHidden="0" w:uiPriority="0" w:unhideWhenUsed="0"/>
-    <w:lsdException w:name="Table Web 2" w:semiHidden="0" w:uiPriority="0" w:unhideWhenUsed="0"/>
-    <w:lsdException w:name="Table Web 3" w:semiHidden="0" w:uiPriority="0" w:unhideWhenUsed="0"/>
-    <w:lsdException w:name="Balloon Text" w:semiHidden="0" w:uiPriority="0" w:unhideWhenUsed="0"/>
-    <w:lsdException w:name="Table Grid" w:semiHidden="0" w:uiPriority="0" w:unhideWhenUsed="0" w:qFormat="1"/>
-    <w:lsdException w:name="Table Theme" w:semiHidden="0" w:uiPriority="0" w:unhideWhenUsed="0"/>
-    <w:lsdException w:name="Light Shading" w:semiHidden="0" w:uiPriority="60" w:unhideWhenUsed="0"/>
-    <w:lsdException w:name="Light List" w:semiHidden="0" w:uiPriority="61" w:unhideWhenUsed="0"/>
-    <w:lsdException w:name="Light Grid" w:semiHidden="0" w:uiPriority="62" w:unhideWhenUsed="0"/>
-    <w:lsdException w:name="Medium Shading 1" w:semiHidden="0" w:uiPriority="63" w:unhideWhenUsed="0"/>
-    <w:lsdException w:name="Medium Shading 2" w:semiHidden="0" w:uiPriority="64" w:unhideWhenUsed="0"/>
-    <w:lsdException w:name="Medium List 1" w:semiHidden="0" w:uiPriority="65" w:unhideWhenUsed="0"/>
-    <w:lsdException w:name="Medium List 2" w:semiHidden="0" w:uiPriority="66" w:unhideWhenUsed="0"/>
-    <w:lsdException w:name="Medium Grid 1" w:semiHidden="0" w:uiPriority="67" w:unhideWhenUsed="0"/>
-    <w:lsdException w:name="Medium Grid 2" w:semiHidden="0" w:uiPriority="68" w:unhideWhenUsed="0"/>
-    <w:lsdException w:name="Medium Grid 3" w:semiHidden="0" w:uiPriority="69" w:unhideWhenUsed="0"/>
-    <w:lsdException w:name="Dark List" w:semiHidden="0" w:uiPriority="70" w:unhideWhenUsed="0"/>
-    <w:lsdException w:name="Colorful Shading" w:semiHidden="0" w:uiPriority="71" w:unhideWhenUsed="0"/>
-    <w:lsdException w:name="Colorful List" w:semiHidden="0" w:uiPriority="72" w:unhideWhenUsed="0"/>
-    <w:lsdException w:name="Colorful Grid" w:semiHidden="0" w:uiPriority="73" w:unhideWhenUsed="0"/>
-    <w:lsdException w:name="Light Shading Accent 1" w:semiHidden="0" w:uiPriority="60" w:unhideWhenUsed="0"/>
-    <w:lsdException w:name="Light List Accent 1" w:semiHidden="0" w:uiPriority="61" w:unhideWhenUsed="0"/>
-    <w:lsdException w:name="Light Grid Accent 1" w:semiHidden="0" w:uiPriority="62" w:unhideWhenUsed="0"/>
-    <w:lsdException w:name="Medium Shading 1 Accent 1" w:semiHidden="0" w:uiPriority="63" w:unhideWhenUsed="0"/>
-    <w:lsdException w:name="Medium Shading 2 Accent 1" w:semiHidden="0" w:uiPriority="64" w:unhideWhenUsed="0"/>
-    <w:lsdException w:name="Medium List 1 Accent 1" w:semiHidden="0" w:uiPriority="65" w:unhideWhenUsed="0"/>
-    <w:lsdException w:name="Medium List 2 Accent 1" w:semiHidden="0" w:uiPriority="66" w:unhideWhenUsed="0"/>
-    <w:lsdException w:name="Medium Grid 1 Accent 1" w:semiHidden="0" w:uiPriority="67" w:unhideWhenUsed="0"/>
-    <w:lsdException w:name="Medium Grid 2 Accent 1" w:semiHidden="0" w:uiPriority="68" w:unhideWhenUsed="0"/>
-    <w:lsdException w:name="Medium Grid 3 Accent 1" w:semiHidden="0" w:uiPriority="69" w:unhideWhenUsed="0"/>
-    <w:lsdException w:name="Dark List Accent 1" w:semiHidden="0" w:uiPriority="70" w:unhideWhenUsed="0"/>
-    <w:lsdException w:name="Colorful Shading Accent 1" w:semiHidden="0" w:uiPriority="71" w:unhideWhenUsed="0"/>
-    <w:lsdException w:name="Colorful List Accent 1" w:semiHidden="0" w:uiPriority="72" w:unhideWhenUsed="0"/>
-    <w:lsdException w:name="Colorful Grid Accent 1" w:semiHidden="0" w:uiPriority="73" w:unhideWhenUsed="0"/>
-    <w:lsdException w:name="Light Shading Accent 2" w:semiHidden="0" w:uiPriority="60" w:unhideWhenUsed="0"/>
-    <w:lsdException w:name="Light List Accent 2" w:semiHidden="0" w:uiPriority="61" w:unhideWhenUsed="0"/>
-    <w:lsdException w:name="Light Grid Accent 2" w:semiHidden="0" w:uiPriority="62" w:unhideWhenUsed="0"/>
-    <w:lsdException w:name="Medium Shading 1 Accent 2" w:semiHidden="0" w:uiPriority="63" w:unhideWhenUsed="0"/>
-    <w:lsdException w:name="Medium Shading 2 Accent 2" w:semiHidden="0" w:uiPriority="64" w:unhideWhenUsed="0"/>
-    <w:lsdException w:name="Medium List 1 Accent 2" w:semiHidden="0" w:uiPriority="65" w:unhideWhenUsed="0"/>
-    <w:lsdException w:name="Medium List 2 Accent 2" w:semiHidden="0" w:uiPriority="66" w:unhideWhenUsed="0"/>
-    <w:lsdException w:name="Medium Grid 1 Accent 2" w:semiHidden="0" w:uiPriority="67" w:unhideWhenUsed="0"/>
-    <w:lsdException w:name="Medium Grid 2 Accent 2" w:semiHidden="0" w:uiPriority="68" w:unhideWhenUsed="0"/>
-    <w:lsdException w:name="Medium Grid 3 Accent 2" w:semiHidden="0" w:uiPriority="69" w:unhideWhenUsed="0"/>
-    <w:lsdException w:name="Dark List Accent 2" w:semiHidden="0" w:uiPriority="70" w:unhideWhenUsed="0"/>
-    <w:lsdException w:name="Colorful Shading Accent 2" w:semiHidden="0" w:uiPriority="71" w:unhideWhenUsed="0"/>
-    <w:lsdException w:name="Colorful List Accent 2" w:semiHidden="0" w:uiPriority="72" w:unhideWhenUsed="0"/>
-    <w:lsdException w:name="Colorful Grid Accent 2" w:semiHidden="0" w:uiPriority="73" w:unhideWhenUsed="0"/>
-    <w:lsdException w:name="Light Shading Accent 3" w:semiHidden="0" w:uiPriority="60" w:unhideWhenUsed="0"/>
-    <w:lsdException w:name="Light List Accent 3" w:semiHidden="0" w:uiPriority="61" w:unhideWhenUsed="0"/>
-    <w:lsdException w:name="Light Grid Accent 3" w:semiHidden="0" w:uiPriority="62" w:unhideWhenUsed="0"/>
-    <w:lsdException w:name="Medium Shading 1 Accent 3" w:semiHidden="0" w:uiPriority="63" w:unhideWhenUsed="0"/>
-    <w:lsdException w:name="Medium Shading 2 Accent 3" w:semiHidden="0" w:uiPriority="64" w:unhideWhenUsed="0"/>
-    <w:lsdException w:name="Medium List 1 Accent 3" w:semiHidden="0" w:uiPriority="65" w:unhideWhenUsed="0"/>
-    <w:lsdException w:name="Medium List 2 Accent 3" w:semiHidden="0" w:uiPriority="66" w:unhideWhenUsed="0"/>
-    <w:lsdException w:name="Medium Grid 1 Accent 3" w:semiHidden="0" w:uiPriority="67" w:unhideWhenUsed="0"/>
-    <w:lsdException w:name="Medium Grid 2 Accent 3" w:semiHidden="0" w:uiPriority="68" w:unhideWhenUsed="0"/>
-    <w:lsdException w:name="Medium Grid 3 Accent 3" w:semiHidden="0" w:uiPriority="69" w:unhideWhenUsed="0"/>
-    <w:lsdException w:name="Dark List Accent 3" w:semiHidden="0" w:uiPriority="70" w:unhideWhenUsed="0"/>
-    <w:lsdException w:name="Colorful Shading Accent 3" w:semiHidden="0" w:uiPriority="71" w:unhideWhenUsed="0"/>
-    <w:lsdException w:name="Colorful List Accent 3" w:semiHidden="0" w:uiPriority="72" w:unhideWhenUsed="0"/>
-    <w:lsdException w:name="Colorful Grid Accent 3" w:semiHidden="0" w:uiPriority="73" w:unhideWhenUsed="0"/>
-    <w:lsdException w:name="Light Shading Accent 4" w:semiHidden="0" w:uiPriority="60" w:unhideWhenUsed="0"/>
-    <w:lsdException w:name="Light List Accent 4" w:semiHidden="0" w:uiPriority="61" w:unhideWhenUsed="0"/>
-    <w:lsdException w:name="Light Grid Accent 4" w:semiHidden="0" w:uiPriority="62" w:unhideWhenUsed="0"/>
-    <w:lsdException w:name="Medium Shading 1 Accent 4" w:semiHidden="0" w:uiPriority="63" w:unhideWhenUsed="0"/>
-    <w:lsdException w:name="Medium Shading 2 Accent 4" w:semiHidden="0" w:uiPriority="64" w:unhideWhenUsed="0"/>
-    <w:lsdException w:name="Medium List 1 Accent 4" w:semiHidden="0" w:uiPriority="65" w:unhideWhenUsed="0"/>
-    <w:lsdException w:name="Medium List 2 Accent 4" w:semiHidden="0" w:uiPriority="66" w:unhideWhenUsed="0"/>
-    <w:lsdException w:name="Medium Grid 1 Accent 4" w:semiHidden="0" w:uiPriority="67" w:unhideWhenUsed="0"/>
-    <w:lsdException w:name="Medium Grid 2 Accent 4" w:semiHidden="0" w:uiPriority="68" w:unhideWhenUsed="0"/>
-    <w:lsdException w:name="Medium Grid 3 Accent 4" w:semiHidden="0" w:uiPriority="69" w:unhideWhenUsed="0"/>
-    <w:lsdException w:name="Dark List Accent 4" w:semiHidden="0" w:uiPriority="70" w:unhideWhenUsed="0"/>
-    <w:lsdException w:name="Colorful Shading Accent 4" w:semiHidden="0" w:uiPriority="71" w:unhideWhenUsed="0"/>
-    <w:lsdException w:name="Colorful List Accent 4" w:semiHidden="0" w:uiPriority="72" w:unhideWhenUsed="0"/>
-    <w:lsdException w:name="Colorful Grid Accent 4" w:semiHidden="0" w:uiPriority="73" w:unhideWhenUsed="0"/>
-    <w:lsdException w:name="Light Shading Accent 5" w:semiHidden="0" w:uiPriority="60" w:unhideWhenUsed="0"/>
-    <w:lsdException w:name="Light List Accent 5" w:semiHidden="0" w:uiPriority="61" w:unhideWhenUsed="0"/>
-    <w:lsdException w:name="Light Grid Accent 5" w:semiHidden="0" w:uiPriority="62" w:unhideWhenUsed="0"/>
-    <w:lsdException w:name="Medium Shading 1 Accent 5" w:semiHidden="0" w:uiPriority="63" w:unhideWhenUsed="0"/>
-    <w:lsdException w:name="Medium Shading 2 Accent 5" w:semiHidden="0" w:uiPriority="64" w:unhideWhenUsed="0"/>
-    <w:lsdException w:name="Medium List 1 Accent 5" w:semiHidden="0" w:uiPriority="65" w:unhideWhenUsed="0"/>
-    <w:lsdException w:name="Medium List 2 Accent 5" w:semiHidden="0" w:uiPriority="66" w:unhideWhenUsed="0"/>
-    <w:lsdException w:name="Medium Grid 1 Accent 5" w:semiHidden="0" w:uiPriority="67" w:unhideWhenUsed="0"/>
-    <w:lsdException w:name="Medium Grid 2 Accent 5" w:semiHidden="0" w:uiPriority="68" w:unhideWhenUsed="0"/>
-    <w:lsdException w:name="Medium Grid 3 Accent 5" w:semiHidden="0" w:uiPriority="69" w:unhideWhenUsed="0"/>
-    <w:lsdException w:name="Dark List Accent 5" w:semiHidden="0" w:uiPriority="70" w:unhideWhenUsed="0"/>
-    <w:lsdException w:name="Colorful Shading Accent 5" w:semiHidden="0" w:uiPriority="71" w:unhideWhenUsed="0"/>
-    <w:lsdException w:name="Colorful List Accent 5" w:semiHidden="0" w:uiPriority="72" w:unhideWhenUsed="0"/>
-    <w:lsdException w:name="Colorful Grid Accent 5" w:semiHidden="0" w:uiPriority="73" w:unhideWhenUsed="0"/>
-    <w:lsdException w:name="Light Shading Accent 6" w:semiHidden="0" w:uiPriority="60" w:unhideWhenUsed="0"/>
-    <w:lsdException w:name="Light List Accent 6" w:semiHidden="0" w:uiPriority="61" w:unhideWhenUsed="0"/>
-    <w:lsdException w:name="Light Grid Accent 6" w:semiHidden="0" w:uiPriority="62" w:unhideWhenUsed="0"/>
-    <w:lsdException w:name="Medium Shading 1 Accent 6" w:semiHidden="0" w:uiPriority="63" w:unhideWhenUsed="0"/>
-    <w:lsdException w:name="Medium Shading 2 Accent 6" w:semiHidden="0" w:uiPriority="64" w:unhideWhenUsed="0"/>
-    <w:lsdException w:name="Medium List 1 Accent 6" w:semiHidden="0" w:uiPriority="65" w:unhideWhenUsed="0"/>
-    <w:lsdException w:name="Medium List 2 Accent 6" w:semiHidden="0" w:uiPriority="66" w:unhideWhenUsed="0"/>
-    <w:lsdException w:name="Medium Grid 1 Accent 6" w:semiHidden="0" w:uiPriority="67" w:unhideWhenUsed="0"/>
-    <w:lsdException w:name="Medium Grid 2 Accent 6" w:semiHidden="0" w:uiPriority="68" w:unhideWhenUsed="0"/>
-    <w:lsdException w:name="Medium Grid 3 Accent 6" w:semiHidden="0" w:uiPriority="69" w:unhideWhenUsed="0"/>
-    <w:lsdException w:name="Dark List Accent 6" w:semiHidden="0" w:uiPriority="70" w:unhideWhenUsed="0"/>
-    <w:lsdException w:name="Colorful Shading Accent 6" w:semiHidden="0" w:uiPriority="71" w:unhideWhenUsed="0"/>
-    <w:lsdException w:name="Colorful List Accent 6" w:semiHidden="0" w:uiPriority="72" w:unhideWhenUsed="0"/>
-    <w:lsdException w:name="Colorful Grid Accent 6" w:semiHidden="0" w:uiPriority="73" w:unhideWhenUsed="0"/>
+  <w:latentStyles w:count="260" w:defQFormat="0" w:defUnhideWhenUsed="1" w:defSemiHidden="1" w:defUIPriority="99" w:defLockedState="0">
+    <w:lsdException w:qFormat="1" w:unhideWhenUsed="0" w:uiPriority="0" w:semiHidden="0" w:name="Normal"/>
+    <w:lsdException w:qFormat="1" w:unhideWhenUsed="0" w:uiPriority="0" w:semiHidden="0" w:name="heading 1"/>
+    <w:lsdException w:qFormat="1" w:uiPriority="0" w:semiHidden="0" w:name="heading 2"/>
+    <w:lsdException w:qFormat="1" w:uiPriority="0" w:name="heading 3"/>
+    <w:lsdException w:qFormat="1" w:uiPriority="0" w:semiHidden="0" w:name="heading 4"/>
+    <w:lsdException w:qFormat="1" w:uiPriority="0" w:name="heading 5"/>
+    <w:lsdException w:qFormat="1" w:uiPriority="0" w:name="heading 6"/>
+    <w:lsdException w:qFormat="1" w:uiPriority="0" w:name="heading 7"/>
+    <w:lsdException w:qFormat="1" w:uiPriority="0" w:name="heading 8"/>
+    <w:lsdException w:qFormat="1" w:uiPriority="0" w:name="heading 9"/>
+    <w:lsdException w:unhideWhenUsed="0" w:uiPriority="0" w:semiHidden="0" w:name="index 1"/>
+    <w:lsdException w:unhideWhenUsed="0" w:uiPriority="0" w:semiHidden="0" w:name="index 2"/>
+    <w:lsdException w:unhideWhenUsed="0" w:uiPriority="0" w:semiHidden="0" w:name="index 3"/>
+    <w:lsdException w:unhideWhenUsed="0" w:uiPriority="0" w:semiHidden="0" w:name="index 4"/>
+    <w:lsdException w:unhideWhenUsed="0" w:uiPriority="0" w:semiHidden="0" w:name="index 5"/>
+    <w:lsdException w:unhideWhenUsed="0" w:uiPriority="0" w:semiHidden="0" w:name="index 6"/>
+    <w:lsdException w:unhideWhenUsed="0" w:uiPriority="0" w:semiHidden="0" w:name="index 7"/>
+    <w:lsdException w:unhideWhenUsed="0" w:uiPriority="0" w:semiHidden="0" w:name="index 8"/>
+    <w:lsdException w:unhideWhenUsed="0" w:uiPriority="0" w:semiHidden="0" w:name="index 9"/>
+    <w:lsdException w:qFormat="1" w:unhideWhenUsed="0" w:uiPriority="0" w:semiHidden="0" w:name="toc 1"/>
+    <w:lsdException w:qFormat="1" w:unhideWhenUsed="0" w:uiPriority="0" w:semiHidden="0" w:name="toc 2"/>
+    <w:lsdException w:qFormat="1" w:unhideWhenUsed="0" w:uiPriority="0" w:semiHidden="0" w:name="toc 3"/>
+    <w:lsdException w:unhideWhenUsed="0" w:uiPriority="0" w:semiHidden="0" w:name="toc 4"/>
+    <w:lsdException w:unhideWhenUsed="0" w:uiPriority="0" w:semiHidden="0" w:name="toc 5"/>
+    <w:lsdException w:unhideWhenUsed="0" w:uiPriority="0" w:semiHidden="0" w:name="toc 6"/>
+    <w:lsdException w:unhideWhenUsed="0" w:uiPriority="0" w:semiHidden="0" w:name="toc 7"/>
+    <w:lsdException w:unhideWhenUsed="0" w:uiPriority="0" w:semiHidden="0" w:name="toc 8"/>
+    <w:lsdException w:unhideWhenUsed="0" w:uiPriority="0" w:semiHidden="0" w:name="toc 9"/>
+    <w:lsdException w:unhideWhenUsed="0" w:uiPriority="0" w:semiHidden="0" w:name="Normal Indent"/>
+    <w:lsdException w:unhideWhenUsed="0" w:uiPriority="0" w:semiHidden="0" w:name="footnote text"/>
+    <w:lsdException w:qFormat="1" w:unhideWhenUsed="0" w:uiPriority="0" w:semiHidden="0" w:name="annotation text"/>
+    <w:lsdException w:qFormat="1" w:unhideWhenUsed="0" w:uiPriority="0" w:semiHidden="0" w:name="header"/>
+    <w:lsdException w:qFormat="1" w:unhideWhenUsed="0" w:uiPriority="0" w:semiHidden="0" w:name="footer"/>
+    <w:lsdException w:unhideWhenUsed="0" w:uiPriority="0" w:semiHidden="0" w:name="index heading"/>
+    <w:lsdException w:qFormat="1" w:uiPriority="0" w:name="caption"/>
+    <w:lsdException w:qFormat="1" w:unhideWhenUsed="0" w:uiPriority="0" w:semiHidden="0" w:name="table of figures"/>
+    <w:lsdException w:unhideWhenUsed="0" w:uiPriority="0" w:semiHidden="0" w:name="envelope address"/>
+    <w:lsdException w:unhideWhenUsed="0" w:uiPriority="0" w:semiHidden="0" w:name="envelope return"/>
+    <w:lsdException w:unhideWhenUsed="0" w:uiPriority="0" w:semiHidden="0" w:name="footnote reference"/>
+    <w:lsdException w:unhideWhenUsed="0" w:uiPriority="0" w:semiHidden="0" w:name="annotation reference"/>
+    <w:lsdException w:unhideWhenUsed="0" w:uiPriority="0" w:semiHidden="0" w:name="line number"/>
+    <w:lsdException w:unhideWhenUsed="0" w:uiPriority="0" w:semiHidden="0" w:name="page number"/>
+    <w:lsdException w:unhideWhenUsed="0" w:uiPriority="0" w:semiHidden="0" w:name="endnote reference"/>
+    <w:lsdException w:unhideWhenUsed="0" w:uiPriority="0" w:semiHidden="0" w:name="endnote text"/>
+    <w:lsdException w:unhideWhenUsed="0" w:uiPriority="0" w:semiHidden="0" w:name="table of authorities"/>
+    <w:lsdException w:unhideWhenUsed="0" w:uiPriority="0" w:semiHidden="0" w:name="macro"/>
+    <w:lsdException w:unhideWhenUsed="0" w:uiPriority="0" w:semiHidden="0" w:name="toa heading"/>
+    <w:lsdException w:unhideWhenUsed="0" w:uiPriority="0" w:semiHidden="0" w:name="List"/>
+    <w:lsdException w:unhideWhenUsed="0" w:uiPriority="0" w:semiHidden="0" w:name="List Bullet"/>
+    <w:lsdException w:unhideWhenUsed="0" w:uiPriority="0" w:semiHidden="0" w:name="List Number"/>
+    <w:lsdException w:unhideWhenUsed="0" w:uiPriority="0" w:semiHidden="0" w:name="List 2"/>
+    <w:lsdException w:unhideWhenUsed="0" w:uiPriority="0" w:semiHidden="0" w:name="List 3"/>
+    <w:lsdException w:unhideWhenUsed="0" w:uiPriority="0" w:semiHidden="0" w:name="List 4"/>
+    <w:lsdException w:unhideWhenUsed="0" w:uiPriority="0" w:semiHidden="0" w:name="List 5"/>
+    <w:lsdException w:unhideWhenUsed="0" w:uiPriority="0" w:semiHidden="0" w:name="List Bullet 2"/>
+    <w:lsdException w:unhideWhenUsed="0" w:uiPriority="0" w:semiHidden="0" w:name="List Bullet 3"/>
+    <w:lsdException w:unhideWhenUsed="0" w:uiPriority="0" w:semiHidden="0" w:name="List Bullet 4"/>
+    <w:lsdException w:unhideWhenUsed="0" w:uiPriority="0" w:semiHidden="0" w:name="List Bullet 5"/>
+    <w:lsdException w:unhideWhenUsed="0" w:uiPriority="0" w:semiHidden="0" w:name="List Number 2"/>
+    <w:lsdException w:unhideWhenUsed="0" w:uiPriority="0" w:semiHidden="0" w:name="List Number 3"/>
+    <w:lsdException w:unhideWhenUsed="0" w:uiPriority="0" w:semiHidden="0" w:name="List Number 4"/>
+    <w:lsdException w:unhideWhenUsed="0" w:uiPriority="0" w:semiHidden="0" w:name="List Number 5"/>
+    <w:lsdException w:qFormat="1" w:unhideWhenUsed="0" w:uiPriority="0" w:semiHidden="0" w:name="Title"/>
+    <w:lsdException w:unhideWhenUsed="0" w:uiPriority="0" w:semiHidden="0" w:name="Closing"/>
+    <w:lsdException w:unhideWhenUsed="0" w:uiPriority="0" w:semiHidden="0" w:name="Signature"/>
+    <w:lsdException w:qFormat="1" w:unhideWhenUsed="0" w:uiPriority="0" w:name="Default Paragraph Font"/>
+    <w:lsdException w:qFormat="1" w:unhideWhenUsed="0" w:uiPriority="0" w:name="Body Text"/>
+    <w:lsdException w:unhideWhenUsed="0" w:uiPriority="0" w:semiHidden="0" w:name="Body Text Indent"/>
+    <w:lsdException w:unhideWhenUsed="0" w:uiPriority="0" w:semiHidden="0" w:name="List Continue"/>
+    <w:lsdException w:unhideWhenUsed="0" w:uiPriority="0" w:semiHidden="0" w:name="List Continue 2"/>
+    <w:lsdException w:unhideWhenUsed="0" w:uiPriority="0" w:semiHidden="0" w:name="List Continue 3"/>
+    <w:lsdException w:unhideWhenUsed="0" w:uiPriority="0" w:semiHidden="0" w:name="List Continue 4"/>
+    <w:lsdException w:unhideWhenUsed="0" w:uiPriority="0" w:semiHidden="0" w:name="List Continue 5"/>
+    <w:lsdException w:unhideWhenUsed="0" w:uiPriority="0" w:semiHidden="0" w:name="Message Header"/>
+    <w:lsdException w:qFormat="1" w:unhideWhenUsed="0" w:uiPriority="0" w:semiHidden="0" w:name="Subtitle"/>
+    <w:lsdException w:unhideWhenUsed="0" w:uiPriority="0" w:semiHidden="0" w:name="Salutation"/>
+    <w:lsdException w:unhideWhenUsed="0" w:uiPriority="0" w:semiHidden="0" w:name="Date"/>
+    <w:lsdException w:unhideWhenUsed="0" w:uiPriority="0" w:semiHidden="0" w:name="Body Text First Indent"/>
+    <w:lsdException w:unhideWhenUsed="0" w:uiPriority="0" w:semiHidden="0" w:name="Body Text First Indent 2"/>
+    <w:lsdException w:uiPriority="99" w:name="Note Heading"/>
+    <w:lsdException w:unhideWhenUsed="0" w:uiPriority="0" w:semiHidden="0" w:name="Body Text 2"/>
+    <w:lsdException w:unhideWhenUsed="0" w:uiPriority="0" w:semiHidden="0" w:name="Body Text 3"/>
+    <w:lsdException w:unhideWhenUsed="0" w:uiPriority="0" w:semiHidden="0" w:name="Body Text Indent 2"/>
+    <w:lsdException w:unhideWhenUsed="0" w:uiPriority="0" w:semiHidden="0" w:name="Body Text Indent 3"/>
+    <w:lsdException w:unhideWhenUsed="0" w:uiPriority="0" w:semiHidden="0" w:name="Block Text"/>
+    <w:lsdException w:unhideWhenUsed="0" w:uiPriority="0" w:semiHidden="0" w:name="Hyperlink"/>
+    <w:lsdException w:unhideWhenUsed="0" w:uiPriority="0" w:semiHidden="0" w:name="FollowedHyperlink"/>
+    <w:lsdException w:qFormat="1" w:unhideWhenUsed="0" w:uiPriority="0" w:semiHidden="0" w:name="Strong"/>
+    <w:lsdException w:qFormat="1" w:unhideWhenUsed="0" w:uiPriority="0" w:semiHidden="0" w:name="Emphasis"/>
+    <w:lsdException w:unhideWhenUsed="0" w:uiPriority="0" w:semiHidden="0" w:name="Document Map"/>
+    <w:lsdException w:unhideWhenUsed="0" w:uiPriority="0" w:semiHidden="0" w:name="Plain Text"/>
+    <w:lsdException w:unhideWhenUsed="0" w:uiPriority="0" w:semiHidden="0" w:name="E-mail Signature"/>
+    <w:lsdException w:qFormat="1" w:unhideWhenUsed="0" w:uiPriority="0" w:semiHidden="0" w:name="Normal (Web)"/>
+    <w:lsdException w:unhideWhenUsed="0" w:uiPriority="0" w:semiHidden="0" w:name="HTML Acronym"/>
+    <w:lsdException w:unhideWhenUsed="0" w:uiPriority="0" w:semiHidden="0" w:name="HTML Address"/>
+    <w:lsdException w:unhideWhenUsed="0" w:uiPriority="0" w:semiHidden="0" w:name="HTML Cite"/>
+    <w:lsdException w:unhideWhenUsed="0" w:uiPriority="0" w:semiHidden="0" w:name="HTML Code"/>
+    <w:lsdException w:unhideWhenUsed="0" w:uiPriority="0" w:semiHidden="0" w:name="HTML Definition"/>
+    <w:lsdException w:unhideWhenUsed="0" w:uiPriority="0" w:semiHidden="0" w:name="HTML Keyboard"/>
+    <w:lsdException w:qFormat="1" w:unhideWhenUsed="0" w:uiPriority="0" w:semiHidden="0" w:name="HTML Preformatted"/>
+    <w:lsdException w:unhideWhenUsed="0" w:uiPriority="0" w:semiHidden="0" w:name="HTML Sample"/>
+    <w:lsdException w:unhideWhenUsed="0" w:uiPriority="0" w:semiHidden="0" w:name="HTML Typewriter"/>
+    <w:lsdException w:unhideWhenUsed="0" w:uiPriority="0" w:semiHidden="0" w:name="HTML Variable"/>
+    <w:lsdException w:qFormat="1" w:unhideWhenUsed="0" w:uiPriority="0" w:name="Normal Table"/>
+    <w:lsdException w:unhideWhenUsed="0" w:uiPriority="0" w:semiHidden="0" w:name="annotation subject"/>
+    <w:lsdException w:unhideWhenUsed="0" w:uiPriority="0" w:semiHidden="0" w:name="Table Simple 1"/>
+    <w:lsdException w:unhideWhenUsed="0" w:uiPriority="0" w:semiHidden="0" w:name="Table Simple 2"/>
+    <w:lsdException w:unhideWhenUsed="0" w:uiPriority="0" w:semiHidden="0" w:name="Table Simple 3"/>
+    <w:lsdException w:unhideWhenUsed="0" w:uiPriority="0" w:semiHidden="0" w:name="Table Classic 1"/>
+    <w:lsdException w:unhideWhenUsed="0" w:uiPriority="0" w:semiHidden="0" w:name="Table Classic 2"/>
+    <w:lsdException w:unhideWhenUsed="0" w:uiPriority="0" w:semiHidden="0" w:name="Table Classic 3"/>
+    <w:lsdException w:unhideWhenUsed="0" w:uiPriority="0" w:semiHidden="0" w:name="Table Classic 4"/>
+    <w:lsdException w:unhideWhenUsed="0" w:uiPriority="0" w:semiHidden="0" w:name="Table Colorful 1"/>
+    <w:lsdException w:unhideWhenUsed="0" w:uiPriority="0" w:semiHidden="0" w:name="Table Colorful 2"/>
+    <w:lsdException w:unhideWhenUsed="0" w:uiPriority="0" w:semiHidden="0" w:name="Table Colorful 3"/>
+    <w:lsdException w:unhideWhenUsed="0" w:uiPriority="0" w:semiHidden="0" w:name="Table Columns 1"/>
+    <w:lsdException w:unhideWhenUsed="0" w:uiPriority="0" w:semiHidden="0" w:name="Table Columns 2"/>
+    <w:lsdException w:unhideWhenUsed="0" w:uiPriority="0" w:semiHidden="0" w:name="Table Columns 3"/>
+    <w:lsdException w:unhideWhenUsed="0" w:uiPriority="0" w:semiHidden="0" w:name="Table Columns 4"/>
+    <w:lsdException w:unhideWhenUsed="0" w:uiPriority="0" w:semiHidden="0" w:name="Table Columns 5"/>
+    <w:lsdException w:unhideWhenUsed="0" w:uiPriority="0" w:semiHidden="0" w:name="Table Grid 1"/>
+    <w:lsdException w:unhideWhenUsed="0" w:uiPriority="0" w:semiHidden="0" w:name="Table Grid 2"/>
+    <w:lsdException w:unhideWhenUsed="0" w:uiPriority="0" w:semiHidden="0" w:name="Table Grid 3"/>
+    <w:lsdException w:unhideWhenUsed="0" w:uiPriority="0" w:semiHidden="0" w:name="Table Grid 4"/>
+    <w:lsdException w:unhideWhenUsed="0" w:uiPriority="0" w:semiHidden="0" w:name="Table Grid 5"/>
+    <w:lsdException w:unhideWhenUsed="0" w:uiPriority="0" w:semiHidden="0" w:name="Table Grid 6"/>
+    <w:lsdException w:unhideWhenUsed="0" w:uiPriority="0" w:semiHidden="0" w:name="Table Grid 7"/>
+    <w:lsdException w:unhideWhenUsed="0" w:uiPriority="0" w:semiHidden="0" w:name="Table Grid 8"/>
+    <w:lsdException w:unhideWhenUsed="0" w:uiPriority="0" w:semiHidden="0" w:name="Table List 1"/>
+    <w:lsdException w:unhideWhenUsed="0" w:uiPriority="0" w:semiHidden="0" w:name="Table List 2"/>
+    <w:lsdException w:unhideWhenUsed="0" w:uiPriority="0" w:semiHidden="0" w:name="Table List 3"/>
+    <w:lsdException w:unhideWhenUsed="0" w:uiPriority="0" w:semiHidden="0" w:name="Table List 4"/>
+    <w:lsdException w:unhideWhenUsed="0" w:uiPriority="0" w:semiHidden="0" w:name="Table List 5"/>
+    <w:lsdException w:unhideWhenUsed="0" w:uiPriority="0" w:semiHidden="0" w:name="Table List 6"/>
+    <w:lsdException w:unhideWhenUsed="0" w:uiPriority="0" w:semiHidden="0" w:name="Table List 7"/>
+    <w:lsdException w:unhideWhenUsed="0" w:uiPriority="0" w:semiHidden="0" w:name="Table List 8"/>
+    <w:lsdException w:unhideWhenUsed="0" w:uiPriority="0" w:semiHidden="0" w:name="Table 3D effects 1"/>
+    <w:lsdException w:unhideWhenUsed="0" w:uiPriority="0" w:semiHidden="0" w:name="Table 3D effects 2"/>
+    <w:lsdException w:unhideWhenUsed="0" w:uiPriority="0" w:semiHidden="0" w:name="Table 3D effects 3"/>
+    <w:lsdException w:unhideWhenUsed="0" w:uiPriority="0" w:semiHidden="0" w:name="Table Contemporary"/>
+    <w:lsdException w:unhideWhenUsed="0" w:uiPriority="0" w:semiHidden="0" w:name="Table Elegant"/>
+    <w:lsdException w:unhideWhenUsed="0" w:uiPriority="0" w:semiHidden="0" w:name="Table Professional"/>
+    <w:lsdException w:unhideWhenUsed="0" w:uiPriority="0" w:semiHidden="0" w:name="Table Subtle 1"/>
+    <w:lsdException w:unhideWhenUsed="0" w:uiPriority="0" w:semiHidden="0" w:name="Table Subtle 2"/>
+    <w:lsdException w:unhideWhenUsed="0" w:uiPriority="0" w:semiHidden="0" w:name="Table Web 1"/>
+    <w:lsdException w:unhideWhenUsed="0" w:uiPriority="0" w:semiHidden="0" w:name="Table Web 2"/>
+    <w:lsdException w:unhideWhenUsed="0" w:uiPriority="0" w:semiHidden="0" w:name="Table Web 3"/>
+    <w:lsdException w:unhideWhenUsed="0" w:uiPriority="0" w:semiHidden="0" w:name="Balloon Text"/>
+    <w:lsdException w:qFormat="1" w:unhideWhenUsed="0" w:uiPriority="0" w:semiHidden="0" w:name="Table Grid"/>
+    <w:lsdException w:unhideWhenUsed="0" w:uiPriority="0" w:semiHidden="0" w:name="Table Theme"/>
+    <w:lsdException w:unhideWhenUsed="0" w:uiPriority="60" w:semiHidden="0" w:name="Light Shading"/>
+    <w:lsdException w:unhideWhenUsed="0" w:uiPriority="61" w:semiHidden="0" w:name="Light List"/>
+    <w:lsdException w:unhideWhenUsed="0" w:uiPriority="62" w:semiHidden="0" w:name="Light Grid"/>
+    <w:lsdException w:unhideWhenUsed="0" w:uiPriority="63" w:semiHidden="0" w:name="Medium Shading 1"/>
+    <w:lsdException w:unhideWhenUsed="0" w:uiPriority="64" w:semiHidden="0" w:name="Medium Shading 2"/>
+    <w:lsdException w:unhideWhenUsed="0" w:uiPriority="65" w:semiHidden="0" w:name="Medium List 1"/>
+    <w:lsdException w:unhideWhenUsed="0" w:uiPriority="66" w:semiHidden="0" w:name="Medium List 2"/>
+    <w:lsdException w:unhideWhenUsed="0" w:uiPriority="67" w:semiHidden="0" w:name="Medium Grid 1"/>
+    <w:lsdException w:unhideWhenUsed="0" w:uiPriority="68" w:semiHidden="0" w:name="Medium Grid 2"/>
+    <w:lsdException w:unhideWhenUsed="0" w:uiPriority="69" w:semiHidden="0" w:name="Medium Grid 3"/>
+    <w:lsdException w:unhideWhenUsed="0" w:uiPriority="70" w:semiHidden="0" w:name="Dark List"/>
+    <w:lsdException w:unhideWhenUsed="0" w:uiPriority="71" w:semiHidden="0" w:name="Colorful Shading"/>
+    <w:lsdException w:unhideWhenUsed="0" w:uiPriority="72" w:semiHidden="0" w:name="Colorful List"/>
+    <w:lsdException w:unhideWhenUsed="0" w:uiPriority="73" w:semiHidden="0" w:name="Colorful Grid"/>
+    <w:lsdException w:unhideWhenUsed="0" w:uiPriority="60" w:semiHidden="0" w:name="Light Shading Accent 1"/>
+    <w:lsdException w:unhideWhenUsed="0" w:uiPriority="61" w:semiHidden="0" w:name="Light List Accent 1"/>
+    <w:lsdException w:unhideWhenUsed="0" w:uiPriority="62" w:semiHidden="0" w:name="Light Grid Accent 1"/>
+    <w:lsdException w:unhideWhenUsed="0" w:uiPriority="63" w:semiHidden="0" w:name="Medium Shading 1 Accent 1"/>
+    <w:lsdException w:unhideWhenUsed="0" w:uiPriority="64" w:semiHidden="0" w:name="Medium Shading 2 Accent 1"/>
+    <w:lsdException w:unhideWhenUsed="0" w:uiPriority="65" w:semiHidden="0" w:name="Medium List 1 Accent 1"/>
+    <w:lsdException w:unhideWhenUsed="0" w:uiPriority="66" w:semiHidden="0" w:name="Medium List 2 Accent 1"/>
+    <w:lsdException w:unhideWhenUsed="0" w:uiPriority="67" w:semiHidden="0" w:name="Medium Grid 1 Accent 1"/>
+    <w:lsdException w:unhideWhenUsed="0" w:uiPriority="68" w:semiHidden="0" w:name="Medium Grid 2 Accent 1"/>
+    <w:lsdException w:unhideWhenUsed="0" w:uiPriority="69" w:semiHidden="0" w:name="Medium Grid 3 Accent 1"/>
+    <w:lsdException w:unhideWhenUsed="0" w:uiPriority="70" w:semiHidden="0" w:name="Dark List Accent 1"/>
+    <w:lsdException w:unhideWhenUsed="0" w:uiPriority="71" w:semiHidden="0" w:name="Colorful Shading Accent 1"/>
+    <w:lsdException w:unhideWhenUsed="0" w:uiPriority="72" w:semiHidden="0" w:name="Colorful List Accent 1"/>
+    <w:lsdException w:unhideWhenUsed="0" w:uiPriority="73" w:semiHidden="0" w:name="Colorful Grid Accent 1"/>
+    <w:lsdException w:unhideWhenUsed="0" w:uiPriority="60" w:semiHidden="0" w:name="Light Shading Accent 2"/>
+    <w:lsdException w:unhideWhenUsed="0" w:uiPriority="61" w:semiHidden="0" w:name="Light List Accent 2"/>
+    <w:lsdException w:unhideWhenUsed="0" w:uiPriority="62" w:semiHidden="0" w:name="Light Grid Accent 2"/>
+    <w:lsdException w:unhideWhenUsed="0" w:uiPriority="63" w:semiHidden="0" w:name="Medium Shading 1 Accent 2"/>
+    <w:lsdException w:unhideWhenUsed="0" w:uiPriority="64" w:semiHidden="0" w:name="Medium Shading 2 Accent 2"/>
+    <w:lsdException w:unhideWhenUsed="0" w:uiPriority="65" w:semiHidden="0" w:name="Medium List 1 Accent 2"/>
+    <w:lsdException w:unhideWhenUsed="0" w:uiPriority="66" w:semiHidden="0" w:name="Medium List 2 Accent 2"/>
+    <w:lsdException w:unhideWhenUsed="0" w:uiPriority="67" w:semiHidden="0" w:name="Medium Grid 1 Accent 2"/>
+    <w:lsdException w:unhideWhenUsed="0" w:uiPriority="68" w:semiHidden="0" w:name="Medium Grid 2 Accent 2"/>
+    <w:lsdException w:unhideWhenUsed="0" w:uiPriority="69" w:semiHidden="0" w:name="Medium Grid 3 Accent 2"/>
+    <w:lsdException w:unhideWhenUsed="0" w:uiPriority="70" w:semiHidden="0" w:name="Dark List Accent 2"/>
+    <w:lsdException w:unhideWhenUsed="0" w:uiPriority="71" w:semiHidden="0" w:name="Colorful Shading Accent 2"/>
+    <w:lsdException w:unhideWhenUsed="0" w:uiPriority="72" w:semiHidden="0" w:name="Colorful List Accent 2"/>
+    <w:lsdException w:unhideWhenUsed="0" w:uiPriority="73" w:semiHidden="0" w:name="Colorful Grid Accent 2"/>
+    <w:lsdException w:unhideWhenUsed="0" w:uiPriority="60" w:semiHidden="0" w:name="Light Shading Accent 3"/>
+    <w:lsdException w:unhideWhenUsed="0" w:uiPriority="61" w:semiHidden="0" w:name="Light List Accent 3"/>
+    <w:lsdException w:unhideWhenUsed="0" w:uiPriority="62" w:semiHidden="0" w:name="Light Grid Accent 3"/>
+    <w:lsdException w:unhideWhenUsed="0" w:uiPriority="63" w:semiHidden="0" w:name="Medium Shading 1 Accent 3"/>
+    <w:lsdException w:unhideWhenUsed="0" w:uiPriority="64" w:semiHidden="0" w:name="Medium Shading 2 Accent 3"/>
+    <w:lsdException w:unhideWhenUsed="0" w:uiPriority="65" w:semiHidden="0" w:name="Medium List 1 Accent 3"/>
+    <w:lsdException w:unhideWhenUsed="0" w:uiPriority="66" w:semiHidden="0" w:name="Medium List 2 Accent 3"/>
+    <w:lsdException w:unhideWhenUsed="0" w:uiPriority="67" w:semiHidden="0" w:name="Medium Grid 1 Accent 3"/>
+    <w:lsdException w:unhideWhenUsed="0" w:uiPriority="68" w:semiHidden="0" w:name="Medium Grid 2 Accent 3"/>
+    <w:lsdException w:unhideWhenUsed="0" w:uiPriority="69" w:semiHidden="0" w:name="Medium Grid 3 Accent 3"/>
+    <w:lsdException w:unhideWhenUsed="0" w:uiPriority="70" w:semiHidden="0" w:name="Dark List Accent 3"/>
+    <w:lsdException w:unhideWhenUsed="0" w:uiPriority="71" w:semiHidden="0" w:name="Colorful Shading Accent 3"/>
+    <w:lsdException w:unhideWhenUsed="0" w:uiPriority="72" w:semiHidden="0" w:name="Colorful List Accent 3"/>
+    <w:lsdException w:unhideWhenUsed="0" w:uiPriority="73" w:semiHidden="0" w:name="Colorful Grid Accent 3"/>
+    <w:lsdException w:unhideWhenUsed="0" w:uiPriority="60" w:semiHidden="0" w:name="Light Shading Accent 4"/>
+    <w:lsdException w:unhideWhenUsed="0" w:uiPriority="61" w:semiHidden="0" w:name="Light List Accent 4"/>
+    <w:lsdException w:unhideWhenUsed="0" w:uiPriority="62" w:semiHidden="0" w:name="Light Grid Accent 4"/>
+    <w:lsdException w:unhideWhenUsed="0" w:uiPriority="63" w:semiHidden="0" w:name="Medium Shading 1 Accent 4"/>
+    <w:lsdException w:unhideWhenUsed="0" w:uiPriority="64" w:semiHidden="0" w:name="Medium Shading 2 Accent 4"/>
+    <w:lsdException w:unhideWhenUsed="0" w:uiPriority="65" w:semiHidden="0" w:name="Medium List 1 Accent 4"/>
+    <w:lsdException w:unhideWhenUsed="0" w:uiPriority="66" w:semiHidden="0" w:name="Medium List 2 Accent 4"/>
+    <w:lsdException w:unhideWhenUsed="0" w:uiPriority="67" w:semiHidden="0" w:name="Medium Grid 1 Accent 4"/>
+    <w:lsdException w:unhideWhenUsed="0" w:uiPriority="68" w:semiHidden="0" w:name="Medium Grid 2 Accent 4"/>
+    <w:lsdException w:unhideWhenUsed="0" w:uiPriority="69" w:semiHidden="0" w:name="Medium Grid 3 Accent 4"/>
+    <w:lsdException w:unhideWhenUsed="0" w:uiPriority="70" w:semiHidden="0" w:name="Dark List Accent 4"/>
+    <w:lsdException w:unhideWhenUsed="0" w:uiPriority="71" w:semiHidden="0" w:name="Colorful Shading Accent 4"/>
+    <w:lsdException w:unhideWhenUsed="0" w:uiPriority="72" w:semiHidden="0" w:name="Colorful List Accent 4"/>
+    <w:lsdException w:unhideWhenUsed="0" w:uiPriority="73" w:semiHidden="0" w:name="Colorful Grid Accent 4"/>
+    <w:lsdException w:unhideWhenUsed="0" w:uiPriority="60" w:semiHidden="0" w:name="Light Shading Accent 5"/>
+    <w:lsdException w:unhideWhenUsed="0" w:uiPriority="61" w:semiHidden="0" w:name="Light List Accent 5"/>
+    <w:lsdException w:unhideWhenUsed="0" w:uiPriority="62" w:semiHidden="0" w:name="Light Grid Accent 5"/>
+    <w:lsdException w:unhideWhenUsed="0" w:uiPriority="63" w:semiHidden="0" w:name="Medium Shading 1 Accent 5"/>
+    <w:lsdException w:unhideWhenUsed="0" w:uiPriority="64" w:semiHidden="0" w:name="Medium Shading 2 Accent 5"/>
+    <w:lsdException w:unhideWhenUsed="0" w:uiPriority="65" w:semiHidden="0" w:name="Medium List 1 Accent 5"/>
+    <w:lsdException w:unhideWhenUsed="0" w:uiPriority="66" w:semiHidden="0" w:name="Medium List 2 Accent 5"/>
+    <w:lsdException w:unhideWhenUsed="0" w:uiPriority="67" w:semiHidden="0" w:name="Medium Grid 1 Accent 5"/>
+    <w:lsdException w:unhideWhenUsed="0" w:uiPriority="68" w:semiHidden="0" w:name="Medium Grid 2 Accent 5"/>
+    <w:lsdException w:unhideWhenUsed="0" w:uiPriority="69" w:semiHidden="0" w:name="Medium Grid 3 Accent 5"/>
+    <w:lsdException w:unhideWhenUsed="0" w:uiPriority="70" w:semiHidden="0" w:name="Dark List Accent 5"/>
+    <w:lsdException w:unhideWhenUsed="0" w:uiPriority="71" w:semiHidden="0" w:name="Colorful Shading Accent 5"/>
+    <w:lsdException w:unhideWhenUsed="0" w:uiPriority="72" w:semiHidden="0" w:name="Colorful List Accent 5"/>
+    <w:lsdException w:unhideWhenUsed="0" w:uiPriority="73" w:semiHidden="0" w:name="Colorful Grid Accent 5"/>
+    <w:lsdException w:unhideWhenUsed="0" w:uiPriority="60" w:semiHidden="0" w:name="Light Shading Accent 6"/>
+    <w:lsdException w:unhideWhenUsed="0" w:uiPriority="61" w:semiHidden="0" w:name="Light List Accent 6"/>
+    <w:lsdException w:unhideWhenUsed="0" w:uiPriority="62" w:semiHidden="0" w:name="Light Grid Accent 6"/>
+    <w:lsdException w:unhideWhenUsed="0" w:uiPriority="63" w:semiHidden="0" w:name="Medium Shading 1 Accent 6"/>
+    <w:lsdException w:unhideWhenUsed="0" w:uiPriority="64" w:semiHidden="0" w:name="Medium Shading 2 Accent 6"/>
+    <w:lsdException w:unhideWhenUsed="0" w:uiPriority="65" w:semiHidden="0" w:name="Medium List 1 Accent 6"/>
+    <w:lsdException w:unhideWhenUsed="0" w:uiPriority="66" w:semiHidden="0" w:name="Medium List 2 Accent 6"/>
+    <w:lsdException w:unhideWhenUsed="0" w:uiPriority="67" w:semiHidden="0" w:name="Medium Grid 1 Accent 6"/>
+    <w:lsdException w:unhideWhenUsed="0" w:uiPriority="68" w:semiHidden="0" w:name="Medium Grid 2 Accent 6"/>
+    <w:lsdException w:unhideWhenUsed="0" w:uiPriority="69" w:semiHidden="0" w:name="Medium Grid 3 Accent 6"/>
+    <w:lsdException w:unhideWhenUsed="0" w:uiPriority="70" w:semiHidden="0" w:name="Dark List Accent 6"/>
+    <w:lsdException w:unhideWhenUsed="0" w:uiPriority="71" w:semiHidden="0" w:name="Colorful Shading Accent 6"/>
+    <w:lsdException w:unhideWhenUsed="0" w:uiPriority="72" w:semiHidden="0" w:name="Colorful List Accent 6"/>
+    <w:lsdException w:unhideWhenUsed="0" w:uiPriority="73" w:semiHidden="0" w:name="Colorful Grid Accent 6"/>
   </w:latentStyles>
-  <w:style w:type="paragraph" w:default="1" w:styleId="Normal">
+  <w:style w:type="paragraph" w:default="1" w:styleId="1">
     <w:name w:val="Normal"/>
     <w:qFormat/>
+    <w:uiPriority w:val="0"/>
     <w:pPr>
       <w:kinsoku w:val="0"/>
       <w:autoSpaceDE w:val="0"/>
@@ -10951,7 +11117,7 @@
       <w:textAlignment w:val="baseline"/>
     </w:pPr>
     <w:rPr>
-      <w:rFonts w:ascii="Arial" w:eastAsia="宋体" w:hAnsi="Arial" w:cs="Arial"/>
+      <w:rFonts w:ascii="Arial" w:hAnsi="Arial" w:eastAsia="宋体" w:cs="Arial"/>
       <w:snapToGrid w:val="0"/>
       <w:color w:val="000000"/>
       <w:kern w:val="0"/>
@@ -10960,11 +11126,12 @@
       <w:lang w:val="en-US" w:eastAsia="en-US" w:bidi="ar-SA"/>
     </w:rPr>
   </w:style>
-  <w:style w:type="paragraph" w:styleId="Heading1">
+  <w:style w:type="paragraph" w:styleId="2">
     <w:name w:val="heading 1"/>
-    <w:basedOn w:val="Normal"/>
-    <w:next w:val="Normal"/>
+    <w:basedOn w:val="1"/>
+    <w:next w:val="1"/>
     <w:qFormat/>
+    <w:uiPriority w:val="0"/>
     <w:pPr>
       <w:keepNext/>
       <w:keepLines/>
@@ -10982,12 +11149,13 @@
       <w:sz w:val="44"/>
     </w:rPr>
   </w:style>
-  <w:style w:type="paragraph" w:styleId="Heading2">
+  <w:style w:type="paragraph" w:styleId="3">
     <w:name w:val="heading 2"/>
-    <w:basedOn w:val="Normal"/>
-    <w:next w:val="Normal"/>
+    <w:basedOn w:val="1"/>
+    <w:next w:val="1"/>
     <w:unhideWhenUsed/>
     <w:qFormat/>
+    <w:uiPriority w:val="0"/>
     <w:pPr>
       <w:keepNext/>
       <w:keepLines/>
@@ -11000,18 +11168,19 @@
       <w:outlineLvl w:val="1"/>
     </w:pPr>
     <w:rPr>
-      <w:rFonts w:ascii="Arial" w:eastAsia="黑体" w:hAnsi="Arial"/>
+      <w:rFonts w:ascii="Arial" w:hAnsi="Arial" w:eastAsia="黑体"/>
       <w:b/>
       <w:sz w:val="32"/>
     </w:rPr>
   </w:style>
-  <w:style w:type="paragraph" w:styleId="Heading3">
+  <w:style w:type="paragraph" w:styleId="4">
     <w:name w:val="heading 3"/>
-    <w:basedOn w:val="Normal"/>
-    <w:next w:val="Normal"/>
+    <w:basedOn w:val="1"/>
+    <w:next w:val="1"/>
     <w:semiHidden/>
     <w:unhideWhenUsed/>
     <w:qFormat/>
+    <w:uiPriority w:val="0"/>
     <w:pPr>
       <w:keepNext/>
       <w:keepLines/>
@@ -11028,12 +11197,13 @@
       <w:sz w:val="32"/>
     </w:rPr>
   </w:style>
-  <w:style w:type="paragraph" w:styleId="Heading4">
+  <w:style w:type="paragraph" w:styleId="5">
     <w:name w:val="heading 4"/>
-    <w:basedOn w:val="Normal"/>
-    <w:next w:val="Normal"/>
+    <w:basedOn w:val="1"/>
+    <w:next w:val="1"/>
     <w:unhideWhenUsed/>
     <w:qFormat/>
+    <w:uiPriority w:val="0"/>
     <w:pPr>
       <w:keepNext/>
       <w:keepLines/>
@@ -11046,18 +11216,19 @@
       <w:outlineLvl w:val="3"/>
     </w:pPr>
     <w:rPr>
-      <w:rFonts w:ascii="Arial" w:eastAsia="黑体" w:hAnsi="Arial"/>
+      <w:rFonts w:ascii="Arial" w:hAnsi="Arial" w:eastAsia="黑体"/>
       <w:b/>
       <w:sz w:val="28"/>
     </w:rPr>
   </w:style>
-  <w:style w:type="paragraph" w:styleId="Heading5">
+  <w:style w:type="paragraph" w:styleId="6">
     <w:name w:val="heading 5"/>
-    <w:basedOn w:val="Normal"/>
-    <w:next w:val="Normal"/>
+    <w:basedOn w:val="1"/>
+    <w:next w:val="1"/>
     <w:semiHidden/>
     <w:unhideWhenUsed/>
     <w:qFormat/>
+    <w:uiPriority w:val="0"/>
     <w:pPr>
       <w:keepNext/>
       <w:keepLines/>
@@ -11074,13 +11245,14 @@
       <w:sz w:val="28"/>
     </w:rPr>
   </w:style>
-  <w:style w:type="paragraph" w:styleId="Heading6">
+  <w:style w:type="paragraph" w:styleId="7">
     <w:name w:val="heading 6"/>
-    <w:basedOn w:val="Normal"/>
-    <w:next w:val="Normal"/>
+    <w:basedOn w:val="1"/>
+    <w:next w:val="1"/>
     <w:semiHidden/>
     <w:unhideWhenUsed/>
     <w:qFormat/>
+    <w:uiPriority w:val="0"/>
     <w:pPr>
       <w:keepNext/>
       <w:keepLines/>
@@ -11093,18 +11265,19 @@
       <w:outlineLvl w:val="5"/>
     </w:pPr>
     <w:rPr>
-      <w:rFonts w:ascii="Arial" w:eastAsia="黑体" w:hAnsi="Arial"/>
+      <w:rFonts w:ascii="Arial" w:hAnsi="Arial" w:eastAsia="黑体"/>
       <w:b/>
       <w:sz w:val="24"/>
     </w:rPr>
   </w:style>
-  <w:style w:type="paragraph" w:styleId="Heading7">
+  <w:style w:type="paragraph" w:styleId="8">
     <w:name w:val="heading 7"/>
-    <w:basedOn w:val="Normal"/>
-    <w:next w:val="Normal"/>
+    <w:basedOn w:val="1"/>
+    <w:next w:val="1"/>
     <w:semiHidden/>
     <w:unhideWhenUsed/>
     <w:qFormat/>
+    <w:uiPriority w:val="0"/>
     <w:pPr>
       <w:keepNext/>
       <w:keepLines/>
@@ -11121,13 +11294,14 @@
       <w:sz w:val="24"/>
     </w:rPr>
   </w:style>
-  <w:style w:type="paragraph" w:styleId="Heading8">
+  <w:style w:type="paragraph" w:styleId="9">
     <w:name w:val="heading 8"/>
-    <w:basedOn w:val="Normal"/>
-    <w:next w:val="Normal"/>
+    <w:basedOn w:val="1"/>
+    <w:next w:val="1"/>
     <w:semiHidden/>
     <w:unhideWhenUsed/>
     <w:qFormat/>
+    <w:uiPriority w:val="0"/>
     <w:pPr>
       <w:keepNext/>
       <w:keepLines/>
@@ -11140,17 +11314,18 @@
       <w:outlineLvl w:val="7"/>
     </w:pPr>
     <w:rPr>
-      <w:rFonts w:ascii="Arial" w:eastAsia="黑体" w:hAnsi="Arial"/>
+      <w:rFonts w:ascii="Arial" w:hAnsi="Arial" w:eastAsia="黑体"/>
       <w:sz w:val="24"/>
     </w:rPr>
   </w:style>
-  <w:style w:type="paragraph" w:styleId="Heading9">
+  <w:style w:type="paragraph" w:styleId="10">
     <w:name w:val="heading 9"/>
-    <w:basedOn w:val="Normal"/>
-    <w:next w:val="Normal"/>
+    <w:basedOn w:val="1"/>
+    <w:next w:val="1"/>
     <w:semiHidden/>
     <w:unhideWhenUsed/>
     <w:qFormat/>
+    <w:uiPriority w:val="0"/>
     <w:pPr>
       <w:keepNext/>
       <w:keepLines/>
@@ -11163,19 +11338,21 @@
       <w:outlineLvl w:val="8"/>
     </w:pPr>
     <w:rPr>
-      <w:rFonts w:ascii="Arial" w:eastAsia="黑体" w:hAnsi="Arial"/>
+      <w:rFonts w:ascii="Arial" w:hAnsi="Arial" w:eastAsia="黑体"/>
       <w:sz w:val="21"/>
     </w:rPr>
   </w:style>
-  <w:style w:type="character" w:default="1" w:styleId="DefaultParagraphFont">
+  <w:style w:type="character" w:default="1" w:styleId="24">
     <w:name w:val="Default Paragraph Font"/>
     <w:semiHidden/>
     <w:qFormat/>
+    <w:uiPriority w:val="0"/>
   </w:style>
-  <w:style w:type="table" w:default="1" w:styleId="TableNormal">
+  <w:style w:type="table" w:default="1" w:styleId="22">
     <w:name w:val="Normal Table"/>
     <w:semiHidden/>
     <w:qFormat/>
+    <w:uiPriority w:val="0"/>
     <w:tblPr>
       <w:tblCellMar>
         <w:top w:w="0" w:type="dxa"/>
@@ -11185,39 +11362,43 @@
       </w:tblCellMar>
     </w:tblPr>
   </w:style>
-  <w:style w:type="paragraph" w:styleId="CommentText">
+  <w:style w:type="paragraph" w:styleId="11">
     <w:name w:val="annotation text"/>
-    <w:basedOn w:val="Normal"/>
+    <w:basedOn w:val="1"/>
     <w:qFormat/>
+    <w:uiPriority w:val="0"/>
     <w:pPr>
       <w:jc w:val="left"/>
     </w:pPr>
   </w:style>
-  <w:style w:type="paragraph" w:styleId="BodyText">
+  <w:style w:type="paragraph" w:styleId="12">
     <w:name w:val="Body Text"/>
-    <w:basedOn w:val="Normal"/>
+    <w:basedOn w:val="1"/>
     <w:semiHidden/>
     <w:qFormat/>
+    <w:uiPriority w:val="0"/>
     <w:rPr>
-      <w:rFonts w:ascii="Arial" w:eastAsia="Arial" w:hAnsi="Arial" w:cs="Arial"/>
+      <w:rFonts w:ascii="Arial" w:hAnsi="Arial" w:eastAsia="Arial" w:cs="Arial"/>
       <w:sz w:val="21"/>
       <w:szCs w:val="21"/>
       <w:lang w:val="en-US" w:eastAsia="en-US" w:bidi="ar-SA"/>
     </w:rPr>
   </w:style>
-  <w:style w:type="paragraph" w:styleId="TOC3">
+  <w:style w:type="paragraph" w:styleId="13">
     <w:name w:val="toc 3"/>
-    <w:basedOn w:val="Normal"/>
-    <w:next w:val="Normal"/>
+    <w:basedOn w:val="1"/>
+    <w:next w:val="1"/>
     <w:qFormat/>
+    <w:uiPriority w:val="0"/>
     <w:pPr>
       <w:ind w:left="840" w:leftChars="400"/>
     </w:pPr>
   </w:style>
-  <w:style w:type="paragraph" w:styleId="Footer">
+  <w:style w:type="paragraph" w:styleId="14">
     <w:name w:val="footer"/>
-    <w:basedOn w:val="Normal"/>
+    <w:basedOn w:val="1"/>
     <w:qFormat/>
+    <w:uiPriority w:val="0"/>
     <w:pPr>
       <w:tabs>
         <w:tab w:val="center" w:pos="4153"/>
@@ -11230,16 +11411,17 @@
       <w:sz w:val="18"/>
     </w:rPr>
   </w:style>
-  <w:style w:type="paragraph" w:styleId="Header">
+  <w:style w:type="paragraph" w:styleId="15">
     <w:name w:val="header"/>
-    <w:basedOn w:val="Normal"/>
+    <w:basedOn w:val="1"/>
     <w:qFormat/>
+    <w:uiPriority w:val="0"/>
     <w:pPr>
       <w:pBdr>
-        <w:top w:val="nil"/>
-        <w:left w:val="nil"/>
-        <w:bottom w:val="nil"/>
-        <w:right w:val="nil"/>
+        <w:top w:val="none" w:color="auto" w:sz="0" w:space="0"/>
+        <w:left w:val="none" w:color="auto" w:sz="0" w:space="0"/>
+        <w:bottom w:val="none" w:color="auto" w:sz="0" w:space="0"/>
+        <w:right w:val="none" w:color="auto" w:sz="0" w:space="0"/>
       </w:pBdr>
       <w:tabs>
         <w:tab w:val="center" w:pos="4153"/>
@@ -11254,55 +11436,61 @@
       <w:sz w:val="18"/>
     </w:rPr>
   </w:style>
-  <w:style w:type="paragraph" w:styleId="TOC1">
+  <w:style w:type="paragraph" w:styleId="16">
     <w:name w:val="toc 1"/>
-    <w:basedOn w:val="Normal"/>
-    <w:next w:val="Normal"/>
+    <w:basedOn w:val="1"/>
+    <w:next w:val="1"/>
     <w:qFormat/>
+    <w:uiPriority w:val="0"/>
     <w:rPr>
-      <w:rFonts w:ascii="Arial" w:eastAsia="Microsoft JhengHei" w:hAnsi="Arial"/>
+      <w:rFonts w:ascii="Arial" w:hAnsi="Arial" w:eastAsia="Microsoft JhengHei"/>
       <w:sz w:val="24"/>
     </w:rPr>
   </w:style>
-  <w:style w:type="paragraph" w:styleId="TableofFigures">
+  <w:style w:type="paragraph" w:styleId="17">
     <w:name w:val="table of figures"/>
-    <w:basedOn w:val="Normal"/>
-    <w:next w:val="Normal"/>
+    <w:basedOn w:val="1"/>
+    <w:next w:val="1"/>
     <w:qFormat/>
+    <w:uiPriority w:val="0"/>
     <w:pPr>
-      <w:ind w:hanging="200" w:leftChars="200" w:hangingChars="200"/>
+      <w:ind w:leftChars="200" w:hanging="200" w:hangingChars="200"/>
     </w:pPr>
   </w:style>
-  <w:style w:type="paragraph" w:styleId="TOC2">
+  <w:style w:type="paragraph" w:styleId="18">
     <w:name w:val="toc 2"/>
-    <w:basedOn w:val="Normal"/>
-    <w:next w:val="Normal"/>
+    <w:basedOn w:val="1"/>
+    <w:next w:val="1"/>
     <w:qFormat/>
+    <w:uiPriority w:val="0"/>
     <w:pPr>
       <w:ind w:left="420" w:leftChars="200"/>
     </w:pPr>
   </w:style>
-  <w:style w:type="paragraph" w:styleId="HTMLPreformatted">
+  <w:style w:type="paragraph" w:styleId="19">
     <w:name w:val="HTML Preformatted"/>
-    <w:basedOn w:val="Normal"/>
+    <w:basedOn w:val="1"/>
     <w:qFormat/>
+    <w:uiPriority w:val="0"/>
     <w:rPr>
       <w:rFonts w:ascii="Courier New" w:hAnsi="Courier New"/>
       <w:sz w:val="20"/>
     </w:rPr>
   </w:style>
-  <w:style w:type="paragraph" w:styleId="NormalWeb">
+  <w:style w:type="paragraph" w:styleId="20">
     <w:name w:val="Normal (Web)"/>
-    <w:basedOn w:val="Normal"/>
+    <w:basedOn w:val="1"/>
     <w:qFormat/>
+    <w:uiPriority w:val="0"/>
     <w:rPr>
       <w:sz w:val="24"/>
     </w:rPr>
   </w:style>
-  <w:style w:type="paragraph" w:styleId="Title">
+  <w:style w:type="paragraph" w:styleId="21">
     <w:name w:val="Title"/>
-    <w:basedOn w:val="Normal"/>
+    <w:basedOn w:val="1"/>
     <w:qFormat/>
+    <w:uiPriority w:val="0"/>
     <w:pPr>
       <w:spacing w:before="240" w:beforeLines="0" w:beforeAutospacing="0" w:after="60" w:afterLines="0" w:afterAutospacing="0"/>
       <w:jc w:val="center"/>
@@ -11314,85 +11502,91 @@
       <w:sz w:val="32"/>
     </w:rPr>
   </w:style>
-  <w:style w:type="table" w:styleId="TableGrid">
+  <w:style w:type="table" w:styleId="23">
     <w:name w:val="Table Grid"/>
-    <w:basedOn w:val="TableNormal"/>
+    <w:basedOn w:val="22"/>
     <w:qFormat/>
+    <w:uiPriority w:val="0"/>
     <w:pPr>
       <w:widowControl w:val="0"/>
       <w:jc w:val="both"/>
     </w:pPr>
     <w:tblPr>
       <w:tblBorders>
-        <w:top w:val="single" w:sz="4" w:space="0" w:color="auto"/>
-        <w:left w:val="single" w:sz="4" w:space="0" w:color="auto"/>
-        <w:bottom w:val="single" w:sz="4" w:space="0" w:color="auto"/>
-        <w:right w:val="single" w:sz="4" w:space="0" w:color="auto"/>
-        <w:insideH w:val="single" w:sz="4" w:space="0" w:color="auto"/>
-        <w:insideV w:val="single" w:sz="4" w:space="0" w:color="auto"/>
+        <w:top w:val="single" w:color="auto" w:sz="4" w:space="0"/>
+        <w:left w:val="single" w:color="auto" w:sz="4" w:space="0"/>
+        <w:bottom w:val="single" w:color="auto" w:sz="4" w:space="0"/>
+        <w:right w:val="single" w:color="auto" w:sz="4" w:space="0"/>
+        <w:insideH w:val="single" w:color="auto" w:sz="4" w:space="0"/>
+        <w:insideV w:val="single" w:color="auto" w:sz="4" w:space="0"/>
       </w:tblBorders>
     </w:tblPr>
   </w:style>
-  <w:style w:type="character" w:styleId="Strong">
+  <w:style w:type="character" w:styleId="25">
     <w:name w:val="Strong"/>
-    <w:basedOn w:val="DefaultParagraphFont"/>
+    <w:basedOn w:val="24"/>
     <w:qFormat/>
+    <w:uiPriority w:val="0"/>
     <w:rPr>
       <w:b/>
     </w:rPr>
   </w:style>
-  <w:style w:type="paragraph" w:customStyle="1" w:styleId="a">
+  <w:style w:type="paragraph" w:customStyle="1" w:styleId="26">
     <w:name w:val="柴_文档修订信息"/>
-    <w:basedOn w:val="Normal"/>
+    <w:basedOn w:val="1"/>
     <w:qFormat/>
+    <w:uiPriority w:val="0"/>
     <w:pPr>
       <w:widowControl w:val="0"/>
       <w:ind w:firstLine="470" w:firstLineChars="200"/>
       <w:jc w:val="center"/>
     </w:pPr>
     <w:rPr>
-      <w:rFonts w:ascii="Arial" w:hAnsi="Arial" w:hint="eastAsia"/>
+      <w:rFonts w:hint="eastAsia" w:ascii="Arial" w:hAnsi="Arial"/>
       <w:b/>
       <w:bCs/>
       <w:sz w:val="24"/>
       <w:lang w:eastAsia="zh-CN"/>
     </w:rPr>
   </w:style>
-  <w:style w:type="paragraph" w:customStyle="1" w:styleId="a0">
+  <w:style w:type="paragraph" w:customStyle="1" w:styleId="27">
     <w:name w:val="柴_公司名"/>
-    <w:basedOn w:val="Title"/>
+    <w:basedOn w:val="21"/>
     <w:qFormat/>
+    <w:uiPriority w:val="0"/>
     <w:pPr>
       <w:spacing w:after="600" w:afterLines="600"/>
     </w:pPr>
     <w:rPr>
-      <w:rFonts w:ascii="宋体" w:eastAsia="宋体" w:hAnsi="宋体" w:cs="宋体" w:hint="eastAsia"/>
+      <w:rFonts w:hint="eastAsia" w:ascii="宋体" w:hAnsi="宋体" w:eastAsia="宋体" w:cs="宋体"/>
       <w:bCs/>
       <w:spacing w:val="-6"/>
       <w:sz w:val="52"/>
       <w:szCs w:val="52"/>
     </w:rPr>
   </w:style>
-  <w:style w:type="paragraph" w:customStyle="1" w:styleId="a1">
+  <w:style w:type="paragraph" w:customStyle="1" w:styleId="28">
     <w:name w:val="柴_文档名"/>
-    <w:basedOn w:val="Title"/>
+    <w:basedOn w:val="21"/>
     <w:qFormat/>
+    <w:uiPriority w:val="0"/>
     <w:pPr>
       <w:spacing w:after="900" w:afterLines="900"/>
     </w:pPr>
     <w:rPr>
-      <w:rFonts w:ascii="黑体" w:eastAsia="黑体" w:hAnsi="黑体" w:cs="黑体"/>
+      <w:rFonts w:ascii="黑体" w:hAnsi="黑体" w:eastAsia="黑体" w:cs="黑体"/>
       <w:bCs/>
       <w:spacing w:val="-7"/>
       <w:sz w:val="52"/>
       <w:szCs w:val="52"/>
     </w:rPr>
   </w:style>
-  <w:style w:type="table" w:customStyle="1" w:styleId="TableNormal0">
+  <w:style w:type="table" w:customStyle="1" w:styleId="29">
     <w:name w:val="Table Normal_0"/>
     <w:semiHidden/>
     <w:unhideWhenUsed/>
     <w:qFormat/>
+    <w:uiPriority w:val="0"/>
     <w:tblPr>
       <w:tblCellMar>
         <w:top w:w="0" w:type="dxa"/>
@@ -11402,82 +11596,88 @@
       </w:tblCellMar>
     </w:tblPr>
   </w:style>
-  <w:style w:type="paragraph" w:customStyle="1" w:styleId="TableText">
+  <w:style w:type="paragraph" w:customStyle="1" w:styleId="30">
     <w:name w:val="Table Text"/>
-    <w:basedOn w:val="Normal"/>
+    <w:basedOn w:val="1"/>
     <w:semiHidden/>
     <w:qFormat/>
+    <w:uiPriority w:val="0"/>
     <w:rPr>
-      <w:rFonts w:ascii="宋体" w:eastAsia="宋体" w:hAnsi="宋体" w:cs="宋体"/>
+      <w:rFonts w:ascii="宋体" w:hAnsi="宋体" w:eastAsia="宋体" w:cs="宋体"/>
       <w:sz w:val="21"/>
       <w:szCs w:val="21"/>
       <w:lang w:val="en-US" w:eastAsia="en-US" w:bidi="ar-SA"/>
     </w:rPr>
   </w:style>
-  <w:style w:type="paragraph" w:customStyle="1" w:styleId="1">
+  <w:style w:type="paragraph" w:customStyle="1" w:styleId="31">
     <w:name w:val="柴_标题1"/>
-    <w:basedOn w:val="Heading1"/>
-    <w:next w:val="a2"/>
-    <w:link w:val="1Char"/>
+    <w:basedOn w:val="2"/>
+    <w:next w:val="32"/>
+    <w:link w:val="41"/>
     <w:qFormat/>
+    <w:uiPriority w:val="0"/>
     <w:pPr>
       <w:spacing w:before="100" w:after="90" w:line="360" w:lineRule="auto"/>
     </w:pPr>
     <w:rPr>
-      <w:rFonts w:ascii="Arial" w:eastAsia="宋体" w:hAnsi="Arial"/>
+      <w:rFonts w:ascii="Arial" w:hAnsi="Arial" w:eastAsia="宋体"/>
       <w:sz w:val="32"/>
     </w:rPr>
   </w:style>
-  <w:style w:type="paragraph" w:customStyle="1" w:styleId="a2">
+  <w:style w:type="paragraph" w:customStyle="1" w:styleId="32">
     <w:name w:val="柴_正文"/>
-    <w:basedOn w:val="BodyText"/>
-    <w:link w:val="Char"/>
+    <w:basedOn w:val="12"/>
+    <w:link w:val="44"/>
     <w:qFormat/>
+    <w:uiPriority w:val="0"/>
     <w:pPr>
       <w:spacing w:line="360" w:lineRule="auto"/>
       <w:ind w:firstLine="470" w:firstLineChars="200"/>
     </w:pPr>
     <w:rPr>
-      <w:rFonts w:ascii="Arial" w:eastAsia="宋体" w:hAnsi="Arial"/>
+      <w:rFonts w:ascii="Arial" w:hAnsi="Arial" w:eastAsia="宋体"/>
       <w:sz w:val="24"/>
       <w:lang w:eastAsia="zh-CN"/>
     </w:rPr>
   </w:style>
-  <w:style w:type="paragraph" w:customStyle="1" w:styleId="2">
+  <w:style w:type="paragraph" w:customStyle="1" w:styleId="33">
     <w:name w:val="柴_标题2"/>
-    <w:basedOn w:val="Heading2"/>
-    <w:next w:val="a2"/>
-    <w:link w:val="2Char"/>
+    <w:basedOn w:val="3"/>
+    <w:next w:val="32"/>
+    <w:link w:val="47"/>
     <w:qFormat/>
+    <w:uiPriority w:val="0"/>
     <w:pPr>
       <w:spacing w:line="360" w:lineRule="auto"/>
     </w:pPr>
     <w:rPr>
-      <w:rFonts w:ascii="Arial" w:eastAsia="宋体" w:hAnsi="Arial"/>
+      <w:rFonts w:ascii="Arial" w:hAnsi="Arial" w:eastAsia="宋体"/>
       <w:sz w:val="28"/>
     </w:rPr>
   </w:style>
-  <w:style w:type="paragraph" w:customStyle="1" w:styleId="3">
+  <w:style w:type="paragraph" w:customStyle="1" w:styleId="34">
     <w:name w:val="柴_标题3"/>
-    <w:basedOn w:val="Heading3"/>
-    <w:next w:val="a2"/>
+    <w:basedOn w:val="4"/>
+    <w:next w:val="32"/>
     <w:qFormat/>
+    <w:uiPriority w:val="0"/>
     <w:pPr>
       <w:spacing w:line="360" w:lineRule="auto"/>
       <w:ind w:left="0" w:firstLine="472" w:firstLineChars="200"/>
     </w:pPr>
     <w:rPr>
-      <w:rFonts w:ascii="宋体" w:eastAsia="宋体" w:hAnsi="宋体" w:cs="宋体"/>
+      <w:rFonts w:ascii="宋体" w:hAnsi="宋体" w:eastAsia="宋体" w:cs="宋体"/>
       <w:spacing w:val="-2"/>
       <w:sz w:val="24"/>
       <w:szCs w:val="24"/>
     </w:rPr>
   </w:style>
-  <w:style w:type="paragraph" w:customStyle="1" w:styleId="a3">
+  <w:style w:type="paragraph" w:customStyle="1" w:styleId="35">
     <w:name w:val="柴_目录"/>
-    <w:basedOn w:val="Normal"/>
-    <w:next w:val="BodyText"/>
+    <w:basedOn w:val="1"/>
+    <w:next w:val="12"/>
     <w:qFormat/>
+    <w:uiPriority w:val="0"/>
     <w:pPr>
       <w:tabs>
         <w:tab w:val="right" w:leader="dot" w:pos="8442"/>
@@ -11485,59 +11685,64 @@
       <w:ind w:left="0" w:leftChars="0"/>
     </w:pPr>
     <w:rPr>
-      <w:rFonts w:ascii="Arial" w:eastAsia="Microsoft JhengHei" w:hAnsi="Arial"/>
+      <w:rFonts w:ascii="Arial" w:hAnsi="Arial" w:eastAsia="Microsoft JhengHei"/>
       <w:sz w:val="24"/>
     </w:rPr>
   </w:style>
-  <w:style w:type="paragraph" w:customStyle="1" w:styleId="WPSOffice1">
+  <w:style w:type="paragraph" w:customStyle="1" w:styleId="36">
     <w:name w:val="WPSOffice手动目录 1"/>
     <w:qFormat/>
+    <w:uiPriority w:val="0"/>
     <w:pPr>
       <w:ind w:leftChars="0"/>
     </w:pPr>
     <w:rPr>
-      <w:rFonts w:ascii="Times New Roman" w:eastAsia="宋体" w:hAnsi="Times New Roman" w:cs="Times New Roman"/>
+      <w:rFonts w:ascii="Times New Roman" w:hAnsi="Times New Roman" w:eastAsia="宋体" w:cs="Times New Roman"/>
       <w:sz w:val="20"/>
       <w:szCs w:val="20"/>
     </w:rPr>
   </w:style>
-  <w:style w:type="paragraph" w:customStyle="1" w:styleId="WPSOffice2">
+  <w:style w:type="paragraph" w:customStyle="1" w:styleId="37">
     <w:name w:val="WPSOffice手动目录 2"/>
     <w:qFormat/>
+    <w:uiPriority w:val="0"/>
     <w:pPr>
       <w:ind w:leftChars="200"/>
     </w:pPr>
     <w:rPr>
-      <w:rFonts w:ascii="Times New Roman" w:eastAsia="宋体" w:hAnsi="Times New Roman" w:cs="Times New Roman"/>
+      <w:rFonts w:ascii="Times New Roman" w:hAnsi="Times New Roman" w:eastAsia="宋体" w:cs="Times New Roman"/>
       <w:sz w:val="20"/>
       <w:szCs w:val="20"/>
     </w:rPr>
   </w:style>
-  <w:style w:type="paragraph" w:customStyle="1" w:styleId="WPSOffice3">
+  <w:style w:type="paragraph" w:customStyle="1" w:styleId="38">
     <w:name w:val="WPSOffice手动目录 3"/>
     <w:qFormat/>
+    <w:uiPriority w:val="0"/>
     <w:pPr>
       <w:ind w:leftChars="400"/>
     </w:pPr>
     <w:rPr>
-      <w:rFonts w:ascii="Times New Roman" w:eastAsia="宋体" w:hAnsi="Times New Roman" w:cs="Times New Roman"/>
+      <w:rFonts w:ascii="Times New Roman" w:hAnsi="Times New Roman" w:eastAsia="宋体" w:cs="Times New Roman"/>
       <w:sz w:val="20"/>
       <w:szCs w:val="20"/>
     </w:rPr>
   </w:style>
-  <w:style w:type="paragraph" w:customStyle="1" w:styleId="Compact">
+  <w:style w:type="paragraph" w:customStyle="1" w:styleId="39">
     <w:name w:val="Compact"/>
-    <w:basedOn w:val="BodyText"/>
+    <w:basedOn w:val="12"/>
     <w:qFormat/>
+    <w:uiPriority w:val="0"/>
     <w:pPr>
       <w:spacing w:before="36" w:after="36"/>
     </w:pPr>
   </w:style>
-  <w:style w:type="table" w:customStyle="1" w:styleId="Table">
+  <w:style w:type="table" w:customStyle="1" w:styleId="40">
     <w:name w:val="Table"/>
     <w:semiHidden/>
     <w:unhideWhenUsed/>
     <w:qFormat/>
+    <w:uiPriority w:val="0"/>
     <w:tblPr>
       <w:tblCellMar>
         <w:top w:w="0" w:type="dxa"/>
@@ -11549,26 +11754,28 @@
     <w:tblStylePr w:type="firstRow">
       <w:tcPr>
         <w:tcBorders>
-          <w:bottom w:val="single" w:sz="0" w:space="0" w:color="auto"/>
+          <w:bottom w:val="single" w:color="auto" w:sz="0" w:space="0"/>
         </w:tcBorders>
         <w:vAlign w:val="bottom"/>
       </w:tcPr>
     </w:tblStylePr>
   </w:style>
-  <w:style w:type="character" w:customStyle="1" w:styleId="1Char">
+  <w:style w:type="character" w:customStyle="1" w:styleId="41">
     <w:name w:val="柴_标题1 Char"/>
-    <w:link w:val="1"/>
+    <w:link w:val="31"/>
     <w:qFormat/>
+    <w:uiPriority w:val="0"/>
     <w:rPr>
-      <w:rFonts w:ascii="Arial" w:eastAsia="宋体" w:hAnsi="Arial"/>
+      <w:rFonts w:ascii="Arial" w:hAnsi="Arial" w:eastAsia="宋体"/>
       <w:sz w:val="32"/>
     </w:rPr>
   </w:style>
-  <w:style w:type="paragraph" w:customStyle="1" w:styleId="a4">
+  <w:style w:type="paragraph" w:customStyle="1" w:styleId="42">
     <w:name w:val="柴_正文_无缩进"/>
-    <w:basedOn w:val="Normal"/>
-    <w:link w:val="Char0"/>
+    <w:basedOn w:val="1"/>
+    <w:link w:val="46"/>
     <w:qFormat/>
+    <w:uiPriority w:val="0"/>
     <w:pPr>
       <w:ind w:firstLine="0" w:firstLineChars="0"/>
     </w:pPr>
@@ -11578,38 +11785,41 @@
       <w:lang w:eastAsia="zh-CN"/>
     </w:rPr>
   </w:style>
-  <w:style w:type="paragraph" w:customStyle="1" w:styleId="4">
+  <w:style w:type="paragraph" w:customStyle="1" w:styleId="43">
     <w:name w:val="柴_标题4"/>
-    <w:basedOn w:val="Heading4"/>
-    <w:next w:val="Normal"/>
+    <w:basedOn w:val="5"/>
+    <w:next w:val="1"/>
     <w:qFormat/>
+    <w:uiPriority w:val="0"/>
     <w:pPr>
       <w:widowControl w:val="0"/>
       <w:spacing w:before="160" w:line="360" w:lineRule="auto"/>
-      <w:ind w:left="981" w:hanging="862" w:leftChars="300"/>
+      <w:ind w:left="981" w:leftChars="300" w:hanging="862"/>
     </w:pPr>
     <w:rPr>
-      <w:rFonts w:ascii="Calibri" w:eastAsia="宋体" w:hAnsi="Calibri" w:cs="宋体" w:hint="eastAsia"/>
+      <w:rFonts w:hint="eastAsia" w:ascii="Calibri" w:hAnsi="Calibri" w:eastAsia="宋体" w:cs="宋体"/>
       <w:sz w:val="24"/>
       <w:szCs w:val="24"/>
       <w:lang w:eastAsia="zh-CN" w:bidi="zh-CN"/>
     </w:rPr>
   </w:style>
-  <w:style w:type="character" w:customStyle="1" w:styleId="Char">
+  <w:style w:type="character" w:customStyle="1" w:styleId="44">
     <w:name w:val="柴_正文 Char"/>
-    <w:link w:val="a2"/>
+    <w:link w:val="32"/>
     <w:qFormat/>
+    <w:uiPriority w:val="0"/>
     <w:rPr>
-      <w:rFonts w:ascii="Arial" w:eastAsia="宋体" w:hAnsi="Arial"/>
+      <w:rFonts w:ascii="Arial" w:hAnsi="Arial" w:eastAsia="宋体"/>
       <w:sz w:val="24"/>
       <w:lang w:eastAsia="zh-CN"/>
     </w:rPr>
   </w:style>
-  <w:style w:type="table" w:customStyle="1" w:styleId="TableNormal00">
+  <w:style w:type="table" w:customStyle="1" w:styleId="45">
     <w:name w:val="Table Normal_0_0"/>
     <w:semiHidden/>
     <w:unhideWhenUsed/>
     <w:qFormat/>
+    <w:uiPriority w:val="0"/>
     <w:tblPr>
       <w:tblCellMar>
         <w:top w:w="0" w:type="dxa"/>
@@ -11619,41 +11829,45 @@
       </w:tblCellMar>
     </w:tblPr>
   </w:style>
-  <w:style w:type="character" w:customStyle="1" w:styleId="Char0">
+  <w:style w:type="character" w:customStyle="1" w:styleId="46">
     <w:name w:val="柴_正文_无缩进 Char"/>
-    <w:link w:val="a4"/>
+    <w:link w:val="42"/>
     <w:qFormat/>
+    <w:uiPriority w:val="0"/>
     <w:rPr>
       <w:rFonts w:ascii="Arial" w:hAnsi="Arial"/>
       <w:sz w:val="24"/>
       <w:lang w:eastAsia="zh-CN"/>
     </w:rPr>
   </w:style>
-  <w:style w:type="character" w:customStyle="1" w:styleId="2Char">
+  <w:style w:type="character" w:customStyle="1" w:styleId="47">
     <w:name w:val="柴_标题2 Char"/>
-    <w:link w:val="2"/>
+    <w:link w:val="33"/>
     <w:qFormat/>
+    <w:uiPriority w:val="0"/>
     <w:rPr>
-      <w:rFonts w:ascii="Arial" w:eastAsia="宋体" w:hAnsi="Arial"/>
+      <w:rFonts w:ascii="Arial" w:hAnsi="Arial" w:eastAsia="宋体"/>
       <w:sz w:val="28"/>
     </w:rPr>
   </w:style>
-  <w:style w:type="character" w:customStyle="1" w:styleId="Char1">
+  <w:style w:type="character" w:customStyle="1" w:styleId="48">
     <w:name w:val="柴_题注 Char"/>
-    <w:link w:val="a5"/>
+    <w:link w:val="49"/>
     <w:qFormat/>
+    <w:uiPriority w:val="0"/>
   </w:style>
-  <w:style w:type="paragraph" w:customStyle="1" w:styleId="a5">
+  <w:style w:type="paragraph" w:customStyle="1" w:styleId="49">
     <w:name w:val="柴_题注"/>
-    <w:basedOn w:val="HTMLPreformatted"/>
-    <w:link w:val="Char1"/>
+    <w:basedOn w:val="19"/>
+    <w:link w:val="48"/>
     <w:qFormat/>
+    <w:uiPriority w:val="0"/>
     <w:pPr>
       <w:pBdr>
-        <w:top w:val="nil"/>
-        <w:left w:val="nil"/>
-        <w:bottom w:val="nil"/>
-        <w:right w:val="nil"/>
+        <w:top w:val="none" w:color="auto" w:sz="0" w:space="0"/>
+        <w:left w:val="none" w:color="auto" w:sz="0" w:space="0"/>
+        <w:bottom w:val="none" w:color="auto" w:sz="0" w:space="0"/>
+        <w:right w:val="none" w:color="auto" w:sz="0" w:space="0"/>
       </w:pBdr>
       <w:tabs>
         <w:tab w:val="left" w:pos="916"/>
